--- a/forskning/ncc-kohort/submission_pse/TABLES.docx
+++ b/forskning/ncc-kohort/submission_pse/TABLES.docx
@@ -2,7 +2,7 @@
 <file path=word/document.xml><?xml version="1.0" encoding="utf-8"?>
 <w:document xmlns:w="http://schemas.openxmlformats.org/wordprocessingml/2006/main" xmlns:m="http://schemas.openxmlformats.org/officeDocument/2006/math" xmlns:r="http://schemas.openxmlformats.org/officeDocument/2006/relationships" xmlns:o="urn:schemas-microsoft-com:office:office" xmlns:v="urn:schemas-microsoft-com:vml" xmlns:w10="urn:schemas-microsoft-com:office:word" xmlns:a="http://schemas.openxmlformats.org/drawingml/2006/main" xmlns:pic="http://schemas.openxmlformats.org/drawingml/2006/picture" xmlns:wp="http://schemas.openxmlformats.org/drawingml/2006/wordprocessingDrawing">
   <w:body>
-    <w:bookmarkStart w:id="15" w:name="tables"/>
+    <w:bookmarkStart w:id="16" w:name="tables"/>
     <w:p>
       <w:pPr>
         <w:pStyle w:val="Heading1"/>
@@ -16,7 +16,7 @@
         <w:pStyle w:val="FirstParagraph"/>
       </w:pPr>
       <w:r>
-        <w:t xml:space="preserve">(Submitted as editable text; in the final Word manuscript, each table on its own page after the references.)</w:t>
+        <w:t xml:space="preserve">(Submitted as editable text; in the final Word manuscript, each table on its own page after the references. Supplementary Tables S1–S7 follow as supplementary material.)</w:t>
       </w:r>
     </w:p>
     <w:p>
@@ -2166,7 +2166,7 @@
         <w:t xml:space="preserve"> </w:t>
       </w:r>
       <w:r>
-        <w:t xml:space="preserve">HRs are per one-SD increase for standardized covariates and per unit for the count of championship types. The volume-at-milestone covariate produces the largest single-step C-index gain (0.573 → 0.846).</w:t>
+        <w:t xml:space="preserve">HRs are per one-SD increase for standardized covariates and per unit for the count of championship types. The volume-at-milestone covariate produces the largest single-step C-index gain (0.573 → 0.846). Schoenfeld residual tests detected proportional-hazards violations for vol_milepael, HHI early, and championship types; period-specific HRs are given in Table 4.</w:t>
       </w:r>
     </w:p>
     <w:p>
@@ -2177,13 +2177,491 @@
       </w:r>
     </w:p>
     <w:bookmarkEnd w:id="11"/>
-    <w:bookmarkStart w:id="12" w:name="X1822f1116ce8db499c56baf1e4eea4396818994"/>
+    <w:bookmarkStart w:id="12" w:name="Xbfe3faf40cf76853f84917063d5bd4f677a1b97"/>
     <w:p>
       <w:pPr>
         <w:pStyle w:val="Heading2"/>
       </w:pPr>
       <w:r>
-        <w:t xml:space="preserve">Table 4. Random forest variable importance (top 15) for senior retention</w:t>
+        <w:t xml:space="preserve">Table 4. Time-varying hazard ratios across follow-up periods (full Cox model, period-specific)</w:t>
+      </w:r>
+    </w:p>
+    <w:tbl>
+      <w:tblPr>
+        <w:tblStyle w:val="Table"/>
+        <w:tblW w:type="pct" w:w="5000"/>
+        <w:tblLayout w:type="fixed"/>
+        <w:tblLook w:firstRow="1" w:lastRow="0" w:firstColumn="0" w:lastColumn="0" w:noHBand="0" w:noVBand="0" w:val="0020"/>
+      </w:tblPr>
+      <w:tblGrid>
+        <w:gridCol w:w="1980"/>
+        <w:gridCol w:w="1980"/>
+        <w:gridCol w:w="1980"/>
+        <w:gridCol w:w="1980"/>
+      </w:tblGrid>
+      <w:tr>
+        <w:trPr>
+          <w:tblHeader w:val="on"/>
+        </w:trPr>
+        <w:tc>
+          <w:tcPr/>
+          <w:p>
+            <w:pPr>
+              <w:pStyle w:val="Compact"/>
+            </w:pPr>
+            <w:r>
+              <w:t xml:space="preserve">Covariate</w:t>
+            </w:r>
+          </w:p>
+        </w:tc>
+        <w:tc>
+          <w:tcPr/>
+          <w:p>
+            <w:pPr>
+              <w:pStyle w:val="Compact"/>
+            </w:pPr>
+            <w:r>
+              <w:t xml:space="preserve">Years 0–3 (age 13–17)</w:t>
+            </w:r>
+          </w:p>
+        </w:tc>
+        <w:tc>
+          <w:tcPr/>
+          <w:p>
+            <w:pPr>
+              <w:pStyle w:val="Compact"/>
+            </w:pPr>
+            <w:r>
+              <w:t xml:space="preserve">Years 3–6 (age 16–19)</w:t>
+            </w:r>
+          </w:p>
+        </w:tc>
+        <w:tc>
+          <w:tcPr/>
+          <w:p>
+            <w:pPr>
+              <w:pStyle w:val="Compact"/>
+            </w:pPr>
+            <w:r>
+              <w:t xml:space="preserve">Years 6+ (age 19+)</w:t>
+            </w:r>
+          </w:p>
+        </w:tc>
+      </w:tr>
+      <w:tr>
+        <w:tc>
+          <w:tcPr/>
+          <w:p>
+            <w:pPr>
+              <w:pStyle w:val="Compact"/>
+            </w:pPr>
+            <w:r>
+              <w:rPr>
+                <w:b/>
+                <w:bCs/>
+              </w:rPr>
+              <w:t xml:space="preserve">Volume at age 15–16 (per SD)</w:t>
+            </w:r>
+          </w:p>
+        </w:tc>
+        <w:tc>
+          <w:tcPr/>
+          <w:p>
+            <w:pPr>
+              <w:pStyle w:val="Compact"/>
+            </w:pPr>
+            <w:r>
+              <w:rPr>
+                <w:b/>
+                <w:bCs/>
+              </w:rPr>
+              <w:t xml:space="preserve">0.14 [0.11, 0.16]</w:t>
+            </w:r>
+          </w:p>
+        </w:tc>
+        <w:tc>
+          <w:tcPr/>
+          <w:p>
+            <w:pPr>
+              <w:pStyle w:val="Compact"/>
+            </w:pPr>
+            <w:r>
+              <w:rPr>
+                <w:b/>
+                <w:bCs/>
+              </w:rPr>
+              <w:t xml:space="preserve">0.69 [0.60, 0.79]</w:t>
+            </w:r>
+          </w:p>
+        </w:tc>
+        <w:tc>
+          <w:tcPr/>
+          <w:p>
+            <w:pPr>
+              <w:pStyle w:val="Compact"/>
+            </w:pPr>
+            <w:r>
+              <w:t xml:space="preserve">0.96 [0.77, 1.19]</w:t>
+            </w:r>
+          </w:p>
+        </w:tc>
+      </w:tr>
+      <w:tr>
+        <w:tc>
+          <w:tcPr/>
+          <w:p>
+            <w:pPr>
+              <w:pStyle w:val="Compact"/>
+            </w:pPr>
+            <w:r>
+              <w:t xml:space="preserve">Championship types (count)</w:t>
+            </w:r>
+          </w:p>
+        </w:tc>
+        <w:tc>
+          <w:tcPr/>
+          <w:p>
+            <w:pPr>
+              <w:pStyle w:val="Compact"/>
+            </w:pPr>
+            <w:r>
+              <w:t xml:space="preserve">0.61 [0.55, 0.69]</w:t>
+            </w:r>
+          </w:p>
+        </w:tc>
+        <w:tc>
+          <w:tcPr/>
+          <w:p>
+            <w:pPr>
+              <w:pStyle w:val="Compact"/>
+            </w:pPr>
+            <w:r>
+              <w:t xml:space="preserve">0.88 [0.79, 0.99]</w:t>
+            </w:r>
+          </w:p>
+        </w:tc>
+        <w:tc>
+          <w:tcPr/>
+          <w:p>
+            <w:pPr>
+              <w:pStyle w:val="Compact"/>
+            </w:pPr>
+            <w:r>
+              <w:t xml:space="preserve">0.97 [0.78, 1.21]</w:t>
+            </w:r>
+          </w:p>
+        </w:tc>
+      </w:tr>
+      <w:tr>
+        <w:tc>
+          <w:tcPr/>
+          <w:p>
+            <w:pPr>
+              <w:pStyle w:val="Compact"/>
+            </w:pPr>
+            <w:r>
+              <w:t xml:space="preserve">Tyrving (z)</w:t>
+            </w:r>
+          </w:p>
+        </w:tc>
+        <w:tc>
+          <w:tcPr/>
+          <w:p>
+            <w:pPr>
+              <w:pStyle w:val="Compact"/>
+            </w:pPr>
+            <w:r>
+              <w:t xml:space="preserve">1.07 [0.99, 1.15]</w:t>
+            </w:r>
+          </w:p>
+        </w:tc>
+        <w:tc>
+          <w:tcPr/>
+          <w:p>
+            <w:pPr>
+              <w:pStyle w:val="Compact"/>
+            </w:pPr>
+            <w:r>
+              <w:t xml:space="preserve">0.92 [0.84, 1.01]</w:t>
+            </w:r>
+          </w:p>
+        </w:tc>
+        <w:tc>
+          <w:tcPr/>
+          <w:p>
+            <w:pPr>
+              <w:pStyle w:val="Compact"/>
+            </w:pPr>
+            <w:r>
+              <w:t xml:space="preserve">0.94 [0.78, 1.13]</w:t>
+            </w:r>
+          </w:p>
+        </w:tc>
+      </w:tr>
+      <w:tr>
+        <w:tc>
+          <w:tcPr/>
+          <w:p>
+            <w:pPr>
+              <w:pStyle w:val="Compact"/>
+            </w:pPr>
+            <w:r>
+              <w:t xml:space="preserve">HHI early (z)</w:t>
+            </w:r>
+          </w:p>
+        </w:tc>
+        <w:tc>
+          <w:tcPr/>
+          <w:p>
+            <w:pPr>
+              <w:pStyle w:val="Compact"/>
+            </w:pPr>
+            <w:r>
+              <w:t xml:space="preserve">0.97 [0.91, 1.05]</w:t>
+            </w:r>
+          </w:p>
+        </w:tc>
+        <w:tc>
+          <w:tcPr/>
+          <w:p>
+            <w:pPr>
+              <w:pStyle w:val="Compact"/>
+            </w:pPr>
+            <w:r>
+              <w:t xml:space="preserve">0.93 [0.85, 1.02]</w:t>
+            </w:r>
+          </w:p>
+        </w:tc>
+        <w:tc>
+          <w:tcPr/>
+          <w:p>
+            <w:pPr>
+              <w:pStyle w:val="Compact"/>
+            </w:pPr>
+            <w:r>
+              <w:t xml:space="preserve">1.02 [0.85, 1.21]</w:t>
+            </w:r>
+          </w:p>
+        </w:tc>
+      </w:tr>
+      <w:tr>
+        <w:tc>
+          <w:tcPr/>
+          <w:p>
+            <w:pPr>
+              <w:pStyle w:val="Compact"/>
+            </w:pPr>
+            <w:r>
+              <w:t xml:space="preserve">Female</w:t>
+            </w:r>
+          </w:p>
+        </w:tc>
+        <w:tc>
+          <w:tcPr/>
+          <w:p>
+            <w:pPr>
+              <w:pStyle w:val="Compact"/>
+            </w:pPr>
+            <w:r>
+              <w:t xml:space="preserve">1.16 [1.02, 1.31]</w:t>
+            </w:r>
+          </w:p>
+        </w:tc>
+        <w:tc>
+          <w:tcPr/>
+          <w:p>
+            <w:pPr>
+              <w:pStyle w:val="Compact"/>
+            </w:pPr>
+            <w:r>
+              <w:t xml:space="preserve">1.06 [0.91, 1.23]</w:t>
+            </w:r>
+          </w:p>
+        </w:tc>
+        <w:tc>
+          <w:tcPr/>
+          <w:p>
+            <w:pPr>
+              <w:pStyle w:val="Compact"/>
+            </w:pPr>
+            <w:r>
+              <w:t xml:space="preserve">1.09 [0.85, 1.39]</w:t>
+            </w:r>
+          </w:p>
+        </w:tc>
+      </w:tr>
+      <w:tr>
+        <w:tc>
+          <w:tcPr/>
+          <w:p>
+            <w:pPr>
+              <w:pStyle w:val="Compact"/>
+            </w:pPr>
+            <w:r>
+              <w:t xml:space="preserve">n at risk in interval</w:t>
+            </w:r>
+          </w:p>
+        </w:tc>
+        <w:tc>
+          <w:tcPr/>
+          <w:p>
+            <w:pPr>
+              <w:pStyle w:val="Compact"/>
+            </w:pPr>
+            <w:r>
+              <w:t xml:space="preserve">1,704</w:t>
+            </w:r>
+          </w:p>
+        </w:tc>
+        <w:tc>
+          <w:tcPr/>
+          <w:p>
+            <w:pPr>
+              <w:pStyle w:val="Compact"/>
+            </w:pPr>
+            <w:r>
+              <w:t xml:space="preserve">669</w:t>
+            </w:r>
+          </w:p>
+        </w:tc>
+        <w:tc>
+          <w:tcPr/>
+          <w:p>
+            <w:pPr>
+              <w:pStyle w:val="Compact"/>
+            </w:pPr>
+            <w:r>
+              <w:t xml:space="preserve">270</w:t>
+            </w:r>
+          </w:p>
+        </w:tc>
+      </w:tr>
+      <w:tr>
+        <w:tc>
+          <w:tcPr/>
+          <w:p>
+            <w:pPr>
+              <w:pStyle w:val="Compact"/>
+            </w:pPr>
+            <w:r>
+              <w:t xml:space="preserve">events in interval</w:t>
+            </w:r>
+          </w:p>
+        </w:tc>
+        <w:tc>
+          <w:tcPr/>
+          <w:p>
+            <w:pPr>
+              <w:pStyle w:val="Compact"/>
+            </w:pPr>
+            <w:r>
+              <w:t xml:space="preserve">1,035</w:t>
+            </w:r>
+          </w:p>
+        </w:tc>
+        <w:tc>
+          <w:tcPr/>
+          <w:p>
+            <w:pPr>
+              <w:pStyle w:val="Compact"/>
+            </w:pPr>
+            <w:r>
+              <w:t xml:space="preserve">399</w:t>
+            </w:r>
+          </w:p>
+        </w:tc>
+        <w:tc>
+          <w:tcPr/>
+          <w:p>
+            <w:pPr>
+              <w:pStyle w:val="Compact"/>
+            </w:pPr>
+            <w:r>
+              <w:t xml:space="preserve">136</w:t>
+            </w:r>
+          </w:p>
+        </w:tc>
+      </w:tr>
+      <w:tr>
+        <w:tc>
+          <w:tcPr/>
+          <w:p>
+            <w:pPr>
+              <w:pStyle w:val="Compact"/>
+            </w:pPr>
+            <w:r>
+              <w:t xml:space="preserve">C-index</w:t>
+            </w:r>
+          </w:p>
+        </w:tc>
+        <w:tc>
+          <w:tcPr/>
+          <w:p>
+            <w:pPr>
+              <w:pStyle w:val="Compact"/>
+            </w:pPr>
+            <w:r>
+              <w:t xml:space="preserve">0.894</w:t>
+            </w:r>
+          </w:p>
+        </w:tc>
+        <w:tc>
+          <w:tcPr/>
+          <w:p>
+            <w:pPr>
+              <w:pStyle w:val="Compact"/>
+            </w:pPr>
+            <w:r>
+              <w:t xml:space="preserve">0.661</w:t>
+            </w:r>
+          </w:p>
+        </w:tc>
+        <w:tc>
+          <w:tcPr/>
+          <w:p>
+            <w:pPr>
+              <w:pStyle w:val="Compact"/>
+            </w:pPr>
+            <w:r>
+              <w:t xml:space="preserve">0.582</w:t>
+            </w:r>
+          </w:p>
+        </w:tc>
+      </w:tr>
+    </w:tbl>
+    <w:p>
+      <w:pPr>
+        <w:pStyle w:val="BodyText"/>
+      </w:pPr>
+      <w:r>
+        <w:rPr>
+          <w:i/>
+          <w:iCs/>
+        </w:rPr>
+        <w:t xml:space="preserve">Note.</w:t>
+      </w:r>
+      <w:r>
+        <w:t xml:space="preserve"> </w:t>
+      </w:r>
+      <w:r>
+        <w:t xml:space="preserve">The dominant predictor — competition volume at age 15–16 — is highly protective in the first three years after baseline (when most dropout occurs), moderately protective in years 3–6 (the transition to junior age), and indistinguishable from null in years 6+ (athletes who have survived the junior transition). This pattern is consistent with the substantive interpretation that the behavioral signal predicts proximal disengagement.</w:t>
+      </w:r>
+    </w:p>
+    <w:p>
+      <w:r>
+        <w:pict>
+          <v:rect style="width:0;height:1.5pt" o:hralign="center" o:hrstd="t" o:hr="t"/>
+        </w:pict>
+      </w:r>
+    </w:p>
+    <w:bookmarkEnd w:id="12"/>
+    <w:bookmarkStart w:id="13" w:name="X7179511b496541910b17174e835dfc576fb99f6"/>
+    <w:p>
+      <w:pPr>
+        <w:pStyle w:val="Heading2"/>
+      </w:pPr>
+      <w:r>
+        <w:t xml:space="preserve">Table 5. Random forest variable importance (top 15) for senior retention</w:t>
       </w:r>
     </w:p>
     <w:tbl>
@@ -2786,14 +3264,14 @@
         </w:pict>
       </w:r>
     </w:p>
-    <w:bookmarkEnd w:id="12"/>
-    <w:bookmarkStart w:id="13" w:name="X35104862b3eb9af860ae8c086ddf0d06f951a25"/>
+    <w:bookmarkEnd w:id="13"/>
+    <w:bookmarkStart w:id="14" w:name="X0e6538da0bbd50a16933b5f49a36017bec277f7"/>
     <w:p>
       <w:pPr>
         <w:pStyle w:val="Heading2"/>
       </w:pPr>
       <w:r>
-        <w:t xml:space="preserve">Table 5. Cross-validated AUC for nested predictor subsets predicting senior retention</w:t>
+        <w:t xml:space="preserve">Table 6. Cross-validated AUC for nested predictor subsets predicting senior retention</w:t>
       </w:r>
     </w:p>
     <w:tbl>
@@ -3191,14 +3669,14 @@
         </w:pict>
       </w:r>
     </w:p>
-    <w:bookmarkEnd w:id="13"/>
-    <w:bookmarkStart w:id="14" w:name="X3aebc5ff8155d5ab6eacc7300c12bff7cc0e059"/>
+    <w:bookmarkEnd w:id="14"/>
+    <w:bookmarkStart w:id="15" w:name="X1b567785133ca62f4b74fa1df86e694c66837dd"/>
     <w:p>
       <w:pPr>
         <w:pStyle w:val="Heading2"/>
       </w:pPr>
       <w:r>
-        <w:t xml:space="preserve">Table 6. Cross-cohort replication: full Cox model fit separately in each birth cohort</w:t>
+        <w:t xml:space="preserve">Table 7. Cross-cohort replication: full Cox model fit separately in each birth cohort</w:t>
       </w:r>
     </w:p>
     <w:tbl>
@@ -4068,8 +4546,2119 @@
         <w:t xml:space="preserve">The volume-at-milestone effect replicates in both cohorts at similar magnitude and direction; HHI early (specialization) is significant in Cohort B but not Cohort A; the sex effect is significant in Cohort A but not Cohort B.</w:t>
       </w:r>
     </w:p>
-    <w:bookmarkEnd w:id="14"/>
+    <w:p>
+      <w:r>
+        <w:pict>
+          <v:rect style="width:0;height:1.5pt" o:hralign="center" o:hrstd="t" o:hr="t"/>
+        </w:pict>
+      </w:r>
+    </w:p>
     <w:bookmarkEnd w:id="15"/>
+    <w:bookmarkEnd w:id="16"/>
+    <w:bookmarkStart w:id="24" w:name="supplementary-tables"/>
+    <w:p>
+      <w:pPr>
+        <w:pStyle w:val="Heading1"/>
+      </w:pPr>
+      <w:r>
+        <w:t xml:space="preserve">Supplementary Tables</w:t>
+      </w:r>
+    </w:p>
+    <w:bookmarkStart w:id="17" w:name="X69049062199ed7b59abddc124a6723c5caf8be2"/>
+    <w:p>
+      <w:pPr>
+        <w:pStyle w:val="Heading2"/>
+      </w:pPr>
+      <w:r>
+        <w:t xml:space="preserve">Table S1. Proportional-hazards assumption test (Schoenfeld residuals)</w:t>
+      </w:r>
+    </w:p>
+    <w:tbl>
+      <w:tblPr>
+        <w:tblStyle w:val="Table"/>
+        <w:tblW w:type="auto" w:w="0"/>
+        <w:tblLook w:firstRow="1" w:lastRow="0" w:firstColumn="0" w:lastColumn="0" w:noHBand="0" w:noVBand="0" w:val="0020"/>
+      </w:tblPr>
+      <w:tblGrid>
+        <w:gridCol w:w="2640"/>
+        <w:gridCol w:w="2640"/>
+        <w:gridCol w:w="2640"/>
+      </w:tblGrid>
+      <w:tr>
+        <w:trPr>
+          <w:tblHeader w:val="on"/>
+        </w:trPr>
+        <w:tc>
+          <w:tcPr/>
+          <w:p>
+            <w:pPr>
+              <w:pStyle w:val="Compact"/>
+            </w:pPr>
+            <w:r>
+              <w:t xml:space="preserve">Covariate</w:t>
+            </w:r>
+          </w:p>
+        </w:tc>
+        <w:tc>
+          <w:tcPr/>
+          <w:p>
+            <w:pPr>
+              <w:pStyle w:val="Compact"/>
+            </w:pPr>
+            <w:r>
+              <w:t xml:space="preserve">χ²₁</w:t>
+            </w:r>
+          </w:p>
+        </w:tc>
+        <w:tc>
+          <w:tcPr/>
+          <w:p>
+            <w:pPr>
+              <w:pStyle w:val="Compact"/>
+            </w:pPr>
+            <w:r>
+              <w:t xml:space="preserve">p</w:t>
+            </w:r>
+          </w:p>
+        </w:tc>
+      </w:tr>
+      <w:tr>
+        <w:tc>
+          <w:tcPr/>
+          <w:p>
+            <w:pPr>
+              <w:pStyle w:val="Compact"/>
+            </w:pPr>
+            <w:r>
+              <w:t xml:space="preserve">Female</w:t>
+            </w:r>
+          </w:p>
+        </w:tc>
+        <w:tc>
+          <w:tcPr/>
+          <w:p>
+            <w:pPr>
+              <w:pStyle w:val="Compact"/>
+            </w:pPr>
+            <w:r>
+              <w:t xml:space="preserve">2.50</w:t>
+            </w:r>
+          </w:p>
+        </w:tc>
+        <w:tc>
+          <w:tcPr/>
+          <w:p>
+            <w:pPr>
+              <w:pStyle w:val="Compact"/>
+            </w:pPr>
+            <w:r>
+              <w:t xml:space="preserve">.114</w:t>
+            </w:r>
+          </w:p>
+        </w:tc>
+      </w:tr>
+      <w:tr>
+        <w:tc>
+          <w:tcPr/>
+          <w:p>
+            <w:pPr>
+              <w:pStyle w:val="Compact"/>
+            </w:pPr>
+            <w:r>
+              <w:t xml:space="preserve">Tyrving (z)</w:t>
+            </w:r>
+          </w:p>
+        </w:tc>
+        <w:tc>
+          <w:tcPr/>
+          <w:p>
+            <w:pPr>
+              <w:pStyle w:val="Compact"/>
+            </w:pPr>
+            <w:r>
+              <w:t xml:space="preserve">0.12</w:t>
+            </w:r>
+          </w:p>
+        </w:tc>
+        <w:tc>
+          <w:tcPr/>
+          <w:p>
+            <w:pPr>
+              <w:pStyle w:val="Compact"/>
+            </w:pPr>
+            <w:r>
+              <w:t xml:space="preserve">.728</w:t>
+            </w:r>
+          </w:p>
+        </w:tc>
+      </w:tr>
+      <w:tr>
+        <w:tc>
+          <w:tcPr/>
+          <w:p>
+            <w:pPr>
+              <w:pStyle w:val="Compact"/>
+            </w:pPr>
+            <w:r>
+              <w:t xml:space="preserve">HHI early (z)</w:t>
+            </w:r>
+          </w:p>
+        </w:tc>
+        <w:tc>
+          <w:tcPr/>
+          <w:p>
+            <w:pPr>
+              <w:pStyle w:val="Compact"/>
+            </w:pPr>
+            <w:r>
+              <w:t xml:space="preserve">11.12</w:t>
+            </w:r>
+          </w:p>
+        </w:tc>
+        <w:tc>
+          <w:tcPr/>
+          <w:p>
+            <w:pPr>
+              <w:pStyle w:val="Compact"/>
+            </w:pPr>
+            <w:r>
+              <w:t xml:space="preserve">&lt; .001</w:t>
+            </w:r>
+          </w:p>
+        </w:tc>
+      </w:tr>
+      <w:tr>
+        <w:tc>
+          <w:tcPr/>
+          <w:p>
+            <w:pPr>
+              <w:pStyle w:val="Compact"/>
+            </w:pPr>
+            <w:r>
+              <w:t xml:space="preserve">Volume at age 15–16 (z)</w:t>
+            </w:r>
+          </w:p>
+        </w:tc>
+        <w:tc>
+          <w:tcPr/>
+          <w:p>
+            <w:pPr>
+              <w:pStyle w:val="Compact"/>
+            </w:pPr>
+            <w:r>
+              <w:t xml:space="preserve">220.77</w:t>
+            </w:r>
+          </w:p>
+        </w:tc>
+        <w:tc>
+          <w:tcPr/>
+          <w:p>
+            <w:pPr>
+              <w:pStyle w:val="Compact"/>
+            </w:pPr>
+            <w:r>
+              <w:t xml:space="preserve">&lt; .001</w:t>
+            </w:r>
+          </w:p>
+        </w:tc>
+      </w:tr>
+      <w:tr>
+        <w:tc>
+          <w:tcPr/>
+          <w:p>
+            <w:pPr>
+              <w:pStyle w:val="Compact"/>
+            </w:pPr>
+            <w:r>
+              <w:t xml:space="preserve">Championship types</w:t>
+            </w:r>
+          </w:p>
+        </w:tc>
+        <w:tc>
+          <w:tcPr/>
+          <w:p>
+            <w:pPr>
+              <w:pStyle w:val="Compact"/>
+            </w:pPr>
+            <w:r>
+              <w:t xml:space="preserve">10.89</w:t>
+            </w:r>
+          </w:p>
+        </w:tc>
+        <w:tc>
+          <w:tcPr/>
+          <w:p>
+            <w:pPr>
+              <w:pStyle w:val="Compact"/>
+            </w:pPr>
+            <w:r>
+              <w:t xml:space="preserve">.001</w:t>
+            </w:r>
+          </w:p>
+        </w:tc>
+      </w:tr>
+    </w:tbl>
+    <w:bookmarkEnd w:id="17"/>
+    <w:bookmarkStart w:id="18" w:name="X5efa0e4ea7c9273d8e5bee5ada8e05eec14d582"/>
+    <w:p>
+      <w:pPr>
+        <w:pStyle w:val="Heading2"/>
+      </w:pPr>
+      <w:r>
+        <w:t xml:space="preserve">Table S2. Cluster-robust SE Cox (clustered on club)</w:t>
+      </w:r>
+    </w:p>
+    <w:tbl>
+      <w:tblPr>
+        <w:tblStyle w:val="Table"/>
+        <w:tblW w:type="auto" w:w="0"/>
+        <w:tblLook w:firstRow="1" w:lastRow="0" w:firstColumn="0" w:lastColumn="0" w:noHBand="0" w:noVBand="0" w:val="0020"/>
+      </w:tblPr>
+      <w:tblGrid>
+        <w:gridCol w:w="1980"/>
+        <w:gridCol w:w="1980"/>
+        <w:gridCol w:w="1980"/>
+        <w:gridCol w:w="1980"/>
+      </w:tblGrid>
+      <w:tr>
+        <w:trPr>
+          <w:tblHeader w:val="on"/>
+        </w:trPr>
+        <w:tc>
+          <w:tcPr/>
+          <w:p>
+            <w:pPr>
+              <w:pStyle w:val="Compact"/>
+            </w:pPr>
+            <w:r>
+              <w:t xml:space="preserve">Covariate</w:t>
+            </w:r>
+          </w:p>
+        </w:tc>
+        <w:tc>
+          <w:tcPr/>
+          <w:p>
+            <w:pPr>
+              <w:pStyle w:val="Compact"/>
+            </w:pPr>
+            <w:r>
+              <w:t xml:space="preserve">HR</w:t>
+            </w:r>
+          </w:p>
+        </w:tc>
+        <w:tc>
+          <w:tcPr/>
+          <w:p>
+            <w:pPr>
+              <w:pStyle w:val="Compact"/>
+            </w:pPr>
+            <w:r>
+              <w:t xml:space="preserve">Robust 95% CI</w:t>
+            </w:r>
+          </w:p>
+        </w:tc>
+        <w:tc>
+          <w:tcPr/>
+          <w:p>
+            <w:pPr>
+              <w:pStyle w:val="Compact"/>
+            </w:pPr>
+            <w:r>
+              <w:t xml:space="preserve">p (robust)</w:t>
+            </w:r>
+          </w:p>
+        </w:tc>
+      </w:tr>
+      <w:tr>
+        <w:tc>
+          <w:tcPr/>
+          <w:p>
+            <w:pPr>
+              <w:pStyle w:val="Compact"/>
+            </w:pPr>
+            <w:r>
+              <w:t xml:space="preserve">Female</w:t>
+            </w:r>
+          </w:p>
+        </w:tc>
+        <w:tc>
+          <w:tcPr/>
+          <w:p>
+            <w:pPr>
+              <w:pStyle w:val="Compact"/>
+            </w:pPr>
+            <w:r>
+              <w:t xml:space="preserve">1.12</w:t>
+            </w:r>
+          </w:p>
+        </w:tc>
+        <w:tc>
+          <w:tcPr/>
+          <w:p>
+            <w:pPr>
+              <w:pStyle w:val="Compact"/>
+            </w:pPr>
+            <w:r>
+              <w:t xml:space="preserve">[0.98, 1.28]</w:t>
+            </w:r>
+          </w:p>
+        </w:tc>
+        <w:tc>
+          <w:tcPr/>
+          <w:p>
+            <w:pPr>
+              <w:pStyle w:val="Compact"/>
+            </w:pPr>
+            <w:r>
+              <w:t xml:space="preserve">.090</w:t>
+            </w:r>
+          </w:p>
+        </w:tc>
+      </w:tr>
+      <w:tr>
+        <w:tc>
+          <w:tcPr/>
+          <w:p>
+            <w:pPr>
+              <w:pStyle w:val="Compact"/>
+            </w:pPr>
+            <w:r>
+              <w:t xml:space="preserve">Tyrving (z)</w:t>
+            </w:r>
+          </w:p>
+        </w:tc>
+        <w:tc>
+          <w:tcPr/>
+          <w:p>
+            <w:pPr>
+              <w:pStyle w:val="Compact"/>
+            </w:pPr>
+            <w:r>
+              <w:t xml:space="preserve">1.05</w:t>
+            </w:r>
+          </w:p>
+        </w:tc>
+        <w:tc>
+          <w:tcPr/>
+          <w:p>
+            <w:pPr>
+              <w:pStyle w:val="Compact"/>
+            </w:pPr>
+            <w:r>
+              <w:t xml:space="preserve">[0.99, 1.12]</w:t>
+            </w:r>
+          </w:p>
+        </w:tc>
+        <w:tc>
+          <w:tcPr/>
+          <w:p>
+            <w:pPr>
+              <w:pStyle w:val="Compact"/>
+            </w:pPr>
+            <w:r>
+              <w:t xml:space="preserve">.127</w:t>
+            </w:r>
+          </w:p>
+        </w:tc>
+      </w:tr>
+      <w:tr>
+        <w:tc>
+          <w:tcPr/>
+          <w:p>
+            <w:pPr>
+              <w:pStyle w:val="Compact"/>
+            </w:pPr>
+            <w:r>
+              <w:t xml:space="preserve">HHI early (z)</w:t>
+            </w:r>
+          </w:p>
+        </w:tc>
+        <w:tc>
+          <w:tcPr/>
+          <w:p>
+            <w:pPr>
+              <w:pStyle w:val="Compact"/>
+            </w:pPr>
+            <w:r>
+              <w:t xml:space="preserve">0.95</w:t>
+            </w:r>
+          </w:p>
+        </w:tc>
+        <w:tc>
+          <w:tcPr/>
+          <w:p>
+            <w:pPr>
+              <w:pStyle w:val="Compact"/>
+            </w:pPr>
+            <w:r>
+              <w:t xml:space="preserve">[0.88, 1.04]</w:t>
+            </w:r>
+          </w:p>
+        </w:tc>
+        <w:tc>
+          <w:tcPr/>
+          <w:p>
+            <w:pPr>
+              <w:pStyle w:val="Compact"/>
+            </w:pPr>
+            <w:r>
+              <w:t xml:space="preserve">.258</w:t>
+            </w:r>
+          </w:p>
+        </w:tc>
+      </w:tr>
+      <w:tr>
+        <w:tc>
+          <w:tcPr/>
+          <w:p>
+            <w:pPr>
+              <w:pStyle w:val="Compact"/>
+            </w:pPr>
+            <w:r>
+              <w:t xml:space="preserve">Volume at age 15–16 (z)</w:t>
+            </w:r>
+          </w:p>
+        </w:tc>
+        <w:tc>
+          <w:tcPr/>
+          <w:p>
+            <w:pPr>
+              <w:pStyle w:val="Compact"/>
+            </w:pPr>
+            <w:r>
+              <w:t xml:space="preserve">0.44</w:t>
+            </w:r>
+          </w:p>
+        </w:tc>
+        <w:tc>
+          <w:tcPr/>
+          <w:p>
+            <w:pPr>
+              <w:pStyle w:val="Compact"/>
+            </w:pPr>
+            <w:r>
+              <w:t xml:space="preserve">[0.40, 0.48]</w:t>
+            </w:r>
+          </w:p>
+        </w:tc>
+        <w:tc>
+          <w:tcPr/>
+          <w:p>
+            <w:pPr>
+              <w:pStyle w:val="Compact"/>
+            </w:pPr>
+            <w:r>
+              <w:t xml:space="preserve">&lt; .001</w:t>
+            </w:r>
+          </w:p>
+        </w:tc>
+      </w:tr>
+      <w:tr>
+        <w:tc>
+          <w:tcPr/>
+          <w:p>
+            <w:pPr>
+              <w:pStyle w:val="Compact"/>
+            </w:pPr>
+            <w:r>
+              <w:t xml:space="preserve">Championship types</w:t>
+            </w:r>
+          </w:p>
+        </w:tc>
+        <w:tc>
+          <w:tcPr/>
+          <w:p>
+            <w:pPr>
+              <w:pStyle w:val="Compact"/>
+            </w:pPr>
+            <w:r>
+              <w:t xml:space="preserve">0.74</w:t>
+            </w:r>
+          </w:p>
+        </w:tc>
+        <w:tc>
+          <w:tcPr/>
+          <w:p>
+            <w:pPr>
+              <w:pStyle w:val="Compact"/>
+            </w:pPr>
+            <w:r>
+              <w:t xml:space="preserve">[0.69, 0.80]</w:t>
+            </w:r>
+          </w:p>
+        </w:tc>
+        <w:tc>
+          <w:tcPr/>
+          <w:p>
+            <w:pPr>
+              <w:pStyle w:val="Compact"/>
+            </w:pPr>
+            <w:r>
+              <w:t xml:space="preserve">&lt; .001</w:t>
+            </w:r>
+          </w:p>
+        </w:tc>
+      </w:tr>
+    </w:tbl>
+    <w:bookmarkEnd w:id="18"/>
+    <w:bookmarkStart w:id="19" w:name="Xb3314dc8fb4dec101d71f2b9e359489d8f2d541"/>
+    <w:p>
+      <w:pPr>
+        <w:pStyle w:val="Heading2"/>
+      </w:pPr>
+      <w:r>
+        <w:t xml:space="preserve">Table S3. E-values for key effects (VanderWeele &amp; Ding, 2017)</w:t>
+      </w:r>
+    </w:p>
+    <w:tbl>
+      <w:tblPr>
+        <w:tblStyle w:val="Table"/>
+        <w:tblW w:type="auto" w:w="0"/>
+        <w:tblLook w:firstRow="1" w:lastRow="0" w:firstColumn="0" w:lastColumn="0" w:noHBand="0" w:noVBand="0" w:val="0020"/>
+      </w:tblPr>
+      <w:tblGrid>
+        <w:gridCol w:w="1584"/>
+        <w:gridCol w:w="1584"/>
+        <w:gridCol w:w="1584"/>
+        <w:gridCol w:w="1584"/>
+        <w:gridCol w:w="1584"/>
+      </w:tblGrid>
+      <w:tr>
+        <w:trPr>
+          <w:tblHeader w:val="on"/>
+        </w:trPr>
+        <w:tc>
+          <w:tcPr/>
+          <w:p>
+            <w:pPr>
+              <w:pStyle w:val="Compact"/>
+            </w:pPr>
+            <w:r>
+              <w:t xml:space="preserve">Effect</w:t>
+            </w:r>
+          </w:p>
+        </w:tc>
+        <w:tc>
+          <w:tcPr/>
+          <w:p>
+            <w:pPr>
+              <w:pStyle w:val="Compact"/>
+            </w:pPr>
+            <w:r>
+              <w:t xml:space="preserve">HR</w:t>
+            </w:r>
+          </w:p>
+        </w:tc>
+        <w:tc>
+          <w:tcPr/>
+          <w:p>
+            <w:pPr>
+              <w:pStyle w:val="Compact"/>
+            </w:pPr>
+            <w:r>
+              <w:t xml:space="preserve">95% CI</w:t>
+            </w:r>
+          </w:p>
+        </w:tc>
+        <w:tc>
+          <w:tcPr/>
+          <w:p>
+            <w:pPr>
+              <w:pStyle w:val="Compact"/>
+            </w:pPr>
+            <w:r>
+              <w:t xml:space="preserve">E-value (point)</w:t>
+            </w:r>
+          </w:p>
+        </w:tc>
+        <w:tc>
+          <w:tcPr/>
+          <w:p>
+            <w:pPr>
+              <w:pStyle w:val="Compact"/>
+            </w:pPr>
+            <w:r>
+              <w:t xml:space="preserve">E-value (CI bound)</w:t>
+            </w:r>
+          </w:p>
+        </w:tc>
+      </w:tr>
+      <w:tr>
+        <w:tc>
+          <w:tcPr/>
+          <w:p>
+            <w:pPr>
+              <w:pStyle w:val="Compact"/>
+            </w:pPr>
+            <w:r>
+              <w:t xml:space="preserve">Volume at age 15–16 (per SD)</w:t>
+            </w:r>
+          </w:p>
+        </w:tc>
+        <w:tc>
+          <w:tcPr/>
+          <w:p>
+            <w:pPr>
+              <w:pStyle w:val="Compact"/>
+            </w:pPr>
+            <w:r>
+              <w:t xml:space="preserve">0.35</w:t>
+            </w:r>
+          </w:p>
+        </w:tc>
+        <w:tc>
+          <w:tcPr/>
+          <w:p>
+            <w:pPr>
+              <w:pStyle w:val="Compact"/>
+            </w:pPr>
+            <w:r>
+              <w:t xml:space="preserve">[0.33, 0.38]</w:t>
+            </w:r>
+          </w:p>
+        </w:tc>
+        <w:tc>
+          <w:tcPr/>
+          <w:p>
+            <w:pPr>
+              <w:pStyle w:val="Compact"/>
+            </w:pPr>
+            <w:r>
+              <w:t xml:space="preserve">5.16</w:t>
+            </w:r>
+          </w:p>
+        </w:tc>
+        <w:tc>
+          <w:tcPr/>
+          <w:p>
+            <w:pPr>
+              <w:pStyle w:val="Compact"/>
+            </w:pPr>
+            <w:r>
+              <w:t xml:space="preserve">4.70</w:t>
+            </w:r>
+          </w:p>
+        </w:tc>
+      </w:tr>
+      <w:tr>
+        <w:tc>
+          <w:tcPr/>
+          <w:p>
+            <w:pPr>
+              <w:pStyle w:val="Compact"/>
+            </w:pPr>
+            <w:r>
+              <w:t xml:space="preserve">Championship types (per type)</w:t>
+            </w:r>
+          </w:p>
+        </w:tc>
+        <w:tc>
+          <w:tcPr/>
+          <w:p>
+            <w:pPr>
+              <w:pStyle w:val="Compact"/>
+            </w:pPr>
+            <w:r>
+              <w:t xml:space="preserve">0.74</w:t>
+            </w:r>
+          </w:p>
+        </w:tc>
+        <w:tc>
+          <w:tcPr/>
+          <w:p>
+            <w:pPr>
+              <w:pStyle w:val="Compact"/>
+            </w:pPr>
+            <w:r>
+              <w:t xml:space="preserve">[0.69, 0.80]</w:t>
+            </w:r>
+          </w:p>
+        </w:tc>
+        <w:tc>
+          <w:tcPr/>
+          <w:p>
+            <w:pPr>
+              <w:pStyle w:val="Compact"/>
+            </w:pPr>
+            <w:r>
+              <w:t xml:space="preserve">2.04</w:t>
+            </w:r>
+          </w:p>
+        </w:tc>
+        <w:tc>
+          <w:tcPr/>
+          <w:p>
+            <w:pPr>
+              <w:pStyle w:val="Compact"/>
+            </w:pPr>
+            <w:r>
+              <w:t xml:space="preserve">1.81</w:t>
+            </w:r>
+          </w:p>
+        </w:tc>
+      </w:tr>
+      <w:tr>
+        <w:tc>
+          <w:tcPr/>
+          <w:p>
+            <w:pPr>
+              <w:pStyle w:val="Compact"/>
+            </w:pPr>
+            <w:r>
+              <w:t xml:space="preserve">Tyrving at baseline (per SD, M2)</w:t>
+            </w:r>
+          </w:p>
+        </w:tc>
+        <w:tc>
+          <w:tcPr/>
+          <w:p>
+            <w:pPr>
+              <w:pStyle w:val="Compact"/>
+            </w:pPr>
+            <w:r>
+              <w:t xml:space="preserve">0.86</w:t>
+            </w:r>
+          </w:p>
+        </w:tc>
+        <w:tc>
+          <w:tcPr/>
+          <w:p>
+            <w:pPr>
+              <w:pStyle w:val="Compact"/>
+            </w:pPr>
+            <w:r>
+              <w:t xml:space="preserve">[0.82, 0.90]</w:t>
+            </w:r>
+          </w:p>
+        </w:tc>
+        <w:tc>
+          <w:tcPr/>
+          <w:p>
+            <w:pPr>
+              <w:pStyle w:val="Compact"/>
+            </w:pPr>
+            <w:r>
+              <w:t xml:space="preserve">1.60</w:t>
+            </w:r>
+          </w:p>
+        </w:tc>
+        <w:tc>
+          <w:tcPr/>
+          <w:p>
+            <w:pPr>
+              <w:pStyle w:val="Compact"/>
+            </w:pPr>
+            <w:r>
+              <w:t xml:space="preserve">1.46</w:t>
+            </w:r>
+          </w:p>
+        </w:tc>
+      </w:tr>
+    </w:tbl>
+    <w:bookmarkEnd w:id="19"/>
+    <w:bookmarkStart w:id="20" w:name="X51a846a8f036607c4d86aa6dc40dff1f8e38e62"/>
+    <w:p>
+      <w:pPr>
+        <w:pStyle w:val="Heading2"/>
+      </w:pPr>
+      <w:r>
+        <w:t xml:space="preserve">Table S4. Sample-size sensitivity: minimum detectable HR</w:t>
+      </w:r>
+    </w:p>
+    <w:tbl>
+      <w:tblPr>
+        <w:tblStyle w:val="Table"/>
+        <w:tblW w:type="auto" w:w="0"/>
+        <w:tblLook w:firstRow="1" w:lastRow="0" w:firstColumn="0" w:lastColumn="0" w:noHBand="0" w:noVBand="0" w:val="0020"/>
+      </w:tblPr>
+      <w:tblGrid>
+        <w:gridCol w:w="1980"/>
+        <w:gridCol w:w="1980"/>
+        <w:gridCol w:w="1980"/>
+        <w:gridCol w:w="1980"/>
+      </w:tblGrid>
+      <w:tr>
+        <w:trPr>
+          <w:tblHeader w:val="on"/>
+        </w:trPr>
+        <w:tc>
+          <w:tcPr/>
+          <w:p>
+            <w:pPr>
+              <w:pStyle w:val="Compact"/>
+            </w:pPr>
+            <w:r>
+              <w:t xml:space="preserve">Cohort</w:t>
+            </w:r>
+          </w:p>
+        </w:tc>
+        <w:tc>
+          <w:tcPr/>
+          <w:p>
+            <w:pPr>
+              <w:pStyle w:val="Compact"/>
+            </w:pPr>
+            <w:r>
+              <w:t xml:space="preserve">N</w:t>
+            </w:r>
+          </w:p>
+        </w:tc>
+        <w:tc>
+          <w:tcPr/>
+          <w:p>
+            <w:pPr>
+              <w:pStyle w:val="Compact"/>
+            </w:pPr>
+            <w:r>
+              <w:t xml:space="preserve">Events</w:t>
+            </w:r>
+          </w:p>
+        </w:tc>
+        <w:tc>
+          <w:tcPr/>
+          <w:p>
+            <w:pPr>
+              <w:pStyle w:val="Compact"/>
+            </w:pPr>
+            <w:r>
+              <w:t xml:space="preserve">Min. detectable HR (80% power, α = .05)</w:t>
+            </w:r>
+          </w:p>
+        </w:tc>
+      </w:tr>
+      <w:tr>
+        <w:tc>
+          <w:tcPr/>
+          <w:p>
+            <w:pPr>
+              <w:pStyle w:val="Compact"/>
+            </w:pPr>
+            <w:r>
+              <w:t xml:space="preserve">Combined</w:t>
+            </w:r>
+          </w:p>
+        </w:tc>
+        <w:tc>
+          <w:tcPr/>
+          <w:p>
+            <w:pPr>
+              <w:pStyle w:val="Compact"/>
+            </w:pPr>
+            <w:r>
+              <w:t xml:space="preserve">1,704</w:t>
+            </w:r>
+          </w:p>
+        </w:tc>
+        <w:tc>
+          <w:tcPr/>
+          <w:p>
+            <w:pPr>
+              <w:pStyle w:val="Compact"/>
+            </w:pPr>
+            <w:r>
+              <w:t xml:space="preserve">1,570</w:t>
+            </w:r>
+          </w:p>
+        </w:tc>
+        <w:tc>
+          <w:tcPr/>
+          <w:p>
+            <w:pPr>
+              <w:pStyle w:val="Compact"/>
+            </w:pPr>
+            <w:r>
+              <w:t xml:space="preserve">1.07</w:t>
+            </w:r>
+          </w:p>
+        </w:tc>
+      </w:tr>
+      <w:tr>
+        <w:tc>
+          <w:tcPr/>
+          <w:p>
+            <w:pPr>
+              <w:pStyle w:val="Compact"/>
+            </w:pPr>
+            <w:r>
+              <w:t xml:space="preserve">1998–2000</w:t>
+            </w:r>
+          </w:p>
+        </w:tc>
+        <w:tc>
+          <w:tcPr/>
+          <w:p>
+            <w:pPr>
+              <w:pStyle w:val="Compact"/>
+            </w:pPr>
+            <w:r>
+              <w:t xml:space="preserve">1,065</w:t>
+            </w:r>
+          </w:p>
+        </w:tc>
+        <w:tc>
+          <w:tcPr/>
+          <w:p>
+            <w:pPr>
+              <w:pStyle w:val="Compact"/>
+            </w:pPr>
+            <w:r>
+              <w:t xml:space="preserve">1,008</w:t>
+            </w:r>
+          </w:p>
+        </w:tc>
+        <w:tc>
+          <w:tcPr/>
+          <w:p>
+            <w:pPr>
+              <w:pStyle w:val="Compact"/>
+            </w:pPr>
+            <w:r>
+              <w:t xml:space="preserve">1.09</w:t>
+            </w:r>
+          </w:p>
+        </w:tc>
+      </w:tr>
+      <w:tr>
+        <w:tc>
+          <w:tcPr/>
+          <w:p>
+            <w:pPr>
+              <w:pStyle w:val="Compact"/>
+            </w:pPr>
+            <w:r>
+              <w:t xml:space="preserve">2001–2002</w:t>
+            </w:r>
+          </w:p>
+        </w:tc>
+        <w:tc>
+          <w:tcPr/>
+          <w:p>
+            <w:pPr>
+              <w:pStyle w:val="Compact"/>
+            </w:pPr>
+            <w:r>
+              <w:t xml:space="preserve">639</w:t>
+            </w:r>
+          </w:p>
+        </w:tc>
+        <w:tc>
+          <w:tcPr/>
+          <w:p>
+            <w:pPr>
+              <w:pStyle w:val="Compact"/>
+            </w:pPr>
+            <w:r>
+              <w:t xml:space="preserve">562</w:t>
+            </w:r>
+          </w:p>
+        </w:tc>
+        <w:tc>
+          <w:tcPr/>
+          <w:p>
+            <w:pPr>
+              <w:pStyle w:val="Compact"/>
+            </w:pPr>
+            <w:r>
+              <w:t xml:space="preserve">1.12</w:t>
+            </w:r>
+          </w:p>
+        </w:tc>
+      </w:tr>
+    </w:tbl>
+    <w:bookmarkEnd w:id="20"/>
+    <w:bookmarkStart w:id="21" w:name="X7412c6aa52af0c16122eaafd611db1756b404cd"/>
+    <w:p>
+      <w:pPr>
+        <w:pStyle w:val="Heading2"/>
+      </w:pPr>
+      <w:r>
+        <w:t xml:space="preserve">Table S5. Complete-case vs mean-imputation sensitivity</w:t>
+      </w:r>
+    </w:p>
+    <w:tbl>
+      <w:tblPr>
+        <w:tblStyle w:val="Table"/>
+        <w:tblW w:type="auto" w:w="0"/>
+        <w:tblLook w:firstRow="1" w:lastRow="0" w:firstColumn="0" w:lastColumn="0" w:noHBand="0" w:noVBand="0" w:val="0020"/>
+      </w:tblPr>
+      <w:tblGrid>
+        <w:gridCol w:w="2640"/>
+        <w:gridCol w:w="2640"/>
+        <w:gridCol w:w="2640"/>
+      </w:tblGrid>
+      <w:tr>
+        <w:trPr>
+          <w:tblHeader w:val="on"/>
+        </w:trPr>
+        <w:tc>
+          <w:tcPr/>
+          <w:p>
+            <w:pPr>
+              <w:pStyle w:val="Compact"/>
+            </w:pPr>
+            <w:r>
+              <w:t xml:space="preserve">Covariate</w:t>
+            </w:r>
+          </w:p>
+        </w:tc>
+        <w:tc>
+          <w:tcPr/>
+          <w:p>
+            <w:pPr>
+              <w:pStyle w:val="Compact"/>
+            </w:pPr>
+            <w:r>
+              <w:t xml:space="preserve">HR (complete case)</w:t>
+            </w:r>
+          </w:p>
+        </w:tc>
+        <w:tc>
+          <w:tcPr/>
+          <w:p>
+            <w:pPr>
+              <w:pStyle w:val="Compact"/>
+            </w:pPr>
+            <w:r>
+              <w:t xml:space="preserve">HR (mean imputation)</w:t>
+            </w:r>
+          </w:p>
+        </w:tc>
+      </w:tr>
+      <w:tr>
+        <w:tc>
+          <w:tcPr/>
+          <w:p>
+            <w:pPr>
+              <w:pStyle w:val="Compact"/>
+            </w:pPr>
+            <w:r>
+              <w:t xml:space="preserve">Female</w:t>
+            </w:r>
+          </w:p>
+        </w:tc>
+        <w:tc>
+          <w:tcPr/>
+          <w:p>
+            <w:pPr>
+              <w:pStyle w:val="Compact"/>
+            </w:pPr>
+            <w:r>
+              <w:t xml:space="preserve">1.12</w:t>
+            </w:r>
+          </w:p>
+        </w:tc>
+        <w:tc>
+          <w:tcPr/>
+          <w:p>
+            <w:pPr>
+              <w:pStyle w:val="Compact"/>
+            </w:pPr>
+            <w:r>
+              <w:t xml:space="preserve">1.10</w:t>
+            </w:r>
+          </w:p>
+        </w:tc>
+      </w:tr>
+      <w:tr>
+        <w:tc>
+          <w:tcPr/>
+          <w:p>
+            <w:pPr>
+              <w:pStyle w:val="Compact"/>
+            </w:pPr>
+            <w:r>
+              <w:t xml:space="preserve">Tyrving (z)</w:t>
+            </w:r>
+          </w:p>
+        </w:tc>
+        <w:tc>
+          <w:tcPr/>
+          <w:p>
+            <w:pPr>
+              <w:pStyle w:val="Compact"/>
+            </w:pPr>
+            <w:r>
+              <w:t xml:space="preserve">1.05</w:t>
+            </w:r>
+          </w:p>
+        </w:tc>
+        <w:tc>
+          <w:tcPr/>
+          <w:p>
+            <w:pPr>
+              <w:pStyle w:val="Compact"/>
+            </w:pPr>
+            <w:r>
+              <w:t xml:space="preserve">1.05</w:t>
+            </w:r>
+          </w:p>
+        </w:tc>
+      </w:tr>
+      <w:tr>
+        <w:tc>
+          <w:tcPr/>
+          <w:p>
+            <w:pPr>
+              <w:pStyle w:val="Compact"/>
+            </w:pPr>
+            <w:r>
+              <w:t xml:space="preserve">HHI early (z)</w:t>
+            </w:r>
+          </w:p>
+        </w:tc>
+        <w:tc>
+          <w:tcPr/>
+          <w:p>
+            <w:pPr>
+              <w:pStyle w:val="Compact"/>
+            </w:pPr>
+            <w:r>
+              <w:t xml:space="preserve">0.95</w:t>
+            </w:r>
+          </w:p>
+        </w:tc>
+        <w:tc>
+          <w:tcPr/>
+          <w:p>
+            <w:pPr>
+              <w:pStyle w:val="Compact"/>
+            </w:pPr>
+            <w:r>
+              <w:t xml:space="preserve">0.96</w:t>
+            </w:r>
+          </w:p>
+        </w:tc>
+      </w:tr>
+      <w:tr>
+        <w:tc>
+          <w:tcPr/>
+          <w:p>
+            <w:pPr>
+              <w:pStyle w:val="Compact"/>
+            </w:pPr>
+            <w:r>
+              <w:t xml:space="preserve">Volume at age 15–16 (z)</w:t>
+            </w:r>
+          </w:p>
+        </w:tc>
+        <w:tc>
+          <w:tcPr/>
+          <w:p>
+            <w:pPr>
+              <w:pStyle w:val="Compact"/>
+            </w:pPr>
+            <w:r>
+              <w:t xml:space="preserve">0.44</w:t>
+            </w:r>
+          </w:p>
+        </w:tc>
+        <w:tc>
+          <w:tcPr/>
+          <w:p>
+            <w:pPr>
+              <w:pStyle w:val="Compact"/>
+            </w:pPr>
+            <w:r>
+              <w:t xml:space="preserve">0.45</w:t>
+            </w:r>
+          </w:p>
+        </w:tc>
+      </w:tr>
+      <w:tr>
+        <w:tc>
+          <w:tcPr/>
+          <w:p>
+            <w:pPr>
+              <w:pStyle w:val="Compact"/>
+            </w:pPr>
+            <w:r>
+              <w:t xml:space="preserve">Championship types</w:t>
+            </w:r>
+          </w:p>
+        </w:tc>
+        <w:tc>
+          <w:tcPr/>
+          <w:p>
+            <w:pPr>
+              <w:pStyle w:val="Compact"/>
+            </w:pPr>
+            <w:r>
+              <w:t xml:space="preserve">0.74</w:t>
+            </w:r>
+          </w:p>
+        </w:tc>
+        <w:tc>
+          <w:tcPr/>
+          <w:p>
+            <w:pPr>
+              <w:pStyle w:val="Compact"/>
+            </w:pPr>
+            <w:r>
+              <w:t xml:space="preserve">0.73</w:t>
+            </w:r>
+          </w:p>
+        </w:tc>
+      </w:tr>
+      <w:tr>
+        <w:tc>
+          <w:tcPr/>
+          <w:p>
+            <w:pPr>
+              <w:pStyle w:val="Compact"/>
+            </w:pPr>
+            <w:r>
+              <w:t xml:space="preserve">n</w:t>
+            </w:r>
+          </w:p>
+        </w:tc>
+        <w:tc>
+          <w:tcPr/>
+          <w:p>
+            <w:pPr>
+              <w:pStyle w:val="Compact"/>
+            </w:pPr>
+            <w:r>
+              <w:t xml:space="preserve">1,704</w:t>
+            </w:r>
+          </w:p>
+        </w:tc>
+        <w:tc>
+          <w:tcPr/>
+          <w:p>
+            <w:pPr>
+              <w:pStyle w:val="Compact"/>
+            </w:pPr>
+            <w:r>
+              <w:t xml:space="preserve">2,123</w:t>
+            </w:r>
+          </w:p>
+        </w:tc>
+      </w:tr>
+    </w:tbl>
+    <w:bookmarkEnd w:id="21"/>
+    <w:bookmarkStart w:id="22" w:name="X0c71959630f98098428a376eff52756fbaccabd"/>
+    <w:p>
+      <w:pPr>
+        <w:pStyle w:val="Heading2"/>
+      </w:pPr>
+      <w:r>
+        <w:t xml:space="preserve">Table S6. Cox model stratified on HHI tercile (sensitivity to PH violation)</w:t>
+      </w:r>
+    </w:p>
+    <w:tbl>
+      <w:tblPr>
+        <w:tblStyle w:val="Table"/>
+        <w:tblW w:type="auto" w:w="0"/>
+        <w:tblLook w:firstRow="1" w:lastRow="0" w:firstColumn="0" w:lastColumn="0" w:noHBand="0" w:noVBand="0" w:val="0020"/>
+      </w:tblPr>
+      <w:tblGrid>
+        <w:gridCol w:w="2640"/>
+        <w:gridCol w:w="2640"/>
+        <w:gridCol w:w="2640"/>
+      </w:tblGrid>
+      <w:tr>
+        <w:trPr>
+          <w:tblHeader w:val="on"/>
+        </w:trPr>
+        <w:tc>
+          <w:tcPr/>
+          <w:p>
+            <w:pPr>
+              <w:pStyle w:val="Compact"/>
+            </w:pPr>
+            <w:r>
+              <w:t xml:space="preserve">Covariate</w:t>
+            </w:r>
+          </w:p>
+        </w:tc>
+        <w:tc>
+          <w:tcPr/>
+          <w:p>
+            <w:pPr>
+              <w:pStyle w:val="Compact"/>
+            </w:pPr>
+            <w:r>
+              <w:t xml:space="preserve">HR</w:t>
+            </w:r>
+          </w:p>
+        </w:tc>
+        <w:tc>
+          <w:tcPr/>
+          <w:p>
+            <w:pPr>
+              <w:pStyle w:val="Compact"/>
+            </w:pPr>
+            <w:r>
+              <w:t xml:space="preserve">p</w:t>
+            </w:r>
+          </w:p>
+        </w:tc>
+      </w:tr>
+      <w:tr>
+        <w:tc>
+          <w:tcPr/>
+          <w:p>
+            <w:pPr>
+              <w:pStyle w:val="Compact"/>
+            </w:pPr>
+            <w:r>
+              <w:t xml:space="preserve">Female</w:t>
+            </w:r>
+          </w:p>
+        </w:tc>
+        <w:tc>
+          <w:tcPr/>
+          <w:p>
+            <w:pPr>
+              <w:pStyle w:val="Compact"/>
+            </w:pPr>
+            <w:r>
+              <w:t xml:space="preserve">1.12</w:t>
+            </w:r>
+          </w:p>
+        </w:tc>
+        <w:tc>
+          <w:tcPr/>
+          <w:p>
+            <w:pPr>
+              <w:pStyle w:val="Compact"/>
+            </w:pPr>
+            <w:r>
+              <w:t xml:space="preserve">.026</w:t>
+            </w:r>
+          </w:p>
+        </w:tc>
+      </w:tr>
+      <w:tr>
+        <w:tc>
+          <w:tcPr/>
+          <w:p>
+            <w:pPr>
+              <w:pStyle w:val="Compact"/>
+            </w:pPr>
+            <w:r>
+              <w:t xml:space="preserve">Tyrving (z)</w:t>
+            </w:r>
+          </w:p>
+        </w:tc>
+        <w:tc>
+          <w:tcPr/>
+          <w:p>
+            <w:pPr>
+              <w:pStyle w:val="Compact"/>
+            </w:pPr>
+            <w:r>
+              <w:t xml:space="preserve">1.04</w:t>
+            </w:r>
+          </w:p>
+        </w:tc>
+        <w:tc>
+          <w:tcPr/>
+          <w:p>
+            <w:pPr>
+              <w:pStyle w:val="Compact"/>
+            </w:pPr>
+            <w:r>
+              <w:t xml:space="preserve">.093</w:t>
+            </w:r>
+          </w:p>
+        </w:tc>
+      </w:tr>
+      <w:tr>
+        <w:tc>
+          <w:tcPr/>
+          <w:p>
+            <w:pPr>
+              <w:pStyle w:val="Compact"/>
+            </w:pPr>
+            <w:r>
+              <w:t xml:space="preserve">Volume at age 15–16 (z)</w:t>
+            </w:r>
+          </w:p>
+        </w:tc>
+        <w:tc>
+          <w:tcPr/>
+          <w:p>
+            <w:pPr>
+              <w:pStyle w:val="Compact"/>
+            </w:pPr>
+            <w:r>
+              <w:t xml:space="preserve">0.44</w:t>
+            </w:r>
+          </w:p>
+        </w:tc>
+        <w:tc>
+          <w:tcPr/>
+          <w:p>
+            <w:pPr>
+              <w:pStyle w:val="Compact"/>
+            </w:pPr>
+            <w:r>
+              <w:t xml:space="preserve">&lt; .001</w:t>
+            </w:r>
+          </w:p>
+        </w:tc>
+      </w:tr>
+      <w:tr>
+        <w:tc>
+          <w:tcPr/>
+          <w:p>
+            <w:pPr>
+              <w:pStyle w:val="Compact"/>
+            </w:pPr>
+            <w:r>
+              <w:t xml:space="preserve">Championship types</w:t>
+            </w:r>
+          </w:p>
+        </w:tc>
+        <w:tc>
+          <w:tcPr/>
+          <w:p>
+            <w:pPr>
+              <w:pStyle w:val="Compact"/>
+            </w:pPr>
+            <w:r>
+              <w:t xml:space="preserve">0.75</w:t>
+            </w:r>
+          </w:p>
+        </w:tc>
+        <w:tc>
+          <w:tcPr/>
+          <w:p>
+            <w:pPr>
+              <w:pStyle w:val="Compact"/>
+            </w:pPr>
+            <w:r>
+              <w:t xml:space="preserve">&lt; .001</w:t>
+            </w:r>
+          </w:p>
+        </w:tc>
+      </w:tr>
+    </w:tbl>
+    <w:bookmarkEnd w:id="22"/>
+    <w:bookmarkStart w:id="23" w:name="Xc5dd1c4c02026840d5c61b2f77d535f234f96d0"/>
+    <w:p>
+      <w:pPr>
+        <w:pStyle w:val="Heading2"/>
+      </w:pPr>
+      <w:r>
+        <w:t xml:space="preserve">Table S7. Subgroup analysis by sex (full Cox model)</w:t>
+      </w:r>
+    </w:p>
+    <w:tbl>
+      <w:tblPr>
+        <w:tblStyle w:val="Table"/>
+        <w:tblW w:type="auto" w:w="0"/>
+        <w:tblLook w:firstRow="1" w:lastRow="0" w:firstColumn="0" w:lastColumn="0" w:noHBand="0" w:noVBand="0" w:val="0020"/>
+      </w:tblPr>
+      <w:tblGrid>
+        <w:gridCol w:w="1320"/>
+        <w:gridCol w:w="1320"/>
+        <w:gridCol w:w="1320"/>
+        <w:gridCol w:w="1320"/>
+        <w:gridCol w:w="1320"/>
+        <w:gridCol w:w="1320"/>
+      </w:tblGrid>
+      <w:tr>
+        <w:trPr>
+          <w:tblHeader w:val="on"/>
+        </w:trPr>
+        <w:tc>
+          <w:tcPr/>
+          <w:p>
+            <w:pPr>
+              <w:pStyle w:val="Compact"/>
+            </w:pPr>
+            <w:r>
+              <w:t xml:space="preserve">Sex</w:t>
+            </w:r>
+          </w:p>
+        </w:tc>
+        <w:tc>
+          <w:tcPr/>
+          <w:p>
+            <w:pPr>
+              <w:pStyle w:val="Compact"/>
+            </w:pPr>
+            <w:r>
+              <w:t xml:space="preserve">n</w:t>
+            </w:r>
+          </w:p>
+        </w:tc>
+        <w:tc>
+          <w:tcPr/>
+          <w:p>
+            <w:pPr>
+              <w:pStyle w:val="Compact"/>
+            </w:pPr>
+            <w:r>
+              <w:t xml:space="preserve">Covariate</w:t>
+            </w:r>
+          </w:p>
+        </w:tc>
+        <w:tc>
+          <w:tcPr/>
+          <w:p>
+            <w:pPr>
+              <w:pStyle w:val="Compact"/>
+            </w:pPr>
+            <w:r>
+              <w:t xml:space="preserve">HR</w:t>
+            </w:r>
+          </w:p>
+        </w:tc>
+        <w:tc>
+          <w:tcPr/>
+          <w:p>
+            <w:pPr>
+              <w:pStyle w:val="Compact"/>
+            </w:pPr>
+            <w:r>
+              <w:t xml:space="preserve">95% CI</w:t>
+            </w:r>
+          </w:p>
+        </w:tc>
+        <w:tc>
+          <w:tcPr/>
+          <w:p>
+            <w:pPr>
+              <w:pStyle w:val="Compact"/>
+            </w:pPr>
+            <w:r>
+              <w:t xml:space="preserve">p</w:t>
+            </w:r>
+          </w:p>
+        </w:tc>
+      </w:tr>
+      <w:tr>
+        <w:tc>
+          <w:tcPr/>
+          <w:p>
+            <w:pPr>
+              <w:pStyle w:val="Compact"/>
+            </w:pPr>
+            <w:r>
+              <w:t xml:space="preserve">Male</w:t>
+            </w:r>
+          </w:p>
+        </w:tc>
+        <w:tc>
+          <w:tcPr/>
+          <w:p>
+            <w:pPr>
+              <w:pStyle w:val="Compact"/>
+            </w:pPr>
+            <w:r>
+              <w:t xml:space="preserve">805</w:t>
+            </w:r>
+          </w:p>
+        </w:tc>
+        <w:tc>
+          <w:tcPr/>
+          <w:p>
+            <w:pPr>
+              <w:pStyle w:val="Compact"/>
+            </w:pPr>
+            <w:r>
+              <w:t xml:space="preserve">Tyrving (z)</w:t>
+            </w:r>
+          </w:p>
+        </w:tc>
+        <w:tc>
+          <w:tcPr/>
+          <w:p>
+            <w:pPr>
+              <w:pStyle w:val="Compact"/>
+            </w:pPr>
+            <w:r>
+              <w:t xml:space="preserve">1.07</w:t>
+            </w:r>
+          </w:p>
+        </w:tc>
+        <w:tc>
+          <w:tcPr/>
+          <w:p>
+            <w:pPr>
+              <w:pStyle w:val="Compact"/>
+            </w:pPr>
+            <w:r>
+              <w:t xml:space="preserve">[0.99, 1.15]</w:t>
+            </w:r>
+          </w:p>
+        </w:tc>
+        <w:tc>
+          <w:tcPr/>
+          <w:p>
+            <w:pPr>
+              <w:pStyle w:val="Compact"/>
+            </w:pPr>
+            <w:r>
+              <w:t xml:space="preserve">.074</w:t>
+            </w:r>
+          </w:p>
+        </w:tc>
+      </w:tr>
+      <w:tr>
+        <w:tc>
+          <w:tcPr/>
+          <w:p>
+            <w:pPr>
+              <w:pStyle w:val="Compact"/>
+            </w:pPr>
+          </w:p>
+        </w:tc>
+        <w:tc>
+          <w:tcPr/>
+          <w:p>
+            <w:pPr>
+              <w:pStyle w:val="Compact"/>
+            </w:pPr>
+          </w:p>
+        </w:tc>
+        <w:tc>
+          <w:tcPr/>
+          <w:p>
+            <w:pPr>
+              <w:pStyle w:val="Compact"/>
+            </w:pPr>
+            <w:r>
+              <w:t xml:space="preserve">HHI early (z)</w:t>
+            </w:r>
+          </w:p>
+        </w:tc>
+        <w:tc>
+          <w:tcPr/>
+          <w:p>
+            <w:pPr>
+              <w:pStyle w:val="Compact"/>
+            </w:pPr>
+            <w:r>
+              <w:t xml:space="preserve">0.93</w:t>
+            </w:r>
+          </w:p>
+        </w:tc>
+        <w:tc>
+          <w:tcPr/>
+          <w:p>
+            <w:pPr>
+              <w:pStyle w:val="Compact"/>
+            </w:pPr>
+            <w:r>
+              <w:t xml:space="preserve">[0.85, 1.01]</w:t>
+            </w:r>
+          </w:p>
+        </w:tc>
+        <w:tc>
+          <w:tcPr/>
+          <w:p>
+            <w:pPr>
+              <w:pStyle w:val="Compact"/>
+            </w:pPr>
+            <w:r>
+              <w:t xml:space="preserve">.083</w:t>
+            </w:r>
+          </w:p>
+        </w:tc>
+      </w:tr>
+      <w:tr>
+        <w:tc>
+          <w:tcPr/>
+          <w:p>
+            <w:pPr>
+              <w:pStyle w:val="Compact"/>
+            </w:pPr>
+          </w:p>
+        </w:tc>
+        <w:tc>
+          <w:tcPr/>
+          <w:p>
+            <w:pPr>
+              <w:pStyle w:val="Compact"/>
+            </w:pPr>
+          </w:p>
+        </w:tc>
+        <w:tc>
+          <w:tcPr/>
+          <w:p>
+            <w:pPr>
+              <w:pStyle w:val="Compact"/>
+            </w:pPr>
+            <w:r>
+              <w:t xml:space="preserve">Volume at age 15–16 (z)</w:t>
+            </w:r>
+          </w:p>
+        </w:tc>
+        <w:tc>
+          <w:tcPr/>
+          <w:p>
+            <w:pPr>
+              <w:pStyle w:val="Compact"/>
+            </w:pPr>
+            <w:r>
+              <w:t xml:space="preserve">0.42</w:t>
+            </w:r>
+          </w:p>
+        </w:tc>
+        <w:tc>
+          <w:tcPr/>
+          <w:p>
+            <w:pPr>
+              <w:pStyle w:val="Compact"/>
+            </w:pPr>
+            <w:r>
+              <w:t xml:space="preserve">[0.37, 0.48]</w:t>
+            </w:r>
+          </w:p>
+        </w:tc>
+        <w:tc>
+          <w:tcPr/>
+          <w:p>
+            <w:pPr>
+              <w:pStyle w:val="Compact"/>
+            </w:pPr>
+            <w:r>
+              <w:t xml:space="preserve">&lt; .001</w:t>
+            </w:r>
+          </w:p>
+        </w:tc>
+      </w:tr>
+      <w:tr>
+        <w:tc>
+          <w:tcPr/>
+          <w:p>
+            <w:pPr>
+              <w:pStyle w:val="Compact"/>
+            </w:pPr>
+          </w:p>
+        </w:tc>
+        <w:tc>
+          <w:tcPr/>
+          <w:p>
+            <w:pPr>
+              <w:pStyle w:val="Compact"/>
+            </w:pPr>
+          </w:p>
+        </w:tc>
+        <w:tc>
+          <w:tcPr/>
+          <w:p>
+            <w:pPr>
+              <w:pStyle w:val="Compact"/>
+            </w:pPr>
+            <w:r>
+              <w:t xml:space="preserve">Championship types</w:t>
+            </w:r>
+          </w:p>
+        </w:tc>
+        <w:tc>
+          <w:tcPr/>
+          <w:p>
+            <w:pPr>
+              <w:pStyle w:val="Compact"/>
+            </w:pPr>
+            <w:r>
+              <w:t xml:space="preserve">0.74</w:t>
+            </w:r>
+          </w:p>
+        </w:tc>
+        <w:tc>
+          <w:tcPr/>
+          <w:p>
+            <w:pPr>
+              <w:pStyle w:val="Compact"/>
+            </w:pPr>
+            <w:r>
+              <w:t xml:space="preserve">[0.66, 0.83]</w:t>
+            </w:r>
+          </w:p>
+        </w:tc>
+        <w:tc>
+          <w:tcPr/>
+          <w:p>
+            <w:pPr>
+              <w:pStyle w:val="Compact"/>
+            </w:pPr>
+            <w:r>
+              <w:t xml:space="preserve">&lt; .001</w:t>
+            </w:r>
+          </w:p>
+        </w:tc>
+      </w:tr>
+      <w:tr>
+        <w:tc>
+          <w:tcPr/>
+          <w:p>
+            <w:pPr>
+              <w:pStyle w:val="Compact"/>
+            </w:pPr>
+            <w:r>
+              <w:t xml:space="preserve">Female</w:t>
+            </w:r>
+          </w:p>
+        </w:tc>
+        <w:tc>
+          <w:tcPr/>
+          <w:p>
+            <w:pPr>
+              <w:pStyle w:val="Compact"/>
+            </w:pPr>
+            <w:r>
+              <w:t xml:space="preserve">899</w:t>
+            </w:r>
+          </w:p>
+        </w:tc>
+        <w:tc>
+          <w:tcPr/>
+          <w:p>
+            <w:pPr>
+              <w:pStyle w:val="Compact"/>
+            </w:pPr>
+            <w:r>
+              <w:t xml:space="preserve">Tyrving (z)</w:t>
+            </w:r>
+          </w:p>
+        </w:tc>
+        <w:tc>
+          <w:tcPr/>
+          <w:p>
+            <w:pPr>
+              <w:pStyle w:val="Compact"/>
+            </w:pPr>
+            <w:r>
+              <w:t xml:space="preserve">1.04</w:t>
+            </w:r>
+          </w:p>
+        </w:tc>
+        <w:tc>
+          <w:tcPr/>
+          <w:p>
+            <w:pPr>
+              <w:pStyle w:val="Compact"/>
+            </w:pPr>
+            <w:r>
+              <w:t xml:space="preserve">[0.97, 1.11]</w:t>
+            </w:r>
+          </w:p>
+        </w:tc>
+        <w:tc>
+          <w:tcPr/>
+          <w:p>
+            <w:pPr>
+              <w:pStyle w:val="Compact"/>
+            </w:pPr>
+            <w:r>
+              <w:t xml:space="preserve">.306</w:t>
+            </w:r>
+          </w:p>
+        </w:tc>
+      </w:tr>
+      <w:tr>
+        <w:tc>
+          <w:tcPr/>
+          <w:p>
+            <w:pPr>
+              <w:pStyle w:val="Compact"/>
+            </w:pPr>
+          </w:p>
+        </w:tc>
+        <w:tc>
+          <w:tcPr/>
+          <w:p>
+            <w:pPr>
+              <w:pStyle w:val="Compact"/>
+            </w:pPr>
+          </w:p>
+        </w:tc>
+        <w:tc>
+          <w:tcPr/>
+          <w:p>
+            <w:pPr>
+              <w:pStyle w:val="Compact"/>
+            </w:pPr>
+            <w:r>
+              <w:t xml:space="preserve">HHI early (z)</w:t>
+            </w:r>
+          </w:p>
+        </w:tc>
+        <w:tc>
+          <w:tcPr/>
+          <w:p>
+            <w:pPr>
+              <w:pStyle w:val="Compact"/>
+            </w:pPr>
+            <w:r>
+              <w:t xml:space="preserve">0.99</w:t>
+            </w:r>
+          </w:p>
+        </w:tc>
+        <w:tc>
+          <w:tcPr/>
+          <w:p>
+            <w:pPr>
+              <w:pStyle w:val="Compact"/>
+            </w:pPr>
+            <w:r>
+              <w:t xml:space="preserve">[0.92, 1.06]</w:t>
+            </w:r>
+          </w:p>
+        </w:tc>
+        <w:tc>
+          <w:tcPr/>
+          <w:p>
+            <w:pPr>
+              <w:pStyle w:val="Compact"/>
+            </w:pPr>
+            <w:r>
+              <w:t xml:space="preserve">.770</w:t>
+            </w:r>
+          </w:p>
+        </w:tc>
+      </w:tr>
+      <w:tr>
+        <w:tc>
+          <w:tcPr/>
+          <w:p>
+            <w:pPr>
+              <w:pStyle w:val="Compact"/>
+            </w:pPr>
+          </w:p>
+        </w:tc>
+        <w:tc>
+          <w:tcPr/>
+          <w:p>
+            <w:pPr>
+              <w:pStyle w:val="Compact"/>
+            </w:pPr>
+          </w:p>
+        </w:tc>
+        <w:tc>
+          <w:tcPr/>
+          <w:p>
+            <w:pPr>
+              <w:pStyle w:val="Compact"/>
+            </w:pPr>
+            <w:r>
+              <w:t xml:space="preserve">Volume at age 15–16 (z)</w:t>
+            </w:r>
+          </w:p>
+        </w:tc>
+        <w:tc>
+          <w:tcPr/>
+          <w:p>
+            <w:pPr>
+              <w:pStyle w:val="Compact"/>
+            </w:pPr>
+            <w:r>
+              <w:t xml:space="preserve">0.46</w:t>
+            </w:r>
+          </w:p>
+        </w:tc>
+        <w:tc>
+          <w:tcPr/>
+          <w:p>
+            <w:pPr>
+              <w:pStyle w:val="Compact"/>
+            </w:pPr>
+            <w:r>
+              <w:t xml:space="preserve">[0.40, 0.52]</w:t>
+            </w:r>
+          </w:p>
+        </w:tc>
+        <w:tc>
+          <w:tcPr/>
+          <w:p>
+            <w:pPr>
+              <w:pStyle w:val="Compact"/>
+            </w:pPr>
+            <w:r>
+              <w:t xml:space="preserve">&lt; .001</w:t>
+            </w:r>
+          </w:p>
+        </w:tc>
+      </w:tr>
+      <w:tr>
+        <w:tc>
+          <w:tcPr/>
+          <w:p>
+            <w:pPr>
+              <w:pStyle w:val="Compact"/>
+            </w:pPr>
+          </w:p>
+        </w:tc>
+        <w:tc>
+          <w:tcPr/>
+          <w:p>
+            <w:pPr>
+              <w:pStyle w:val="Compact"/>
+            </w:pPr>
+          </w:p>
+        </w:tc>
+        <w:tc>
+          <w:tcPr/>
+          <w:p>
+            <w:pPr>
+              <w:pStyle w:val="Compact"/>
+            </w:pPr>
+            <w:r>
+              <w:t xml:space="preserve">Championship types</w:t>
+            </w:r>
+          </w:p>
+        </w:tc>
+        <w:tc>
+          <w:tcPr/>
+          <w:p>
+            <w:pPr>
+              <w:pStyle w:val="Compact"/>
+            </w:pPr>
+            <w:r>
+              <w:t xml:space="preserve">0.75</w:t>
+            </w:r>
+          </w:p>
+        </w:tc>
+        <w:tc>
+          <w:tcPr/>
+          <w:p>
+            <w:pPr>
+              <w:pStyle w:val="Compact"/>
+            </w:pPr>
+            <w:r>
+              <w:t xml:space="preserve">[0.67, 0.83]</w:t>
+            </w:r>
+          </w:p>
+        </w:tc>
+        <w:tc>
+          <w:tcPr/>
+          <w:p>
+            <w:pPr>
+              <w:pStyle w:val="Compact"/>
+            </w:pPr>
+            <w:r>
+              <w:t xml:space="preserve">&lt; .001</w:t>
+            </w:r>
+          </w:p>
+        </w:tc>
+      </w:tr>
+    </w:tbl>
+    <w:p>
+      <w:pPr>
+        <w:pStyle w:val="BodyText"/>
+      </w:pPr>
+      <w:r>
+        <w:rPr>
+          <w:i/>
+          <w:iCs/>
+        </w:rPr>
+        <w:t xml:space="preserve">Note.</w:t>
+      </w:r>
+      <w:r>
+        <w:t xml:space="preserve"> </w:t>
+      </w:r>
+      <w:r>
+        <w:t xml:space="preserve">Effect directions and magnitudes are concordant across sexes; C-index = 0.843 in both subgroups.</w:t>
+      </w:r>
+    </w:p>
+    <w:bookmarkEnd w:id="23"/>
+    <w:bookmarkEnd w:id="24"/>
     <w:sectPr>
       <w:footnotePr>
         <w:numRestart w:val="eachSect"/>

--- a/forskning/ncc-kohort/submission_pse/TABLES.docx
+++ b/forskning/ncc-kohort/submission_pse/TABLES.docx
@@ -16,7 +16,7 @@
         <w:pStyle w:val="FirstParagraph"/>
       </w:pPr>
       <w:r>
-        <w:t xml:space="preserve">(Submitted as editable text; in the final Word manuscript, each table on its own page after the references. Supplementary Tables S1–S7 follow as supplementary material.)</w:t>
+        <w:t xml:space="preserve">(Submitted as editable text; in the final Word manuscript, each table on its own page after the references. Supplementary Tables S1–S12 follow as supplementary material.)</w:t>
       </w:r>
     </w:p>
     <w:p>
@@ -2166,7 +2166,7 @@
         <w:t xml:space="preserve"> </w:t>
       </w:r>
       <w:r>
-        <w:t xml:space="preserve">HRs are per one-SD increase for standardized covariates and per unit for the count of championship types. The volume-at-milestone covariate produces the largest single-step C-index gain (0.573 → 0.846). Schoenfeld residual tests detected proportional-hazards violations for vol_milepael, HHI early, and championship types; period-specific HRs are given in Table 4.</w:t>
+        <w:t xml:space="preserve">HRs are per one-SD increase for standardized covariates and per unit for the count of championship types. Schoenfeld residual tests detected proportional-hazards violations for vol_milepael, HHI early, and championship types; period-specific HRs are given in Table 5. The substantive effect is robust to the violation (Supplementary Table S6).</w:t>
       </w:r>
     </w:p>
     <w:p>
@@ -2177,13 +2177,13 @@
       </w:r>
     </w:p>
     <w:bookmarkEnd w:id="11"/>
-    <w:bookmarkStart w:id="12" w:name="Xbfe3faf40cf76853f84917063d5bd4f677a1b97"/>
+    <w:bookmarkStart w:id="12" w:name="X2c07cb964a497adccfe12c5c8fadd35e743445f"/>
     <w:p>
       <w:pPr>
         <w:pStyle w:val="Heading2"/>
       </w:pPr>
       <w:r>
-        <w:t xml:space="preserve">Table 4. Time-varying hazard ratios across follow-up periods (full Cox model, period-specific)</w:t>
+        <w:t xml:space="preserve">Table 4. Landmark analysis at age 16 — among athletes still active at age 16, does milestone-window volume predict subsequent senior retention?</w:t>
       </w:r>
     </w:p>
     <w:tbl>
@@ -2221,29 +2221,167 @@
               <w:pStyle w:val="Compact"/>
             </w:pPr>
             <w:r>
-              <w:t xml:space="preserve">Years 0–3 (age 13–17)</w:t>
-            </w:r>
-          </w:p>
-        </w:tc>
-        <w:tc>
-          <w:tcPr/>
-          <w:p>
-            <w:pPr>
-              <w:pStyle w:val="Compact"/>
-            </w:pPr>
-            <w:r>
-              <w:t xml:space="preserve">Years 3–6 (age 16–19)</w:t>
-            </w:r>
-          </w:p>
-        </w:tc>
-        <w:tc>
-          <w:tcPr/>
-          <w:p>
-            <w:pPr>
-              <w:pStyle w:val="Compact"/>
-            </w:pPr>
-            <w:r>
-              <w:t xml:space="preserve">Years 6+ (age 19+)</w:t>
+              <w:t xml:space="preserve">HR</w:t>
+            </w:r>
+          </w:p>
+        </w:tc>
+        <w:tc>
+          <w:tcPr/>
+          <w:p>
+            <w:pPr>
+              <w:pStyle w:val="Compact"/>
+            </w:pPr>
+            <w:r>
+              <w:t xml:space="preserve">95% CI</w:t>
+            </w:r>
+          </w:p>
+        </w:tc>
+        <w:tc>
+          <w:tcPr/>
+          <w:p>
+            <w:pPr>
+              <w:pStyle w:val="Compact"/>
+            </w:pPr>
+            <w:r>
+              <w:t xml:space="preserve">p</w:t>
+            </w:r>
+          </w:p>
+        </w:tc>
+      </w:tr>
+      <w:tr>
+        <w:tc>
+          <w:tcPr/>
+          <w:p>
+            <w:pPr>
+              <w:pStyle w:val="Compact"/>
+            </w:pPr>
+            <w:r>
+              <w:t xml:space="preserve">Female</w:t>
+            </w:r>
+          </w:p>
+        </w:tc>
+        <w:tc>
+          <w:tcPr/>
+          <w:p>
+            <w:pPr>
+              <w:pStyle w:val="Compact"/>
+            </w:pPr>
+            <w:r>
+              <w:t xml:space="preserve">1.32</w:t>
+            </w:r>
+          </w:p>
+        </w:tc>
+        <w:tc>
+          <w:tcPr/>
+          <w:p>
+            <w:pPr>
+              <w:pStyle w:val="Compact"/>
+            </w:pPr>
+            <w:r>
+              <w:t xml:space="preserve">[1.15, 1.52]</w:t>
+            </w:r>
+          </w:p>
+        </w:tc>
+        <w:tc>
+          <w:tcPr/>
+          <w:p>
+            <w:pPr>
+              <w:pStyle w:val="Compact"/>
+            </w:pPr>
+            <w:r>
+              <w:t xml:space="preserve">&lt; .001</w:t>
+            </w:r>
+          </w:p>
+        </w:tc>
+      </w:tr>
+      <w:tr>
+        <w:tc>
+          <w:tcPr/>
+          <w:p>
+            <w:pPr>
+              <w:pStyle w:val="Compact"/>
+            </w:pPr>
+            <w:r>
+              <w:t xml:space="preserve">Tyrving (z)</w:t>
+            </w:r>
+          </w:p>
+        </w:tc>
+        <w:tc>
+          <w:tcPr/>
+          <w:p>
+            <w:pPr>
+              <w:pStyle w:val="Compact"/>
+            </w:pPr>
+            <w:r>
+              <w:t xml:space="preserve">1.01</w:t>
+            </w:r>
+          </w:p>
+        </w:tc>
+        <w:tc>
+          <w:tcPr/>
+          <w:p>
+            <w:pPr>
+              <w:pStyle w:val="Compact"/>
+            </w:pPr>
+            <w:r>
+              <w:t xml:space="preserve">[0.94, 1.08]</w:t>
+            </w:r>
+          </w:p>
+        </w:tc>
+        <w:tc>
+          <w:tcPr/>
+          <w:p>
+            <w:pPr>
+              <w:pStyle w:val="Compact"/>
+            </w:pPr>
+            <w:r>
+              <w:t xml:space="preserve">.81</w:t>
+            </w:r>
+          </w:p>
+        </w:tc>
+      </w:tr>
+      <w:tr>
+        <w:tc>
+          <w:tcPr/>
+          <w:p>
+            <w:pPr>
+              <w:pStyle w:val="Compact"/>
+            </w:pPr>
+            <w:r>
+              <w:t xml:space="preserve">HHI early (z)</w:t>
+            </w:r>
+          </w:p>
+        </w:tc>
+        <w:tc>
+          <w:tcPr/>
+          <w:p>
+            <w:pPr>
+              <w:pStyle w:val="Compact"/>
+            </w:pPr>
+            <w:r>
+              <w:t xml:space="preserve">0.95</w:t>
+            </w:r>
+          </w:p>
+        </w:tc>
+        <w:tc>
+          <w:tcPr/>
+          <w:p>
+            <w:pPr>
+              <w:pStyle w:val="Compact"/>
+            </w:pPr>
+            <w:r>
+              <w:t xml:space="preserve">[0.88, 1.02]</w:t>
+            </w:r>
+          </w:p>
+        </w:tc>
+        <w:tc>
+          <w:tcPr/>
+          <w:p>
+            <w:pPr>
+              <w:pStyle w:val="Compact"/>
+            </w:pPr>
+            <w:r>
+              <w:t xml:space="preserve">.17</w:t>
             </w:r>
           </w:p>
         </w:tc>
@@ -2260,7 +2398,7 @@
                 <w:b/>
                 <w:bCs/>
               </w:rPr>
-              <w:t xml:space="preserve">Volume at age 15–16 (per SD)</w:t>
+              <w:t xml:space="preserve">Volume at age 15–16 (z)</w:t>
             </w:r>
           </w:p>
         </w:tc>
@@ -2275,7 +2413,7 @@
                 <w:b/>
                 <w:bCs/>
               </w:rPr>
-              <w:t xml:space="preserve">0.14 [0.11, 0.16]</w:t>
+              <w:t xml:space="preserve">0.60</w:t>
             </w:r>
           </w:p>
         </w:tc>
@@ -2290,295 +2428,109 @@
                 <w:b/>
                 <w:bCs/>
               </w:rPr>
-              <w:t xml:space="preserve">0.69 [0.60, 0.79]</w:t>
-            </w:r>
-          </w:p>
-        </w:tc>
-        <w:tc>
-          <w:tcPr/>
-          <w:p>
-            <w:pPr>
-              <w:pStyle w:val="Compact"/>
-            </w:pPr>
-            <w:r>
-              <w:t xml:space="preserve">0.96 [0.77, 1.19]</w:t>
-            </w:r>
-          </w:p>
-        </w:tc>
-      </w:tr>
-      <w:tr>
-        <w:tc>
-          <w:tcPr/>
-          <w:p>
-            <w:pPr>
-              <w:pStyle w:val="Compact"/>
-            </w:pPr>
-            <w:r>
-              <w:t xml:space="preserve">Championship types (count)</w:t>
-            </w:r>
-          </w:p>
-        </w:tc>
-        <w:tc>
-          <w:tcPr/>
-          <w:p>
-            <w:pPr>
-              <w:pStyle w:val="Compact"/>
-            </w:pPr>
-            <w:r>
-              <w:t xml:space="preserve">0.61 [0.55, 0.69]</w:t>
-            </w:r>
-          </w:p>
-        </w:tc>
-        <w:tc>
-          <w:tcPr/>
-          <w:p>
-            <w:pPr>
-              <w:pStyle w:val="Compact"/>
-            </w:pPr>
-            <w:r>
-              <w:t xml:space="preserve">0.88 [0.79, 0.99]</w:t>
-            </w:r>
-          </w:p>
-        </w:tc>
-        <w:tc>
-          <w:tcPr/>
-          <w:p>
-            <w:pPr>
-              <w:pStyle w:val="Compact"/>
-            </w:pPr>
-            <w:r>
-              <w:t xml:space="preserve">0.97 [0.78, 1.21]</w:t>
-            </w:r>
-          </w:p>
-        </w:tc>
-      </w:tr>
-      <w:tr>
-        <w:tc>
-          <w:tcPr/>
-          <w:p>
-            <w:pPr>
-              <w:pStyle w:val="Compact"/>
-            </w:pPr>
-            <w:r>
-              <w:t xml:space="preserve">Tyrving (z)</w:t>
-            </w:r>
-          </w:p>
-        </w:tc>
-        <w:tc>
-          <w:tcPr/>
-          <w:p>
-            <w:pPr>
-              <w:pStyle w:val="Compact"/>
-            </w:pPr>
-            <w:r>
-              <w:t xml:space="preserve">1.07 [0.99, 1.15]</w:t>
-            </w:r>
-          </w:p>
-        </w:tc>
-        <w:tc>
-          <w:tcPr/>
-          <w:p>
-            <w:pPr>
-              <w:pStyle w:val="Compact"/>
-            </w:pPr>
-            <w:r>
-              <w:t xml:space="preserve">0.92 [0.84, 1.01]</w:t>
-            </w:r>
-          </w:p>
-        </w:tc>
-        <w:tc>
-          <w:tcPr/>
-          <w:p>
-            <w:pPr>
-              <w:pStyle w:val="Compact"/>
-            </w:pPr>
-            <w:r>
-              <w:t xml:space="preserve">0.94 [0.78, 1.13]</w:t>
-            </w:r>
-          </w:p>
-        </w:tc>
-      </w:tr>
-      <w:tr>
-        <w:tc>
-          <w:tcPr/>
-          <w:p>
-            <w:pPr>
-              <w:pStyle w:val="Compact"/>
-            </w:pPr>
-            <w:r>
-              <w:t xml:space="preserve">HHI early (z)</w:t>
-            </w:r>
-          </w:p>
-        </w:tc>
-        <w:tc>
-          <w:tcPr/>
-          <w:p>
-            <w:pPr>
-              <w:pStyle w:val="Compact"/>
-            </w:pPr>
-            <w:r>
-              <w:t xml:space="preserve">0.97 [0.91, 1.05]</w:t>
-            </w:r>
-          </w:p>
-        </w:tc>
-        <w:tc>
-          <w:tcPr/>
-          <w:p>
-            <w:pPr>
-              <w:pStyle w:val="Compact"/>
-            </w:pPr>
-            <w:r>
-              <w:t xml:space="preserve">0.93 [0.85, 1.02]</w:t>
-            </w:r>
-          </w:p>
-        </w:tc>
-        <w:tc>
-          <w:tcPr/>
-          <w:p>
-            <w:pPr>
-              <w:pStyle w:val="Compact"/>
-            </w:pPr>
-            <w:r>
-              <w:t xml:space="preserve">1.02 [0.85, 1.21]</w:t>
-            </w:r>
-          </w:p>
-        </w:tc>
-      </w:tr>
-      <w:tr>
-        <w:tc>
-          <w:tcPr/>
-          <w:p>
-            <w:pPr>
-              <w:pStyle w:val="Compact"/>
-            </w:pPr>
-            <w:r>
-              <w:t xml:space="preserve">Female</w:t>
-            </w:r>
-          </w:p>
-        </w:tc>
-        <w:tc>
-          <w:tcPr/>
-          <w:p>
-            <w:pPr>
-              <w:pStyle w:val="Compact"/>
-            </w:pPr>
-            <w:r>
-              <w:t xml:space="preserve">1.16 [1.02, 1.31]</w:t>
-            </w:r>
-          </w:p>
-        </w:tc>
-        <w:tc>
-          <w:tcPr/>
-          <w:p>
-            <w:pPr>
-              <w:pStyle w:val="Compact"/>
-            </w:pPr>
-            <w:r>
-              <w:t xml:space="preserve">1.06 [0.91, 1.23]</w:t>
-            </w:r>
-          </w:p>
-        </w:tc>
-        <w:tc>
-          <w:tcPr/>
-          <w:p>
-            <w:pPr>
-              <w:pStyle w:val="Compact"/>
-            </w:pPr>
-            <w:r>
-              <w:t xml:space="preserve">1.09 [0.85, 1.39]</w:t>
-            </w:r>
-          </w:p>
-        </w:tc>
-      </w:tr>
-      <w:tr>
-        <w:tc>
-          <w:tcPr/>
-          <w:p>
-            <w:pPr>
-              <w:pStyle w:val="Compact"/>
-            </w:pPr>
-            <w:r>
-              <w:t xml:space="preserve">n at risk in interval</w:t>
-            </w:r>
-          </w:p>
-        </w:tc>
-        <w:tc>
-          <w:tcPr/>
-          <w:p>
-            <w:pPr>
-              <w:pStyle w:val="Compact"/>
-            </w:pPr>
-            <w:r>
-              <w:t xml:space="preserve">1,704</w:t>
-            </w:r>
-          </w:p>
-        </w:tc>
-        <w:tc>
-          <w:tcPr/>
-          <w:p>
-            <w:pPr>
-              <w:pStyle w:val="Compact"/>
-            </w:pPr>
-            <w:r>
-              <w:t xml:space="preserve">669</w:t>
-            </w:r>
-          </w:p>
-        </w:tc>
-        <w:tc>
-          <w:tcPr/>
-          <w:p>
-            <w:pPr>
-              <w:pStyle w:val="Compact"/>
-            </w:pPr>
-            <w:r>
-              <w:t xml:space="preserve">270</w:t>
-            </w:r>
-          </w:p>
-        </w:tc>
-      </w:tr>
-      <w:tr>
-        <w:tc>
-          <w:tcPr/>
-          <w:p>
-            <w:pPr>
-              <w:pStyle w:val="Compact"/>
-            </w:pPr>
-            <w:r>
-              <w:t xml:space="preserve">events in interval</w:t>
-            </w:r>
-          </w:p>
-        </w:tc>
-        <w:tc>
-          <w:tcPr/>
-          <w:p>
-            <w:pPr>
-              <w:pStyle w:val="Compact"/>
-            </w:pPr>
-            <w:r>
-              <w:t xml:space="preserve">1,035</w:t>
-            </w:r>
-          </w:p>
-        </w:tc>
-        <w:tc>
-          <w:tcPr/>
-          <w:p>
-            <w:pPr>
-              <w:pStyle w:val="Compact"/>
-            </w:pPr>
-            <w:r>
-              <w:t xml:space="preserve">399</w:t>
-            </w:r>
-          </w:p>
-        </w:tc>
-        <w:tc>
-          <w:tcPr/>
-          <w:p>
-            <w:pPr>
-              <w:pStyle w:val="Compact"/>
-            </w:pPr>
-            <w:r>
-              <w:t xml:space="preserve">136</w:t>
-            </w:r>
+              <w:t xml:space="preserve">[0.54, 0.66]</w:t>
+            </w:r>
+          </w:p>
+        </w:tc>
+        <w:tc>
+          <w:tcPr/>
+          <w:p>
+            <w:pPr>
+              <w:pStyle w:val="Compact"/>
+            </w:pPr>
+            <w:r>
+              <w:rPr>
+                <w:b/>
+                <w:bCs/>
+              </w:rPr>
+              <w:t xml:space="preserve">&lt; .001</w:t>
+            </w:r>
+          </w:p>
+        </w:tc>
+      </w:tr>
+      <w:tr>
+        <w:tc>
+          <w:tcPr/>
+          <w:p>
+            <w:pPr>
+              <w:pStyle w:val="Compact"/>
+            </w:pPr>
+            <w:r>
+              <w:t xml:space="preserve">Championship types</w:t>
+            </w:r>
+          </w:p>
+        </w:tc>
+        <w:tc>
+          <w:tcPr/>
+          <w:p>
+            <w:pPr>
+              <w:pStyle w:val="Compact"/>
+            </w:pPr>
+            <w:r>
+              <w:t xml:space="preserve">0.78</w:t>
+            </w:r>
+          </w:p>
+        </w:tc>
+        <w:tc>
+          <w:tcPr/>
+          <w:p>
+            <w:pPr>
+              <w:pStyle w:val="Compact"/>
+            </w:pPr>
+            <w:r>
+              <w:t xml:space="preserve">[0.71, 0.87]</w:t>
+            </w:r>
+          </w:p>
+        </w:tc>
+        <w:tc>
+          <w:tcPr/>
+          <w:p>
+            <w:pPr>
+              <w:pStyle w:val="Compact"/>
+            </w:pPr>
+            <w:r>
+              <w:t xml:space="preserve">&lt; .001</w:t>
+            </w:r>
+          </w:p>
+        </w:tc>
+      </w:tr>
+      <w:tr>
+        <w:tc>
+          <w:tcPr/>
+          <w:p>
+            <w:pPr>
+              <w:pStyle w:val="Compact"/>
+            </w:pPr>
+            <w:r>
+              <w:t xml:space="preserve">n</w:t>
+            </w:r>
+          </w:p>
+        </w:tc>
+        <w:tc>
+          <w:tcPr/>
+          <w:p>
+            <w:pPr>
+              <w:pStyle w:val="Compact"/>
+            </w:pPr>
+            <w:r>
+              <w:t xml:space="preserve">960</w:t>
+            </w:r>
+          </w:p>
+        </w:tc>
+        <w:tc>
+          <w:tcPr/>
+          <w:p>
+            <w:pPr>
+              <w:pStyle w:val="Compact"/>
+            </w:pPr>
+          </w:p>
+        </w:tc>
+        <w:tc>
+          <w:tcPr/>
+          <w:p>
+            <w:pPr>
+              <w:pStyle w:val="Compact"/>
+            </w:pPr>
           </w:p>
         </w:tc>
       </w:tr>
@@ -2601,30 +2553,24 @@
               <w:pStyle w:val="Compact"/>
             </w:pPr>
             <w:r>
-              <w:t xml:space="preserve">0.894</w:t>
-            </w:r>
-          </w:p>
-        </w:tc>
-        <w:tc>
-          <w:tcPr/>
-          <w:p>
-            <w:pPr>
-              <w:pStyle w:val="Compact"/>
-            </w:pPr>
-            <w:r>
-              <w:t xml:space="preserve">0.661</w:t>
-            </w:r>
-          </w:p>
-        </w:tc>
-        <w:tc>
-          <w:tcPr/>
-          <w:p>
-            <w:pPr>
-              <w:pStyle w:val="Compact"/>
-            </w:pPr>
-            <w:r>
-              <w:t xml:space="preserve">0.582</w:t>
-            </w:r>
+              <w:t xml:space="preserve">0.735</w:t>
+            </w:r>
+          </w:p>
+        </w:tc>
+        <w:tc>
+          <w:tcPr/>
+          <w:p>
+            <w:pPr>
+              <w:pStyle w:val="Compact"/>
+            </w:pPr>
+          </w:p>
+        </w:tc>
+        <w:tc>
+          <w:tcPr/>
+          <w:p>
+            <w:pPr>
+              <w:pStyle w:val="Compact"/>
+            </w:pPr>
           </w:p>
         </w:tc>
       </w:tr>
@@ -2644,7 +2590,7 @@
         <w:t xml:space="preserve"> </w:t>
       </w:r>
       <w:r>
-        <w:t xml:space="preserve">The dominant predictor — competition volume at age 15–16 — is highly protective in the first three years after baseline (when most dropout occurs), moderately protective in years 3–6 (the transition to junior age), and indistinguishable from null in years 6+ (athletes who have survived the junior transition). This pattern is consistent with the substantive interpretation that the behavioral signal predicts proximal disengagement.</w:t>
+        <w:t xml:space="preserve">Athletes still demonstrably active at age 16 (defined as ≥1 registered result at age 16; n = 1,167 of 2,123); n = 960 after complete-case restriction on covariates. Follow-up time measured from age 16. The volume effect remains the dominant predictor among continuing athletes, ruling out a measurement-tautology interpretation. A complementary analysis using only pre-milestone (ages 13–14) volume produced HR = 0.50 (Supplementary Table S10), showing the signal is detectable before the milestone window itself.</w:t>
       </w:r>
     </w:p>
     <w:p>
@@ -2655,25 +2601,27 @@
       </w:r>
     </w:p>
     <w:bookmarkEnd w:id="12"/>
-    <w:bookmarkStart w:id="13" w:name="X7179511b496541910b17174e835dfc576fb99f6"/>
+    <w:bookmarkStart w:id="13" w:name="Xa05187ee0a9bef3703e8a486f85bae536c25ebe"/>
     <w:p>
       <w:pPr>
         <w:pStyle w:val="Heading2"/>
       </w:pPr>
       <w:r>
-        <w:t xml:space="preserve">Table 5. Random forest variable importance (top 15) for senior retention</w:t>
+        <w:t xml:space="preserve">Table 5. Time-varying hazard ratios across follow-up periods (full Cox model, period-specific)</w:t>
       </w:r>
     </w:p>
     <w:tbl>
       <w:tblPr>
         <w:tblStyle w:val="Table"/>
-        <w:tblW w:type="auto" w:w="0"/>
+        <w:tblW w:type="pct" w:w="5000"/>
+        <w:tblLayout w:type="fixed"/>
         <w:tblLook w:firstRow="1" w:lastRow="0" w:firstColumn="0" w:lastColumn="0" w:noHBand="0" w:noVBand="0" w:val="0020"/>
       </w:tblPr>
       <w:tblGrid>
-        <w:gridCol w:w="2640"/>
-        <w:gridCol w:w="2640"/>
-        <w:gridCol w:w="2640"/>
+        <w:gridCol w:w="1980"/>
+        <w:gridCol w:w="1980"/>
+        <w:gridCol w:w="1980"/>
+        <w:gridCol w:w="1980"/>
       </w:tblGrid>
       <w:tr>
         <w:trPr>
@@ -2686,554 +2634,420 @@
               <w:pStyle w:val="Compact"/>
             </w:pPr>
             <w:r>
-              <w:t xml:space="preserve">Rank</w:t>
-            </w:r>
-          </w:p>
-        </w:tc>
-        <w:tc>
-          <w:tcPr/>
-          <w:p>
-            <w:pPr>
-              <w:pStyle w:val="Compact"/>
-            </w:pPr>
-            <w:r>
-              <w:t xml:space="preserve">Feature</w:t>
-            </w:r>
-          </w:p>
-        </w:tc>
-        <w:tc>
-          <w:tcPr/>
-          <w:p>
-            <w:pPr>
-              <w:pStyle w:val="Compact"/>
-            </w:pPr>
-            <w:r>
-              <w:t xml:space="preserve">Importance</w:t>
-            </w:r>
-          </w:p>
-        </w:tc>
-      </w:tr>
-      <w:tr>
-        <w:tc>
-          <w:tcPr/>
-          <w:p>
-            <w:pPr>
-              <w:pStyle w:val="Compact"/>
-            </w:pPr>
-            <w:r>
-              <w:t xml:space="preserve">1</w:t>
-            </w:r>
-          </w:p>
-        </w:tc>
-        <w:tc>
-          <w:tcPr/>
-          <w:p>
-            <w:pPr>
-              <w:pStyle w:val="Compact"/>
-            </w:pPr>
-            <w:r>
-              <w:t xml:space="preserve">Volume at age 16</w:t>
-            </w:r>
-          </w:p>
-        </w:tc>
-        <w:tc>
-          <w:tcPr/>
-          <w:p>
-            <w:pPr>
-              <w:pStyle w:val="Compact"/>
-            </w:pPr>
-            <w:r>
-              <w:t xml:space="preserve">0.133</w:t>
-            </w:r>
-          </w:p>
-        </w:tc>
-      </w:tr>
-      <w:tr>
-        <w:tc>
-          <w:tcPr/>
-          <w:p>
-            <w:pPr>
-              <w:pStyle w:val="Compact"/>
-            </w:pPr>
-            <w:r>
-              <w:t xml:space="preserve">2</w:t>
-            </w:r>
-          </w:p>
-        </w:tc>
-        <w:tc>
-          <w:tcPr/>
-          <w:p>
-            <w:pPr>
-              <w:pStyle w:val="Compact"/>
-            </w:pPr>
-            <w:r>
-              <w:t xml:space="preserve">Composite volume at milestone (ages 15–16)</w:t>
-            </w:r>
-          </w:p>
-        </w:tc>
-        <w:tc>
-          <w:tcPr/>
-          <w:p>
-            <w:pPr>
-              <w:pStyle w:val="Compact"/>
-            </w:pPr>
-            <w:r>
-              <w:t xml:space="preserve">0.126</w:t>
-            </w:r>
-          </w:p>
-        </w:tc>
-      </w:tr>
-      <w:tr>
-        <w:tc>
-          <w:tcPr/>
-          <w:p>
-            <w:pPr>
-              <w:pStyle w:val="Compact"/>
-            </w:pPr>
-            <w:r>
-              <w:t xml:space="preserve">3</w:t>
-            </w:r>
-          </w:p>
-        </w:tc>
-        <w:tc>
-          <w:tcPr/>
-          <w:p>
-            <w:pPr>
-              <w:pStyle w:val="Compact"/>
-            </w:pPr>
-            <w:r>
-              <w:t xml:space="preserve">Volume at age 15</w:t>
-            </w:r>
-          </w:p>
-        </w:tc>
-        <w:tc>
-          <w:tcPr/>
-          <w:p>
-            <w:pPr>
-              <w:pStyle w:val="Compact"/>
-            </w:pPr>
-            <w:r>
-              <w:t xml:space="preserve">0.083</w:t>
-            </w:r>
-          </w:p>
-        </w:tc>
-      </w:tr>
-      <w:tr>
-        <w:tc>
-          <w:tcPr/>
-          <w:p>
-            <w:pPr>
-              <w:pStyle w:val="Compact"/>
-            </w:pPr>
-            <w:r>
-              <w:t xml:space="preserve">4</w:t>
-            </w:r>
-          </w:p>
-        </w:tc>
-        <w:tc>
-          <w:tcPr/>
-          <w:p>
-            <w:pPr>
-              <w:pStyle w:val="Compact"/>
-            </w:pPr>
-            <w:r>
-              <w:t xml:space="preserve">Tyrving performance slope (ages 13–16)</w:t>
-            </w:r>
-          </w:p>
-        </w:tc>
-        <w:tc>
-          <w:tcPr/>
-          <w:p>
-            <w:pPr>
-              <w:pStyle w:val="Compact"/>
-            </w:pPr>
-            <w:r>
-              <w:t xml:space="preserve">0.075</w:t>
-            </w:r>
-          </w:p>
-        </w:tc>
-      </w:tr>
-      <w:tr>
-        <w:tc>
-          <w:tcPr/>
-          <w:p>
-            <w:pPr>
-              <w:pStyle w:val="Compact"/>
-            </w:pPr>
-            <w:r>
-              <w:t xml:space="preserve">5</w:t>
-            </w:r>
-          </w:p>
-        </w:tc>
-        <w:tc>
-          <w:tcPr/>
-          <w:p>
-            <w:pPr>
-              <w:pStyle w:val="Compact"/>
-            </w:pPr>
-            <w:r>
-              <w:t xml:space="preserve">Volume trend across milestone</w:t>
-            </w:r>
-          </w:p>
-        </w:tc>
-        <w:tc>
-          <w:tcPr/>
-          <w:p>
-            <w:pPr>
-              <w:pStyle w:val="Compact"/>
-            </w:pPr>
-            <w:r>
-              <w:t xml:space="preserve">0.071</w:t>
-            </w:r>
-          </w:p>
-        </w:tc>
-      </w:tr>
-      <w:tr>
-        <w:tc>
-          <w:tcPr/>
-          <w:p>
-            <w:pPr>
-              <w:pStyle w:val="Compact"/>
-            </w:pPr>
-            <w:r>
-              <w:t xml:space="preserve">6</w:t>
-            </w:r>
-          </w:p>
-        </w:tc>
-        <w:tc>
-          <w:tcPr/>
-          <w:p>
-            <w:pPr>
-              <w:pStyle w:val="Compact"/>
-            </w:pPr>
-            <w:r>
-              <w:t xml:space="preserve">Peak Tyrving before age 15</w:t>
-            </w:r>
-          </w:p>
-        </w:tc>
-        <w:tc>
-          <w:tcPr/>
-          <w:p>
-            <w:pPr>
-              <w:pStyle w:val="Compact"/>
-            </w:pPr>
-            <w:r>
-              <w:t xml:space="preserve">0.048</w:t>
-            </w:r>
-          </w:p>
-        </w:tc>
-      </w:tr>
-      <w:tr>
-        <w:tc>
-          <w:tcPr/>
-          <w:p>
-            <w:pPr>
-              <w:pStyle w:val="Compact"/>
-            </w:pPr>
-            <w:r>
-              <w:t xml:space="preserve">7</w:t>
-            </w:r>
-          </w:p>
-        </w:tc>
-        <w:tc>
-          <w:tcPr/>
-          <w:p>
-            <w:pPr>
-              <w:pStyle w:val="Compact"/>
-            </w:pPr>
-            <w:r>
-              <w:t xml:space="preserve">HHI change (age 13–14 to 15–16)</w:t>
-            </w:r>
-          </w:p>
-        </w:tc>
-        <w:tc>
-          <w:tcPr/>
-          <w:p>
-            <w:pPr>
-              <w:pStyle w:val="Compact"/>
-            </w:pPr>
-            <w:r>
-              <w:t xml:space="preserve">0.044</w:t>
-            </w:r>
-          </w:p>
-        </w:tc>
-      </w:tr>
-      <w:tr>
-        <w:tc>
-          <w:tcPr/>
-          <w:p>
-            <w:pPr>
-              <w:pStyle w:val="Compact"/>
-            </w:pPr>
-            <w:r>
-              <w:t xml:space="preserve">8</w:t>
-            </w:r>
-          </w:p>
-        </w:tc>
-        <w:tc>
-          <w:tcPr/>
-          <w:p>
-            <w:pPr>
-              <w:pStyle w:val="Compact"/>
-            </w:pPr>
-            <w:r>
-              <w:t xml:space="preserve">Mean meets per year early career</w:t>
-            </w:r>
-          </w:p>
-        </w:tc>
-        <w:tc>
-          <w:tcPr/>
-          <w:p>
-            <w:pPr>
-              <w:pStyle w:val="Compact"/>
-            </w:pPr>
-            <w:r>
-              <w:t xml:space="preserve">0.042</w:t>
-            </w:r>
-          </w:p>
-        </w:tc>
-      </w:tr>
-      <w:tr>
-        <w:tc>
-          <w:tcPr/>
-          <w:p>
-            <w:pPr>
-              <w:pStyle w:val="Compact"/>
-            </w:pPr>
-            <w:r>
-              <w:t xml:space="preserve">9</w:t>
-            </w:r>
-          </w:p>
-        </w:tc>
-        <w:tc>
-          <w:tcPr/>
-          <w:p>
-            <w:pPr>
-              <w:pStyle w:val="Compact"/>
-            </w:pPr>
-            <w:r>
-              <w:t xml:space="preserve">Tyrving best at baseline</w:t>
-            </w:r>
-          </w:p>
-        </w:tc>
-        <w:tc>
-          <w:tcPr/>
-          <w:p>
-            <w:pPr>
-              <w:pStyle w:val="Compact"/>
-            </w:pPr>
-            <w:r>
-              <w:t xml:space="preserve">0.040</w:t>
-            </w:r>
-          </w:p>
-        </w:tc>
-      </w:tr>
-      <w:tr>
-        <w:tc>
-          <w:tcPr/>
-          <w:p>
-            <w:pPr>
-              <w:pStyle w:val="Compact"/>
-            </w:pPr>
-            <w:r>
-              <w:t xml:space="preserve">10</w:t>
-            </w:r>
-          </w:p>
-        </w:tc>
-        <w:tc>
-          <w:tcPr/>
-          <w:p>
-            <w:pPr>
-              <w:pStyle w:val="Compact"/>
-            </w:pPr>
-            <w:r>
-              <w:t xml:space="preserve">HHI early</w:t>
-            </w:r>
-          </w:p>
-        </w:tc>
-        <w:tc>
-          <w:tcPr/>
-          <w:p>
-            <w:pPr>
-              <w:pStyle w:val="Compact"/>
-            </w:pPr>
-            <w:r>
-              <w:t xml:space="preserve">0.040</w:t>
-            </w:r>
-          </w:p>
-        </w:tc>
-      </w:tr>
-      <w:tr>
-        <w:tc>
-          <w:tcPr/>
-          <w:p>
-            <w:pPr>
-              <w:pStyle w:val="Compact"/>
-            </w:pPr>
-            <w:r>
-              <w:t xml:space="preserve">11</w:t>
-            </w:r>
-          </w:p>
-        </w:tc>
-        <w:tc>
-          <w:tcPr/>
-          <w:p>
-            <w:pPr>
-              <w:pStyle w:val="Compact"/>
-            </w:pPr>
-            <w:r>
-              <w:t xml:space="preserve">Volume pre-milestone (ages 13–14)</w:t>
-            </w:r>
-          </w:p>
-        </w:tc>
-        <w:tc>
-          <w:tcPr/>
-          <w:p>
-            <w:pPr>
-              <w:pStyle w:val="Compact"/>
-            </w:pPr>
-            <w:r>
-              <w:t xml:space="preserve">0.039</w:t>
-            </w:r>
-          </w:p>
-        </w:tc>
-      </w:tr>
-      <w:tr>
-        <w:tc>
-          <w:tcPr/>
-          <w:p>
-            <w:pPr>
-              <w:pStyle w:val="Compact"/>
-            </w:pPr>
-            <w:r>
-              <w:t xml:space="preserve">12</w:t>
-            </w:r>
-          </w:p>
-        </w:tc>
-        <w:tc>
-          <w:tcPr/>
-          <w:p>
-            <w:pPr>
-              <w:pStyle w:val="Compact"/>
-            </w:pPr>
-            <w:r>
-              <w:t xml:space="preserve">Year-round participation sum (ages 13–16)</w:t>
-            </w:r>
-          </w:p>
-        </w:tc>
-        <w:tc>
-          <w:tcPr/>
-          <w:p>
-            <w:pPr>
-              <w:pStyle w:val="Compact"/>
-            </w:pPr>
-            <w:r>
-              <w:t xml:space="preserve">0.039</w:t>
-            </w:r>
-          </w:p>
-        </w:tc>
-      </w:tr>
-      <w:tr>
-        <w:tc>
-          <w:tcPr/>
-          <w:p>
-            <w:pPr>
-              <w:pStyle w:val="Compact"/>
-            </w:pPr>
-            <w:r>
-              <w:t xml:space="preserve">13</w:t>
-            </w:r>
-          </w:p>
-        </w:tc>
-        <w:tc>
-          <w:tcPr/>
-          <w:p>
-            <w:pPr>
-              <w:pStyle w:val="Compact"/>
-            </w:pPr>
-            <w:r>
-              <w:t xml:space="preserve">Volume at age 14</w:t>
-            </w:r>
-          </w:p>
-        </w:tc>
-        <w:tc>
-          <w:tcPr/>
-          <w:p>
-            <w:pPr>
-              <w:pStyle w:val="Compact"/>
-            </w:pPr>
-            <w:r>
-              <w:t xml:space="preserve">0.036</w:t>
-            </w:r>
-          </w:p>
-        </w:tc>
-      </w:tr>
-      <w:tr>
-        <w:tc>
-          <w:tcPr/>
-          <w:p>
-            <w:pPr>
-              <w:pStyle w:val="Compact"/>
-            </w:pPr>
-            <w:r>
-              <w:t xml:space="preserve">14</w:t>
-            </w:r>
-          </w:p>
-        </w:tc>
-        <w:tc>
-          <w:tcPr/>
-          <w:p>
-            <w:pPr>
-              <w:pStyle w:val="Compact"/>
-            </w:pPr>
-            <w:r>
-              <w:t xml:space="preserve">Number of championship types</w:t>
-            </w:r>
-          </w:p>
-        </w:tc>
-        <w:tc>
-          <w:tcPr/>
-          <w:p>
-            <w:pPr>
-              <w:pStyle w:val="Compact"/>
-            </w:pPr>
-            <w:r>
-              <w:t xml:space="preserve">0.031</w:t>
-            </w:r>
-          </w:p>
-        </w:tc>
-      </w:tr>
-      <w:tr>
-        <w:tc>
-          <w:tcPr/>
-          <w:p>
-            <w:pPr>
-              <w:pStyle w:val="Compact"/>
-            </w:pPr>
-            <w:r>
-              <w:t xml:space="preserve">15</w:t>
-            </w:r>
-          </w:p>
-        </w:tc>
-        <w:tc>
-          <w:tcPr/>
-          <w:p>
-            <w:pPr>
-              <w:pStyle w:val="Compact"/>
-            </w:pPr>
-            <w:r>
-              <w:t xml:space="preserve">HHI at age 15</w:t>
-            </w:r>
-          </w:p>
-        </w:tc>
-        <w:tc>
-          <w:tcPr/>
-          <w:p>
-            <w:pPr>
-              <w:pStyle w:val="Compact"/>
-            </w:pPr>
-            <w:r>
-              <w:t xml:space="preserve">0.030</w:t>
+              <w:t xml:space="preserve">Covariate</w:t>
+            </w:r>
+          </w:p>
+        </w:tc>
+        <w:tc>
+          <w:tcPr/>
+          <w:p>
+            <w:pPr>
+              <w:pStyle w:val="Compact"/>
+            </w:pPr>
+            <w:r>
+              <w:t xml:space="preserve">Years 0–3 (age 13–17)</w:t>
+            </w:r>
+          </w:p>
+        </w:tc>
+        <w:tc>
+          <w:tcPr/>
+          <w:p>
+            <w:pPr>
+              <w:pStyle w:val="Compact"/>
+            </w:pPr>
+            <w:r>
+              <w:t xml:space="preserve">Years 3–6 (age 16–19)</w:t>
+            </w:r>
+          </w:p>
+        </w:tc>
+        <w:tc>
+          <w:tcPr/>
+          <w:p>
+            <w:pPr>
+              <w:pStyle w:val="Compact"/>
+            </w:pPr>
+            <w:r>
+              <w:t xml:space="preserve">Years 6+ (age 19+)</w:t>
+            </w:r>
+          </w:p>
+        </w:tc>
+      </w:tr>
+      <w:tr>
+        <w:tc>
+          <w:tcPr/>
+          <w:p>
+            <w:pPr>
+              <w:pStyle w:val="Compact"/>
+            </w:pPr>
+            <w:r>
+              <w:rPr>
+                <w:b/>
+                <w:bCs/>
+              </w:rPr>
+              <w:t xml:space="preserve">Volume at age 15–16 (per SD)</w:t>
+            </w:r>
+          </w:p>
+        </w:tc>
+        <w:tc>
+          <w:tcPr/>
+          <w:p>
+            <w:pPr>
+              <w:pStyle w:val="Compact"/>
+            </w:pPr>
+            <w:r>
+              <w:rPr>
+                <w:b/>
+                <w:bCs/>
+              </w:rPr>
+              <w:t xml:space="preserve">0.14 [0.11, 0.16]</w:t>
+            </w:r>
+          </w:p>
+        </w:tc>
+        <w:tc>
+          <w:tcPr/>
+          <w:p>
+            <w:pPr>
+              <w:pStyle w:val="Compact"/>
+            </w:pPr>
+            <w:r>
+              <w:rPr>
+                <w:b/>
+                <w:bCs/>
+              </w:rPr>
+              <w:t xml:space="preserve">0.69 [0.60, 0.79]</w:t>
+            </w:r>
+          </w:p>
+        </w:tc>
+        <w:tc>
+          <w:tcPr/>
+          <w:p>
+            <w:pPr>
+              <w:pStyle w:val="Compact"/>
+            </w:pPr>
+            <w:r>
+              <w:t xml:space="preserve">0.96 [0.77, 1.19]</w:t>
+            </w:r>
+          </w:p>
+        </w:tc>
+      </w:tr>
+      <w:tr>
+        <w:tc>
+          <w:tcPr/>
+          <w:p>
+            <w:pPr>
+              <w:pStyle w:val="Compact"/>
+            </w:pPr>
+            <w:r>
+              <w:t xml:space="preserve">Championship types (count)</w:t>
+            </w:r>
+          </w:p>
+        </w:tc>
+        <w:tc>
+          <w:tcPr/>
+          <w:p>
+            <w:pPr>
+              <w:pStyle w:val="Compact"/>
+            </w:pPr>
+            <w:r>
+              <w:t xml:space="preserve">0.61 [0.55, 0.69]</w:t>
+            </w:r>
+          </w:p>
+        </w:tc>
+        <w:tc>
+          <w:tcPr/>
+          <w:p>
+            <w:pPr>
+              <w:pStyle w:val="Compact"/>
+            </w:pPr>
+            <w:r>
+              <w:t xml:space="preserve">0.88 [0.79, 0.99]</w:t>
+            </w:r>
+          </w:p>
+        </w:tc>
+        <w:tc>
+          <w:tcPr/>
+          <w:p>
+            <w:pPr>
+              <w:pStyle w:val="Compact"/>
+            </w:pPr>
+            <w:r>
+              <w:t xml:space="preserve">0.97 [0.78, 1.21]</w:t>
+            </w:r>
+          </w:p>
+        </w:tc>
+      </w:tr>
+      <w:tr>
+        <w:tc>
+          <w:tcPr/>
+          <w:p>
+            <w:pPr>
+              <w:pStyle w:val="Compact"/>
+            </w:pPr>
+            <w:r>
+              <w:t xml:space="preserve">Tyrving (z)</w:t>
+            </w:r>
+          </w:p>
+        </w:tc>
+        <w:tc>
+          <w:tcPr/>
+          <w:p>
+            <w:pPr>
+              <w:pStyle w:val="Compact"/>
+            </w:pPr>
+            <w:r>
+              <w:t xml:space="preserve">1.07 [0.99, 1.15]</w:t>
+            </w:r>
+          </w:p>
+        </w:tc>
+        <w:tc>
+          <w:tcPr/>
+          <w:p>
+            <w:pPr>
+              <w:pStyle w:val="Compact"/>
+            </w:pPr>
+            <w:r>
+              <w:t xml:space="preserve">0.92 [0.84, 1.01]</w:t>
+            </w:r>
+          </w:p>
+        </w:tc>
+        <w:tc>
+          <w:tcPr/>
+          <w:p>
+            <w:pPr>
+              <w:pStyle w:val="Compact"/>
+            </w:pPr>
+            <w:r>
+              <w:t xml:space="preserve">0.94 [0.78, 1.13]</w:t>
+            </w:r>
+          </w:p>
+        </w:tc>
+      </w:tr>
+      <w:tr>
+        <w:tc>
+          <w:tcPr/>
+          <w:p>
+            <w:pPr>
+              <w:pStyle w:val="Compact"/>
+            </w:pPr>
+            <w:r>
+              <w:t xml:space="preserve">HHI early (z)</w:t>
+            </w:r>
+          </w:p>
+        </w:tc>
+        <w:tc>
+          <w:tcPr/>
+          <w:p>
+            <w:pPr>
+              <w:pStyle w:val="Compact"/>
+            </w:pPr>
+            <w:r>
+              <w:t xml:space="preserve">0.97 [0.91, 1.05]</w:t>
+            </w:r>
+          </w:p>
+        </w:tc>
+        <w:tc>
+          <w:tcPr/>
+          <w:p>
+            <w:pPr>
+              <w:pStyle w:val="Compact"/>
+            </w:pPr>
+            <w:r>
+              <w:t xml:space="preserve">0.93 [0.85, 1.02]</w:t>
+            </w:r>
+          </w:p>
+        </w:tc>
+        <w:tc>
+          <w:tcPr/>
+          <w:p>
+            <w:pPr>
+              <w:pStyle w:val="Compact"/>
+            </w:pPr>
+            <w:r>
+              <w:t xml:space="preserve">1.02 [0.85, 1.21]</w:t>
+            </w:r>
+          </w:p>
+        </w:tc>
+      </w:tr>
+      <w:tr>
+        <w:tc>
+          <w:tcPr/>
+          <w:p>
+            <w:pPr>
+              <w:pStyle w:val="Compact"/>
+            </w:pPr>
+            <w:r>
+              <w:t xml:space="preserve">Female</w:t>
+            </w:r>
+          </w:p>
+        </w:tc>
+        <w:tc>
+          <w:tcPr/>
+          <w:p>
+            <w:pPr>
+              <w:pStyle w:val="Compact"/>
+            </w:pPr>
+            <w:r>
+              <w:t xml:space="preserve">1.16 [1.02, 1.31]</w:t>
+            </w:r>
+          </w:p>
+        </w:tc>
+        <w:tc>
+          <w:tcPr/>
+          <w:p>
+            <w:pPr>
+              <w:pStyle w:val="Compact"/>
+            </w:pPr>
+            <w:r>
+              <w:t xml:space="preserve">1.06 [0.91, 1.23]</w:t>
+            </w:r>
+          </w:p>
+        </w:tc>
+        <w:tc>
+          <w:tcPr/>
+          <w:p>
+            <w:pPr>
+              <w:pStyle w:val="Compact"/>
+            </w:pPr>
+            <w:r>
+              <w:t xml:space="preserve">1.09 [0.85, 1.39]</w:t>
+            </w:r>
+          </w:p>
+        </w:tc>
+      </w:tr>
+      <w:tr>
+        <w:tc>
+          <w:tcPr/>
+          <w:p>
+            <w:pPr>
+              <w:pStyle w:val="Compact"/>
+            </w:pPr>
+            <w:r>
+              <w:t xml:space="preserve">n at risk in interval</w:t>
+            </w:r>
+          </w:p>
+        </w:tc>
+        <w:tc>
+          <w:tcPr/>
+          <w:p>
+            <w:pPr>
+              <w:pStyle w:val="Compact"/>
+            </w:pPr>
+            <w:r>
+              <w:t xml:space="preserve">1,704</w:t>
+            </w:r>
+          </w:p>
+        </w:tc>
+        <w:tc>
+          <w:tcPr/>
+          <w:p>
+            <w:pPr>
+              <w:pStyle w:val="Compact"/>
+            </w:pPr>
+            <w:r>
+              <w:t xml:space="preserve">669</w:t>
+            </w:r>
+          </w:p>
+        </w:tc>
+        <w:tc>
+          <w:tcPr/>
+          <w:p>
+            <w:pPr>
+              <w:pStyle w:val="Compact"/>
+            </w:pPr>
+            <w:r>
+              <w:t xml:space="preserve">270</w:t>
+            </w:r>
+          </w:p>
+        </w:tc>
+      </w:tr>
+      <w:tr>
+        <w:tc>
+          <w:tcPr/>
+          <w:p>
+            <w:pPr>
+              <w:pStyle w:val="Compact"/>
+            </w:pPr>
+            <w:r>
+              <w:t xml:space="preserve">events in interval</w:t>
+            </w:r>
+          </w:p>
+        </w:tc>
+        <w:tc>
+          <w:tcPr/>
+          <w:p>
+            <w:pPr>
+              <w:pStyle w:val="Compact"/>
+            </w:pPr>
+            <w:r>
+              <w:t xml:space="preserve">1,035</w:t>
+            </w:r>
+          </w:p>
+        </w:tc>
+        <w:tc>
+          <w:tcPr/>
+          <w:p>
+            <w:pPr>
+              <w:pStyle w:val="Compact"/>
+            </w:pPr>
+            <w:r>
+              <w:t xml:space="preserve">399</w:t>
+            </w:r>
+          </w:p>
+        </w:tc>
+        <w:tc>
+          <w:tcPr/>
+          <w:p>
+            <w:pPr>
+              <w:pStyle w:val="Compact"/>
+            </w:pPr>
+            <w:r>
+              <w:t xml:space="preserve">136</w:t>
+            </w:r>
+          </w:p>
+        </w:tc>
+      </w:tr>
+      <w:tr>
+        <w:tc>
+          <w:tcPr/>
+          <w:p>
+            <w:pPr>
+              <w:pStyle w:val="Compact"/>
+            </w:pPr>
+            <w:r>
+              <w:t xml:space="preserve">C-index</w:t>
+            </w:r>
+          </w:p>
+        </w:tc>
+        <w:tc>
+          <w:tcPr/>
+          <w:p>
+            <w:pPr>
+              <w:pStyle w:val="Compact"/>
+            </w:pPr>
+            <w:r>
+              <w:t xml:space="preserve">0.894</w:t>
+            </w:r>
+          </w:p>
+        </w:tc>
+        <w:tc>
+          <w:tcPr/>
+          <w:p>
+            <w:pPr>
+              <w:pStyle w:val="Compact"/>
+            </w:pPr>
+            <w:r>
+              <w:t xml:space="preserve">0.661</w:t>
+            </w:r>
+          </w:p>
+        </w:tc>
+        <w:tc>
+          <w:tcPr/>
+          <w:p>
+            <w:pPr>
+              <w:pStyle w:val="Compact"/>
+            </w:pPr>
+            <w:r>
+              <w:t xml:space="preserve">0.582</w:t>
             </w:r>
           </w:p>
         </w:tc>
@@ -3254,7 +3068,7 @@
         <w:t xml:space="preserve"> </w:t>
       </w:r>
       <w:r>
-        <w:t xml:space="preserve">Importances sum to 1.0 across all 22 features. Volume-based features dominate the top six positions.</w:t>
+        <w:t xml:space="preserve">The dominant predictor — competition volume at age 15–16 — is most protective in the first three years after baseline (when most dropout occurs), moderately protective in years 3–6 (the junior transition), and indistinguishable from null in years 6+ (athletes who have survived the junior transition).</w:t>
       </w:r>
     </w:p>
     <w:p>
@@ -3265,13 +3079,13 @@
       </w:r>
     </w:p>
     <w:bookmarkEnd w:id="13"/>
-    <w:bookmarkStart w:id="14" w:name="X0e6538da0bbd50a16933b5f49a36017bec277f7"/>
+    <w:bookmarkStart w:id="14" w:name="X1617fc3b22b5b5cc20d6b4ed269a2b13f074c0a"/>
     <w:p>
       <w:pPr>
         <w:pStyle w:val="Heading2"/>
       </w:pPr>
       <w:r>
-        <w:t xml:space="preserve">Table 6. Cross-validated AUC for nested predictor subsets predicting senior retention</w:t>
+        <w:t xml:space="preserve">Table 6. Calibration of milestone-window volume as a behavioral early-warning indicator</w:t>
       </w:r>
     </w:p>
     <w:tbl>
@@ -3282,11 +3096,12 @@
         <w:tblLook w:firstRow="1" w:lastRow="0" w:firstColumn="0" w:lastColumn="0" w:noHBand="0" w:noVBand="0" w:val="0020"/>
       </w:tblPr>
       <w:tblGrid>
-        <w:gridCol w:w="1584"/>
-        <w:gridCol w:w="1584"/>
-        <w:gridCol w:w="1584"/>
-        <w:gridCol w:w="1584"/>
-        <w:gridCol w:w="1584"/>
+        <w:gridCol w:w="1320"/>
+        <w:gridCol w:w="1320"/>
+        <w:gridCol w:w="1320"/>
+        <w:gridCol w:w="1320"/>
+        <w:gridCol w:w="1320"/>
+        <w:gridCol w:w="1320"/>
       </w:tblGrid>
       <w:tr>
         <w:trPr>
@@ -3299,200 +3114,108 @@
               <w:pStyle w:val="Compact"/>
             </w:pPr>
             <w:r>
-              <w:t xml:space="preserve">Predictor set</w:t>
-            </w:r>
-          </w:p>
-        </w:tc>
-        <w:tc>
-          <w:tcPr/>
-          <w:p>
-            <w:pPr>
-              <w:pStyle w:val="Compact"/>
-            </w:pPr>
-            <w:r>
-              <w:t xml:space="preserve">n features</w:t>
-            </w:r>
-          </w:p>
-        </w:tc>
-        <w:tc>
-          <w:tcPr/>
-          <w:p>
-            <w:pPr>
-              <w:pStyle w:val="Compact"/>
-            </w:pPr>
-            <w:r>
-              <w:t xml:space="preserve">n</w:t>
-            </w:r>
-          </w:p>
-        </w:tc>
-        <w:tc>
-          <w:tcPr/>
-          <w:p>
-            <w:pPr>
-              <w:pStyle w:val="Compact"/>
-            </w:pPr>
-            <w:r>
-              <w:t xml:space="preserve">AUC (logistic)</w:t>
-            </w:r>
-          </w:p>
-        </w:tc>
-        <w:tc>
-          <w:tcPr/>
-          <w:p>
-            <w:pPr>
-              <w:pStyle w:val="Compact"/>
-            </w:pPr>
-            <w:r>
-              <w:t xml:space="preserve">AUC (random forest)</w:t>
-            </w:r>
-          </w:p>
-        </w:tc>
-      </w:tr>
-      <w:tr>
-        <w:tc>
-          <w:tcPr/>
-          <w:p>
-            <w:pPr>
-              <w:pStyle w:val="Compact"/>
-            </w:pPr>
-            <w:r>
-              <w:t xml:space="preserve">Baseline only (sex + Tyrving best)</w:t>
-            </w:r>
-          </w:p>
-        </w:tc>
-        <w:tc>
-          <w:tcPr/>
-          <w:p>
-            <w:pPr>
-              <w:pStyle w:val="Compact"/>
-            </w:pPr>
-            <w:r>
-              <w:t xml:space="preserve">2</w:t>
-            </w:r>
-          </w:p>
-        </w:tc>
-        <w:tc>
-          <w:tcPr/>
-          <w:p>
-            <w:pPr>
-              <w:pStyle w:val="Compact"/>
-            </w:pPr>
-            <w:r>
-              <w:t xml:space="preserve">1,217</w:t>
-            </w:r>
-          </w:p>
-        </w:tc>
-        <w:tc>
-          <w:tcPr/>
-          <w:p>
-            <w:pPr>
-              <w:pStyle w:val="Compact"/>
-            </w:pPr>
-            <w:r>
-              <w:t xml:space="preserve">0.59 (±0.04)</w:t>
-            </w:r>
-          </w:p>
-        </w:tc>
-        <w:tc>
-          <w:tcPr/>
-          <w:p>
-            <w:pPr>
-              <w:pStyle w:val="Compact"/>
-            </w:pPr>
-            <w:r>
-              <w:t xml:space="preserve">0.58 (±0.02)</w:t>
-            </w:r>
-          </w:p>
-        </w:tc>
-      </w:tr>
-      <w:tr>
-        <w:tc>
-          <w:tcPr/>
-          <w:p>
-            <w:pPr>
-              <w:pStyle w:val="Compact"/>
-            </w:pPr>
-            <w:r>
-              <w:t xml:space="preserve">Specialization only (sex + HHI + n categories)</w:t>
-            </w:r>
-          </w:p>
-        </w:tc>
-        <w:tc>
-          <w:tcPr/>
-          <w:p>
-            <w:pPr>
-              <w:pStyle w:val="Compact"/>
-            </w:pPr>
-            <w:r>
-              <w:t xml:space="preserve">3</w:t>
-            </w:r>
-          </w:p>
-        </w:tc>
-        <w:tc>
-          <w:tcPr/>
-          <w:p>
-            <w:pPr>
-              <w:pStyle w:val="Compact"/>
-            </w:pPr>
-            <w:r>
-              <w:t xml:space="preserve">1,217</w:t>
-            </w:r>
-          </w:p>
-        </w:tc>
-        <w:tc>
-          <w:tcPr/>
-          <w:p>
-            <w:pPr>
-              <w:pStyle w:val="Compact"/>
-            </w:pPr>
-            <w:r>
-              <w:t xml:space="preserve">0.60 (±0.06)</w:t>
-            </w:r>
-          </w:p>
-        </w:tc>
-        <w:tc>
-          <w:tcPr/>
-          <w:p>
-            <w:pPr>
-              <w:pStyle w:val="Compact"/>
-            </w:pPr>
-            <w:r>
-              <w:t xml:space="preserve">0.57 (±0.05)</w:t>
-            </w:r>
-          </w:p>
-        </w:tc>
-      </w:tr>
-      <w:tr>
-        <w:tc>
-          <w:tcPr/>
-          <w:p>
-            <w:pPr>
-              <w:pStyle w:val="Compact"/>
-            </w:pPr>
-            <w:r>
-              <w:t xml:space="preserve">Volume only (sex + meets ages 13–16)</w:t>
-            </w:r>
-          </w:p>
-        </w:tc>
-        <w:tc>
-          <w:tcPr/>
-          <w:p>
-            <w:pPr>
-              <w:pStyle w:val="Compact"/>
-            </w:pPr>
-            <w:r>
-              <w:t xml:space="preserve">5</w:t>
-            </w:r>
-          </w:p>
-        </w:tc>
-        <w:tc>
-          <w:tcPr/>
-          <w:p>
-            <w:pPr>
-              <w:pStyle w:val="Compact"/>
-            </w:pPr>
-            <w:r>
-              <w:t xml:space="preserve">1,217</w:t>
+              <w:t xml:space="preserve">Threshold (athletes flagged if vol &lt; )</w:t>
+            </w:r>
+          </w:p>
+        </w:tc>
+        <w:tc>
+          <w:tcPr/>
+          <w:p>
+            <w:pPr>
+              <w:pStyle w:val="Compact"/>
+            </w:pPr>
+            <w:r>
+              <w:t xml:space="preserve">Flagged %</w:t>
+            </w:r>
+          </w:p>
+        </w:tc>
+        <w:tc>
+          <w:tcPr/>
+          <w:p>
+            <w:pPr>
+              <w:pStyle w:val="Compact"/>
+            </w:pPr>
+            <w:r>
+              <w:t xml:space="preserve">Sensitivity</w:t>
+            </w:r>
+          </w:p>
+        </w:tc>
+        <w:tc>
+          <w:tcPr/>
+          <w:p>
+            <w:pPr>
+              <w:pStyle w:val="Compact"/>
+            </w:pPr>
+            <w:r>
+              <w:t xml:space="preserve">Specificity</w:t>
+            </w:r>
+          </w:p>
+        </w:tc>
+        <w:tc>
+          <w:tcPr/>
+          <w:p>
+            <w:pPr>
+              <w:pStyle w:val="Compact"/>
+            </w:pPr>
+            <w:r>
+              <w:t xml:space="preserve">PPV</w:t>
+            </w:r>
+          </w:p>
+        </w:tc>
+        <w:tc>
+          <w:tcPr/>
+          <w:p>
+            <w:pPr>
+              <w:pStyle w:val="Compact"/>
+            </w:pPr>
+            <w:r>
+              <w:t xml:space="preserve">NPV</w:t>
+            </w:r>
+          </w:p>
+        </w:tc>
+      </w:tr>
+      <w:tr>
+        <w:tc>
+          <w:tcPr/>
+          <w:p>
+            <w:pPr>
+              <w:pStyle w:val="Compact"/>
+            </w:pPr>
+            <w:r>
+              <w:t xml:space="preserve">1 meet (vol = 0)</w:t>
+            </w:r>
+          </w:p>
+        </w:tc>
+        <w:tc>
+          <w:tcPr/>
+          <w:p>
+            <w:pPr>
+              <w:pStyle w:val="Compact"/>
+            </w:pPr>
+            <w:r>
+              <w:t xml:space="preserve">27.7</w:t>
+            </w:r>
+          </w:p>
+        </w:tc>
+        <w:tc>
+          <w:tcPr/>
+          <w:p>
+            <w:pPr>
+              <w:pStyle w:val="Compact"/>
+            </w:pPr>
+            <w:r>
+              <w:t xml:space="preserve">0.33</w:t>
+            </w:r>
+          </w:p>
+        </w:tc>
+        <w:tc>
+          <w:tcPr/>
+          <w:p>
+            <w:pPr>
+              <w:pStyle w:val="Compact"/>
+            </w:pPr>
+            <w:r>
+              <w:t xml:space="preserve">0.99</w:t>
             </w:r>
           </w:p>
         </w:tc>
@@ -3507,138 +3230,298 @@
                 <w:b/>
                 <w:bCs/>
               </w:rPr>
-              <w:t xml:space="preserve">0.82</w:t>
-            </w:r>
-            <w:r>
-              <w:t xml:space="preserve"> </w:t>
-            </w:r>
-            <w:r>
-              <w:t xml:space="preserve">(±0.03)</w:t>
-            </w:r>
-          </w:p>
-        </w:tc>
-        <w:tc>
-          <w:tcPr/>
-          <w:p>
-            <w:pPr>
-              <w:pStyle w:val="Compact"/>
-            </w:pPr>
-            <w:r>
-              <w:t xml:space="preserve">0.80 (±0.03)</w:t>
-            </w:r>
-          </w:p>
-        </w:tc>
-      </w:tr>
-      <w:tr>
-        <w:tc>
-          <w:tcPr/>
-          <w:p>
-            <w:pPr>
-              <w:pStyle w:val="Compact"/>
-            </w:pPr>
-            <w:r>
-              <w:t xml:space="preserve">Volume + specialization (pre-baseline behavioral)</w:t>
-            </w:r>
-          </w:p>
-        </w:tc>
-        <w:tc>
-          <w:tcPr/>
-          <w:p>
-            <w:pPr>
-              <w:pStyle w:val="Compact"/>
-            </w:pPr>
-            <w:r>
-              <w:t xml:space="preserve">8</w:t>
-            </w:r>
-          </w:p>
-        </w:tc>
-        <w:tc>
-          <w:tcPr/>
-          <w:p>
-            <w:pPr>
-              <w:pStyle w:val="Compact"/>
-            </w:pPr>
-            <w:r>
-              <w:t xml:space="preserve">1,217</w:t>
-            </w:r>
-          </w:p>
-        </w:tc>
-        <w:tc>
-          <w:tcPr/>
-          <w:p>
-            <w:pPr>
-              <w:pStyle w:val="Compact"/>
-            </w:pPr>
-            <w:r>
-              <w:t xml:space="preserve">0.82 (±0.03)</w:t>
-            </w:r>
-          </w:p>
-        </w:tc>
-        <w:tc>
-          <w:tcPr/>
-          <w:p>
-            <w:pPr>
-              <w:pStyle w:val="Compact"/>
-            </w:pPr>
-            <w:r>
-              <w:t xml:space="preserve">0.80 (±0.03)</w:t>
-            </w:r>
-          </w:p>
-        </w:tc>
-      </w:tr>
-      <w:tr>
-        <w:tc>
-          <w:tcPr/>
-          <w:p>
-            <w:pPr>
-              <w:pStyle w:val="Compact"/>
-            </w:pPr>
-            <w:r>
-              <w:t xml:space="preserve">Full model (all 22 predictors)</w:t>
-            </w:r>
-          </w:p>
-        </w:tc>
-        <w:tc>
-          <w:tcPr/>
-          <w:p>
-            <w:pPr>
-              <w:pStyle w:val="Compact"/>
-            </w:pPr>
-            <w:r>
-              <w:t xml:space="preserve">22</w:t>
-            </w:r>
-          </w:p>
-        </w:tc>
-        <w:tc>
-          <w:tcPr/>
-          <w:p>
-            <w:pPr>
-              <w:pStyle w:val="Compact"/>
-            </w:pPr>
-            <w:r>
-              <w:t xml:space="preserve">1,217</w:t>
-            </w:r>
-          </w:p>
-        </w:tc>
-        <w:tc>
-          <w:tcPr/>
-          <w:p>
-            <w:pPr>
-              <w:pStyle w:val="Compact"/>
-            </w:pPr>
-            <w:r>
-              <w:t xml:space="preserve">0.81 (±0.03)</w:t>
-            </w:r>
-          </w:p>
-        </w:tc>
-        <w:tc>
-          <w:tcPr/>
-          <w:p>
-            <w:pPr>
-              <w:pStyle w:val="Compact"/>
-            </w:pPr>
-            <w:r>
-              <w:t xml:space="preserve">0.82 (±0.03)</w:t>
+              <w:t xml:space="preserve">0.99</w:t>
+            </w:r>
+          </w:p>
+        </w:tc>
+        <w:tc>
+          <w:tcPr/>
+          <w:p>
+            <w:pPr>
+              <w:pStyle w:val="Compact"/>
+            </w:pPr>
+            <w:r>
+              <w:t xml:space="preserve">0.22</w:t>
+            </w:r>
+          </w:p>
+        </w:tc>
+      </w:tr>
+      <w:tr>
+        <w:tc>
+          <w:tcPr/>
+          <w:p>
+            <w:pPr>
+              <w:pStyle w:val="Compact"/>
+            </w:pPr>
+            <w:r>
+              <w:t xml:space="preserve">5 meets</w:t>
+            </w:r>
+          </w:p>
+        </w:tc>
+        <w:tc>
+          <w:tcPr/>
+          <w:p>
+            <w:pPr>
+              <w:pStyle w:val="Compact"/>
+            </w:pPr>
+            <w:r>
+              <w:t xml:space="preserve">42.2</w:t>
+            </w:r>
+          </w:p>
+        </w:tc>
+        <w:tc>
+          <w:tcPr/>
+          <w:p>
+            <w:pPr>
+              <w:pStyle w:val="Compact"/>
+            </w:pPr>
+            <w:r>
+              <w:t xml:space="preserve">0.49</w:t>
+            </w:r>
+          </w:p>
+        </w:tc>
+        <w:tc>
+          <w:tcPr/>
+          <w:p>
+            <w:pPr>
+              <w:pStyle w:val="Compact"/>
+            </w:pPr>
+            <w:r>
+              <w:t xml:space="preserve">0.94</w:t>
+            </w:r>
+          </w:p>
+        </w:tc>
+        <w:tc>
+          <w:tcPr/>
+          <w:p>
+            <w:pPr>
+              <w:pStyle w:val="Compact"/>
+            </w:pPr>
+            <w:r>
+              <w:rPr>
+                <w:b/>
+                <w:bCs/>
+              </w:rPr>
+              <w:t xml:space="preserve">0.98</w:t>
+            </w:r>
+          </w:p>
+        </w:tc>
+        <w:tc>
+          <w:tcPr/>
+          <w:p>
+            <w:pPr>
+              <w:pStyle w:val="Compact"/>
+            </w:pPr>
+            <w:r>
+              <w:t xml:space="preserve">0.27</w:t>
+            </w:r>
+          </w:p>
+        </w:tc>
+      </w:tr>
+      <w:tr>
+        <w:tc>
+          <w:tcPr/>
+          <w:p>
+            <w:pPr>
+              <w:pStyle w:val="Compact"/>
+            </w:pPr>
+            <w:r>
+              <w:t xml:space="preserve">10 meets</w:t>
+            </w:r>
+          </w:p>
+        </w:tc>
+        <w:tc>
+          <w:tcPr/>
+          <w:p>
+            <w:pPr>
+              <w:pStyle w:val="Compact"/>
+            </w:pPr>
+            <w:r>
+              <w:t xml:space="preserve">53.7</w:t>
+            </w:r>
+          </w:p>
+        </w:tc>
+        <w:tc>
+          <w:tcPr/>
+          <w:p>
+            <w:pPr>
+              <w:pStyle w:val="Compact"/>
+            </w:pPr>
+            <w:r>
+              <w:t xml:space="preserve">0.63</w:t>
+            </w:r>
+          </w:p>
+        </w:tc>
+        <w:tc>
+          <w:tcPr/>
+          <w:p>
+            <w:pPr>
+              <w:pStyle w:val="Compact"/>
+            </w:pPr>
+            <w:r>
+              <w:t xml:space="preserve">0.91</w:t>
+            </w:r>
+          </w:p>
+        </w:tc>
+        <w:tc>
+          <w:tcPr/>
+          <w:p>
+            <w:pPr>
+              <w:pStyle w:val="Compact"/>
+            </w:pPr>
+            <w:r>
+              <w:rPr>
+                <w:b/>
+                <w:bCs/>
+              </w:rPr>
+              <w:t xml:space="preserve">0.97</w:t>
+            </w:r>
+          </w:p>
+        </w:tc>
+        <w:tc>
+          <w:tcPr/>
+          <w:p>
+            <w:pPr>
+              <w:pStyle w:val="Compact"/>
+            </w:pPr>
+            <w:r>
+              <w:t xml:space="preserve">0.32</w:t>
+            </w:r>
+          </w:p>
+        </w:tc>
+      </w:tr>
+      <w:tr>
+        <w:tc>
+          <w:tcPr/>
+          <w:p>
+            <w:pPr>
+              <w:pStyle w:val="Compact"/>
+            </w:pPr>
+            <w:r>
+              <w:t xml:space="preserve">15 meets</w:t>
+            </w:r>
+          </w:p>
+        </w:tc>
+        <w:tc>
+          <w:tcPr/>
+          <w:p>
+            <w:pPr>
+              <w:pStyle w:val="Compact"/>
+            </w:pPr>
+            <w:r>
+              <w:t xml:space="preserve">60.2</w:t>
+            </w:r>
+          </w:p>
+        </w:tc>
+        <w:tc>
+          <w:tcPr/>
+          <w:p>
+            <w:pPr>
+              <w:pStyle w:val="Compact"/>
+            </w:pPr>
+            <w:r>
+              <w:t xml:space="preserve">0.69</w:t>
+            </w:r>
+          </w:p>
+        </w:tc>
+        <w:tc>
+          <w:tcPr/>
+          <w:p>
+            <w:pPr>
+              <w:pStyle w:val="Compact"/>
+            </w:pPr>
+            <w:r>
+              <w:t xml:space="preserve">0.87</w:t>
+            </w:r>
+          </w:p>
+        </w:tc>
+        <w:tc>
+          <w:tcPr/>
+          <w:p>
+            <w:pPr>
+              <w:pStyle w:val="Compact"/>
+            </w:pPr>
+            <w:r>
+              <w:t xml:space="preserve">0.96</w:t>
+            </w:r>
+          </w:p>
+        </w:tc>
+        <w:tc>
+          <w:tcPr/>
+          <w:p>
+            <w:pPr>
+              <w:pStyle w:val="Compact"/>
+            </w:pPr>
+            <w:r>
+              <w:t xml:space="preserve">0.36</w:t>
+            </w:r>
+          </w:p>
+        </w:tc>
+      </w:tr>
+      <w:tr>
+        <w:tc>
+          <w:tcPr/>
+          <w:p>
+            <w:pPr>
+              <w:pStyle w:val="Compact"/>
+            </w:pPr>
+            <w:r>
+              <w:t xml:space="preserve">20 meets</w:t>
+            </w:r>
+          </w:p>
+        </w:tc>
+        <w:tc>
+          <w:tcPr/>
+          <w:p>
+            <w:pPr>
+              <w:pStyle w:val="Compact"/>
+            </w:pPr>
+            <w:r>
+              <w:t xml:space="preserve">67.1</w:t>
+            </w:r>
+          </w:p>
+        </w:tc>
+        <w:tc>
+          <w:tcPr/>
+          <w:p>
+            <w:pPr>
+              <w:pStyle w:val="Compact"/>
+            </w:pPr>
+            <w:r>
+              <w:t xml:space="preserve">0.77</w:t>
+            </w:r>
+          </w:p>
+        </w:tc>
+        <w:tc>
+          <w:tcPr/>
+          <w:p>
+            <w:pPr>
+              <w:pStyle w:val="Compact"/>
+            </w:pPr>
+            <w:r>
+              <w:t xml:space="preserve">0.81</w:t>
+            </w:r>
+          </w:p>
+        </w:tc>
+        <w:tc>
+          <w:tcPr/>
+          <w:p>
+            <w:pPr>
+              <w:pStyle w:val="Compact"/>
+            </w:pPr>
+            <w:r>
+              <w:t xml:space="preserve">0.95</w:t>
+            </w:r>
+          </w:p>
+        </w:tc>
+        <w:tc>
+          <w:tcPr/>
+          <w:p>
+            <w:pPr>
+              <w:pStyle w:val="Compact"/>
+            </w:pPr>
+            <w:r>
+              <w:t xml:space="preserve">0.41</w:t>
             </w:r>
           </w:p>
         </w:tc>
@@ -3659,7 +3542,19 @@
         <w:t xml:space="preserve"> </w:t>
       </w:r>
       <w:r>
-        <w:t xml:space="preserve">AUC is mean ± SD across 5-fold stratified cross-validation. Behavioral volume indicators (Volume-only) achieve performance close to the full predictor set.</w:t>
+        <w:t xml:space="preserve">PPV (positive predictive value) is the proportion of flagged athletes who subsequently dropped out before senior age. Across all thresholds PPV ≥ 0.95, indicating that the rule</w:t>
+      </w:r>
+      <w:r>
+        <w:t xml:space="preserve"> </w:t>
+      </w:r>
+      <w:r>
+        <w:t xml:space="preserve">“flag athletes whose milestone-window volume is below threshold”</w:t>
+      </w:r>
+      <w:r>
+        <w:t xml:space="preserve"> </w:t>
+      </w:r>
+      <w:r>
+        <w:t xml:space="preserve">is consistently informative. The choice of threshold trades sensitivity for cohort coverage but does not change PPV materially.</w:t>
       </w:r>
     </w:p>
     <w:p>
@@ -4543,7 +4438,7 @@
         <w:t xml:space="preserve"> </w:t>
       </w:r>
       <w:r>
-        <w:t xml:space="preserve">The volume-at-milestone effect replicates in both cohorts at similar magnitude and direction; HHI early (specialization) is significant in Cohort B but not Cohort A; the sex effect is significant in Cohort A but not Cohort B.</w:t>
+        <w:t xml:space="preserve">The milestone-window volume effect replicates in both cohorts at similar magnitude and direction. The cohort difference in the sex coefficient is discussed in the text.</w:t>
       </w:r>
     </w:p>
     <w:p>
@@ -4555,7 +4450,7 @@
     </w:p>
     <w:bookmarkEnd w:id="15"/>
     <w:bookmarkEnd w:id="16"/>
-    <w:bookmarkStart w:id="24" w:name="supplementary-tables"/>
+    <w:bookmarkStart w:id="29" w:name="supplementary-tables"/>
     <w:p>
       <w:pPr>
         <w:pStyle w:val="Heading1"/>
@@ -6658,7 +6553,1864 @@
       </w:r>
     </w:p>
     <w:bookmarkEnd w:id="23"/>
+    <w:bookmarkStart w:id="24" w:name="Xd8c75d885ed4f74fb99aada8fe315994e299868"/>
+    <w:p>
+      <w:pPr>
+        <w:pStyle w:val="Heading2"/>
+      </w:pPr>
+      <w:r>
+        <w:t xml:space="preserve">Table S8. Cross-validated AUC for nested predictor subsets predicting senior retention</w:t>
+      </w:r>
+    </w:p>
+    <w:tbl>
+      <w:tblPr>
+        <w:tblStyle w:val="Table"/>
+        <w:tblW w:type="pct" w:w="5000"/>
+        <w:tblLayout w:type="fixed"/>
+        <w:tblLook w:firstRow="1" w:lastRow="0" w:firstColumn="0" w:lastColumn="0" w:noHBand="0" w:noVBand="0" w:val="0020"/>
+      </w:tblPr>
+      <w:tblGrid>
+        <w:gridCol w:w="1584"/>
+        <w:gridCol w:w="1584"/>
+        <w:gridCol w:w="1584"/>
+        <w:gridCol w:w="1584"/>
+        <w:gridCol w:w="1584"/>
+      </w:tblGrid>
+      <w:tr>
+        <w:trPr>
+          <w:tblHeader w:val="on"/>
+        </w:trPr>
+        <w:tc>
+          <w:tcPr/>
+          <w:p>
+            <w:pPr>
+              <w:pStyle w:val="Compact"/>
+            </w:pPr>
+            <w:r>
+              <w:t xml:space="preserve">Predictor set</w:t>
+            </w:r>
+          </w:p>
+        </w:tc>
+        <w:tc>
+          <w:tcPr/>
+          <w:p>
+            <w:pPr>
+              <w:pStyle w:val="Compact"/>
+            </w:pPr>
+            <w:r>
+              <w:t xml:space="preserve">n features</w:t>
+            </w:r>
+          </w:p>
+        </w:tc>
+        <w:tc>
+          <w:tcPr/>
+          <w:p>
+            <w:pPr>
+              <w:pStyle w:val="Compact"/>
+            </w:pPr>
+            <w:r>
+              <w:t xml:space="preserve">n</w:t>
+            </w:r>
+          </w:p>
+        </w:tc>
+        <w:tc>
+          <w:tcPr/>
+          <w:p>
+            <w:pPr>
+              <w:pStyle w:val="Compact"/>
+            </w:pPr>
+            <w:r>
+              <w:t xml:space="preserve">AUC (logistic)</w:t>
+            </w:r>
+          </w:p>
+        </w:tc>
+        <w:tc>
+          <w:tcPr/>
+          <w:p>
+            <w:pPr>
+              <w:pStyle w:val="Compact"/>
+            </w:pPr>
+            <w:r>
+              <w:t xml:space="preserve">AUC (random forest)</w:t>
+            </w:r>
+          </w:p>
+        </w:tc>
+      </w:tr>
+      <w:tr>
+        <w:tc>
+          <w:tcPr/>
+          <w:p>
+            <w:pPr>
+              <w:pStyle w:val="Compact"/>
+            </w:pPr>
+            <w:r>
+              <w:t xml:space="preserve">Baseline only (sex + Tyrving best)</w:t>
+            </w:r>
+          </w:p>
+        </w:tc>
+        <w:tc>
+          <w:tcPr/>
+          <w:p>
+            <w:pPr>
+              <w:pStyle w:val="Compact"/>
+            </w:pPr>
+            <w:r>
+              <w:t xml:space="preserve">2</w:t>
+            </w:r>
+          </w:p>
+        </w:tc>
+        <w:tc>
+          <w:tcPr/>
+          <w:p>
+            <w:pPr>
+              <w:pStyle w:val="Compact"/>
+            </w:pPr>
+            <w:r>
+              <w:t xml:space="preserve">1,217</w:t>
+            </w:r>
+          </w:p>
+        </w:tc>
+        <w:tc>
+          <w:tcPr/>
+          <w:p>
+            <w:pPr>
+              <w:pStyle w:val="Compact"/>
+            </w:pPr>
+            <w:r>
+              <w:t xml:space="preserve">0.59 (±0.04)</w:t>
+            </w:r>
+          </w:p>
+        </w:tc>
+        <w:tc>
+          <w:tcPr/>
+          <w:p>
+            <w:pPr>
+              <w:pStyle w:val="Compact"/>
+            </w:pPr>
+            <w:r>
+              <w:t xml:space="preserve">0.58 (±0.02)</w:t>
+            </w:r>
+          </w:p>
+        </w:tc>
+      </w:tr>
+      <w:tr>
+        <w:tc>
+          <w:tcPr/>
+          <w:p>
+            <w:pPr>
+              <w:pStyle w:val="Compact"/>
+            </w:pPr>
+            <w:r>
+              <w:t xml:space="preserve">Specialization only (sex + HHI + n categories)</w:t>
+            </w:r>
+          </w:p>
+        </w:tc>
+        <w:tc>
+          <w:tcPr/>
+          <w:p>
+            <w:pPr>
+              <w:pStyle w:val="Compact"/>
+            </w:pPr>
+            <w:r>
+              <w:t xml:space="preserve">3</w:t>
+            </w:r>
+          </w:p>
+        </w:tc>
+        <w:tc>
+          <w:tcPr/>
+          <w:p>
+            <w:pPr>
+              <w:pStyle w:val="Compact"/>
+            </w:pPr>
+            <w:r>
+              <w:t xml:space="preserve">1,217</w:t>
+            </w:r>
+          </w:p>
+        </w:tc>
+        <w:tc>
+          <w:tcPr/>
+          <w:p>
+            <w:pPr>
+              <w:pStyle w:val="Compact"/>
+            </w:pPr>
+            <w:r>
+              <w:t xml:space="preserve">0.60 (±0.06)</w:t>
+            </w:r>
+          </w:p>
+        </w:tc>
+        <w:tc>
+          <w:tcPr/>
+          <w:p>
+            <w:pPr>
+              <w:pStyle w:val="Compact"/>
+            </w:pPr>
+            <w:r>
+              <w:t xml:space="preserve">0.57 (±0.05)</w:t>
+            </w:r>
+          </w:p>
+        </w:tc>
+      </w:tr>
+      <w:tr>
+        <w:tc>
+          <w:tcPr/>
+          <w:p>
+            <w:pPr>
+              <w:pStyle w:val="Compact"/>
+            </w:pPr>
+            <w:r>
+              <w:t xml:space="preserve">Volume only (sex + meets ages 13–16)</w:t>
+            </w:r>
+          </w:p>
+        </w:tc>
+        <w:tc>
+          <w:tcPr/>
+          <w:p>
+            <w:pPr>
+              <w:pStyle w:val="Compact"/>
+            </w:pPr>
+            <w:r>
+              <w:t xml:space="preserve">5</w:t>
+            </w:r>
+          </w:p>
+        </w:tc>
+        <w:tc>
+          <w:tcPr/>
+          <w:p>
+            <w:pPr>
+              <w:pStyle w:val="Compact"/>
+            </w:pPr>
+            <w:r>
+              <w:t xml:space="preserve">1,217</w:t>
+            </w:r>
+          </w:p>
+        </w:tc>
+        <w:tc>
+          <w:tcPr/>
+          <w:p>
+            <w:pPr>
+              <w:pStyle w:val="Compact"/>
+            </w:pPr>
+            <w:r>
+              <w:t xml:space="preserve">0.82 (±0.03)</w:t>
+            </w:r>
+          </w:p>
+        </w:tc>
+        <w:tc>
+          <w:tcPr/>
+          <w:p>
+            <w:pPr>
+              <w:pStyle w:val="Compact"/>
+            </w:pPr>
+            <w:r>
+              <w:t xml:space="preserve">0.80 (±0.03)</w:t>
+            </w:r>
+          </w:p>
+        </w:tc>
+      </w:tr>
+      <w:tr>
+        <w:tc>
+          <w:tcPr/>
+          <w:p>
+            <w:pPr>
+              <w:pStyle w:val="Compact"/>
+            </w:pPr>
+            <w:r>
+              <w:t xml:space="preserve">Volume + specialization (pre-baseline behavioral)</w:t>
+            </w:r>
+          </w:p>
+        </w:tc>
+        <w:tc>
+          <w:tcPr/>
+          <w:p>
+            <w:pPr>
+              <w:pStyle w:val="Compact"/>
+            </w:pPr>
+            <w:r>
+              <w:t xml:space="preserve">8</w:t>
+            </w:r>
+          </w:p>
+        </w:tc>
+        <w:tc>
+          <w:tcPr/>
+          <w:p>
+            <w:pPr>
+              <w:pStyle w:val="Compact"/>
+            </w:pPr>
+            <w:r>
+              <w:t xml:space="preserve">1,217</w:t>
+            </w:r>
+          </w:p>
+        </w:tc>
+        <w:tc>
+          <w:tcPr/>
+          <w:p>
+            <w:pPr>
+              <w:pStyle w:val="Compact"/>
+            </w:pPr>
+            <w:r>
+              <w:t xml:space="preserve">0.82 (±0.03)</w:t>
+            </w:r>
+          </w:p>
+        </w:tc>
+        <w:tc>
+          <w:tcPr/>
+          <w:p>
+            <w:pPr>
+              <w:pStyle w:val="Compact"/>
+            </w:pPr>
+            <w:r>
+              <w:t xml:space="preserve">0.80 (±0.03)</w:t>
+            </w:r>
+          </w:p>
+        </w:tc>
+      </w:tr>
+      <w:tr>
+        <w:tc>
+          <w:tcPr/>
+          <w:p>
+            <w:pPr>
+              <w:pStyle w:val="Compact"/>
+            </w:pPr>
+            <w:r>
+              <w:t xml:space="preserve">Full model (all 22 predictors)</w:t>
+            </w:r>
+          </w:p>
+        </w:tc>
+        <w:tc>
+          <w:tcPr/>
+          <w:p>
+            <w:pPr>
+              <w:pStyle w:val="Compact"/>
+            </w:pPr>
+            <w:r>
+              <w:t xml:space="preserve">22</w:t>
+            </w:r>
+          </w:p>
+        </w:tc>
+        <w:tc>
+          <w:tcPr/>
+          <w:p>
+            <w:pPr>
+              <w:pStyle w:val="Compact"/>
+            </w:pPr>
+            <w:r>
+              <w:t xml:space="preserve">1,217</w:t>
+            </w:r>
+          </w:p>
+        </w:tc>
+        <w:tc>
+          <w:tcPr/>
+          <w:p>
+            <w:pPr>
+              <w:pStyle w:val="Compact"/>
+            </w:pPr>
+            <w:r>
+              <w:t xml:space="preserve">0.81 (±0.03)</w:t>
+            </w:r>
+          </w:p>
+        </w:tc>
+        <w:tc>
+          <w:tcPr/>
+          <w:p>
+            <w:pPr>
+              <w:pStyle w:val="Compact"/>
+            </w:pPr>
+            <w:r>
+              <w:t xml:space="preserve">0.82 (±0.03)</w:t>
+            </w:r>
+          </w:p>
+        </w:tc>
+      </w:tr>
+    </w:tbl>
     <w:bookmarkEnd w:id="24"/>
+    <w:bookmarkStart w:id="25" w:name="X1058f84d51582e9d3993a1a3c5d2fec6244da35"/>
+    <w:p>
+      <w:pPr>
+        <w:pStyle w:val="Heading2"/>
+      </w:pPr>
+      <w:r>
+        <w:t xml:space="preserve">Table S9. Outcome-definition sensitivity (logistic regression, full model)</w:t>
+      </w:r>
+    </w:p>
+    <w:tbl>
+      <w:tblPr>
+        <w:tblStyle w:val="Table"/>
+        <w:tblW w:type="pct" w:w="5000"/>
+        <w:tblLayout w:type="fixed"/>
+        <w:tblLook w:firstRow="1" w:lastRow="0" w:firstColumn="0" w:lastColumn="0" w:noHBand="0" w:noVBand="0" w:val="0020"/>
+      </w:tblPr>
+      <w:tblGrid>
+        <w:gridCol w:w="1584"/>
+        <w:gridCol w:w="1584"/>
+        <w:gridCol w:w="1584"/>
+        <w:gridCol w:w="1584"/>
+        <w:gridCol w:w="1584"/>
+      </w:tblGrid>
+      <w:tr>
+        <w:trPr>
+          <w:tblHeader w:val="on"/>
+        </w:trPr>
+        <w:tc>
+          <w:tcPr/>
+          <w:p>
+            <w:pPr>
+              <w:pStyle w:val="Compact"/>
+            </w:pPr>
+            <w:r>
+              <w:t xml:space="preserve">Outcome</w:t>
+            </w:r>
+          </w:p>
+        </w:tc>
+        <w:tc>
+          <w:tcPr/>
+          <w:p>
+            <w:pPr>
+              <w:pStyle w:val="Compact"/>
+            </w:pPr>
+            <w:r>
+              <w:t xml:space="preserve">Description</w:t>
+            </w:r>
+          </w:p>
+        </w:tc>
+        <w:tc>
+          <w:tcPr/>
+          <w:p>
+            <w:pPr>
+              <w:pStyle w:val="Compact"/>
+            </w:pPr>
+            <w:r>
+              <w:t xml:space="preserve">Retainer n (%)</w:t>
+            </w:r>
+          </w:p>
+        </w:tc>
+        <w:tc>
+          <w:tcPr/>
+          <w:p>
+            <w:pPr>
+              <w:pStyle w:val="Compact"/>
+            </w:pPr>
+            <w:r>
+              <w:t xml:space="preserve">OR (vol_milepael per SD)</w:t>
+            </w:r>
+          </w:p>
+        </w:tc>
+        <w:tc>
+          <w:tcPr/>
+          <w:p>
+            <w:pPr>
+              <w:pStyle w:val="Compact"/>
+            </w:pPr>
+            <w:r>
+              <w:t xml:space="preserve">AUC</w:t>
+            </w:r>
+          </w:p>
+        </w:tc>
+      </w:tr>
+      <w:tr>
+        <w:tc>
+          <w:tcPr/>
+          <w:p>
+            <w:pPr>
+              <w:pStyle w:val="Compact"/>
+            </w:pPr>
+            <w:r>
+              <w:t xml:space="preserve">A</w:t>
+            </w:r>
+          </w:p>
+        </w:tc>
+        <w:tc>
+          <w:tcPr/>
+          <w:p>
+            <w:pPr>
+              <w:pStyle w:val="Compact"/>
+            </w:pPr>
+            <w:r>
+              <w:t xml:space="preserve">≥1 senior-age (20+) result</w:t>
+            </w:r>
+          </w:p>
+        </w:tc>
+        <w:tc>
+          <w:tcPr/>
+          <w:p>
+            <w:pPr>
+              <w:pStyle w:val="Compact"/>
+            </w:pPr>
+            <w:r>
+              <w:t xml:space="preserve">411 (19.4%)</w:t>
+            </w:r>
+          </w:p>
+        </w:tc>
+        <w:tc>
+          <w:tcPr/>
+          <w:p>
+            <w:pPr>
+              <w:pStyle w:val="Compact"/>
+            </w:pPr>
+            <w:r>
+              <w:t xml:space="preserve">2.79</w:t>
+            </w:r>
+          </w:p>
+        </w:tc>
+        <w:tc>
+          <w:tcPr/>
+          <w:p>
+            <w:pPr>
+              <w:pStyle w:val="Compact"/>
+            </w:pPr>
+            <w:r>
+              <w:t xml:space="preserve">0.83</w:t>
+            </w:r>
+          </w:p>
+        </w:tc>
+      </w:tr>
+      <w:tr>
+        <w:tc>
+          <w:tcPr/>
+          <w:p>
+            <w:pPr>
+              <w:pStyle w:val="Compact"/>
+            </w:pPr>
+            <w:r>
+              <w:t xml:space="preserve">B</w:t>
+            </w:r>
+          </w:p>
+        </w:tc>
+        <w:tc>
+          <w:tcPr/>
+          <w:p>
+            <w:pPr>
+              <w:pStyle w:val="Compact"/>
+            </w:pPr>
+            <w:r>
+              <w:t xml:space="preserve">≥2 results in any senior-age year (primary)</w:t>
+            </w:r>
+          </w:p>
+        </w:tc>
+        <w:tc>
+          <w:tcPr/>
+          <w:p>
+            <w:pPr>
+              <w:pStyle w:val="Compact"/>
+            </w:pPr>
+            <w:r>
+              <w:t xml:space="preserve">348 (16.4%)</w:t>
+            </w:r>
+          </w:p>
+        </w:tc>
+        <w:tc>
+          <w:tcPr/>
+          <w:p>
+            <w:pPr>
+              <w:pStyle w:val="Compact"/>
+            </w:pPr>
+            <w:r>
+              <w:t xml:space="preserve">3.08</w:t>
+            </w:r>
+          </w:p>
+        </w:tc>
+        <w:tc>
+          <w:tcPr/>
+          <w:p>
+            <w:pPr>
+              <w:pStyle w:val="Compact"/>
+            </w:pPr>
+            <w:r>
+              <w:t xml:space="preserve">0.86</w:t>
+            </w:r>
+          </w:p>
+        </w:tc>
+      </w:tr>
+      <w:tr>
+        <w:tc>
+          <w:tcPr/>
+          <w:p>
+            <w:pPr>
+              <w:pStyle w:val="Compact"/>
+            </w:pPr>
+            <w:r>
+              <w:t xml:space="preserve">C</w:t>
+            </w:r>
+          </w:p>
+        </w:tc>
+        <w:tc>
+          <w:tcPr/>
+          <w:p>
+            <w:pPr>
+              <w:pStyle w:val="Compact"/>
+            </w:pPr>
+            <w:r>
+              <w:t xml:space="preserve">≥2 results in each of two distinct senior-age years</w:t>
+            </w:r>
+          </w:p>
+        </w:tc>
+        <w:tc>
+          <w:tcPr/>
+          <w:p>
+            <w:pPr>
+              <w:pStyle w:val="Compact"/>
+            </w:pPr>
+            <w:r>
+              <w:t xml:space="preserve">254 (12.0%)</w:t>
+            </w:r>
+          </w:p>
+        </w:tc>
+        <w:tc>
+          <w:tcPr/>
+          <w:p>
+            <w:pPr>
+              <w:pStyle w:val="Compact"/>
+            </w:pPr>
+            <w:r>
+              <w:t xml:space="preserve">2.94</w:t>
+            </w:r>
+          </w:p>
+        </w:tc>
+        <w:tc>
+          <w:tcPr/>
+          <w:p>
+            <w:pPr>
+              <w:pStyle w:val="Compact"/>
+            </w:pPr>
+            <w:r>
+              <w:t xml:space="preserve">0.87</w:t>
+            </w:r>
+          </w:p>
+        </w:tc>
+      </w:tr>
+    </w:tbl>
+    <w:bookmarkEnd w:id="25"/>
+    <w:bookmarkStart w:id="26" w:name="X8ad7662995750cb8a3909655a8ffa090e1cf80d"/>
+    <w:p>
+      <w:pPr>
+        <w:pStyle w:val="Heading2"/>
+      </w:pPr>
+      <w:r>
+        <w:t xml:space="preserve">Table S10. Lagged volume — pre-milestone (ages 13–14) alone</w:t>
+      </w:r>
+    </w:p>
+    <w:tbl>
+      <w:tblPr>
+        <w:tblStyle w:val="Table"/>
+        <w:tblW w:type="pct" w:w="5000"/>
+        <w:tblLayout w:type="fixed"/>
+        <w:tblLook w:firstRow="1" w:lastRow="0" w:firstColumn="0" w:lastColumn="0" w:noHBand="0" w:noVBand="0" w:val="0020"/>
+      </w:tblPr>
+      <w:tblGrid>
+        <w:gridCol w:w="1980"/>
+        <w:gridCol w:w="1980"/>
+        <w:gridCol w:w="1980"/>
+        <w:gridCol w:w="1980"/>
+      </w:tblGrid>
+      <w:tr>
+        <w:trPr>
+          <w:tblHeader w:val="on"/>
+        </w:trPr>
+        <w:tc>
+          <w:tcPr/>
+          <w:p>
+            <w:pPr>
+              <w:pStyle w:val="Compact"/>
+            </w:pPr>
+            <w:r>
+              <w:t xml:space="preserve">Covariate</w:t>
+            </w:r>
+          </w:p>
+        </w:tc>
+        <w:tc>
+          <w:tcPr/>
+          <w:p>
+            <w:pPr>
+              <w:pStyle w:val="Compact"/>
+            </w:pPr>
+            <w:r>
+              <w:t xml:space="preserve">HR</w:t>
+            </w:r>
+          </w:p>
+        </w:tc>
+        <w:tc>
+          <w:tcPr/>
+          <w:p>
+            <w:pPr>
+              <w:pStyle w:val="Compact"/>
+            </w:pPr>
+            <w:r>
+              <w:t xml:space="preserve">95% CI</w:t>
+            </w:r>
+          </w:p>
+        </w:tc>
+        <w:tc>
+          <w:tcPr/>
+          <w:p>
+            <w:pPr>
+              <w:pStyle w:val="Compact"/>
+            </w:pPr>
+            <w:r>
+              <w:t xml:space="preserve">p</w:t>
+            </w:r>
+          </w:p>
+        </w:tc>
+      </w:tr>
+      <w:tr>
+        <w:tc>
+          <w:tcPr/>
+          <w:p>
+            <w:pPr>
+              <w:pStyle w:val="Compact"/>
+            </w:pPr>
+            <w:r>
+              <w:t xml:space="preserve">Female</w:t>
+            </w:r>
+          </w:p>
+        </w:tc>
+        <w:tc>
+          <w:tcPr/>
+          <w:p>
+            <w:pPr>
+              <w:pStyle w:val="Compact"/>
+            </w:pPr>
+            <w:r>
+              <w:t xml:space="preserve">1.15</w:t>
+            </w:r>
+          </w:p>
+        </w:tc>
+        <w:tc>
+          <w:tcPr/>
+          <w:p>
+            <w:pPr>
+              <w:pStyle w:val="Compact"/>
+            </w:pPr>
+            <w:r>
+              <w:t xml:space="preserve">[1.04, 1.27]</w:t>
+            </w:r>
+          </w:p>
+        </w:tc>
+        <w:tc>
+          <w:tcPr/>
+          <w:p>
+            <w:pPr>
+              <w:pStyle w:val="Compact"/>
+            </w:pPr>
+            <w:r>
+              <w:t xml:space="preserve">.009</w:t>
+            </w:r>
+          </w:p>
+        </w:tc>
+      </w:tr>
+      <w:tr>
+        <w:tc>
+          <w:tcPr/>
+          <w:p>
+            <w:pPr>
+              <w:pStyle w:val="Compact"/>
+            </w:pPr>
+            <w:r>
+              <w:t xml:space="preserve">Tyrving (z)</w:t>
+            </w:r>
+          </w:p>
+        </w:tc>
+        <w:tc>
+          <w:tcPr/>
+          <w:p>
+            <w:pPr>
+              <w:pStyle w:val="Compact"/>
+            </w:pPr>
+            <w:r>
+              <w:t xml:space="preserve">1.00</w:t>
+            </w:r>
+          </w:p>
+        </w:tc>
+        <w:tc>
+          <w:tcPr/>
+          <w:p>
+            <w:pPr>
+              <w:pStyle w:val="Compact"/>
+            </w:pPr>
+            <w:r>
+              <w:t xml:space="preserve">[0.95, 1.05]</w:t>
+            </w:r>
+          </w:p>
+        </w:tc>
+        <w:tc>
+          <w:tcPr/>
+          <w:p>
+            <w:pPr>
+              <w:pStyle w:val="Compact"/>
+            </w:pPr>
+            <w:r>
+              <w:t xml:space="preserve">.833</w:t>
+            </w:r>
+          </w:p>
+        </w:tc>
+      </w:tr>
+      <w:tr>
+        <w:tc>
+          <w:tcPr/>
+          <w:p>
+            <w:pPr>
+              <w:pStyle w:val="Compact"/>
+            </w:pPr>
+            <w:r>
+              <w:t xml:space="preserve">HHI early (z)</w:t>
+            </w:r>
+          </w:p>
+        </w:tc>
+        <w:tc>
+          <w:tcPr/>
+          <w:p>
+            <w:pPr>
+              <w:pStyle w:val="Compact"/>
+            </w:pPr>
+            <w:r>
+              <w:t xml:space="preserve">0.80</w:t>
+            </w:r>
+          </w:p>
+        </w:tc>
+        <w:tc>
+          <w:tcPr/>
+          <w:p>
+            <w:pPr>
+              <w:pStyle w:val="Compact"/>
+            </w:pPr>
+            <w:r>
+              <w:t xml:space="preserve">[0.76, 0.85]</w:t>
+            </w:r>
+          </w:p>
+        </w:tc>
+        <w:tc>
+          <w:tcPr/>
+          <w:p>
+            <w:pPr>
+              <w:pStyle w:val="Compact"/>
+            </w:pPr>
+            <w:r>
+              <w:t xml:space="preserve">&lt; .001</w:t>
+            </w:r>
+          </w:p>
+        </w:tc>
+      </w:tr>
+      <w:tr>
+        <w:tc>
+          <w:tcPr/>
+          <w:p>
+            <w:pPr>
+              <w:pStyle w:val="Compact"/>
+            </w:pPr>
+            <w:r>
+              <w:rPr>
+                <w:b/>
+                <w:bCs/>
+              </w:rPr>
+              <w:t xml:space="preserve">Pre-milestone volume (z, ages 13–14)</w:t>
+            </w:r>
+          </w:p>
+        </w:tc>
+        <w:tc>
+          <w:tcPr/>
+          <w:p>
+            <w:pPr>
+              <w:pStyle w:val="Compact"/>
+            </w:pPr>
+            <w:r>
+              <w:rPr>
+                <w:b/>
+                <w:bCs/>
+              </w:rPr>
+              <w:t xml:space="preserve">0.50</w:t>
+            </w:r>
+          </w:p>
+        </w:tc>
+        <w:tc>
+          <w:tcPr/>
+          <w:p>
+            <w:pPr>
+              <w:pStyle w:val="Compact"/>
+            </w:pPr>
+            <w:r>
+              <w:rPr>
+                <w:b/>
+                <w:bCs/>
+              </w:rPr>
+              <w:t xml:space="preserve">[0.46, 0.53]</w:t>
+            </w:r>
+          </w:p>
+        </w:tc>
+        <w:tc>
+          <w:tcPr/>
+          <w:p>
+            <w:pPr>
+              <w:pStyle w:val="Compact"/>
+            </w:pPr>
+            <w:r>
+              <w:rPr>
+                <w:b/>
+                <w:bCs/>
+              </w:rPr>
+              <w:t xml:space="preserve">&lt; .001</w:t>
+            </w:r>
+          </w:p>
+        </w:tc>
+      </w:tr>
+    </w:tbl>
+    <w:p>
+      <w:pPr>
+        <w:pStyle w:val="BodyText"/>
+      </w:pPr>
+      <w:r>
+        <w:rPr>
+          <w:i/>
+          <w:iCs/>
+        </w:rPr>
+        <w:t xml:space="preserve">Note.</w:t>
+      </w:r>
+      <w:r>
+        <w:t xml:space="preserve"> </w:t>
+      </w:r>
+      <w:r>
+        <w:t xml:space="preserve">n = 1,704; C-index = 0.743. Behavioral signal is detectable using only pre-milestone data.</w:t>
+      </w:r>
+    </w:p>
+    <w:bookmarkEnd w:id="26"/>
+    <w:bookmarkStart w:id="27" w:name="X455b0fd8e754bb2e8b14c2ff2e7ee6b0e2cdf9a"/>
+    <w:p>
+      <w:pPr>
+        <w:pStyle w:val="Heading2"/>
+      </w:pPr>
+      <w:r>
+        <w:t xml:space="preserve">Table S11. Sensitivity excluding zero-volume athletes</w:t>
+      </w:r>
+    </w:p>
+    <w:tbl>
+      <w:tblPr>
+        <w:tblStyle w:val="Table"/>
+        <w:tblW w:type="pct" w:w="5000"/>
+        <w:tblLayout w:type="fixed"/>
+        <w:tblLook w:firstRow="1" w:lastRow="0" w:firstColumn="0" w:lastColumn="0" w:noHBand="0" w:noVBand="0" w:val="0020"/>
+      </w:tblPr>
+      <w:tblGrid>
+        <w:gridCol w:w="1980"/>
+        <w:gridCol w:w="1980"/>
+        <w:gridCol w:w="1980"/>
+        <w:gridCol w:w="1980"/>
+      </w:tblGrid>
+      <w:tr>
+        <w:trPr>
+          <w:tblHeader w:val="on"/>
+        </w:trPr>
+        <w:tc>
+          <w:tcPr/>
+          <w:p>
+            <w:pPr>
+              <w:pStyle w:val="Compact"/>
+            </w:pPr>
+            <w:r>
+              <w:t xml:space="preserve">Covariate</w:t>
+            </w:r>
+          </w:p>
+        </w:tc>
+        <w:tc>
+          <w:tcPr/>
+          <w:p>
+            <w:pPr>
+              <w:pStyle w:val="Compact"/>
+            </w:pPr>
+            <w:r>
+              <w:t xml:space="preserve">HR</w:t>
+            </w:r>
+          </w:p>
+        </w:tc>
+        <w:tc>
+          <w:tcPr/>
+          <w:p>
+            <w:pPr>
+              <w:pStyle w:val="Compact"/>
+            </w:pPr>
+            <w:r>
+              <w:t xml:space="preserve">95% CI</w:t>
+            </w:r>
+          </w:p>
+        </w:tc>
+        <w:tc>
+          <w:tcPr/>
+          <w:p>
+            <w:pPr>
+              <w:pStyle w:val="Compact"/>
+            </w:pPr>
+            <w:r>
+              <w:t xml:space="preserve">p</w:t>
+            </w:r>
+          </w:p>
+        </w:tc>
+      </w:tr>
+      <w:tr>
+        <w:tc>
+          <w:tcPr/>
+          <w:p>
+            <w:pPr>
+              <w:pStyle w:val="Compact"/>
+            </w:pPr>
+            <w:r>
+              <w:t xml:space="preserve">Female</w:t>
+            </w:r>
+          </w:p>
+        </w:tc>
+        <w:tc>
+          <w:tcPr/>
+          <w:p>
+            <w:pPr>
+              <w:pStyle w:val="Compact"/>
+            </w:pPr>
+            <w:r>
+              <w:t xml:space="preserve">1.20</w:t>
+            </w:r>
+          </w:p>
+        </w:tc>
+        <w:tc>
+          <w:tcPr/>
+          <w:p>
+            <w:pPr>
+              <w:pStyle w:val="Compact"/>
+            </w:pPr>
+            <w:r>
+              <w:t xml:space="preserve">[1.07, 1.36]</w:t>
+            </w:r>
+          </w:p>
+        </w:tc>
+        <w:tc>
+          <w:tcPr/>
+          <w:p>
+            <w:pPr>
+              <w:pStyle w:val="Compact"/>
+            </w:pPr>
+            <w:r>
+              <w:t xml:space="preserve">.003</w:t>
+            </w:r>
+          </w:p>
+        </w:tc>
+      </w:tr>
+      <w:tr>
+        <w:tc>
+          <w:tcPr/>
+          <w:p>
+            <w:pPr>
+              <w:pStyle w:val="Compact"/>
+            </w:pPr>
+            <w:r>
+              <w:t xml:space="preserve">Tyrving (z)</w:t>
+            </w:r>
+          </w:p>
+        </w:tc>
+        <w:tc>
+          <w:tcPr/>
+          <w:p>
+            <w:pPr>
+              <w:pStyle w:val="Compact"/>
+            </w:pPr>
+            <w:r>
+              <w:t xml:space="preserve">1.04</w:t>
+            </w:r>
+          </w:p>
+        </w:tc>
+        <w:tc>
+          <w:tcPr/>
+          <w:p>
+            <w:pPr>
+              <w:pStyle w:val="Compact"/>
+            </w:pPr>
+            <w:r>
+              <w:t xml:space="preserve">[0.98, 1.10]</w:t>
+            </w:r>
+          </w:p>
+        </w:tc>
+        <w:tc>
+          <w:tcPr/>
+          <w:p>
+            <w:pPr>
+              <w:pStyle w:val="Compact"/>
+            </w:pPr>
+            <w:r>
+              <w:t xml:space="preserve">.211</w:t>
+            </w:r>
+          </w:p>
+        </w:tc>
+      </w:tr>
+      <w:tr>
+        <w:tc>
+          <w:tcPr/>
+          <w:p>
+            <w:pPr>
+              <w:pStyle w:val="Compact"/>
+            </w:pPr>
+            <w:r>
+              <w:t xml:space="preserve">HHI early (z)</w:t>
+            </w:r>
+          </w:p>
+        </w:tc>
+        <w:tc>
+          <w:tcPr/>
+          <w:p>
+            <w:pPr>
+              <w:pStyle w:val="Compact"/>
+            </w:pPr>
+            <w:r>
+              <w:t xml:space="preserve">0.96</w:t>
+            </w:r>
+          </w:p>
+        </w:tc>
+        <w:tc>
+          <w:tcPr/>
+          <w:p>
+            <w:pPr>
+              <w:pStyle w:val="Compact"/>
+            </w:pPr>
+            <w:r>
+              <w:t xml:space="preserve">[0.90, 1.02]</w:t>
+            </w:r>
+          </w:p>
+        </w:tc>
+        <w:tc>
+          <w:tcPr/>
+          <w:p>
+            <w:pPr>
+              <w:pStyle w:val="Compact"/>
+            </w:pPr>
+            <w:r>
+              <w:t xml:space="preserve">.200</w:t>
+            </w:r>
+          </w:p>
+        </w:tc>
+      </w:tr>
+      <w:tr>
+        <w:tc>
+          <w:tcPr/>
+          <w:p>
+            <w:pPr>
+              <w:pStyle w:val="Compact"/>
+            </w:pPr>
+            <w:r>
+              <w:rPr>
+                <w:b/>
+                <w:bCs/>
+              </w:rPr>
+              <w:t xml:space="preserve">Volume at age 15–16 (z)</w:t>
+            </w:r>
+          </w:p>
+        </w:tc>
+        <w:tc>
+          <w:tcPr/>
+          <w:p>
+            <w:pPr>
+              <w:pStyle w:val="Compact"/>
+            </w:pPr>
+            <w:r>
+              <w:rPr>
+                <w:b/>
+                <w:bCs/>
+              </w:rPr>
+              <w:t xml:space="preserve">0.51</w:t>
+            </w:r>
+          </w:p>
+        </w:tc>
+        <w:tc>
+          <w:tcPr/>
+          <w:p>
+            <w:pPr>
+              <w:pStyle w:val="Compact"/>
+            </w:pPr>
+            <w:r>
+              <w:rPr>
+                <w:b/>
+                <w:bCs/>
+              </w:rPr>
+              <w:t xml:space="preserve">[0.46, 0.56]</w:t>
+            </w:r>
+          </w:p>
+        </w:tc>
+        <w:tc>
+          <w:tcPr/>
+          <w:p>
+            <w:pPr>
+              <w:pStyle w:val="Compact"/>
+            </w:pPr>
+            <w:r>
+              <w:rPr>
+                <w:b/>
+                <w:bCs/>
+              </w:rPr>
+              <w:t xml:space="preserve">&lt; .001</w:t>
+            </w:r>
+          </w:p>
+        </w:tc>
+      </w:tr>
+      <w:tr>
+        <w:tc>
+          <w:tcPr/>
+          <w:p>
+            <w:pPr>
+              <w:pStyle w:val="Compact"/>
+            </w:pPr>
+            <w:r>
+              <w:t xml:space="preserve">Championship types</w:t>
+            </w:r>
+          </w:p>
+        </w:tc>
+        <w:tc>
+          <w:tcPr/>
+          <w:p>
+            <w:pPr>
+              <w:pStyle w:val="Compact"/>
+            </w:pPr>
+            <w:r>
+              <w:t xml:space="preserve">0.80</w:t>
+            </w:r>
+          </w:p>
+        </w:tc>
+        <w:tc>
+          <w:tcPr/>
+          <w:p>
+            <w:pPr>
+              <w:pStyle w:val="Compact"/>
+            </w:pPr>
+            <w:r>
+              <w:t xml:space="preserve">[0.73, 0.87]</w:t>
+            </w:r>
+          </w:p>
+        </w:tc>
+        <w:tc>
+          <w:tcPr/>
+          <w:p>
+            <w:pPr>
+              <w:pStyle w:val="Compact"/>
+            </w:pPr>
+            <w:r>
+              <w:t xml:space="preserve">&lt; .001</w:t>
+            </w:r>
+          </w:p>
+        </w:tc>
+      </w:tr>
+    </w:tbl>
+    <w:p>
+      <w:pPr>
+        <w:pStyle w:val="BodyText"/>
+      </w:pPr>
+      <w:r>
+        <w:rPr>
+          <w:i/>
+          <w:iCs/>
+        </w:rPr>
+        <w:t xml:space="preserve">Note.</w:t>
+      </w:r>
+      <w:r>
+        <w:t xml:space="preserve"> </w:t>
+      </w:r>
+      <w:r>
+        <w:t xml:space="preserve">Excludes 589 athletes with vol_milepael = 0; remaining n = 1,250; C-index = 0.786.</w:t>
+      </w:r>
+    </w:p>
+    <w:bookmarkEnd w:id="27"/>
+    <w:bookmarkStart w:id="28" w:name="X1474e7478f5250bc01001f6d135024a6236a269"/>
+    <w:p>
+      <w:pPr>
+        <w:pStyle w:val="Heading2"/>
+      </w:pPr>
+      <w:r>
+        <w:t xml:space="preserve">Table S12. Random forest variable importance (top 15) for senior retention</w:t>
+      </w:r>
+    </w:p>
+    <w:tbl>
+      <w:tblPr>
+        <w:tblStyle w:val="Table"/>
+        <w:tblW w:type="auto" w:w="0"/>
+        <w:tblLook w:firstRow="1" w:lastRow="0" w:firstColumn="0" w:lastColumn="0" w:noHBand="0" w:noVBand="0" w:val="0020"/>
+      </w:tblPr>
+      <w:tblGrid>
+        <w:gridCol w:w="2640"/>
+        <w:gridCol w:w="2640"/>
+        <w:gridCol w:w="2640"/>
+      </w:tblGrid>
+      <w:tr>
+        <w:trPr>
+          <w:tblHeader w:val="on"/>
+        </w:trPr>
+        <w:tc>
+          <w:tcPr/>
+          <w:p>
+            <w:pPr>
+              <w:pStyle w:val="Compact"/>
+            </w:pPr>
+            <w:r>
+              <w:t xml:space="preserve">Rank</w:t>
+            </w:r>
+          </w:p>
+        </w:tc>
+        <w:tc>
+          <w:tcPr/>
+          <w:p>
+            <w:pPr>
+              <w:pStyle w:val="Compact"/>
+            </w:pPr>
+            <w:r>
+              <w:t xml:space="preserve">Feature</w:t>
+            </w:r>
+          </w:p>
+        </w:tc>
+        <w:tc>
+          <w:tcPr/>
+          <w:p>
+            <w:pPr>
+              <w:pStyle w:val="Compact"/>
+            </w:pPr>
+            <w:r>
+              <w:t xml:space="preserve">Importance</w:t>
+            </w:r>
+          </w:p>
+        </w:tc>
+      </w:tr>
+      <w:tr>
+        <w:tc>
+          <w:tcPr/>
+          <w:p>
+            <w:pPr>
+              <w:pStyle w:val="Compact"/>
+            </w:pPr>
+            <w:r>
+              <w:t xml:space="preserve">1</w:t>
+            </w:r>
+          </w:p>
+        </w:tc>
+        <w:tc>
+          <w:tcPr/>
+          <w:p>
+            <w:pPr>
+              <w:pStyle w:val="Compact"/>
+            </w:pPr>
+            <w:r>
+              <w:t xml:space="preserve">Volume at age 16</w:t>
+            </w:r>
+          </w:p>
+        </w:tc>
+        <w:tc>
+          <w:tcPr/>
+          <w:p>
+            <w:pPr>
+              <w:pStyle w:val="Compact"/>
+            </w:pPr>
+            <w:r>
+              <w:t xml:space="preserve">0.133</w:t>
+            </w:r>
+          </w:p>
+        </w:tc>
+      </w:tr>
+      <w:tr>
+        <w:tc>
+          <w:tcPr/>
+          <w:p>
+            <w:pPr>
+              <w:pStyle w:val="Compact"/>
+            </w:pPr>
+            <w:r>
+              <w:t xml:space="preserve">2</w:t>
+            </w:r>
+          </w:p>
+        </w:tc>
+        <w:tc>
+          <w:tcPr/>
+          <w:p>
+            <w:pPr>
+              <w:pStyle w:val="Compact"/>
+            </w:pPr>
+            <w:r>
+              <w:t xml:space="preserve">Composite volume at milestone (ages 15–16)</w:t>
+            </w:r>
+          </w:p>
+        </w:tc>
+        <w:tc>
+          <w:tcPr/>
+          <w:p>
+            <w:pPr>
+              <w:pStyle w:val="Compact"/>
+            </w:pPr>
+            <w:r>
+              <w:t xml:space="preserve">0.126</w:t>
+            </w:r>
+          </w:p>
+        </w:tc>
+      </w:tr>
+      <w:tr>
+        <w:tc>
+          <w:tcPr/>
+          <w:p>
+            <w:pPr>
+              <w:pStyle w:val="Compact"/>
+            </w:pPr>
+            <w:r>
+              <w:t xml:space="preserve">3</w:t>
+            </w:r>
+          </w:p>
+        </w:tc>
+        <w:tc>
+          <w:tcPr/>
+          <w:p>
+            <w:pPr>
+              <w:pStyle w:val="Compact"/>
+            </w:pPr>
+            <w:r>
+              <w:t xml:space="preserve">Volume at age 15</w:t>
+            </w:r>
+          </w:p>
+        </w:tc>
+        <w:tc>
+          <w:tcPr/>
+          <w:p>
+            <w:pPr>
+              <w:pStyle w:val="Compact"/>
+            </w:pPr>
+            <w:r>
+              <w:t xml:space="preserve">0.083</w:t>
+            </w:r>
+          </w:p>
+        </w:tc>
+      </w:tr>
+      <w:tr>
+        <w:tc>
+          <w:tcPr/>
+          <w:p>
+            <w:pPr>
+              <w:pStyle w:val="Compact"/>
+            </w:pPr>
+            <w:r>
+              <w:t xml:space="preserve">4</w:t>
+            </w:r>
+          </w:p>
+        </w:tc>
+        <w:tc>
+          <w:tcPr/>
+          <w:p>
+            <w:pPr>
+              <w:pStyle w:val="Compact"/>
+            </w:pPr>
+            <w:r>
+              <w:t xml:space="preserve">Tyrving performance slope (ages 13–16)</w:t>
+            </w:r>
+          </w:p>
+        </w:tc>
+        <w:tc>
+          <w:tcPr/>
+          <w:p>
+            <w:pPr>
+              <w:pStyle w:val="Compact"/>
+            </w:pPr>
+            <w:r>
+              <w:t xml:space="preserve">0.075</w:t>
+            </w:r>
+          </w:p>
+        </w:tc>
+      </w:tr>
+      <w:tr>
+        <w:tc>
+          <w:tcPr/>
+          <w:p>
+            <w:pPr>
+              <w:pStyle w:val="Compact"/>
+            </w:pPr>
+            <w:r>
+              <w:t xml:space="preserve">5</w:t>
+            </w:r>
+          </w:p>
+        </w:tc>
+        <w:tc>
+          <w:tcPr/>
+          <w:p>
+            <w:pPr>
+              <w:pStyle w:val="Compact"/>
+            </w:pPr>
+            <w:r>
+              <w:t xml:space="preserve">Volume trend across milestone</w:t>
+            </w:r>
+          </w:p>
+        </w:tc>
+        <w:tc>
+          <w:tcPr/>
+          <w:p>
+            <w:pPr>
+              <w:pStyle w:val="Compact"/>
+            </w:pPr>
+            <w:r>
+              <w:t xml:space="preserve">0.071</w:t>
+            </w:r>
+          </w:p>
+        </w:tc>
+      </w:tr>
+      <w:tr>
+        <w:tc>
+          <w:tcPr/>
+          <w:p>
+            <w:pPr>
+              <w:pStyle w:val="Compact"/>
+            </w:pPr>
+            <w:r>
+              <w:t xml:space="preserve">6</w:t>
+            </w:r>
+          </w:p>
+        </w:tc>
+        <w:tc>
+          <w:tcPr/>
+          <w:p>
+            <w:pPr>
+              <w:pStyle w:val="Compact"/>
+            </w:pPr>
+            <w:r>
+              <w:t xml:space="preserve">Peak Tyrving before age 15</w:t>
+            </w:r>
+          </w:p>
+        </w:tc>
+        <w:tc>
+          <w:tcPr/>
+          <w:p>
+            <w:pPr>
+              <w:pStyle w:val="Compact"/>
+            </w:pPr>
+            <w:r>
+              <w:t xml:space="preserve">0.048</w:t>
+            </w:r>
+          </w:p>
+        </w:tc>
+      </w:tr>
+      <w:tr>
+        <w:tc>
+          <w:tcPr/>
+          <w:p>
+            <w:pPr>
+              <w:pStyle w:val="Compact"/>
+            </w:pPr>
+            <w:r>
+              <w:t xml:space="preserve">7</w:t>
+            </w:r>
+          </w:p>
+        </w:tc>
+        <w:tc>
+          <w:tcPr/>
+          <w:p>
+            <w:pPr>
+              <w:pStyle w:val="Compact"/>
+            </w:pPr>
+            <w:r>
+              <w:t xml:space="preserve">HHI change (age 13–14 to 15–16)</w:t>
+            </w:r>
+          </w:p>
+        </w:tc>
+        <w:tc>
+          <w:tcPr/>
+          <w:p>
+            <w:pPr>
+              <w:pStyle w:val="Compact"/>
+            </w:pPr>
+            <w:r>
+              <w:t xml:space="preserve">0.044</w:t>
+            </w:r>
+          </w:p>
+        </w:tc>
+      </w:tr>
+      <w:tr>
+        <w:tc>
+          <w:tcPr/>
+          <w:p>
+            <w:pPr>
+              <w:pStyle w:val="Compact"/>
+            </w:pPr>
+            <w:r>
+              <w:t xml:space="preserve">8</w:t>
+            </w:r>
+          </w:p>
+        </w:tc>
+        <w:tc>
+          <w:tcPr/>
+          <w:p>
+            <w:pPr>
+              <w:pStyle w:val="Compact"/>
+            </w:pPr>
+            <w:r>
+              <w:t xml:space="preserve">Mean meets per year early career</w:t>
+            </w:r>
+          </w:p>
+        </w:tc>
+        <w:tc>
+          <w:tcPr/>
+          <w:p>
+            <w:pPr>
+              <w:pStyle w:val="Compact"/>
+            </w:pPr>
+            <w:r>
+              <w:t xml:space="preserve">0.042</w:t>
+            </w:r>
+          </w:p>
+        </w:tc>
+      </w:tr>
+      <w:tr>
+        <w:tc>
+          <w:tcPr/>
+          <w:p>
+            <w:pPr>
+              <w:pStyle w:val="Compact"/>
+            </w:pPr>
+            <w:r>
+              <w:t xml:space="preserve">9</w:t>
+            </w:r>
+          </w:p>
+        </w:tc>
+        <w:tc>
+          <w:tcPr/>
+          <w:p>
+            <w:pPr>
+              <w:pStyle w:val="Compact"/>
+            </w:pPr>
+            <w:r>
+              <w:t xml:space="preserve">Tyrving best at baseline</w:t>
+            </w:r>
+          </w:p>
+        </w:tc>
+        <w:tc>
+          <w:tcPr/>
+          <w:p>
+            <w:pPr>
+              <w:pStyle w:val="Compact"/>
+            </w:pPr>
+            <w:r>
+              <w:t xml:space="preserve">0.040</w:t>
+            </w:r>
+          </w:p>
+        </w:tc>
+      </w:tr>
+      <w:tr>
+        <w:tc>
+          <w:tcPr/>
+          <w:p>
+            <w:pPr>
+              <w:pStyle w:val="Compact"/>
+            </w:pPr>
+            <w:r>
+              <w:t xml:space="preserve">10</w:t>
+            </w:r>
+          </w:p>
+        </w:tc>
+        <w:tc>
+          <w:tcPr/>
+          <w:p>
+            <w:pPr>
+              <w:pStyle w:val="Compact"/>
+            </w:pPr>
+            <w:r>
+              <w:t xml:space="preserve">HHI early</w:t>
+            </w:r>
+          </w:p>
+        </w:tc>
+        <w:tc>
+          <w:tcPr/>
+          <w:p>
+            <w:pPr>
+              <w:pStyle w:val="Compact"/>
+            </w:pPr>
+            <w:r>
+              <w:t xml:space="preserve">0.040</w:t>
+            </w:r>
+          </w:p>
+        </w:tc>
+      </w:tr>
+      <w:tr>
+        <w:tc>
+          <w:tcPr/>
+          <w:p>
+            <w:pPr>
+              <w:pStyle w:val="Compact"/>
+            </w:pPr>
+            <w:r>
+              <w:t xml:space="preserve">11</w:t>
+            </w:r>
+          </w:p>
+        </w:tc>
+        <w:tc>
+          <w:tcPr/>
+          <w:p>
+            <w:pPr>
+              <w:pStyle w:val="Compact"/>
+            </w:pPr>
+            <w:r>
+              <w:t xml:space="preserve">Volume pre-milestone (ages 13–14)</w:t>
+            </w:r>
+          </w:p>
+        </w:tc>
+        <w:tc>
+          <w:tcPr/>
+          <w:p>
+            <w:pPr>
+              <w:pStyle w:val="Compact"/>
+            </w:pPr>
+            <w:r>
+              <w:t xml:space="preserve">0.039</w:t>
+            </w:r>
+          </w:p>
+        </w:tc>
+      </w:tr>
+      <w:tr>
+        <w:tc>
+          <w:tcPr/>
+          <w:p>
+            <w:pPr>
+              <w:pStyle w:val="Compact"/>
+            </w:pPr>
+            <w:r>
+              <w:t xml:space="preserve">12</w:t>
+            </w:r>
+          </w:p>
+        </w:tc>
+        <w:tc>
+          <w:tcPr/>
+          <w:p>
+            <w:pPr>
+              <w:pStyle w:val="Compact"/>
+            </w:pPr>
+            <w:r>
+              <w:t xml:space="preserve">Year-round participation sum (ages 13–16)</w:t>
+            </w:r>
+          </w:p>
+        </w:tc>
+        <w:tc>
+          <w:tcPr/>
+          <w:p>
+            <w:pPr>
+              <w:pStyle w:val="Compact"/>
+            </w:pPr>
+            <w:r>
+              <w:t xml:space="preserve">0.039</w:t>
+            </w:r>
+          </w:p>
+        </w:tc>
+      </w:tr>
+      <w:tr>
+        <w:tc>
+          <w:tcPr/>
+          <w:p>
+            <w:pPr>
+              <w:pStyle w:val="Compact"/>
+            </w:pPr>
+            <w:r>
+              <w:t xml:space="preserve">13</w:t>
+            </w:r>
+          </w:p>
+        </w:tc>
+        <w:tc>
+          <w:tcPr/>
+          <w:p>
+            <w:pPr>
+              <w:pStyle w:val="Compact"/>
+            </w:pPr>
+            <w:r>
+              <w:t xml:space="preserve">Volume at age 14</w:t>
+            </w:r>
+          </w:p>
+        </w:tc>
+        <w:tc>
+          <w:tcPr/>
+          <w:p>
+            <w:pPr>
+              <w:pStyle w:val="Compact"/>
+            </w:pPr>
+            <w:r>
+              <w:t xml:space="preserve">0.036</w:t>
+            </w:r>
+          </w:p>
+        </w:tc>
+      </w:tr>
+      <w:tr>
+        <w:tc>
+          <w:tcPr/>
+          <w:p>
+            <w:pPr>
+              <w:pStyle w:val="Compact"/>
+            </w:pPr>
+            <w:r>
+              <w:t xml:space="preserve">14</w:t>
+            </w:r>
+          </w:p>
+        </w:tc>
+        <w:tc>
+          <w:tcPr/>
+          <w:p>
+            <w:pPr>
+              <w:pStyle w:val="Compact"/>
+            </w:pPr>
+            <w:r>
+              <w:t xml:space="preserve">Number of championship types</w:t>
+            </w:r>
+          </w:p>
+        </w:tc>
+        <w:tc>
+          <w:tcPr/>
+          <w:p>
+            <w:pPr>
+              <w:pStyle w:val="Compact"/>
+            </w:pPr>
+            <w:r>
+              <w:t xml:space="preserve">0.031</w:t>
+            </w:r>
+          </w:p>
+        </w:tc>
+      </w:tr>
+      <w:tr>
+        <w:tc>
+          <w:tcPr/>
+          <w:p>
+            <w:pPr>
+              <w:pStyle w:val="Compact"/>
+            </w:pPr>
+            <w:r>
+              <w:t xml:space="preserve">15</w:t>
+            </w:r>
+          </w:p>
+        </w:tc>
+        <w:tc>
+          <w:tcPr/>
+          <w:p>
+            <w:pPr>
+              <w:pStyle w:val="Compact"/>
+            </w:pPr>
+            <w:r>
+              <w:t xml:space="preserve">HHI at age 15</w:t>
+            </w:r>
+          </w:p>
+        </w:tc>
+        <w:tc>
+          <w:tcPr/>
+          <w:p>
+            <w:pPr>
+              <w:pStyle w:val="Compact"/>
+            </w:pPr>
+            <w:r>
+              <w:t xml:space="preserve">0.030</w:t>
+            </w:r>
+          </w:p>
+        </w:tc>
+      </w:tr>
+    </w:tbl>
+    <w:p>
+      <w:pPr>
+        <w:pStyle w:val="BodyText"/>
+      </w:pPr>
+      <w:r>
+        <w:rPr>
+          <w:i/>
+          <w:iCs/>
+        </w:rPr>
+        <w:t xml:space="preserve">Note.</w:t>
+      </w:r>
+      <w:r>
+        <w:t xml:space="preserve"> </w:t>
+      </w:r>
+      <w:r>
+        <w:t xml:space="preserve">Importances sum to 1.0 across all 22 features.</w:t>
+      </w:r>
+    </w:p>
+    <w:bookmarkEnd w:id="28"/>
+    <w:bookmarkEnd w:id="29"/>
     <w:sectPr>
       <w:footnotePr>
         <w:numRestart w:val="eachSect"/>

--- a/forskning/ncc-kohort/submission_pse/TABLES.docx
+++ b/forskning/ncc-kohort/submission_pse/TABLES.docx
@@ -2166,7 +2166,7 @@
         <w:t xml:space="preserve"> </w:t>
       </w:r>
       <w:r>
-        <w:t xml:space="preserve">HRs are per one-SD increase for standardized covariates and per unit for the count of championship types. Schoenfeld residual tests detected proportional-hazards violations for vol_milepael, HHI early, and championship types; period-specific HRs are given in Table 5. The substantive effect is robust to the violation (Supplementary Table S6).</w:t>
+        <w:t xml:space="preserve">HRs are per one-SD increase for standardized covariates and per unit for the count of championship types. Schoenfeld residual tests detected proportional-hazards violations for vol_milestone, HHI early, and championship types; period-specific HRs are given in Table 5. The substantive effect is robust to the violation (Supplementary Table S6).</w:t>
       </w:r>
     </w:p>
     <w:p>
@@ -6990,7 +6990,7 @@
               <w:pStyle w:val="Compact"/>
             </w:pPr>
             <w:r>
-              <w:t xml:space="preserve">OR (vol_milepael per SD)</w:t>
+              <w:t xml:space="preserve">OR (vol_milestone per SD)</w:t>
             </w:r>
           </w:p>
         </w:tc>
@@ -7803,7 +7803,7 @@
         <w:t xml:space="preserve"> </w:t>
       </w:r>
       <w:r>
-        <w:t xml:space="preserve">Excludes 589 athletes with vol_milepael = 0; remaining n = 1,250; C-index = 0.786.</w:t>
+        <w:t xml:space="preserve">Excludes 589 athletes with vol_milestone = 0; remaining n = 1,250; C-index = 0.786.</w:t>
       </w:r>
     </w:p>
     <w:bookmarkEnd w:id="27"/>

--- a/forskning/ncc-kohort/submission_pse/TABLES.docx
+++ b/forskning/ncc-kohort/submission_pse/TABLES.docx
@@ -16,7 +16,7 @@
         <w:pStyle w:val="FirstParagraph"/>
       </w:pPr>
       <w:r>
-        <w:t xml:space="preserve">(Submitted as editable text; in the final Word manuscript, each table on its own page after the references. Supplementary Tables S1–S12 follow as supplementary material.)</w:t>
+        <w:t xml:space="preserve">(Submitted as editable text; in the final Word manuscript, each table on its own page after the references. Supplementary Tables S1–S17 follow as supplementary material.)</w:t>
       </w:r>
     </w:p>
     <w:p>
@@ -519,18 +519,18 @@
               <w:pStyle w:val="Compact"/>
             </w:pPr>
             <w:r>
-              <w:t xml:space="preserve">Median competitions at age 15–16</w:t>
-            </w:r>
-          </w:p>
-        </w:tc>
-        <w:tc>
-          <w:tcPr/>
-          <w:p>
-            <w:pPr>
-              <w:pStyle w:val="Compact"/>
-            </w:pPr>
-            <w:r>
-              <w:t xml:space="preserve">7</w:t>
+              <w:t xml:space="preserve">Median competitions at ages 13–14</w:t>
+            </w:r>
+          </w:p>
+        </w:tc>
+        <w:tc>
+          <w:tcPr/>
+          <w:p>
+            <w:pPr>
+              <w:pStyle w:val="Compact"/>
+            </w:pPr>
+            <w:r>
+              <w:t xml:space="preserve">8</w:t>
             </w:r>
           </w:p>
         </w:tc>
@@ -917,7 +917,7 @@
         <w:t xml:space="preserve"> </w:t>
       </w:r>
       <w:r>
-        <w:t xml:space="preserve">Values are median number of meets per year [IQR]. Trajectories diverge sharply from age 15.</w:t>
+        <w:t xml:space="preserve">Values are median number of meets per year [IQR]. Future retainers and future dropouts already differ at ages 13–14; the gap widens further across the age-14-to-15 transition.</w:t>
       </w:r>
     </w:p>
     <w:p>
@@ -928,13 +928,13 @@
       </w:r>
     </w:p>
     <w:bookmarkEnd w:id="10"/>
-    <w:bookmarkStart w:id="11" w:name="X7d34bfa70e5826ca52b0a5ac69fbe0293f63528"/>
+    <w:bookmarkStart w:id="11" w:name="Xb8cde947c4ddc1e5df834e78ab22bae1a1fbba6"/>
     <w:p>
       <w:pPr>
         <w:pStyle w:val="Heading2"/>
       </w:pPr>
       <w:r>
-        <w:t xml:space="preserve">Table 3. Stepwise Cox proportional hazards models for time to dropout</w:t>
+        <w:t xml:space="preserve">Table 3. Primary analysis: prospective logistic regression for active senior status (baseline-only predictors, ages 13–14)</w:t>
       </w:r>
     </w:p>
     <w:tbl>
@@ -986,7 +986,7 @@
               <w:pStyle w:val="Compact"/>
             </w:pPr>
             <w:r>
-              <w:t xml:space="preserve">HR</w:t>
+              <w:t xml:space="preserve">OR</w:t>
             </w:r>
           </w:p>
         </w:tc>
@@ -1019,7 +1019,7 @@
               <w:pStyle w:val="Compact"/>
             </w:pPr>
             <w:r>
-              <w:t xml:space="preserve">C-index</w:t>
+              <w:t xml:space="preserve">CV-AUC</w:t>
             </w:r>
           </w:p>
         </w:tc>
@@ -1043,7 +1043,7 @@
               <w:pStyle w:val="Compact"/>
             </w:pPr>
             <w:r>
-              <w:t xml:space="preserve">M1: Sex only</w:t>
+              <w:t xml:space="preserve">L1: Sex only</w:t>
             </w:r>
           </w:p>
         </w:tc>
@@ -1065,64 +1065,64 @@
               <w:pStyle w:val="Compact"/>
             </w:pPr>
             <w:r>
-              <w:t xml:space="preserve">1.04</w:t>
-            </w:r>
-          </w:p>
-        </w:tc>
-        <w:tc>
-          <w:tcPr/>
-          <w:p>
-            <w:pPr>
-              <w:pStyle w:val="Compact"/>
-            </w:pPr>
-            <w:r>
-              <w:t xml:space="preserve">[0.95, 1.14]</w:t>
-            </w:r>
-          </w:p>
-        </w:tc>
-        <w:tc>
-          <w:tcPr/>
-          <w:p>
-            <w:pPr>
-              <w:pStyle w:val="Compact"/>
-            </w:pPr>
-            <w:r>
-              <w:t xml:space="preserve">.352</w:t>
-            </w:r>
-          </w:p>
-        </w:tc>
-        <w:tc>
-          <w:tcPr/>
-          <w:p>
-            <w:pPr>
-              <w:pStyle w:val="Compact"/>
-            </w:pPr>
-            <w:r>
-              <w:t xml:space="preserve">0.498</w:t>
-            </w:r>
-          </w:p>
-        </w:tc>
-        <w:tc>
-          <w:tcPr/>
-          <w:p>
-            <w:pPr>
-              <w:pStyle w:val="Compact"/>
-            </w:pPr>
-            <w:r>
-              <w:t xml:space="preserve">2,123</w:t>
-            </w:r>
-          </w:p>
-        </w:tc>
-      </w:tr>
-      <w:tr>
-        <w:tc>
-          <w:tcPr/>
-          <w:p>
-            <w:pPr>
-              <w:pStyle w:val="Compact"/>
-            </w:pPr>
-            <w:r>
-              <w:t xml:space="preserve">M2: + Performance</w:t>
+              <w:t xml:space="preserve">0.72</w:t>
+            </w:r>
+          </w:p>
+        </w:tc>
+        <w:tc>
+          <w:tcPr/>
+          <w:p>
+            <w:pPr>
+              <w:pStyle w:val="Compact"/>
+            </w:pPr>
+            <w:r>
+              <w:t xml:space="preserve">[0.56, 0.93]</w:t>
+            </w:r>
+          </w:p>
+        </w:tc>
+        <w:tc>
+          <w:tcPr/>
+          <w:p>
+            <w:pPr>
+              <w:pStyle w:val="Compact"/>
+            </w:pPr>
+            <w:r>
+              <w:t xml:space="preserve">.012</w:t>
+            </w:r>
+          </w:p>
+        </w:tc>
+        <w:tc>
+          <w:tcPr/>
+          <w:p>
+            <w:pPr>
+              <w:pStyle w:val="Compact"/>
+            </w:pPr>
+            <w:r>
+              <w:t xml:space="preserve">0.541 (±0.023)</w:t>
+            </w:r>
+          </w:p>
+        </w:tc>
+        <w:tc>
+          <w:tcPr/>
+          <w:p>
+            <w:pPr>
+              <w:pStyle w:val="Compact"/>
+            </w:pPr>
+            <w:r>
+              <w:t xml:space="preserve">1,704</w:t>
+            </w:r>
+          </w:p>
+        </w:tc>
+      </w:tr>
+      <w:tr>
+        <w:tc>
+          <w:tcPr/>
+          <w:p>
+            <w:pPr>
+              <w:pStyle w:val="Compact"/>
+            </w:pPr>
+            <w:r>
+              <w:t xml:space="preserve">L2: + Performance</w:t>
             </w:r>
           </w:p>
         </w:tc>
@@ -1144,40 +1144,40 @@
               <w:pStyle w:val="Compact"/>
             </w:pPr>
             <w:r>
-              <w:t xml:space="preserve">1.10</w:t>
-            </w:r>
-          </w:p>
-        </w:tc>
-        <w:tc>
-          <w:tcPr/>
-          <w:p>
-            <w:pPr>
-              <w:pStyle w:val="Compact"/>
-            </w:pPr>
-            <w:r>
-              <w:t xml:space="preserve">[1.00, 1.22]</w:t>
-            </w:r>
-          </w:p>
-        </w:tc>
-        <w:tc>
-          <w:tcPr/>
-          <w:p>
-            <w:pPr>
-              <w:pStyle w:val="Compact"/>
-            </w:pPr>
-            <w:r>
-              <w:t xml:space="preserve">.052</w:t>
-            </w:r>
-          </w:p>
-        </w:tc>
-        <w:tc>
-          <w:tcPr/>
-          <w:p>
-            <w:pPr>
-              <w:pStyle w:val="Compact"/>
-            </w:pPr>
-            <w:r>
-              <w:t xml:space="preserve">0.574</w:t>
+              <w:t xml:space="preserve">0.68</w:t>
+            </w:r>
+          </w:p>
+        </w:tc>
+        <w:tc>
+          <w:tcPr/>
+          <w:p>
+            <w:pPr>
+              <w:pStyle w:val="Compact"/>
+            </w:pPr>
+            <w:r>
+              <w:t xml:space="preserve">[0.52, 0.88]</w:t>
+            </w:r>
+          </w:p>
+        </w:tc>
+        <w:tc>
+          <w:tcPr/>
+          <w:p>
+            <w:pPr>
+              <w:pStyle w:val="Compact"/>
+            </w:pPr>
+            <w:r>
+              <w:t xml:space="preserve">.003</w:t>
+            </w:r>
+          </w:p>
+        </w:tc>
+        <w:tc>
+          <w:tcPr/>
+          <w:p>
+            <w:pPr>
+              <w:pStyle w:val="Compact"/>
+            </w:pPr>
+            <w:r>
+              <w:t xml:space="preserve">0.607 (±0.014)</w:t>
             </w:r>
           </w:p>
         </w:tc>
@@ -1220,18 +1220,18 @@
               <w:pStyle w:val="Compact"/>
             </w:pPr>
             <w:r>
-              <w:t xml:space="preserve">0.86</w:t>
-            </w:r>
-          </w:p>
-        </w:tc>
-        <w:tc>
-          <w:tcPr/>
-          <w:p>
-            <w:pPr>
-              <w:pStyle w:val="Compact"/>
-            </w:pPr>
-            <w:r>
-              <w:t xml:space="preserve">[0.82, 0.90]</w:t>
+              <w:t xml:space="preserve">1.41</w:t>
+            </w:r>
+          </w:p>
+        </w:tc>
+        <w:tc>
+          <w:tcPr/>
+          <w:p>
+            <w:pPr>
+              <w:pStyle w:val="Compact"/>
+            </w:pPr>
+            <w:r>
+              <w:t xml:space="preserve">[1.22, 1.64]</w:t>
             </w:r>
           </w:p>
         </w:tc>
@@ -1271,7 +1271,7 @@
               <w:pStyle w:val="Compact"/>
             </w:pPr>
             <w:r>
-              <w:t xml:space="preserve">M3: + Specialization</w:t>
+              <w:t xml:space="preserve">L3: + Specialization</w:t>
             </w:r>
           </w:p>
         </w:tc>
@@ -1293,40 +1293,40 @@
               <w:pStyle w:val="Compact"/>
             </w:pPr>
             <w:r>
-              <w:t xml:space="preserve">1.10</w:t>
-            </w:r>
-          </w:p>
-        </w:tc>
-        <w:tc>
-          <w:tcPr/>
-          <w:p>
-            <w:pPr>
-              <w:pStyle w:val="Compact"/>
-            </w:pPr>
-            <w:r>
-              <w:t xml:space="preserve">[1.00, 1.22]</w:t>
-            </w:r>
-          </w:p>
-        </w:tc>
-        <w:tc>
-          <w:tcPr/>
-          <w:p>
-            <w:pPr>
-              <w:pStyle w:val="Compact"/>
-            </w:pPr>
-            <w:r>
-              <w:t xml:space="preserve">.059</w:t>
-            </w:r>
-          </w:p>
-        </w:tc>
-        <w:tc>
-          <w:tcPr/>
-          <w:p>
-            <w:pPr>
-              <w:pStyle w:val="Compact"/>
-            </w:pPr>
-            <w:r>
-              <w:t xml:space="preserve">0.573</w:t>
+              <w:t xml:space="preserve">0.68</w:t>
+            </w:r>
+          </w:p>
+        </w:tc>
+        <w:tc>
+          <w:tcPr/>
+          <w:p>
+            <w:pPr>
+              <w:pStyle w:val="Compact"/>
+            </w:pPr>
+            <w:r>
+              <w:t xml:space="preserve">[0.53, 0.88]</w:t>
+            </w:r>
+          </w:p>
+        </w:tc>
+        <w:tc>
+          <w:tcPr/>
+          <w:p>
+            <w:pPr>
+              <w:pStyle w:val="Compact"/>
+            </w:pPr>
+            <w:r>
+              <w:t xml:space="preserve">.004</w:t>
+            </w:r>
+          </w:p>
+        </w:tc>
+        <w:tc>
+          <w:tcPr/>
+          <w:p>
+            <w:pPr>
+              <w:pStyle w:val="Compact"/>
+            </w:pPr>
+            <w:r>
+              <w:t xml:space="preserve">0.600 (±0.019)</w:t>
             </w:r>
           </w:p>
         </w:tc>
@@ -1369,18 +1369,18 @@
               <w:pStyle w:val="Compact"/>
             </w:pPr>
             <w:r>
-              <w:t xml:space="preserve">0.86</w:t>
-            </w:r>
-          </w:p>
-        </w:tc>
-        <w:tc>
-          <w:tcPr/>
-          <w:p>
-            <w:pPr>
-              <w:pStyle w:val="Compact"/>
-            </w:pPr>
-            <w:r>
-              <w:t xml:space="preserve">[0.82, 0.90]</w:t>
+              <w:t xml:space="preserve">1.41</w:t>
+            </w:r>
+          </w:p>
+        </w:tc>
+        <w:tc>
+          <w:tcPr/>
+          <w:p>
+            <w:pPr>
+              <w:pStyle w:val="Compact"/>
+            </w:pPr>
+            <w:r>
+              <w:t xml:space="preserve">[1.22, 1.64]</w:t>
             </w:r>
           </w:p>
         </w:tc>
@@ -1439,58 +1439,58 @@
               <w:pStyle w:val="Compact"/>
             </w:pPr>
             <w:r>
-              <w:t xml:space="preserve">0.98</w:t>
-            </w:r>
-          </w:p>
-        </w:tc>
-        <w:tc>
-          <w:tcPr/>
-          <w:p>
-            <w:pPr>
-              <w:pStyle w:val="Compact"/>
-            </w:pPr>
-            <w:r>
-              <w:t xml:space="preserve">[0.93, 1.03]</w:t>
-            </w:r>
-          </w:p>
-        </w:tc>
-        <w:tc>
-          <w:tcPr/>
-          <w:p>
-            <w:pPr>
-              <w:pStyle w:val="Compact"/>
-            </w:pPr>
-            <w:r>
-              <w:t xml:space="preserve">.455</w:t>
-            </w:r>
-          </w:p>
-        </w:tc>
-        <w:tc>
-          <w:tcPr/>
-          <w:p>
-            <w:pPr>
-              <w:pStyle w:val="Compact"/>
-            </w:pPr>
-          </w:p>
-        </w:tc>
-        <w:tc>
-          <w:tcPr/>
-          <w:p>
-            <w:pPr>
-              <w:pStyle w:val="Compact"/>
-            </w:pPr>
-          </w:p>
-        </w:tc>
-      </w:tr>
-      <w:tr>
-        <w:tc>
-          <w:tcPr/>
-          <w:p>
-            <w:pPr>
-              <w:pStyle w:val="Compact"/>
-            </w:pPr>
-            <w:r>
-              <w:t xml:space="preserve">M4: + Volume at milestone</w:t>
+              <w:t xml:space="preserve">1.09</w:t>
+            </w:r>
+          </w:p>
+        </w:tc>
+        <w:tc>
+          <w:tcPr/>
+          <w:p>
+            <w:pPr>
+              <w:pStyle w:val="Compact"/>
+            </w:pPr>
+            <w:r>
+              <w:t xml:space="preserve">[0.95, 1.24]</w:t>
+            </w:r>
+          </w:p>
+        </w:tc>
+        <w:tc>
+          <w:tcPr/>
+          <w:p>
+            <w:pPr>
+              <w:pStyle w:val="Compact"/>
+            </w:pPr>
+            <w:r>
+              <w:t xml:space="preserve">.238</w:t>
+            </w:r>
+          </w:p>
+        </w:tc>
+        <w:tc>
+          <w:tcPr/>
+          <w:p>
+            <w:pPr>
+              <w:pStyle w:val="Compact"/>
+            </w:pPr>
+          </w:p>
+        </w:tc>
+        <w:tc>
+          <w:tcPr/>
+          <w:p>
+            <w:pPr>
+              <w:pStyle w:val="Compact"/>
+            </w:pPr>
+          </w:p>
+        </w:tc>
+      </w:tr>
+      <w:tr>
+        <w:tc>
+          <w:tcPr/>
+          <w:p>
+            <w:pPr>
+              <w:pStyle w:val="Compact"/>
+            </w:pPr>
+            <w:r>
+              <w:t xml:space="preserve">L4: + Pre-milestone volume</w:t>
             </w:r>
           </w:p>
         </w:tc>
@@ -1512,29 +1512,29 @@
               <w:pStyle w:val="Compact"/>
             </w:pPr>
             <w:r>
-              <w:t xml:space="preserve">1.09</w:t>
-            </w:r>
-          </w:p>
-        </w:tc>
-        <w:tc>
-          <w:tcPr/>
-          <w:p>
-            <w:pPr>
-              <w:pStyle w:val="Compact"/>
-            </w:pPr>
-            <w:r>
-              <w:t xml:space="preserve">[0.98, 1.20]</w:t>
-            </w:r>
-          </w:p>
-        </w:tc>
-        <w:tc>
-          <w:tcPr/>
-          <w:p>
-            <w:pPr>
-              <w:pStyle w:val="Compact"/>
-            </w:pPr>
-            <w:r>
-              <w:t xml:space="preserve">.109</w:t>
+              <w:t xml:space="preserve">0.61</w:t>
+            </w:r>
+          </w:p>
+        </w:tc>
+        <w:tc>
+          <w:tcPr/>
+          <w:p>
+            <w:pPr>
+              <w:pStyle w:val="Compact"/>
+            </w:pPr>
+            <w:r>
+              <w:t xml:space="preserve">[0.46, 0.80]</w:t>
+            </w:r>
+          </w:p>
+        </w:tc>
+        <w:tc>
+          <w:tcPr/>
+          <w:p>
+            <w:pPr>
+              <w:pStyle w:val="Compact"/>
+            </w:pPr>
+            <w:r>
+              <w:t xml:space="preserve">&lt; .001</w:t>
             </w:r>
           </w:p>
         </w:tc>
@@ -1549,7 +1549,13 @@
                 <w:b/>
                 <w:bCs/>
               </w:rPr>
-              <w:t xml:space="preserve">0.846</w:t>
+              <w:t xml:space="preserve">0.751</w:t>
+            </w:r>
+            <w:r>
+              <w:t xml:space="preserve"> </w:t>
+            </w:r>
+            <w:r>
+              <w:t xml:space="preserve">(±0.026)</w:t>
             </w:r>
           </w:p>
         </w:tc>
@@ -1592,29 +1598,29 @@
               <w:pStyle w:val="Compact"/>
             </w:pPr>
             <w:r>
-              <w:t xml:space="preserve">1.04</w:t>
-            </w:r>
-          </w:p>
-        </w:tc>
-        <w:tc>
-          <w:tcPr/>
-          <w:p>
-            <w:pPr>
-              <w:pStyle w:val="Compact"/>
-            </w:pPr>
-            <w:r>
-              <w:t xml:space="preserve">[0.99, 1.09]</w:t>
-            </w:r>
-          </w:p>
-        </w:tc>
-        <w:tc>
-          <w:tcPr/>
-          <w:p>
-            <w:pPr>
-              <w:pStyle w:val="Compact"/>
-            </w:pPr>
-            <w:r>
-              <w:t xml:space="preserve">.169</w:t>
+              <w:t xml:space="preserve">1.12</w:t>
+            </w:r>
+          </w:p>
+        </w:tc>
+        <w:tc>
+          <w:tcPr/>
+          <w:p>
+            <w:pPr>
+              <w:pStyle w:val="Compact"/>
+            </w:pPr>
+            <w:r>
+              <w:t xml:space="preserve">[0.96, 1.30]</w:t>
+            </w:r>
+          </w:p>
+        </w:tc>
+        <w:tc>
+          <w:tcPr/>
+          <w:p>
+            <w:pPr>
+              <w:pStyle w:val="Compact"/>
+            </w:pPr>
+            <w:r>
+              <w:t xml:space="preserve">.144</w:t>
             </w:r>
           </w:p>
         </w:tc>
@@ -1662,29 +1668,29 @@
               <w:pStyle w:val="Compact"/>
             </w:pPr>
             <w:r>
-              <w:t xml:space="preserve">0.95</w:t>
-            </w:r>
-          </w:p>
-        </w:tc>
-        <w:tc>
-          <w:tcPr/>
-          <w:p>
-            <w:pPr>
-              <w:pStyle w:val="Compact"/>
-            </w:pPr>
-            <w:r>
-              <w:t xml:space="preserve">[0.90, 1.00]</w:t>
-            </w:r>
-          </w:p>
-        </w:tc>
-        <w:tc>
-          <w:tcPr/>
-          <w:p>
-            <w:pPr>
-              <w:pStyle w:val="Compact"/>
-            </w:pPr>
-            <w:r>
-              <w:t xml:space="preserve">.061</w:t>
+              <w:t xml:space="preserve">1.36</w:t>
+            </w:r>
+          </w:p>
+        </w:tc>
+        <w:tc>
+          <w:tcPr/>
+          <w:p>
+            <w:pPr>
+              <w:pStyle w:val="Compact"/>
+            </w:pPr>
+            <w:r>
+              <w:t xml:space="preserve">[1.17, 1.57]</w:t>
+            </w:r>
+          </w:p>
+        </w:tc>
+        <w:tc>
+          <w:tcPr/>
+          <w:p>
+            <w:pPr>
+              <w:pStyle w:val="Compact"/>
+            </w:pPr>
+            <w:r>
+              <w:t xml:space="preserve">&lt; .001</w:t>
             </w:r>
           </w:p>
         </w:tc>
@@ -1725,7 +1731,7 @@
                 <w:b/>
                 <w:bCs/>
               </w:rPr>
-              <w:t xml:space="preserve">Volume at age 15–16 (z)</w:t>
+              <w:t xml:space="preserve">Pre-milestone volume (z)</w:t>
             </w:r>
           </w:p>
         </w:tc>
@@ -1740,7 +1746,7 @@
                 <w:b/>
                 <w:bCs/>
               </w:rPr>
-              <w:t xml:space="preserve">0.35</w:t>
+              <w:t xml:space="preserve">2.40</w:t>
             </w:r>
           </w:p>
         </w:tc>
@@ -1755,7 +1761,7 @@
                 <w:b/>
                 <w:bCs/>
               </w:rPr>
-              <w:t xml:space="preserve">[0.33, 0.38]</w:t>
+              <w:t xml:space="preserve">[2.08, 2.76]</w:t>
             </w:r>
           </w:p>
         </w:tc>
@@ -1770,365 +1776,6 @@
                 <w:b/>
                 <w:bCs/>
               </w:rPr>
-              <w:t xml:space="preserve">&lt; .001</w:t>
-            </w:r>
-          </w:p>
-        </w:tc>
-        <w:tc>
-          <w:tcPr/>
-          <w:p>
-            <w:pPr>
-              <w:pStyle w:val="Compact"/>
-            </w:pPr>
-          </w:p>
-        </w:tc>
-        <w:tc>
-          <w:tcPr/>
-          <w:p>
-            <w:pPr>
-              <w:pStyle w:val="Compact"/>
-            </w:pPr>
-          </w:p>
-        </w:tc>
-      </w:tr>
-      <w:tr>
-        <w:tc>
-          <w:tcPr/>
-          <w:p>
-            <w:pPr>
-              <w:pStyle w:val="Compact"/>
-            </w:pPr>
-            <w:r>
-              <w:t xml:space="preserve">M5: + Championship types</w:t>
-            </w:r>
-          </w:p>
-        </w:tc>
-        <w:tc>
-          <w:tcPr/>
-          <w:p>
-            <w:pPr>
-              <w:pStyle w:val="Compact"/>
-            </w:pPr>
-            <w:r>
-              <w:t xml:space="preserve">Female</w:t>
-            </w:r>
-          </w:p>
-        </w:tc>
-        <w:tc>
-          <w:tcPr/>
-          <w:p>
-            <w:pPr>
-              <w:pStyle w:val="Compact"/>
-            </w:pPr>
-            <w:r>
-              <w:t xml:space="preserve">1.12</w:t>
-            </w:r>
-          </w:p>
-        </w:tc>
-        <w:tc>
-          <w:tcPr/>
-          <w:p>
-            <w:pPr>
-              <w:pStyle w:val="Compact"/>
-            </w:pPr>
-            <w:r>
-              <w:t xml:space="preserve">[1.02, 1.24]</w:t>
-            </w:r>
-          </w:p>
-        </w:tc>
-        <w:tc>
-          <w:tcPr/>
-          <w:p>
-            <w:pPr>
-              <w:pStyle w:val="Compact"/>
-            </w:pPr>
-            <w:r>
-              <w:t xml:space="preserve">.025</w:t>
-            </w:r>
-          </w:p>
-        </w:tc>
-        <w:tc>
-          <w:tcPr/>
-          <w:p>
-            <w:pPr>
-              <w:pStyle w:val="Compact"/>
-            </w:pPr>
-            <w:r>
-              <w:t xml:space="preserve">0.842</w:t>
-            </w:r>
-          </w:p>
-        </w:tc>
-        <w:tc>
-          <w:tcPr/>
-          <w:p>
-            <w:pPr>
-              <w:pStyle w:val="Compact"/>
-            </w:pPr>
-            <w:r>
-              <w:t xml:space="preserve">1,704</w:t>
-            </w:r>
-          </w:p>
-        </w:tc>
-      </w:tr>
-      <w:tr>
-        <w:tc>
-          <w:tcPr/>
-          <w:p>
-            <w:pPr>
-              <w:pStyle w:val="Compact"/>
-            </w:pPr>
-          </w:p>
-        </w:tc>
-        <w:tc>
-          <w:tcPr/>
-          <w:p>
-            <w:pPr>
-              <w:pStyle w:val="Compact"/>
-            </w:pPr>
-            <w:r>
-              <w:t xml:space="preserve">Tyrving (z)</w:t>
-            </w:r>
-          </w:p>
-        </w:tc>
-        <w:tc>
-          <w:tcPr/>
-          <w:p>
-            <w:pPr>
-              <w:pStyle w:val="Compact"/>
-            </w:pPr>
-            <w:r>
-              <w:t xml:space="preserve">1.05</w:t>
-            </w:r>
-          </w:p>
-        </w:tc>
-        <w:tc>
-          <w:tcPr/>
-          <w:p>
-            <w:pPr>
-              <w:pStyle w:val="Compact"/>
-            </w:pPr>
-            <w:r>
-              <w:t xml:space="preserve">[1.00, 1.10]</w:t>
-            </w:r>
-          </w:p>
-        </w:tc>
-        <w:tc>
-          <w:tcPr/>
-          <w:p>
-            <w:pPr>
-              <w:pStyle w:val="Compact"/>
-            </w:pPr>
-            <w:r>
-              <w:t xml:space="preserve">.060</w:t>
-            </w:r>
-          </w:p>
-        </w:tc>
-        <w:tc>
-          <w:tcPr/>
-          <w:p>
-            <w:pPr>
-              <w:pStyle w:val="Compact"/>
-            </w:pPr>
-          </w:p>
-        </w:tc>
-        <w:tc>
-          <w:tcPr/>
-          <w:p>
-            <w:pPr>
-              <w:pStyle w:val="Compact"/>
-            </w:pPr>
-          </w:p>
-        </w:tc>
-      </w:tr>
-      <w:tr>
-        <w:tc>
-          <w:tcPr/>
-          <w:p>
-            <w:pPr>
-              <w:pStyle w:val="Compact"/>
-            </w:pPr>
-          </w:p>
-        </w:tc>
-        <w:tc>
-          <w:tcPr/>
-          <w:p>
-            <w:pPr>
-              <w:pStyle w:val="Compact"/>
-            </w:pPr>
-            <w:r>
-              <w:t xml:space="preserve">HHI early (z)</w:t>
-            </w:r>
-          </w:p>
-        </w:tc>
-        <w:tc>
-          <w:tcPr/>
-          <w:p>
-            <w:pPr>
-              <w:pStyle w:val="Compact"/>
-            </w:pPr>
-            <w:r>
-              <w:t xml:space="preserve">0.95</w:t>
-            </w:r>
-          </w:p>
-        </w:tc>
-        <w:tc>
-          <w:tcPr/>
-          <w:p>
-            <w:pPr>
-              <w:pStyle w:val="Compact"/>
-            </w:pPr>
-            <w:r>
-              <w:t xml:space="preserve">[0.90, 1.01]</w:t>
-            </w:r>
-          </w:p>
-        </w:tc>
-        <w:tc>
-          <w:tcPr/>
-          <w:p>
-            <w:pPr>
-              <w:pStyle w:val="Compact"/>
-            </w:pPr>
-            <w:r>
-              <w:t xml:space="preserve">.080</w:t>
-            </w:r>
-          </w:p>
-        </w:tc>
-        <w:tc>
-          <w:tcPr/>
-          <w:p>
-            <w:pPr>
-              <w:pStyle w:val="Compact"/>
-            </w:pPr>
-          </w:p>
-        </w:tc>
-        <w:tc>
-          <w:tcPr/>
-          <w:p>
-            <w:pPr>
-              <w:pStyle w:val="Compact"/>
-            </w:pPr>
-          </w:p>
-        </w:tc>
-      </w:tr>
-      <w:tr>
-        <w:tc>
-          <w:tcPr/>
-          <w:p>
-            <w:pPr>
-              <w:pStyle w:val="Compact"/>
-            </w:pPr>
-          </w:p>
-        </w:tc>
-        <w:tc>
-          <w:tcPr/>
-          <w:p>
-            <w:pPr>
-              <w:pStyle w:val="Compact"/>
-            </w:pPr>
-            <w:r>
-              <w:t xml:space="preserve">Volume at age 15–16 (z)</w:t>
-            </w:r>
-          </w:p>
-        </w:tc>
-        <w:tc>
-          <w:tcPr/>
-          <w:p>
-            <w:pPr>
-              <w:pStyle w:val="Compact"/>
-            </w:pPr>
-            <w:r>
-              <w:t xml:space="preserve">0.44</w:t>
-            </w:r>
-          </w:p>
-        </w:tc>
-        <w:tc>
-          <w:tcPr/>
-          <w:p>
-            <w:pPr>
-              <w:pStyle w:val="Compact"/>
-            </w:pPr>
-            <w:r>
-              <w:t xml:space="preserve">[0.40, 0.48]</w:t>
-            </w:r>
-          </w:p>
-        </w:tc>
-        <w:tc>
-          <w:tcPr/>
-          <w:p>
-            <w:pPr>
-              <w:pStyle w:val="Compact"/>
-            </w:pPr>
-            <w:r>
-              <w:t xml:space="preserve">&lt; .001</w:t>
-            </w:r>
-          </w:p>
-        </w:tc>
-        <w:tc>
-          <w:tcPr/>
-          <w:p>
-            <w:pPr>
-              <w:pStyle w:val="Compact"/>
-            </w:pPr>
-          </w:p>
-        </w:tc>
-        <w:tc>
-          <w:tcPr/>
-          <w:p>
-            <w:pPr>
-              <w:pStyle w:val="Compact"/>
-            </w:pPr>
-          </w:p>
-        </w:tc>
-      </w:tr>
-      <w:tr>
-        <w:tc>
-          <w:tcPr/>
-          <w:p>
-            <w:pPr>
-              <w:pStyle w:val="Compact"/>
-            </w:pPr>
-          </w:p>
-        </w:tc>
-        <w:tc>
-          <w:tcPr/>
-          <w:p>
-            <w:pPr>
-              <w:pStyle w:val="Compact"/>
-            </w:pPr>
-            <w:r>
-              <w:t xml:space="preserve">Championship types (count, 0–4)</w:t>
-            </w:r>
-          </w:p>
-        </w:tc>
-        <w:tc>
-          <w:tcPr/>
-          <w:p>
-            <w:pPr>
-              <w:pStyle w:val="Compact"/>
-            </w:pPr>
-            <w:r>
-              <w:t xml:space="preserve">0.74</w:t>
-            </w:r>
-          </w:p>
-        </w:tc>
-        <w:tc>
-          <w:tcPr/>
-          <w:p>
-            <w:pPr>
-              <w:pStyle w:val="Compact"/>
-            </w:pPr>
-            <w:r>
-              <w:t xml:space="preserve">[0.69, 0.80]</w:t>
-            </w:r>
-          </w:p>
-        </w:tc>
-        <w:tc>
-          <w:tcPr/>
-          <w:p>
-            <w:pPr>
-              <w:pStyle w:val="Compact"/>
-            </w:pPr>
-            <w:r>
               <w:t xml:space="preserve">&lt; .001</w:t>
             </w:r>
           </w:p>
@@ -2166,7 +1813,7 @@
         <w:t xml:space="preserve"> </w:t>
       </w:r>
       <w:r>
-        <w:t xml:space="preserve">HRs are per one-SD increase for standardized covariates and per unit for the count of championship types. Schoenfeld residual tests detected proportional-hazards violations for vol_milestone, HHI early, and championship types; period-specific HRs are given in Table 5. The substantive effect is robust to the violation (Supplementary Table S6).</w:t>
+        <w:t xml:space="preserve">Logistic regression for binary active senior status (≥2 registered results in any year at age 20+). Predictors are observed during the baseline window (ages 13–14) only. Pre-milestone volume is the sum of distinct meets attended at ages 13 and 14. Continuous covariates are z-standardized so ORs reflect per-SD effects. Cross-validated AUC uses 5-fold stratified resampling. The pre-milestone volume coefficient is the dominant single-step gain (AUC 0.600 → 0.751). HHI becomes significant once volume is entered (mutual adjustment); the direction indicates that higher concentration in fewer event categories is associated with higher retention odds (see also Discussion 4.6).</w:t>
       </w:r>
     </w:p>
     <w:p>
@@ -2177,13 +1824,21 @@
       </w:r>
     </w:p>
     <w:bookmarkEnd w:id="11"/>
-    <w:bookmarkStart w:id="12" w:name="X2c07cb964a497adccfe12c5c8fadd35e743445f"/>
+    <w:bookmarkStart w:id="12" w:name="Xead665dc21eb92f77ea82cce847e701a62b1bef"/>
     <w:p>
       <w:pPr>
         <w:pStyle w:val="Heading2"/>
       </w:pPr>
       <w:r>
-        <w:t xml:space="preserve">Table 4. Landmark analysis at age 16 — among athletes still active at age 16, does milestone-window volume predict subsequent senior retention?</w:t>
+        <w:t xml:space="preserve">Table 4. Pull-back versus baseline heterogeneity: volume level and within-athlete change</w:t>
+      </w:r>
+    </w:p>
+    <w:p>
+      <w:pPr>
+        <w:pStyle w:val="FirstParagraph"/>
+      </w:pPr>
+      <w:r>
+        <w:t xml:space="preserve">Athletes still active at age 14 (n = 1,914).</w:t>
       </w:r>
     </w:p>
     <w:tbl>
@@ -2194,10 +1849,11 @@
         <w:tblLook w:firstRow="1" w:lastRow="0" w:firstColumn="0" w:lastColumn="0" w:noHBand="0" w:noVBand="0" w:val="0020"/>
       </w:tblPr>
       <w:tblGrid>
-        <w:gridCol w:w="1980"/>
-        <w:gridCol w:w="1980"/>
-        <w:gridCol w:w="1980"/>
-        <w:gridCol w:w="1980"/>
+        <w:gridCol w:w="1584"/>
+        <w:gridCol w:w="1584"/>
+        <w:gridCol w:w="1584"/>
+        <w:gridCol w:w="1584"/>
+        <w:gridCol w:w="1584"/>
       </w:tblGrid>
       <w:tr>
         <w:trPr>
@@ -2210,6 +1866,17 @@
               <w:pStyle w:val="Compact"/>
             </w:pPr>
             <w:r>
+              <w:t xml:space="preserve">Model</w:t>
+            </w:r>
+          </w:p>
+        </w:tc>
+        <w:tc>
+          <w:tcPr/>
+          <w:p>
+            <w:pPr>
+              <w:pStyle w:val="Compact"/>
+            </w:pPr>
+            <w:r>
               <w:t xml:space="preserve">Covariate</w:t>
             </w:r>
           </w:p>
@@ -2221,7 +1888,7 @@
               <w:pStyle w:val="Compact"/>
             </w:pPr>
             <w:r>
-              <w:t xml:space="preserve">HR</w:t>
+              <w:t xml:space="preserve">OR</w:t>
             </w:r>
           </w:p>
         </w:tc>
@@ -2256,6 +1923,17 @@
               <w:pStyle w:val="Compact"/>
             </w:pPr>
             <w:r>
+              <w:t xml:space="preserve">M1: Volume at age 14 only</w:t>
+            </w:r>
+          </w:p>
+        </w:tc>
+        <w:tc>
+          <w:tcPr/>
+          <w:p>
+            <w:pPr>
+              <w:pStyle w:val="Compact"/>
+            </w:pPr>
+            <w:r>
               <w:t xml:space="preserve">Female</w:t>
             </w:r>
           </w:p>
@@ -2267,18 +1945,18 @@
               <w:pStyle w:val="Compact"/>
             </w:pPr>
             <w:r>
-              <w:t xml:space="preserve">1.32</w:t>
-            </w:r>
-          </w:p>
-        </w:tc>
-        <w:tc>
-          <w:tcPr/>
-          <w:p>
-            <w:pPr>
-              <w:pStyle w:val="Compact"/>
-            </w:pPr>
-            <w:r>
-              <w:t xml:space="preserve">[1.15, 1.52]</w:t>
+              <w:t xml:space="preserve">0.61</w:t>
+            </w:r>
+          </w:p>
+        </w:tc>
+        <w:tc>
+          <w:tcPr/>
+          <w:p>
+            <w:pPr>
+              <w:pStyle w:val="Compact"/>
+            </w:pPr>
+            <w:r>
+              <w:t xml:space="preserve">[0.46, 0.81]</w:t>
             </w:r>
           </w:p>
         </w:tc>
@@ -2301,6 +1979,14 @@
             <w:pPr>
               <w:pStyle w:val="Compact"/>
             </w:pPr>
+          </w:p>
+        </w:tc>
+        <w:tc>
+          <w:tcPr/>
+          <w:p>
+            <w:pPr>
+              <w:pStyle w:val="Compact"/>
+            </w:pPr>
             <w:r>
               <w:t xml:space="preserve">Tyrving (z)</w:t>
             </w:r>
@@ -2313,80 +1999,42 @@
               <w:pStyle w:val="Compact"/>
             </w:pPr>
             <w:r>
-              <w:t xml:space="preserve">1.01</w:t>
-            </w:r>
-          </w:p>
-        </w:tc>
-        <w:tc>
-          <w:tcPr/>
-          <w:p>
-            <w:pPr>
-              <w:pStyle w:val="Compact"/>
-            </w:pPr>
-            <w:r>
-              <w:t xml:space="preserve">[0.94, 1.08]</w:t>
-            </w:r>
-          </w:p>
-        </w:tc>
-        <w:tc>
-          <w:tcPr/>
-          <w:p>
-            <w:pPr>
-              <w:pStyle w:val="Compact"/>
-            </w:pPr>
-            <w:r>
-              <w:t xml:space="preserve">.81</w:t>
-            </w:r>
-          </w:p>
-        </w:tc>
-      </w:tr>
-      <w:tr>
-        <w:tc>
-          <w:tcPr/>
-          <w:p>
-            <w:pPr>
-              <w:pStyle w:val="Compact"/>
-            </w:pPr>
-            <w:r>
-              <w:t xml:space="preserve">HHI early (z)</w:t>
-            </w:r>
-          </w:p>
-        </w:tc>
-        <w:tc>
-          <w:tcPr/>
-          <w:p>
-            <w:pPr>
-              <w:pStyle w:val="Compact"/>
-            </w:pPr>
-            <w:r>
-              <w:t xml:space="preserve">0.95</w:t>
-            </w:r>
-          </w:p>
-        </w:tc>
-        <w:tc>
-          <w:tcPr/>
-          <w:p>
-            <w:pPr>
-              <w:pStyle w:val="Compact"/>
-            </w:pPr>
-            <w:r>
-              <w:t xml:space="preserve">[0.88, 1.02]</w:t>
-            </w:r>
-          </w:p>
-        </w:tc>
-        <w:tc>
-          <w:tcPr/>
-          <w:p>
-            <w:pPr>
-              <w:pStyle w:val="Compact"/>
-            </w:pPr>
-            <w:r>
-              <w:t xml:space="preserve">.17</w:t>
-            </w:r>
-          </w:p>
-        </w:tc>
-      </w:tr>
-      <w:tr>
+              <w:t xml:space="preserve">1.12</w:t>
+            </w:r>
+          </w:p>
+        </w:tc>
+        <w:tc>
+          <w:tcPr/>
+          <w:p>
+            <w:pPr>
+              <w:pStyle w:val="Compact"/>
+            </w:pPr>
+            <w:r>
+              <w:t xml:space="preserve">[0.96, 1.30]</w:t>
+            </w:r>
+          </w:p>
+        </w:tc>
+        <w:tc>
+          <w:tcPr/>
+          <w:p>
+            <w:pPr>
+              <w:pStyle w:val="Compact"/>
+            </w:pPr>
+            <w:r>
+              <w:t xml:space="preserve">.167</w:t>
+            </w:r>
+          </w:p>
+        </w:tc>
+      </w:tr>
+      <w:tr>
+        <w:tc>
+          <w:tcPr/>
+          <w:p>
+            <w:pPr>
+              <w:pStyle w:val="Compact"/>
+            </w:pPr>
+          </w:p>
+        </w:tc>
         <w:tc>
           <w:tcPr/>
           <w:p>
@@ -2398,7 +2046,7 @@
                 <w:b/>
                 <w:bCs/>
               </w:rPr>
-              <w:t xml:space="preserve">Volume at age 15–16 (z)</w:t>
+              <w:t xml:space="preserve">Volume at age 14 (z)</w:t>
             </w:r>
           </w:p>
         </w:tc>
@@ -2413,7 +2061,7 @@
                 <w:b/>
                 <w:bCs/>
               </w:rPr>
-              <w:t xml:space="preserve">0.60</w:t>
+              <w:t xml:space="preserve">2.23</w:t>
             </w:r>
           </w:p>
         </w:tc>
@@ -2428,7 +2076,7 @@
                 <w:b/>
                 <w:bCs/>
               </w:rPr>
-              <w:t xml:space="preserve">[0.54, 0.66]</w:t>
+              <w:t xml:space="preserve">[1.94, 2.57]</w:t>
             </w:r>
           </w:p>
         </w:tc>
@@ -2456,29 +2104,40 @@
               <w:pStyle w:val="Compact"/>
             </w:pPr>
             <w:r>
-              <w:t xml:space="preserve">Championship types</w:t>
-            </w:r>
-          </w:p>
-        </w:tc>
-        <w:tc>
-          <w:tcPr/>
-          <w:p>
-            <w:pPr>
-              <w:pStyle w:val="Compact"/>
-            </w:pPr>
-            <w:r>
-              <w:t xml:space="preserve">0.78</w:t>
-            </w:r>
-          </w:p>
-        </w:tc>
-        <w:tc>
-          <w:tcPr/>
-          <w:p>
-            <w:pPr>
-              <w:pStyle w:val="Compact"/>
-            </w:pPr>
-            <w:r>
-              <w:t xml:space="preserve">[0.71, 0.87]</w:t>
+              <w:t xml:space="preserve">M2: + Volume change 14→15</w:t>
+            </w:r>
+          </w:p>
+        </w:tc>
+        <w:tc>
+          <w:tcPr/>
+          <w:p>
+            <w:pPr>
+              <w:pStyle w:val="Compact"/>
+            </w:pPr>
+            <w:r>
+              <w:t xml:space="preserve">Female</w:t>
+            </w:r>
+          </w:p>
+        </w:tc>
+        <w:tc>
+          <w:tcPr/>
+          <w:p>
+            <w:pPr>
+              <w:pStyle w:val="Compact"/>
+            </w:pPr>
+            <w:r>
+              <w:t xml:space="preserve">0.60</w:t>
+            </w:r>
+          </w:p>
+        </w:tc>
+        <w:tc>
+          <w:tcPr/>
+          <w:p>
+            <w:pPr>
+              <w:pStyle w:val="Compact"/>
+            </w:pPr>
+            <w:r>
+              <w:t xml:space="preserve">[0.44, 0.81]</w:t>
             </w:r>
           </w:p>
         </w:tc>
@@ -2501,76 +2160,190 @@
             <w:pPr>
               <w:pStyle w:val="Compact"/>
             </w:pPr>
-            <w:r>
-              <w:t xml:space="preserve">n</w:t>
-            </w:r>
-          </w:p>
-        </w:tc>
-        <w:tc>
-          <w:tcPr/>
-          <w:p>
-            <w:pPr>
-              <w:pStyle w:val="Compact"/>
-            </w:pPr>
-            <w:r>
-              <w:t xml:space="preserve">960</w:t>
-            </w:r>
-          </w:p>
-        </w:tc>
-        <w:tc>
-          <w:tcPr/>
-          <w:p>
-            <w:pPr>
-              <w:pStyle w:val="Compact"/>
-            </w:pPr>
-          </w:p>
-        </w:tc>
-        <w:tc>
-          <w:tcPr/>
-          <w:p>
-            <w:pPr>
-              <w:pStyle w:val="Compact"/>
-            </w:pPr>
-          </w:p>
-        </w:tc>
-      </w:tr>
-      <w:tr>
-        <w:tc>
-          <w:tcPr/>
-          <w:p>
-            <w:pPr>
-              <w:pStyle w:val="Compact"/>
-            </w:pPr>
-            <w:r>
-              <w:t xml:space="preserve">C-index</w:t>
-            </w:r>
-          </w:p>
-        </w:tc>
-        <w:tc>
-          <w:tcPr/>
-          <w:p>
-            <w:pPr>
-              <w:pStyle w:val="Compact"/>
-            </w:pPr>
-            <w:r>
-              <w:t xml:space="preserve">0.735</w:t>
-            </w:r>
-          </w:p>
-        </w:tc>
-        <w:tc>
-          <w:tcPr/>
-          <w:p>
-            <w:pPr>
-              <w:pStyle w:val="Compact"/>
-            </w:pPr>
-          </w:p>
-        </w:tc>
-        <w:tc>
-          <w:tcPr/>
-          <w:p>
-            <w:pPr>
-              <w:pStyle w:val="Compact"/>
-            </w:pPr>
+          </w:p>
+        </w:tc>
+        <w:tc>
+          <w:tcPr/>
+          <w:p>
+            <w:pPr>
+              <w:pStyle w:val="Compact"/>
+            </w:pPr>
+            <w:r>
+              <w:t xml:space="preserve">Tyrving (z)</w:t>
+            </w:r>
+          </w:p>
+        </w:tc>
+        <w:tc>
+          <w:tcPr/>
+          <w:p>
+            <w:pPr>
+              <w:pStyle w:val="Compact"/>
+            </w:pPr>
+            <w:r>
+              <w:t xml:space="preserve">1.01</w:t>
+            </w:r>
+          </w:p>
+        </w:tc>
+        <w:tc>
+          <w:tcPr/>
+          <w:p>
+            <w:pPr>
+              <w:pStyle w:val="Compact"/>
+            </w:pPr>
+            <w:r>
+              <w:t xml:space="preserve">[0.86, 1.19]</w:t>
+            </w:r>
+          </w:p>
+        </w:tc>
+        <w:tc>
+          <w:tcPr/>
+          <w:p>
+            <w:pPr>
+              <w:pStyle w:val="Compact"/>
+            </w:pPr>
+            <w:r>
+              <w:t xml:space="preserve">.882</w:t>
+            </w:r>
+          </w:p>
+        </w:tc>
+      </w:tr>
+      <w:tr>
+        <w:tc>
+          <w:tcPr/>
+          <w:p>
+            <w:pPr>
+              <w:pStyle w:val="Compact"/>
+            </w:pPr>
+          </w:p>
+        </w:tc>
+        <w:tc>
+          <w:tcPr/>
+          <w:p>
+            <w:pPr>
+              <w:pStyle w:val="Compact"/>
+            </w:pPr>
+            <w:r>
+              <w:rPr>
+                <w:b/>
+                <w:bCs/>
+              </w:rPr>
+              <w:t xml:space="preserve">Volume at age 14 (z)</w:t>
+            </w:r>
+          </w:p>
+        </w:tc>
+        <w:tc>
+          <w:tcPr/>
+          <w:p>
+            <w:pPr>
+              <w:pStyle w:val="Compact"/>
+            </w:pPr>
+            <w:r>
+              <w:rPr>
+                <w:b/>
+                <w:bCs/>
+              </w:rPr>
+              <w:t xml:space="preserve">2.79</w:t>
+            </w:r>
+          </w:p>
+        </w:tc>
+        <w:tc>
+          <w:tcPr/>
+          <w:p>
+            <w:pPr>
+              <w:pStyle w:val="Compact"/>
+            </w:pPr>
+            <w:r>
+              <w:rPr>
+                <w:b/>
+                <w:bCs/>
+              </w:rPr>
+              <w:t xml:space="preserve">[2.37, 3.28]</w:t>
+            </w:r>
+          </w:p>
+        </w:tc>
+        <w:tc>
+          <w:tcPr/>
+          <w:p>
+            <w:pPr>
+              <w:pStyle w:val="Compact"/>
+            </w:pPr>
+            <w:r>
+              <w:rPr>
+                <w:b/>
+                <w:bCs/>
+              </w:rPr>
+              <w:t xml:space="preserve">&lt; .001</w:t>
+            </w:r>
+          </w:p>
+        </w:tc>
+      </w:tr>
+      <w:tr>
+        <w:tc>
+          <w:tcPr/>
+          <w:p>
+            <w:pPr>
+              <w:pStyle w:val="Compact"/>
+            </w:pPr>
+          </w:p>
+        </w:tc>
+        <w:tc>
+          <w:tcPr/>
+          <w:p>
+            <w:pPr>
+              <w:pStyle w:val="Compact"/>
+            </w:pPr>
+            <w:r>
+              <w:rPr>
+                <w:b/>
+                <w:bCs/>
+              </w:rPr>
+              <w:t xml:space="preserve">Volume change 14→15 (z)</w:t>
+            </w:r>
+          </w:p>
+        </w:tc>
+        <w:tc>
+          <w:tcPr/>
+          <w:p>
+            <w:pPr>
+              <w:pStyle w:val="Compact"/>
+            </w:pPr>
+            <w:r>
+              <w:rPr>
+                <w:b/>
+                <w:bCs/>
+              </w:rPr>
+              <w:t xml:space="preserve">2.44</w:t>
+            </w:r>
+          </w:p>
+        </w:tc>
+        <w:tc>
+          <w:tcPr/>
+          <w:p>
+            <w:pPr>
+              <w:pStyle w:val="Compact"/>
+            </w:pPr>
+            <w:r>
+              <w:rPr>
+                <w:b/>
+                <w:bCs/>
+              </w:rPr>
+              <w:t xml:space="preserve">[2.10, 2.83]</w:t>
+            </w:r>
+          </w:p>
+        </w:tc>
+        <w:tc>
+          <w:tcPr/>
+          <w:p>
+            <w:pPr>
+              <w:pStyle w:val="Compact"/>
+            </w:pPr>
+            <w:r>
+              <w:rPr>
+                <w:b/>
+                <w:bCs/>
+              </w:rPr>
+              <w:t xml:space="preserve">&lt; .001</w:t>
+            </w:r>
           </w:p>
         </w:tc>
       </w:tr>
@@ -2590,7 +2363,17 @@
         <w:t xml:space="preserve"> </w:t>
       </w:r>
       <w:r>
-        <w:t xml:space="preserve">Athletes still demonstrably active at age 16 (defined as ≥1 registered result at age 16; n = 1,167 of 2,123); n = 960 after complete-case restriction on covariates. Follow-up time measured from age 16. The volume effect remains the dominant predictor among continuing athletes, ruling out a measurement-tautology interpretation. A complementary analysis using only pre-milestone (ages 13–14) volume produced HR = 0.50 (Supplementary Table S10), showing the signal is detectable before the milestone window itself.</w:t>
+        <w:t xml:space="preserve">Pseudo-</w:t>
+      </w:r>
+      <w:r>
+        <w:rPr>
+          <w:i/>
+          <w:iCs/>
+        </w:rPr>
+        <w:t xml:space="preserve">R</w:t>
+      </w:r>
+      <w:r>
+        <w:t xml:space="preserve">² rose from 0.113 (M1) to 0.227 (M2) — within-athlete change adds substantial information conditional on baseline level. A one-SD greater decline from age 14 to age 15 was associated with 2.4-times lower retention odds, conditional on level at age 14. Both baseline level and within-athlete pull-back contribute substantially and independently.</w:t>
       </w:r>
     </w:p>
     <w:p>
@@ -2601,13 +2384,13 @@
       </w:r>
     </w:p>
     <w:bookmarkEnd w:id="12"/>
-    <w:bookmarkStart w:id="13" w:name="Xa05187ee0a9bef3703e8a486f85bae536c25ebe"/>
+    <w:bookmarkStart w:id="13" w:name="X26906ff415d5e711796d5b4eb2458551a966eca"/>
     <w:p>
       <w:pPr>
         <w:pStyle w:val="Heading2"/>
       </w:pPr>
       <w:r>
-        <w:t xml:space="preserve">Table 5. Time-varying hazard ratios across follow-up periods (full Cox model, period-specific)</w:t>
+        <w:t xml:space="preserve">Table 5. Time-varying hazard ratios (post-baseline Cox specification, period-specific)</w:t>
       </w:r>
     </w:p>
     <w:tbl>
@@ -2680,10 +2463,6 @@
               <w:pStyle w:val="Compact"/>
             </w:pPr>
             <w:r>
-              <w:rPr>
-                <w:b/>
-                <w:bCs/>
-              </w:rPr>
               <w:t xml:space="preserve">Volume at age 15–16 (per SD)</w:t>
             </w:r>
           </w:p>
@@ -2695,10 +2474,6 @@
               <w:pStyle w:val="Compact"/>
             </w:pPr>
             <w:r>
-              <w:rPr>
-                <w:b/>
-                <w:bCs/>
-              </w:rPr>
               <w:t xml:space="preserve">0.14 [0.11, 0.16]</w:t>
             </w:r>
           </w:p>
@@ -2710,10 +2485,6 @@
               <w:pStyle w:val="Compact"/>
             </w:pPr>
             <w:r>
-              <w:rPr>
-                <w:b/>
-                <w:bCs/>
-              </w:rPr>
               <w:t xml:space="preserve">0.69 [0.60, 0.79]</w:t>
             </w:r>
           </w:p>
@@ -3068,7 +2839,7 @@
         <w:t xml:space="preserve"> </w:t>
       </w:r>
       <w:r>
-        <w:t xml:space="preserve">The dominant predictor — competition volume at age 15–16 — is most protective in the first three years after baseline (when most dropout occurs), moderately protective in years 3–6 (the junior transition), and indistinguishable from null in years 6+ (athletes who have survived the junior transition).</w:t>
+        <w:t xml:space="preserve">Period-specific Cox estimates from the post-baseline specification with covariates measured at ages 15–16 and ≤17. The early-window HR for ages-15–16 volume partly reflects operational overlap between predictor and outcome (low milestone volume is mechanical for athletes who drop out before age 15); this estimate should be read as descriptive of the time-varying association rather than as an independent prospective effect. Substantively, the protective association attenuates across follow-up — consistent with proximal disengagement-marker interpretation.</w:t>
       </w:r>
     </w:p>
     <w:p>
@@ -3079,13 +2850,13 @@
       </w:r>
     </w:p>
     <w:bookmarkEnd w:id="13"/>
-    <w:bookmarkStart w:id="14" w:name="X1617fc3b22b5b5cc20d6b4ed269a2b13f074c0a"/>
+    <w:bookmarkStart w:id="14" w:name="Xb1aa18e3395192ff7ac564cba097915b7cb4ac8"/>
     <w:p>
       <w:pPr>
         <w:pStyle w:val="Heading2"/>
       </w:pPr>
       <w:r>
-        <w:t xml:space="preserve">Table 6. Calibration of milestone-window volume as a behavioral early-warning indicator</w:t>
+        <w:t xml:space="preserve">Table 6. Prospective early-warning thresholds (pre-milestone volume, ages 13–14)</w:t>
       </w:r>
     </w:p>
     <w:tbl>
@@ -3182,40 +2953,40 @@
               <w:pStyle w:val="Compact"/>
             </w:pPr>
             <w:r>
-              <w:t xml:space="preserve">1 meet (vol = 0)</w:t>
-            </w:r>
-          </w:p>
-        </w:tc>
-        <w:tc>
-          <w:tcPr/>
-          <w:p>
-            <w:pPr>
-              <w:pStyle w:val="Compact"/>
-            </w:pPr>
-            <w:r>
-              <w:t xml:space="preserve">27.7</w:t>
-            </w:r>
-          </w:p>
-        </w:tc>
-        <w:tc>
-          <w:tcPr/>
-          <w:p>
-            <w:pPr>
-              <w:pStyle w:val="Compact"/>
-            </w:pPr>
-            <w:r>
-              <w:t xml:space="preserve">0.33</w:t>
-            </w:r>
-          </w:p>
-        </w:tc>
-        <w:tc>
-          <w:tcPr/>
-          <w:p>
-            <w:pPr>
-              <w:pStyle w:val="Compact"/>
-            </w:pPr>
-            <w:r>
-              <w:t xml:space="preserve">0.99</w:t>
+              <w:t xml:space="preserve">3 meets</w:t>
+            </w:r>
+          </w:p>
+        </w:tc>
+        <w:tc>
+          <w:tcPr/>
+          <w:p>
+            <w:pPr>
+              <w:pStyle w:val="Compact"/>
+            </w:pPr>
+            <w:r>
+              <w:t xml:space="preserve">2.3</w:t>
+            </w:r>
+          </w:p>
+        </w:tc>
+        <w:tc>
+          <w:tcPr/>
+          <w:p>
+            <w:pPr>
+              <w:pStyle w:val="Compact"/>
+            </w:pPr>
+            <w:r>
+              <w:t xml:space="preserve">0.03</w:t>
+            </w:r>
+          </w:p>
+        </w:tc>
+        <w:tc>
+          <w:tcPr/>
+          <w:p>
+            <w:pPr>
+              <w:pStyle w:val="Compact"/>
+            </w:pPr>
+            <w:r>
+              <w:t xml:space="preserve">1.00</w:t>
             </w:r>
           </w:p>
         </w:tc>
@@ -3230,18 +3001,18 @@
                 <w:b/>
                 <w:bCs/>
               </w:rPr>
-              <w:t xml:space="preserve">0.99</w:t>
-            </w:r>
-          </w:p>
-        </w:tc>
-        <w:tc>
-          <w:tcPr/>
-          <w:p>
-            <w:pPr>
-              <w:pStyle w:val="Compact"/>
-            </w:pPr>
-            <w:r>
-              <w:t xml:space="preserve">0.22</w:t>
+              <w:t xml:space="preserve">0.96</w:t>
+            </w:r>
+          </w:p>
+        </w:tc>
+        <w:tc>
+          <w:tcPr/>
+          <w:p>
+            <w:pPr>
+              <w:pStyle w:val="Compact"/>
+            </w:pPr>
+            <w:r>
+              <w:t xml:space="preserve">0.17</w:t>
             </w:r>
           </w:p>
         </w:tc>
@@ -3265,29 +3036,29 @@
               <w:pStyle w:val="Compact"/>
             </w:pPr>
             <w:r>
-              <w:t xml:space="preserve">42.2</w:t>
-            </w:r>
-          </w:p>
-        </w:tc>
-        <w:tc>
-          <w:tcPr/>
-          <w:p>
-            <w:pPr>
-              <w:pStyle w:val="Compact"/>
-            </w:pPr>
-            <w:r>
-              <w:t xml:space="preserve">0.49</w:t>
-            </w:r>
-          </w:p>
-        </w:tc>
-        <w:tc>
-          <w:tcPr/>
-          <w:p>
-            <w:pPr>
-              <w:pStyle w:val="Compact"/>
-            </w:pPr>
-            <w:r>
-              <w:t xml:space="preserve">0.94</w:t>
+              <w:t xml:space="preserve">9.3</w:t>
+            </w:r>
+          </w:p>
+        </w:tc>
+        <w:tc>
+          <w:tcPr/>
+          <w:p>
+            <w:pPr>
+              <w:pStyle w:val="Compact"/>
+            </w:pPr>
+            <w:r>
+              <w:t xml:space="preserve">0.10</w:t>
+            </w:r>
+          </w:p>
+        </w:tc>
+        <w:tc>
+          <w:tcPr/>
+          <w:p>
+            <w:pPr>
+              <w:pStyle w:val="Compact"/>
+            </w:pPr>
+            <w:r>
+              <w:t xml:space="preserve">0.97</w:t>
             </w:r>
           </w:p>
         </w:tc>
@@ -3302,64 +3073,64 @@
                 <w:b/>
                 <w:bCs/>
               </w:rPr>
-              <w:t xml:space="preserve">0.98</w:t>
-            </w:r>
-          </w:p>
-        </w:tc>
-        <w:tc>
-          <w:tcPr/>
-          <w:p>
-            <w:pPr>
-              <w:pStyle w:val="Compact"/>
-            </w:pPr>
-            <w:r>
-              <w:t xml:space="preserve">0.27</w:t>
-            </w:r>
-          </w:p>
-        </w:tc>
-      </w:tr>
-      <w:tr>
-        <w:tc>
-          <w:tcPr/>
-          <w:p>
-            <w:pPr>
-              <w:pStyle w:val="Compact"/>
-            </w:pPr>
-            <w:r>
-              <w:t xml:space="preserve">10 meets</w:t>
-            </w:r>
-          </w:p>
-        </w:tc>
-        <w:tc>
-          <w:tcPr/>
-          <w:p>
-            <w:pPr>
-              <w:pStyle w:val="Compact"/>
-            </w:pPr>
-            <w:r>
-              <w:t xml:space="preserve">53.7</w:t>
-            </w:r>
-          </w:p>
-        </w:tc>
-        <w:tc>
-          <w:tcPr/>
-          <w:p>
-            <w:pPr>
-              <w:pStyle w:val="Compact"/>
-            </w:pPr>
-            <w:r>
-              <w:t xml:space="preserve">0.63</w:t>
-            </w:r>
-          </w:p>
-        </w:tc>
-        <w:tc>
-          <w:tcPr/>
-          <w:p>
-            <w:pPr>
-              <w:pStyle w:val="Compact"/>
-            </w:pPr>
-            <w:r>
-              <w:t xml:space="preserve">0.91</w:t>
+              <w:t xml:space="preserve">0.93</w:t>
+            </w:r>
+          </w:p>
+        </w:tc>
+        <w:tc>
+          <w:tcPr/>
+          <w:p>
+            <w:pPr>
+              <w:pStyle w:val="Compact"/>
+            </w:pPr>
+            <w:r>
+              <w:t xml:space="preserve">0.18</w:t>
+            </w:r>
+          </w:p>
+        </w:tc>
+      </w:tr>
+      <w:tr>
+        <w:tc>
+          <w:tcPr/>
+          <w:p>
+            <w:pPr>
+              <w:pStyle w:val="Compact"/>
+            </w:pPr>
+            <w:r>
+              <w:t xml:space="preserve">8 meets</w:t>
+            </w:r>
+          </w:p>
+        </w:tc>
+        <w:tc>
+          <w:tcPr/>
+          <w:p>
+            <w:pPr>
+              <w:pStyle w:val="Compact"/>
+            </w:pPr>
+            <w:r>
+              <w:t xml:space="preserve">19.8</w:t>
+            </w:r>
+          </w:p>
+        </w:tc>
+        <w:tc>
+          <w:tcPr/>
+          <w:p>
+            <w:pPr>
+              <w:pStyle w:val="Compact"/>
+            </w:pPr>
+            <w:r>
+              <w:t xml:space="preserve">0.22</w:t>
+            </w:r>
+          </w:p>
+        </w:tc>
+        <w:tc>
+          <w:tcPr/>
+          <w:p>
+            <w:pPr>
+              <w:pStyle w:val="Compact"/>
+            </w:pPr>
+            <w:r>
+              <w:t xml:space="preserve">0.94</w:t>
             </w:r>
           </w:p>
         </w:tc>
@@ -3374,18 +3145,90 @@
                 <w:b/>
                 <w:bCs/>
               </w:rPr>
-              <w:t xml:space="preserve">0.97</w:t>
-            </w:r>
-          </w:p>
-        </w:tc>
-        <w:tc>
-          <w:tcPr/>
-          <w:p>
-            <w:pPr>
-              <w:pStyle w:val="Compact"/>
-            </w:pPr>
-            <w:r>
-              <w:t xml:space="preserve">0.32</w:t>
+              <w:t xml:space="preserve">0.94</w:t>
+            </w:r>
+          </w:p>
+        </w:tc>
+        <w:tc>
+          <w:tcPr/>
+          <w:p>
+            <w:pPr>
+              <w:pStyle w:val="Compact"/>
+            </w:pPr>
+            <w:r>
+              <w:t xml:space="preserve">0.20</w:t>
+            </w:r>
+          </w:p>
+        </w:tc>
+      </w:tr>
+      <w:tr>
+        <w:tc>
+          <w:tcPr/>
+          <w:p>
+            <w:pPr>
+              <w:pStyle w:val="Compact"/>
+            </w:pPr>
+            <w:r>
+              <w:t xml:space="preserve">10 meets</w:t>
+            </w:r>
+          </w:p>
+        </w:tc>
+        <w:tc>
+          <w:tcPr/>
+          <w:p>
+            <w:pPr>
+              <w:pStyle w:val="Compact"/>
+            </w:pPr>
+            <w:r>
+              <w:t xml:space="preserve">26.4</w:t>
+            </w:r>
+          </w:p>
+        </w:tc>
+        <w:tc>
+          <w:tcPr/>
+          <w:p>
+            <w:pPr>
+              <w:pStyle w:val="Compact"/>
+            </w:pPr>
+            <w:r>
+              <w:t xml:space="preserve">0.30</w:t>
+            </w:r>
+          </w:p>
+        </w:tc>
+        <w:tc>
+          <w:tcPr/>
+          <w:p>
+            <w:pPr>
+              <w:pStyle w:val="Compact"/>
+            </w:pPr>
+            <w:r>
+              <w:t xml:space="preserve">0.92</w:t>
+            </w:r>
+          </w:p>
+        </w:tc>
+        <w:tc>
+          <w:tcPr/>
+          <w:p>
+            <w:pPr>
+              <w:pStyle w:val="Compact"/>
+            </w:pPr>
+            <w:r>
+              <w:rPr>
+                <w:b/>
+                <w:bCs/>
+              </w:rPr>
+              <w:t xml:space="preserve">0.94</w:t>
+            </w:r>
+          </w:p>
+        </w:tc>
+        <w:tc>
+          <w:tcPr/>
+          <w:p>
+            <w:pPr>
+              <w:pStyle w:val="Compact"/>
+            </w:pPr>
+            <w:r>
+              <w:t xml:space="preserve">0.22</w:t>
             </w:r>
           </w:p>
         </w:tc>
@@ -3409,119 +3252,55 @@
               <w:pStyle w:val="Compact"/>
             </w:pPr>
             <w:r>
-              <w:t xml:space="preserve">60.2</w:t>
-            </w:r>
-          </w:p>
-        </w:tc>
-        <w:tc>
-          <w:tcPr/>
-          <w:p>
-            <w:pPr>
-              <w:pStyle w:val="Compact"/>
-            </w:pPr>
-            <w:r>
-              <w:t xml:space="preserve">0.69</w:t>
-            </w:r>
-          </w:p>
-        </w:tc>
-        <w:tc>
-          <w:tcPr/>
-          <w:p>
-            <w:pPr>
-              <w:pStyle w:val="Compact"/>
-            </w:pPr>
-            <w:r>
-              <w:t xml:space="preserve">0.87</w:t>
-            </w:r>
-          </w:p>
-        </w:tc>
-        <w:tc>
-          <w:tcPr/>
-          <w:p>
-            <w:pPr>
-              <w:pStyle w:val="Compact"/>
-            </w:pPr>
-            <w:r>
-              <w:t xml:space="preserve">0.96</w:t>
-            </w:r>
-          </w:p>
-        </w:tc>
-        <w:tc>
-          <w:tcPr/>
-          <w:p>
-            <w:pPr>
-              <w:pStyle w:val="Compact"/>
-            </w:pPr>
-            <w:r>
-              <w:t xml:space="preserve">0.36</w:t>
-            </w:r>
-          </w:p>
-        </w:tc>
-      </w:tr>
-      <w:tr>
-        <w:tc>
-          <w:tcPr/>
-          <w:p>
-            <w:pPr>
-              <w:pStyle w:val="Compact"/>
-            </w:pPr>
-            <w:r>
-              <w:t xml:space="preserve">20 meets</w:t>
-            </w:r>
-          </w:p>
-        </w:tc>
-        <w:tc>
-          <w:tcPr/>
-          <w:p>
-            <w:pPr>
-              <w:pStyle w:val="Compact"/>
-            </w:pPr>
-            <w:r>
-              <w:t xml:space="preserve">67.1</w:t>
-            </w:r>
-          </w:p>
-        </w:tc>
-        <w:tc>
-          <w:tcPr/>
-          <w:p>
-            <w:pPr>
-              <w:pStyle w:val="Compact"/>
-            </w:pPr>
-            <w:r>
-              <w:t xml:space="preserve">0.77</w:t>
-            </w:r>
-          </w:p>
-        </w:tc>
-        <w:tc>
-          <w:tcPr/>
-          <w:p>
-            <w:pPr>
-              <w:pStyle w:val="Compact"/>
-            </w:pPr>
-            <w:r>
-              <w:t xml:space="preserve">0.81</w:t>
-            </w:r>
-          </w:p>
-        </w:tc>
-        <w:tc>
-          <w:tcPr/>
-          <w:p>
-            <w:pPr>
-              <w:pStyle w:val="Compact"/>
-            </w:pPr>
-            <w:r>
-              <w:t xml:space="preserve">0.95</w:t>
-            </w:r>
-          </w:p>
-        </w:tc>
-        <w:tc>
-          <w:tcPr/>
-          <w:p>
-            <w:pPr>
-              <w:pStyle w:val="Compact"/>
-            </w:pPr>
-            <w:r>
-              <w:t xml:space="preserve">0.41</w:t>
+              <w:t xml:space="preserve">43.1</w:t>
+            </w:r>
+          </w:p>
+        </w:tc>
+        <w:tc>
+          <w:tcPr/>
+          <w:p>
+            <w:pPr>
+              <w:pStyle w:val="Compact"/>
+            </w:pPr>
+            <w:r>
+              <w:t xml:space="preserve">0.48</w:t>
+            </w:r>
+          </w:p>
+        </w:tc>
+        <w:tc>
+          <w:tcPr/>
+          <w:p>
+            <w:pPr>
+              <w:pStyle w:val="Compact"/>
+            </w:pPr>
+            <w:r>
+              <w:t xml:space="preserve">0.84</w:t>
+            </w:r>
+          </w:p>
+        </w:tc>
+        <w:tc>
+          <w:tcPr/>
+          <w:p>
+            <w:pPr>
+              <w:pStyle w:val="Compact"/>
+            </w:pPr>
+            <w:r>
+              <w:rPr>
+                <w:b/>
+                <w:bCs/>
+              </w:rPr>
+              <w:t xml:space="preserve">0.93</w:t>
+            </w:r>
+          </w:p>
+        </w:tc>
+        <w:tc>
+          <w:tcPr/>
+          <w:p>
+            <w:pPr>
+              <w:pStyle w:val="Compact"/>
+            </w:pPr>
+            <w:r>
+              <w:t xml:space="preserve">0.25</w:t>
             </w:r>
           </w:p>
         </w:tc>
@@ -3542,19 +3321,7 @@
         <w:t xml:space="preserve"> </w:t>
       </w:r>
       <w:r>
-        <w:t xml:space="preserve">PPV (positive predictive value) is the proportion of flagged athletes who subsequently dropped out before senior age. Across all thresholds PPV ≥ 0.95, indicating that the rule</w:t>
-      </w:r>
-      <w:r>
-        <w:t xml:space="preserve"> </w:t>
-      </w:r>
-      <w:r>
-        <w:t xml:space="preserve">“flag athletes whose milestone-window volume is below threshold”</w:t>
-      </w:r>
-      <w:r>
-        <w:t xml:space="preserve"> </w:t>
-      </w:r>
-      <w:r>
-        <w:t xml:space="preserve">is consistently informative. The choice of threshold trades sensitivity for cohort coverage but does not change PPV materially.</w:t>
+        <w:t xml:space="preserve">Calibration of pre-milestone (ages 13–14) competition volume as a prospective early-warning indicator, applicable at the end of an athlete’s age-14 season — before the qualification window opens. PPV is the proportion of flagged athletes who subsequently failed to retain senior activity. PPV remains ≥ 0.93 across thresholds; the choice trades sensitivity for cohort coverage. The high PPV partly reflects the population’s high base-rate of non-retention (84%); the behavioral threshold improves precision by 9–12 percentage points over base-rate prediction while providing graduated sensitivity that base-rate prediction does not.</w:t>
       </w:r>
     </w:p>
     <w:p>
@@ -3565,13 +3332,13 @@
       </w:r>
     </w:p>
     <w:bookmarkEnd w:id="14"/>
-    <w:bookmarkStart w:id="15" w:name="X1b567785133ca62f4b74fa1df86e694c66837dd"/>
+    <w:bookmarkStart w:id="15" w:name="Xe9b21a988fbcae595b6ca55e69894fe6653a1ba"/>
     <w:p>
       <w:pPr>
         <w:pStyle w:val="Heading2"/>
       </w:pPr>
       <w:r>
-        <w:t xml:space="preserve">Table 7. Cross-cohort replication: full Cox model fit separately in each birth cohort</w:t>
+        <w:t xml:space="preserve">Table 7. Cross-cohort replication of the primary L4 logistic model</w:t>
       </w:r>
     </w:p>
     <w:tbl>
@@ -3582,13 +3349,12 @@
         <w:tblLook w:firstRow="1" w:lastRow="0" w:firstColumn="0" w:lastColumn="0" w:noHBand="0" w:noVBand="0" w:val="0020"/>
       </w:tblPr>
       <w:tblGrid>
-        <w:gridCol w:w="1131"/>
-        <w:gridCol w:w="1131"/>
-        <w:gridCol w:w="1131"/>
-        <w:gridCol w:w="1131"/>
-        <w:gridCol w:w="1131"/>
-        <w:gridCol w:w="1131"/>
-        <w:gridCol w:w="1131"/>
+        <w:gridCol w:w="1320"/>
+        <w:gridCol w:w="1320"/>
+        <w:gridCol w:w="1320"/>
+        <w:gridCol w:w="1320"/>
+        <w:gridCol w:w="1320"/>
+        <w:gridCol w:w="1320"/>
       </w:tblGrid>
       <w:tr>
         <w:trPr>
@@ -3634,7 +3400,7 @@
               <w:pStyle w:val="Compact"/>
             </w:pPr>
             <w:r>
-              <w:t xml:space="preserve">HR</w:t>
+              <w:t xml:space="preserve">OR</w:t>
             </w:r>
           </w:p>
         </w:tc>
@@ -3660,17 +3426,6 @@
             </w:r>
           </w:p>
         </w:tc>
-        <w:tc>
-          <w:tcPr/>
-          <w:p>
-            <w:pPr>
-              <w:pStyle w:val="Compact"/>
-            </w:pPr>
-            <w:r>
-              <w:t xml:space="preserve">C-index</w:t>
-            </w:r>
-          </w:p>
-        </w:tc>
       </w:tr>
       <w:tr>
         <w:tc>
@@ -3713,40 +3468,29 @@
               <w:pStyle w:val="Compact"/>
             </w:pPr>
             <w:r>
-              <w:t xml:space="preserve">1.19</w:t>
-            </w:r>
-          </w:p>
-        </w:tc>
-        <w:tc>
-          <w:tcPr/>
-          <w:p>
-            <w:pPr>
-              <w:pStyle w:val="Compact"/>
-            </w:pPr>
-            <w:r>
-              <w:t xml:space="preserve">[1.05, 1.35]</w:t>
-            </w:r>
-          </w:p>
-        </w:tc>
-        <w:tc>
-          <w:tcPr/>
-          <w:p>
-            <w:pPr>
-              <w:pStyle w:val="Compact"/>
-            </w:pPr>
-            <w:r>
-              <w:t xml:space="preserve">.006</w:t>
-            </w:r>
-          </w:p>
-        </w:tc>
-        <w:tc>
-          <w:tcPr/>
-          <w:p>
-            <w:pPr>
-              <w:pStyle w:val="Compact"/>
-            </w:pPr>
-            <w:r>
-              <w:t xml:space="preserve">0.835</w:t>
+              <w:t xml:space="preserve">0.50</w:t>
+            </w:r>
+          </w:p>
+        </w:tc>
+        <w:tc>
+          <w:tcPr/>
+          <w:p>
+            <w:pPr>
+              <w:pStyle w:val="Compact"/>
+            </w:pPr>
+            <w:r>
+              <w:t xml:space="preserve">[0.34, 0.74]</w:t>
+            </w:r>
+          </w:p>
+        </w:tc>
+        <w:tc>
+          <w:tcPr/>
+          <w:p>
+            <w:pPr>
+              <w:pStyle w:val="Compact"/>
+            </w:pPr>
+            <w:r>
+              <w:t xml:space="preserve">&lt; .001</w:t>
             </w:r>
           </w:p>
         </w:tc>
@@ -3786,38 +3530,30 @@
               <w:pStyle w:val="Compact"/>
             </w:pPr>
             <w:r>
-              <w:t xml:space="preserve">1.04</w:t>
-            </w:r>
-          </w:p>
-        </w:tc>
-        <w:tc>
-          <w:tcPr/>
-          <w:p>
-            <w:pPr>
-              <w:pStyle w:val="Compact"/>
-            </w:pPr>
-            <w:r>
-              <w:t xml:space="preserve">[0.97, 1.10]</w:t>
-            </w:r>
-          </w:p>
-        </w:tc>
-        <w:tc>
-          <w:tcPr/>
-          <w:p>
-            <w:pPr>
-              <w:pStyle w:val="Compact"/>
-            </w:pPr>
-            <w:r>
-              <w:t xml:space="preserve">.275</w:t>
-            </w:r>
-          </w:p>
-        </w:tc>
-        <w:tc>
-          <w:tcPr/>
-          <w:p>
-            <w:pPr>
-              <w:pStyle w:val="Compact"/>
-            </w:pPr>
+              <w:t xml:space="preserve">1.14</w:t>
+            </w:r>
+          </w:p>
+        </w:tc>
+        <w:tc>
+          <w:tcPr/>
+          <w:p>
+            <w:pPr>
+              <w:pStyle w:val="Compact"/>
+            </w:pPr>
+            <w:r>
+              <w:t xml:space="preserve">[0.94, 1.39]</w:t>
+            </w:r>
+          </w:p>
+        </w:tc>
+        <w:tc>
+          <w:tcPr/>
+          <w:p>
+            <w:pPr>
+              <w:pStyle w:val="Compact"/>
+            </w:pPr>
+            <w:r>
+              <w:t xml:space="preserve">.179</w:t>
+            </w:r>
           </w:p>
         </w:tc>
       </w:tr>
@@ -3856,38 +3592,30 @@
               <w:pStyle w:val="Compact"/>
             </w:pPr>
             <w:r>
-              <w:t xml:space="preserve">1.00</w:t>
-            </w:r>
-          </w:p>
-        </w:tc>
-        <w:tc>
-          <w:tcPr/>
-          <w:p>
-            <w:pPr>
-              <w:pStyle w:val="Compact"/>
-            </w:pPr>
-            <w:r>
-              <w:t xml:space="preserve">[0.94, 1.07]</w:t>
-            </w:r>
-          </w:p>
-        </w:tc>
-        <w:tc>
-          <w:tcPr/>
-          <w:p>
-            <w:pPr>
-              <w:pStyle w:val="Compact"/>
-            </w:pPr>
-            <w:r>
-              <w:t xml:space="preserve">.966</w:t>
-            </w:r>
-          </w:p>
-        </w:tc>
-        <w:tc>
-          <w:tcPr/>
-          <w:p>
-            <w:pPr>
-              <w:pStyle w:val="Compact"/>
-            </w:pPr>
+              <w:t xml:space="preserve">1.24</w:t>
+            </w:r>
+          </w:p>
+        </w:tc>
+        <w:tc>
+          <w:tcPr/>
+          <w:p>
+            <w:pPr>
+              <w:pStyle w:val="Compact"/>
+            </w:pPr>
+            <w:r>
+              <w:t xml:space="preserve">[1.03, 1.51]</w:t>
+            </w:r>
+          </w:p>
+        </w:tc>
+        <w:tc>
+          <w:tcPr/>
+          <w:p>
+            <w:pPr>
+              <w:pStyle w:val="Compact"/>
+            </w:pPr>
+            <w:r>
+              <w:t xml:space="preserve">.027</w:t>
+            </w:r>
           </w:p>
         </w:tc>
       </w:tr>
@@ -3919,7 +3647,7 @@
                 <w:b/>
                 <w:bCs/>
               </w:rPr>
-              <w:t xml:space="preserve">Volume at age 15–16 (z)</w:t>
+              <w:t xml:space="preserve">Pre-milestone volume (z)</w:t>
             </w:r>
           </w:p>
         </w:tc>
@@ -3934,7 +3662,7 @@
                 <w:b/>
                 <w:bCs/>
               </w:rPr>
-              <w:t xml:space="preserve">0.49</w:t>
+              <w:t xml:space="preserve">2.22</w:t>
             </w:r>
           </w:p>
         </w:tc>
@@ -3949,7 +3677,7 @@
                 <w:b/>
                 <w:bCs/>
               </w:rPr>
-              <w:t xml:space="preserve">[0.44, 0.55]</w:t>
+              <w:t xml:space="preserve">[1.86, 2.64]</w:t>
             </w:r>
           </w:p>
         </w:tc>
@@ -3968,62 +3696,184 @@
             </w:r>
           </w:p>
         </w:tc>
-        <w:tc>
-          <w:tcPr/>
-          <w:p>
-            <w:pPr>
-              <w:pStyle w:val="Compact"/>
-            </w:pPr>
-          </w:p>
-        </w:tc>
-      </w:tr>
-      <w:tr>
-        <w:tc>
-          <w:tcPr/>
-          <w:p>
-            <w:pPr>
-              <w:pStyle w:val="Compact"/>
-            </w:pPr>
-          </w:p>
-        </w:tc>
-        <w:tc>
-          <w:tcPr/>
-          <w:p>
-            <w:pPr>
-              <w:pStyle w:val="Compact"/>
-            </w:pPr>
-          </w:p>
-        </w:tc>
-        <w:tc>
-          <w:tcPr/>
-          <w:p>
-            <w:pPr>
-              <w:pStyle w:val="Compact"/>
-            </w:pPr>
-            <w:r>
-              <w:t xml:space="preserve">Championship types</w:t>
-            </w:r>
-          </w:p>
-        </w:tc>
-        <w:tc>
-          <w:tcPr/>
-          <w:p>
-            <w:pPr>
-              <w:pStyle w:val="Compact"/>
-            </w:pPr>
-            <w:r>
-              <w:t xml:space="preserve">0.71</w:t>
-            </w:r>
-          </w:p>
-        </w:tc>
-        <w:tc>
-          <w:tcPr/>
-          <w:p>
-            <w:pPr>
-              <w:pStyle w:val="Compact"/>
-            </w:pPr>
-            <w:r>
-              <w:t xml:space="preserve">[0.65, 0.78]</w:t>
+      </w:tr>
+      <w:tr>
+        <w:tc>
+          <w:tcPr/>
+          <w:p>
+            <w:pPr>
+              <w:pStyle w:val="Compact"/>
+            </w:pPr>
+            <w:r>
+              <w:t xml:space="preserve">2001–2002</w:t>
+            </w:r>
+          </w:p>
+        </w:tc>
+        <w:tc>
+          <w:tcPr/>
+          <w:p>
+            <w:pPr>
+              <w:pStyle w:val="Compact"/>
+            </w:pPr>
+            <w:r>
+              <w:t xml:space="preserve">639</w:t>
+            </w:r>
+          </w:p>
+        </w:tc>
+        <w:tc>
+          <w:tcPr/>
+          <w:p>
+            <w:pPr>
+              <w:pStyle w:val="Compact"/>
+            </w:pPr>
+            <w:r>
+              <w:t xml:space="preserve">Female</w:t>
+            </w:r>
+          </w:p>
+        </w:tc>
+        <w:tc>
+          <w:tcPr/>
+          <w:p>
+            <w:pPr>
+              <w:pStyle w:val="Compact"/>
+            </w:pPr>
+            <w:r>
+              <w:t xml:space="preserve">0.82</w:t>
+            </w:r>
+          </w:p>
+        </w:tc>
+        <w:tc>
+          <w:tcPr/>
+          <w:p>
+            <w:pPr>
+              <w:pStyle w:val="Compact"/>
+            </w:pPr>
+            <w:r>
+              <w:t xml:space="preserve">[0.55, 1.22]</w:t>
+            </w:r>
+          </w:p>
+        </w:tc>
+        <w:tc>
+          <w:tcPr/>
+          <w:p>
+            <w:pPr>
+              <w:pStyle w:val="Compact"/>
+            </w:pPr>
+            <w:r>
+              <w:t xml:space="preserve">.333</w:t>
+            </w:r>
+          </w:p>
+        </w:tc>
+      </w:tr>
+      <w:tr>
+        <w:tc>
+          <w:tcPr/>
+          <w:p>
+            <w:pPr>
+              <w:pStyle w:val="Compact"/>
+            </w:pPr>
+          </w:p>
+        </w:tc>
+        <w:tc>
+          <w:tcPr/>
+          <w:p>
+            <w:pPr>
+              <w:pStyle w:val="Compact"/>
+            </w:pPr>
+          </w:p>
+        </w:tc>
+        <w:tc>
+          <w:tcPr/>
+          <w:p>
+            <w:pPr>
+              <w:pStyle w:val="Compact"/>
+            </w:pPr>
+            <w:r>
+              <w:t xml:space="preserve">Tyrving (z)</w:t>
+            </w:r>
+          </w:p>
+        </w:tc>
+        <w:tc>
+          <w:tcPr/>
+          <w:p>
+            <w:pPr>
+              <w:pStyle w:val="Compact"/>
+            </w:pPr>
+            <w:r>
+              <w:t xml:space="preserve">1.05</w:t>
+            </w:r>
+          </w:p>
+        </w:tc>
+        <w:tc>
+          <w:tcPr/>
+          <w:p>
+            <w:pPr>
+              <w:pStyle w:val="Compact"/>
+            </w:pPr>
+            <w:r>
+              <w:t xml:space="preserve">[0.84, 1.32]</w:t>
+            </w:r>
+          </w:p>
+        </w:tc>
+        <w:tc>
+          <w:tcPr/>
+          <w:p>
+            <w:pPr>
+              <w:pStyle w:val="Compact"/>
+            </w:pPr>
+            <w:r>
+              <w:t xml:space="preserve">.658</w:t>
+            </w:r>
+          </w:p>
+        </w:tc>
+      </w:tr>
+      <w:tr>
+        <w:tc>
+          <w:tcPr/>
+          <w:p>
+            <w:pPr>
+              <w:pStyle w:val="Compact"/>
+            </w:pPr>
+          </w:p>
+        </w:tc>
+        <w:tc>
+          <w:tcPr/>
+          <w:p>
+            <w:pPr>
+              <w:pStyle w:val="Compact"/>
+            </w:pPr>
+          </w:p>
+        </w:tc>
+        <w:tc>
+          <w:tcPr/>
+          <w:p>
+            <w:pPr>
+              <w:pStyle w:val="Compact"/>
+            </w:pPr>
+            <w:r>
+              <w:t xml:space="preserve">HHI early (z)</w:t>
+            </w:r>
+          </w:p>
+        </w:tc>
+        <w:tc>
+          <w:tcPr/>
+          <w:p>
+            <w:pPr>
+              <w:pStyle w:val="Compact"/>
+            </w:pPr>
+            <w:r>
+              <w:t xml:space="preserve">1.58</w:t>
+            </w:r>
+          </w:p>
+        </w:tc>
+        <w:tc>
+          <w:tcPr/>
+          <w:p>
+            <w:pPr>
+              <w:pStyle w:val="Compact"/>
+            </w:pPr>
+            <w:r>
+              <w:t xml:space="preserve">[1.25, 1.99]</w:t>
             </w:r>
           </w:p>
         </w:tc>
@@ -4036,233 +3886,6 @@
             <w:r>
               <w:t xml:space="preserve">&lt; .001</w:t>
             </w:r>
-          </w:p>
-        </w:tc>
-        <w:tc>
-          <w:tcPr/>
-          <w:p>
-            <w:pPr>
-              <w:pStyle w:val="Compact"/>
-            </w:pPr>
-          </w:p>
-        </w:tc>
-      </w:tr>
-      <w:tr>
-        <w:tc>
-          <w:tcPr/>
-          <w:p>
-            <w:pPr>
-              <w:pStyle w:val="Compact"/>
-            </w:pPr>
-            <w:r>
-              <w:t xml:space="preserve">2001–2002</w:t>
-            </w:r>
-          </w:p>
-        </w:tc>
-        <w:tc>
-          <w:tcPr/>
-          <w:p>
-            <w:pPr>
-              <w:pStyle w:val="Compact"/>
-            </w:pPr>
-            <w:r>
-              <w:t xml:space="preserve">639</w:t>
-            </w:r>
-          </w:p>
-        </w:tc>
-        <w:tc>
-          <w:tcPr/>
-          <w:p>
-            <w:pPr>
-              <w:pStyle w:val="Compact"/>
-            </w:pPr>
-            <w:r>
-              <w:t xml:space="preserve">Female</w:t>
-            </w:r>
-          </w:p>
-        </w:tc>
-        <w:tc>
-          <w:tcPr/>
-          <w:p>
-            <w:pPr>
-              <w:pStyle w:val="Compact"/>
-            </w:pPr>
-            <w:r>
-              <w:t xml:space="preserve">1.02</w:t>
-            </w:r>
-          </w:p>
-        </w:tc>
-        <w:tc>
-          <w:tcPr/>
-          <w:p>
-            <w:pPr>
-              <w:pStyle w:val="Compact"/>
-            </w:pPr>
-            <w:r>
-              <w:t xml:space="preserve">[0.86, 1.21]</w:t>
-            </w:r>
-          </w:p>
-        </w:tc>
-        <w:tc>
-          <w:tcPr/>
-          <w:p>
-            <w:pPr>
-              <w:pStyle w:val="Compact"/>
-            </w:pPr>
-            <w:r>
-              <w:t xml:space="preserve">.833</w:t>
-            </w:r>
-          </w:p>
-        </w:tc>
-        <w:tc>
-          <w:tcPr/>
-          <w:p>
-            <w:pPr>
-              <w:pStyle w:val="Compact"/>
-            </w:pPr>
-            <w:r>
-              <w:t xml:space="preserve">0.852</w:t>
-            </w:r>
-          </w:p>
-        </w:tc>
-      </w:tr>
-      <w:tr>
-        <w:tc>
-          <w:tcPr/>
-          <w:p>
-            <w:pPr>
-              <w:pStyle w:val="Compact"/>
-            </w:pPr>
-          </w:p>
-        </w:tc>
-        <w:tc>
-          <w:tcPr/>
-          <w:p>
-            <w:pPr>
-              <w:pStyle w:val="Compact"/>
-            </w:pPr>
-          </w:p>
-        </w:tc>
-        <w:tc>
-          <w:tcPr/>
-          <w:p>
-            <w:pPr>
-              <w:pStyle w:val="Compact"/>
-            </w:pPr>
-            <w:r>
-              <w:t xml:space="preserve">Tyrving (z)</w:t>
-            </w:r>
-          </w:p>
-        </w:tc>
-        <w:tc>
-          <w:tcPr/>
-          <w:p>
-            <w:pPr>
-              <w:pStyle w:val="Compact"/>
-            </w:pPr>
-            <w:r>
-              <w:t xml:space="preserve">1.09</w:t>
-            </w:r>
-          </w:p>
-        </w:tc>
-        <w:tc>
-          <w:tcPr/>
-          <w:p>
-            <w:pPr>
-              <w:pStyle w:val="Compact"/>
-            </w:pPr>
-            <w:r>
-              <w:t xml:space="preserve">[1.00, 1.19]</w:t>
-            </w:r>
-          </w:p>
-        </w:tc>
-        <w:tc>
-          <w:tcPr/>
-          <w:p>
-            <w:pPr>
-              <w:pStyle w:val="Compact"/>
-            </w:pPr>
-            <w:r>
-              <w:t xml:space="preserve">.047</w:t>
-            </w:r>
-          </w:p>
-        </w:tc>
-        <w:tc>
-          <w:tcPr/>
-          <w:p>
-            <w:pPr>
-              <w:pStyle w:val="Compact"/>
-            </w:pPr>
-          </w:p>
-        </w:tc>
-      </w:tr>
-      <w:tr>
-        <w:tc>
-          <w:tcPr/>
-          <w:p>
-            <w:pPr>
-              <w:pStyle w:val="Compact"/>
-            </w:pPr>
-          </w:p>
-        </w:tc>
-        <w:tc>
-          <w:tcPr/>
-          <w:p>
-            <w:pPr>
-              <w:pStyle w:val="Compact"/>
-            </w:pPr>
-          </w:p>
-        </w:tc>
-        <w:tc>
-          <w:tcPr/>
-          <w:p>
-            <w:pPr>
-              <w:pStyle w:val="Compact"/>
-            </w:pPr>
-            <w:r>
-              <w:t xml:space="preserve">HHI early (z)</w:t>
-            </w:r>
-          </w:p>
-        </w:tc>
-        <w:tc>
-          <w:tcPr/>
-          <w:p>
-            <w:pPr>
-              <w:pStyle w:val="Compact"/>
-            </w:pPr>
-            <w:r>
-              <w:t xml:space="preserve">0.88</w:t>
-            </w:r>
-          </w:p>
-        </w:tc>
-        <w:tc>
-          <w:tcPr/>
-          <w:p>
-            <w:pPr>
-              <w:pStyle w:val="Compact"/>
-            </w:pPr>
-            <w:r>
-              <w:t xml:space="preserve">[0.80, 0.96]</w:t>
-            </w:r>
-          </w:p>
-        </w:tc>
-        <w:tc>
-          <w:tcPr/>
-          <w:p>
-            <w:pPr>
-              <w:pStyle w:val="Compact"/>
-            </w:pPr>
-            <w:r>
-              <w:t xml:space="preserve">.004</w:t>
-            </w:r>
-          </w:p>
-        </w:tc>
-        <w:tc>
-          <w:tcPr/>
-          <w:p>
-            <w:pPr>
-              <w:pStyle w:val="Compact"/>
-            </w:pPr>
           </w:p>
         </w:tc>
       </w:tr>
@@ -4294,7 +3917,7 @@
                 <w:b/>
                 <w:bCs/>
               </w:rPr>
-              <w:t xml:space="preserve">Volume at age 15–16 (z)</w:t>
+              <w:t xml:space="preserve">Pre-milestone volume (z)</w:t>
             </w:r>
           </w:p>
         </w:tc>
@@ -4309,7 +3932,7 @@
                 <w:b/>
                 <w:bCs/>
               </w:rPr>
-              <w:t xml:space="preserve">0.36</w:t>
+              <w:t xml:space="preserve">2.79</w:t>
             </w:r>
           </w:p>
         </w:tc>
@@ -4324,7 +3947,7 @@
                 <w:b/>
                 <w:bCs/>
               </w:rPr>
-              <w:t xml:space="preserve">[0.31, 0.43]</w:t>
+              <w:t xml:space="preserve">[2.17, 3.58]</w:t>
             </w:r>
           </w:p>
         </w:tc>
@@ -4341,84 +3964,6 @@
               </w:rPr>
               <w:t xml:space="preserve">&lt; .001</w:t>
             </w:r>
-          </w:p>
-        </w:tc>
-        <w:tc>
-          <w:tcPr/>
-          <w:p>
-            <w:pPr>
-              <w:pStyle w:val="Compact"/>
-            </w:pPr>
-          </w:p>
-        </w:tc>
-      </w:tr>
-      <w:tr>
-        <w:tc>
-          <w:tcPr/>
-          <w:p>
-            <w:pPr>
-              <w:pStyle w:val="Compact"/>
-            </w:pPr>
-          </w:p>
-        </w:tc>
-        <w:tc>
-          <w:tcPr/>
-          <w:p>
-            <w:pPr>
-              <w:pStyle w:val="Compact"/>
-            </w:pPr>
-          </w:p>
-        </w:tc>
-        <w:tc>
-          <w:tcPr/>
-          <w:p>
-            <w:pPr>
-              <w:pStyle w:val="Compact"/>
-            </w:pPr>
-            <w:r>
-              <w:t xml:space="preserve">Championship types</w:t>
-            </w:r>
-          </w:p>
-        </w:tc>
-        <w:tc>
-          <w:tcPr/>
-          <w:p>
-            <w:pPr>
-              <w:pStyle w:val="Compact"/>
-            </w:pPr>
-            <w:r>
-              <w:t xml:space="preserve">0.77</w:t>
-            </w:r>
-          </w:p>
-        </w:tc>
-        <w:tc>
-          <w:tcPr/>
-          <w:p>
-            <w:pPr>
-              <w:pStyle w:val="Compact"/>
-            </w:pPr>
-            <w:r>
-              <w:t xml:space="preserve">[0.68, 0.87]</w:t>
-            </w:r>
-          </w:p>
-        </w:tc>
-        <w:tc>
-          <w:tcPr/>
-          <w:p>
-            <w:pPr>
-              <w:pStyle w:val="Compact"/>
-            </w:pPr>
-            <w:r>
-              <w:t xml:space="preserve">&lt; .001</w:t>
-            </w:r>
-          </w:p>
-        </w:tc>
-        <w:tc>
-          <w:tcPr/>
-          <w:p>
-            <w:pPr>
-              <w:pStyle w:val="Compact"/>
-            </w:pPr>
           </w:p>
         </w:tc>
       </w:tr>
@@ -4438,7 +3983,7 @@
         <w:t xml:space="preserve"> </w:t>
       </w:r>
       <w:r>
-        <w:t xml:space="preserve">The milestone-window volume effect replicates in both cohorts at similar magnitude and direction. The cohort difference in the sex coefficient is discussed in the text.</w:t>
+        <w:t xml:space="preserve">The primary baseline-only logistic model re-estimated separately within each birth-year cohort. Pre-milestone volume effect replicates in both cohorts at similar magnitude. The cohort difference in the female coefficient parallels the broader sex-effect pattern discussed in §4.5; HHI is significant in both cohorts in the same direction (higher concentration = higher retention).</w:t>
       </w:r>
     </w:p>
     <w:p>
@@ -4450,7 +3995,7 @@
     </w:p>
     <w:bookmarkEnd w:id="15"/>
     <w:bookmarkEnd w:id="16"/>
-    <w:bookmarkStart w:id="29" w:name="supplementary-tables"/>
+    <w:bookmarkStart w:id="34" w:name="supplementary-tables"/>
     <w:p>
       <w:pPr>
         <w:pStyle w:val="Heading1"/>
@@ -4459,13 +4004,13 @@
         <w:t xml:space="preserve">Supplementary Tables</w:t>
       </w:r>
     </w:p>
-    <w:bookmarkStart w:id="17" w:name="X69049062199ed7b59abddc124a6723c5caf8be2"/>
+    <w:bookmarkStart w:id="17" w:name="X15a628438591e7215282a2bd8c683409f3f0afc"/>
     <w:p>
       <w:pPr>
         <w:pStyle w:val="Heading2"/>
       </w:pPr>
       <w:r>
-        <w:t xml:space="preserve">Table S1. Proportional-hazards assumption test (Schoenfeld residuals)</w:t>
+        <w:t xml:space="preserve">Table S1. Proportional-hazards assumption test for the post-baseline Cox specification (Schoenfeld residuals)</w:t>
       </w:r>
     </w:p>
     <w:tbl>
@@ -5931,13 +5476,13 @@
       </w:tr>
     </w:tbl>
     <w:bookmarkEnd w:id="22"/>
-    <w:bookmarkStart w:id="23" w:name="Xc5dd1c4c02026840d5c61b2f77d535f234f96d0"/>
+    <w:bookmarkStart w:id="23" w:name="Xbdfb7ef1209e388f6ef6b9899e3527031740490"/>
     <w:p>
       <w:pPr>
         <w:pStyle w:val="Heading2"/>
       </w:pPr>
       <w:r>
-        <w:t xml:space="preserve">Table S7. Subgroup analysis by sex (full Cox model)</w:t>
+        <w:t xml:space="preserve">Table S7. Sex-stratified Cox subgroup analyses</w:t>
       </w:r>
     </w:p>
     <w:tbl>
@@ -6549,17 +6094,17 @@
         <w:t xml:space="preserve"> </w:t>
       </w:r>
       <w:r>
-        <w:t xml:space="preserve">Effect directions and magnitudes are concordant across sexes; C-index = 0.843 in both subgroups.</w:t>
+        <w:t xml:space="preserve">C-index = 0.843 in both subgroups.</w:t>
       </w:r>
     </w:p>
     <w:bookmarkEnd w:id="23"/>
-    <w:bookmarkStart w:id="24" w:name="Xd8c75d885ed4f74fb99aada8fe315994e299868"/>
+    <w:bookmarkStart w:id="24" w:name="X878d9f2c57ab1119cc6de90b81f42c987f5ce49"/>
     <w:p>
       <w:pPr>
         <w:pStyle w:val="Heading2"/>
       </w:pPr>
       <w:r>
-        <w:t xml:space="preserve">Table S8. Cross-validated AUC for nested predictor subsets predicting senior retention</w:t>
+        <w:t xml:space="preserve">Table S8. Landmark analysis at age 16 (post-baseline Cox, n = 1,167)</w:t>
       </w:r>
     </w:p>
     <w:tbl>
@@ -6570,11 +6115,10 @@
         <w:tblLook w:firstRow="1" w:lastRow="0" w:firstColumn="0" w:lastColumn="0" w:noHBand="0" w:noVBand="0" w:val="0020"/>
       </w:tblPr>
       <w:tblGrid>
-        <w:gridCol w:w="1584"/>
-        <w:gridCol w:w="1584"/>
-        <w:gridCol w:w="1584"/>
-        <w:gridCol w:w="1584"/>
-        <w:gridCol w:w="1584"/>
+        <w:gridCol w:w="1980"/>
+        <w:gridCol w:w="1980"/>
+        <w:gridCol w:w="1980"/>
+        <w:gridCol w:w="1980"/>
       </w:tblGrid>
       <w:tr>
         <w:trPr>
@@ -6587,341 +6131,389 @@
               <w:pStyle w:val="Compact"/>
             </w:pPr>
             <w:r>
-              <w:t xml:space="preserve">Predictor set</w:t>
-            </w:r>
-          </w:p>
-        </w:tc>
-        <w:tc>
-          <w:tcPr/>
-          <w:p>
-            <w:pPr>
-              <w:pStyle w:val="Compact"/>
-            </w:pPr>
-            <w:r>
-              <w:t xml:space="preserve">n features</w:t>
-            </w:r>
-          </w:p>
-        </w:tc>
-        <w:tc>
-          <w:tcPr/>
-          <w:p>
-            <w:pPr>
-              <w:pStyle w:val="Compact"/>
-            </w:pPr>
-            <w:r>
-              <w:t xml:space="preserve">n</w:t>
-            </w:r>
-          </w:p>
-        </w:tc>
-        <w:tc>
-          <w:tcPr/>
-          <w:p>
-            <w:pPr>
-              <w:pStyle w:val="Compact"/>
-            </w:pPr>
-            <w:r>
-              <w:t xml:space="preserve">AUC (logistic)</w:t>
-            </w:r>
-          </w:p>
-        </w:tc>
-        <w:tc>
-          <w:tcPr/>
-          <w:p>
-            <w:pPr>
-              <w:pStyle w:val="Compact"/>
-            </w:pPr>
-            <w:r>
-              <w:t xml:space="preserve">AUC (random forest)</w:t>
-            </w:r>
-          </w:p>
-        </w:tc>
-      </w:tr>
-      <w:tr>
-        <w:tc>
-          <w:tcPr/>
-          <w:p>
-            <w:pPr>
-              <w:pStyle w:val="Compact"/>
-            </w:pPr>
-            <w:r>
-              <w:t xml:space="preserve">Baseline only (sex + Tyrving best)</w:t>
-            </w:r>
-          </w:p>
-        </w:tc>
-        <w:tc>
-          <w:tcPr/>
-          <w:p>
-            <w:pPr>
-              <w:pStyle w:val="Compact"/>
-            </w:pPr>
-            <w:r>
-              <w:t xml:space="preserve">2</w:t>
-            </w:r>
-          </w:p>
-        </w:tc>
-        <w:tc>
-          <w:tcPr/>
-          <w:p>
-            <w:pPr>
-              <w:pStyle w:val="Compact"/>
-            </w:pPr>
-            <w:r>
-              <w:t xml:space="preserve">1,217</w:t>
-            </w:r>
-          </w:p>
-        </w:tc>
-        <w:tc>
-          <w:tcPr/>
-          <w:p>
-            <w:pPr>
-              <w:pStyle w:val="Compact"/>
-            </w:pPr>
-            <w:r>
-              <w:t xml:space="preserve">0.59 (±0.04)</w:t>
-            </w:r>
-          </w:p>
-        </w:tc>
-        <w:tc>
-          <w:tcPr/>
-          <w:p>
-            <w:pPr>
-              <w:pStyle w:val="Compact"/>
-            </w:pPr>
-            <w:r>
-              <w:t xml:space="preserve">0.58 (±0.02)</w:t>
-            </w:r>
-          </w:p>
-        </w:tc>
-      </w:tr>
-      <w:tr>
-        <w:tc>
-          <w:tcPr/>
-          <w:p>
-            <w:pPr>
-              <w:pStyle w:val="Compact"/>
-            </w:pPr>
-            <w:r>
-              <w:t xml:space="preserve">Specialization only (sex + HHI + n categories)</w:t>
-            </w:r>
-          </w:p>
-        </w:tc>
-        <w:tc>
-          <w:tcPr/>
-          <w:p>
-            <w:pPr>
-              <w:pStyle w:val="Compact"/>
-            </w:pPr>
-            <w:r>
-              <w:t xml:space="preserve">3</w:t>
-            </w:r>
-          </w:p>
-        </w:tc>
-        <w:tc>
-          <w:tcPr/>
-          <w:p>
-            <w:pPr>
-              <w:pStyle w:val="Compact"/>
-            </w:pPr>
-            <w:r>
-              <w:t xml:space="preserve">1,217</w:t>
-            </w:r>
-          </w:p>
-        </w:tc>
-        <w:tc>
-          <w:tcPr/>
-          <w:p>
-            <w:pPr>
-              <w:pStyle w:val="Compact"/>
-            </w:pPr>
-            <w:r>
-              <w:t xml:space="preserve">0.60 (±0.06)</w:t>
-            </w:r>
-          </w:p>
-        </w:tc>
-        <w:tc>
-          <w:tcPr/>
-          <w:p>
-            <w:pPr>
-              <w:pStyle w:val="Compact"/>
-            </w:pPr>
-            <w:r>
-              <w:t xml:space="preserve">0.57 (±0.05)</w:t>
-            </w:r>
-          </w:p>
-        </w:tc>
-      </w:tr>
-      <w:tr>
-        <w:tc>
-          <w:tcPr/>
-          <w:p>
-            <w:pPr>
-              <w:pStyle w:val="Compact"/>
-            </w:pPr>
-            <w:r>
-              <w:t xml:space="preserve">Volume only (sex + meets ages 13–16)</w:t>
-            </w:r>
-          </w:p>
-        </w:tc>
-        <w:tc>
-          <w:tcPr/>
-          <w:p>
-            <w:pPr>
-              <w:pStyle w:val="Compact"/>
-            </w:pPr>
-            <w:r>
-              <w:t xml:space="preserve">5</w:t>
-            </w:r>
-          </w:p>
-        </w:tc>
-        <w:tc>
-          <w:tcPr/>
-          <w:p>
-            <w:pPr>
-              <w:pStyle w:val="Compact"/>
-            </w:pPr>
-            <w:r>
-              <w:t xml:space="preserve">1,217</w:t>
-            </w:r>
-          </w:p>
-        </w:tc>
-        <w:tc>
-          <w:tcPr/>
-          <w:p>
-            <w:pPr>
-              <w:pStyle w:val="Compact"/>
-            </w:pPr>
-            <w:r>
-              <w:t xml:space="preserve">0.82 (±0.03)</w:t>
-            </w:r>
-          </w:p>
-        </w:tc>
-        <w:tc>
-          <w:tcPr/>
-          <w:p>
-            <w:pPr>
-              <w:pStyle w:val="Compact"/>
-            </w:pPr>
-            <w:r>
-              <w:t xml:space="preserve">0.80 (±0.03)</w:t>
-            </w:r>
-          </w:p>
-        </w:tc>
-      </w:tr>
-      <w:tr>
-        <w:tc>
-          <w:tcPr/>
-          <w:p>
-            <w:pPr>
-              <w:pStyle w:val="Compact"/>
-            </w:pPr>
-            <w:r>
-              <w:t xml:space="preserve">Volume + specialization (pre-baseline behavioral)</w:t>
-            </w:r>
-          </w:p>
-        </w:tc>
-        <w:tc>
-          <w:tcPr/>
-          <w:p>
-            <w:pPr>
-              <w:pStyle w:val="Compact"/>
-            </w:pPr>
-            <w:r>
-              <w:t xml:space="preserve">8</w:t>
-            </w:r>
-          </w:p>
-        </w:tc>
-        <w:tc>
-          <w:tcPr/>
-          <w:p>
-            <w:pPr>
-              <w:pStyle w:val="Compact"/>
-            </w:pPr>
-            <w:r>
-              <w:t xml:space="preserve">1,217</w:t>
-            </w:r>
-          </w:p>
-        </w:tc>
-        <w:tc>
-          <w:tcPr/>
-          <w:p>
-            <w:pPr>
-              <w:pStyle w:val="Compact"/>
-            </w:pPr>
-            <w:r>
-              <w:t xml:space="preserve">0.82 (±0.03)</w:t>
-            </w:r>
-          </w:p>
-        </w:tc>
-        <w:tc>
-          <w:tcPr/>
-          <w:p>
-            <w:pPr>
-              <w:pStyle w:val="Compact"/>
-            </w:pPr>
-            <w:r>
-              <w:t xml:space="preserve">0.80 (±0.03)</w:t>
-            </w:r>
-          </w:p>
-        </w:tc>
-      </w:tr>
-      <w:tr>
-        <w:tc>
-          <w:tcPr/>
-          <w:p>
-            <w:pPr>
-              <w:pStyle w:val="Compact"/>
-            </w:pPr>
-            <w:r>
-              <w:t xml:space="preserve">Full model (all 22 predictors)</w:t>
-            </w:r>
-          </w:p>
-        </w:tc>
-        <w:tc>
-          <w:tcPr/>
-          <w:p>
-            <w:pPr>
-              <w:pStyle w:val="Compact"/>
-            </w:pPr>
-            <w:r>
-              <w:t xml:space="preserve">22</w:t>
-            </w:r>
-          </w:p>
-        </w:tc>
-        <w:tc>
-          <w:tcPr/>
-          <w:p>
-            <w:pPr>
-              <w:pStyle w:val="Compact"/>
-            </w:pPr>
-            <w:r>
-              <w:t xml:space="preserve">1,217</w:t>
-            </w:r>
-          </w:p>
-        </w:tc>
-        <w:tc>
-          <w:tcPr/>
-          <w:p>
-            <w:pPr>
-              <w:pStyle w:val="Compact"/>
-            </w:pPr>
-            <w:r>
-              <w:t xml:space="preserve">0.81 (±0.03)</w:t>
-            </w:r>
-          </w:p>
-        </w:tc>
-        <w:tc>
-          <w:tcPr/>
-          <w:p>
-            <w:pPr>
-              <w:pStyle w:val="Compact"/>
-            </w:pPr>
-            <w:r>
-              <w:t xml:space="preserve">0.82 (±0.03)</w:t>
-            </w:r>
+              <w:t xml:space="preserve">Covariate</w:t>
+            </w:r>
+          </w:p>
+        </w:tc>
+        <w:tc>
+          <w:tcPr/>
+          <w:p>
+            <w:pPr>
+              <w:pStyle w:val="Compact"/>
+            </w:pPr>
+            <w:r>
+              <w:t xml:space="preserve">HR</w:t>
+            </w:r>
+          </w:p>
+        </w:tc>
+        <w:tc>
+          <w:tcPr/>
+          <w:p>
+            <w:pPr>
+              <w:pStyle w:val="Compact"/>
+            </w:pPr>
+            <w:r>
+              <w:t xml:space="preserve">95% CI</w:t>
+            </w:r>
+          </w:p>
+        </w:tc>
+        <w:tc>
+          <w:tcPr/>
+          <w:p>
+            <w:pPr>
+              <w:pStyle w:val="Compact"/>
+            </w:pPr>
+            <w:r>
+              <w:t xml:space="preserve">p</w:t>
+            </w:r>
+          </w:p>
+        </w:tc>
+      </w:tr>
+      <w:tr>
+        <w:tc>
+          <w:tcPr/>
+          <w:p>
+            <w:pPr>
+              <w:pStyle w:val="Compact"/>
+            </w:pPr>
+            <w:r>
+              <w:t xml:space="preserve">Female</w:t>
+            </w:r>
+          </w:p>
+        </w:tc>
+        <w:tc>
+          <w:tcPr/>
+          <w:p>
+            <w:pPr>
+              <w:pStyle w:val="Compact"/>
+            </w:pPr>
+            <w:r>
+              <w:t xml:space="preserve">1.32</w:t>
+            </w:r>
+          </w:p>
+        </w:tc>
+        <w:tc>
+          <w:tcPr/>
+          <w:p>
+            <w:pPr>
+              <w:pStyle w:val="Compact"/>
+            </w:pPr>
+            <w:r>
+              <w:t xml:space="preserve">[1.15, 1.52]</w:t>
+            </w:r>
+          </w:p>
+        </w:tc>
+        <w:tc>
+          <w:tcPr/>
+          <w:p>
+            <w:pPr>
+              <w:pStyle w:val="Compact"/>
+            </w:pPr>
+            <w:r>
+              <w:t xml:space="preserve">&lt; .001</w:t>
+            </w:r>
+          </w:p>
+        </w:tc>
+      </w:tr>
+      <w:tr>
+        <w:tc>
+          <w:tcPr/>
+          <w:p>
+            <w:pPr>
+              <w:pStyle w:val="Compact"/>
+            </w:pPr>
+            <w:r>
+              <w:t xml:space="preserve">Tyrving (z)</w:t>
+            </w:r>
+          </w:p>
+        </w:tc>
+        <w:tc>
+          <w:tcPr/>
+          <w:p>
+            <w:pPr>
+              <w:pStyle w:val="Compact"/>
+            </w:pPr>
+            <w:r>
+              <w:t xml:space="preserve">1.01</w:t>
+            </w:r>
+          </w:p>
+        </w:tc>
+        <w:tc>
+          <w:tcPr/>
+          <w:p>
+            <w:pPr>
+              <w:pStyle w:val="Compact"/>
+            </w:pPr>
+            <w:r>
+              <w:t xml:space="preserve">[0.94, 1.08]</w:t>
+            </w:r>
+          </w:p>
+        </w:tc>
+        <w:tc>
+          <w:tcPr/>
+          <w:p>
+            <w:pPr>
+              <w:pStyle w:val="Compact"/>
+            </w:pPr>
+            <w:r>
+              <w:t xml:space="preserve">.81</w:t>
+            </w:r>
+          </w:p>
+        </w:tc>
+      </w:tr>
+      <w:tr>
+        <w:tc>
+          <w:tcPr/>
+          <w:p>
+            <w:pPr>
+              <w:pStyle w:val="Compact"/>
+            </w:pPr>
+            <w:r>
+              <w:t xml:space="preserve">HHI early (z)</w:t>
+            </w:r>
+          </w:p>
+        </w:tc>
+        <w:tc>
+          <w:tcPr/>
+          <w:p>
+            <w:pPr>
+              <w:pStyle w:val="Compact"/>
+            </w:pPr>
+            <w:r>
+              <w:t xml:space="preserve">0.95</w:t>
+            </w:r>
+          </w:p>
+        </w:tc>
+        <w:tc>
+          <w:tcPr/>
+          <w:p>
+            <w:pPr>
+              <w:pStyle w:val="Compact"/>
+            </w:pPr>
+            <w:r>
+              <w:t xml:space="preserve">[0.88, 1.02]</w:t>
+            </w:r>
+          </w:p>
+        </w:tc>
+        <w:tc>
+          <w:tcPr/>
+          <w:p>
+            <w:pPr>
+              <w:pStyle w:val="Compact"/>
+            </w:pPr>
+            <w:r>
+              <w:t xml:space="preserve">.17</w:t>
+            </w:r>
+          </w:p>
+        </w:tc>
+      </w:tr>
+      <w:tr>
+        <w:tc>
+          <w:tcPr/>
+          <w:p>
+            <w:pPr>
+              <w:pStyle w:val="Compact"/>
+            </w:pPr>
+            <w:r>
+              <w:rPr>
+                <w:b/>
+                <w:bCs/>
+              </w:rPr>
+              <w:t xml:space="preserve">Volume at age 15–16 (z)</w:t>
+            </w:r>
+          </w:p>
+        </w:tc>
+        <w:tc>
+          <w:tcPr/>
+          <w:p>
+            <w:pPr>
+              <w:pStyle w:val="Compact"/>
+            </w:pPr>
+            <w:r>
+              <w:rPr>
+                <w:b/>
+                <w:bCs/>
+              </w:rPr>
+              <w:t xml:space="preserve">0.60</w:t>
+            </w:r>
+          </w:p>
+        </w:tc>
+        <w:tc>
+          <w:tcPr/>
+          <w:p>
+            <w:pPr>
+              <w:pStyle w:val="Compact"/>
+            </w:pPr>
+            <w:r>
+              <w:rPr>
+                <w:b/>
+                <w:bCs/>
+              </w:rPr>
+              <w:t xml:space="preserve">[0.54, 0.66]</w:t>
+            </w:r>
+          </w:p>
+        </w:tc>
+        <w:tc>
+          <w:tcPr/>
+          <w:p>
+            <w:pPr>
+              <w:pStyle w:val="Compact"/>
+            </w:pPr>
+            <w:r>
+              <w:rPr>
+                <w:b/>
+                <w:bCs/>
+              </w:rPr>
+              <w:t xml:space="preserve">&lt; .001</w:t>
+            </w:r>
+          </w:p>
+        </w:tc>
+      </w:tr>
+      <w:tr>
+        <w:tc>
+          <w:tcPr/>
+          <w:p>
+            <w:pPr>
+              <w:pStyle w:val="Compact"/>
+            </w:pPr>
+            <w:r>
+              <w:t xml:space="preserve">Championship types</w:t>
+            </w:r>
+          </w:p>
+        </w:tc>
+        <w:tc>
+          <w:tcPr/>
+          <w:p>
+            <w:pPr>
+              <w:pStyle w:val="Compact"/>
+            </w:pPr>
+            <w:r>
+              <w:t xml:space="preserve">0.78</w:t>
+            </w:r>
+          </w:p>
+        </w:tc>
+        <w:tc>
+          <w:tcPr/>
+          <w:p>
+            <w:pPr>
+              <w:pStyle w:val="Compact"/>
+            </w:pPr>
+            <w:r>
+              <w:t xml:space="preserve">[0.71, 0.87]</w:t>
+            </w:r>
+          </w:p>
+        </w:tc>
+        <w:tc>
+          <w:tcPr/>
+          <w:p>
+            <w:pPr>
+              <w:pStyle w:val="Compact"/>
+            </w:pPr>
+            <w:r>
+              <w:t xml:space="preserve">&lt; .001</w:t>
+            </w:r>
+          </w:p>
+        </w:tc>
+      </w:tr>
+      <w:tr>
+        <w:tc>
+          <w:tcPr/>
+          <w:p>
+            <w:pPr>
+              <w:pStyle w:val="Compact"/>
+            </w:pPr>
+            <w:r>
+              <w:t xml:space="preserve">n complete</w:t>
+            </w:r>
+          </w:p>
+        </w:tc>
+        <w:tc>
+          <w:tcPr/>
+          <w:p>
+            <w:pPr>
+              <w:pStyle w:val="Compact"/>
+            </w:pPr>
+            <w:r>
+              <w:t xml:space="preserve">960</w:t>
+            </w:r>
+          </w:p>
+        </w:tc>
+        <w:tc>
+          <w:tcPr/>
+          <w:p>
+            <w:pPr>
+              <w:pStyle w:val="Compact"/>
+            </w:pPr>
+          </w:p>
+        </w:tc>
+        <w:tc>
+          <w:tcPr/>
+          <w:p>
+            <w:pPr>
+              <w:pStyle w:val="Compact"/>
+            </w:pPr>
+          </w:p>
+        </w:tc>
+      </w:tr>
+      <w:tr>
+        <w:tc>
+          <w:tcPr/>
+          <w:p>
+            <w:pPr>
+              <w:pStyle w:val="Compact"/>
+            </w:pPr>
+            <w:r>
+              <w:t xml:space="preserve">C-index</w:t>
+            </w:r>
+          </w:p>
+        </w:tc>
+        <w:tc>
+          <w:tcPr/>
+          <w:p>
+            <w:pPr>
+              <w:pStyle w:val="Compact"/>
+            </w:pPr>
+            <w:r>
+              <w:t xml:space="preserve">0.735</w:t>
+            </w:r>
+          </w:p>
+        </w:tc>
+        <w:tc>
+          <w:tcPr/>
+          <w:p>
+            <w:pPr>
+              <w:pStyle w:val="Compact"/>
+            </w:pPr>
+          </w:p>
+        </w:tc>
+        <w:tc>
+          <w:tcPr/>
+          <w:p>
+            <w:pPr>
+              <w:pStyle w:val="Compact"/>
+            </w:pPr>
           </w:p>
         </w:tc>
       </w:tr>
     </w:tbl>
+    <w:p>
+      <w:pPr>
+        <w:pStyle w:val="BodyText"/>
+      </w:pPr>
+      <w:r>
+        <w:rPr>
+          <w:i/>
+          <w:iCs/>
+        </w:rPr>
+        <w:t xml:space="preserve">Note.</w:t>
+      </w:r>
+      <w:r>
+        <w:t xml:space="preserve"> </w:t>
+      </w:r>
+      <w:r>
+        <w:t xml:space="preserve">Athletes with ≥1 registered result at age 16, with follow-up time measured from age 16 forward.</w:t>
+      </w:r>
+    </w:p>
     <w:bookmarkEnd w:id="24"/>
     <w:bookmarkStart w:id="25" w:name="X1058f84d51582e9d3993a1a3c5d2fec6244da35"/>
     <w:p>
@@ -6990,7 +6582,7 @@
               <w:pStyle w:val="Compact"/>
             </w:pPr>
             <w:r>
-              <w:t xml:space="preserve">OR (vol_milestone per SD)</w:t>
+              <w:t xml:space="preserve">OR (pre-milestone vol per SD)</w:t>
             </w:r>
           </w:p>
         </w:tc>
@@ -7179,13 +6771,13 @@
       </w:tr>
     </w:tbl>
     <w:bookmarkEnd w:id="25"/>
-    <w:bookmarkStart w:id="26" w:name="X8ad7662995750cb8a3909655a8ffa090e1cf80d"/>
+    <w:bookmarkStart w:id="26" w:name="X71b7ac0ea8770779ec02beb7f61ea69e8774bd0"/>
     <w:p>
       <w:pPr>
         <w:pStyle w:val="Heading2"/>
       </w:pPr>
       <w:r>
-        <w:t xml:space="preserve">Table S10. Lagged volume — pre-milestone (ages 13–14) alone</w:t>
+        <w:t xml:space="preserve">Table S10. Lagged volume — pre-milestone (ages 13–14) alone (Cox)</w:t>
       </w:r>
     </w:p>
     <w:tbl>
@@ -7466,17 +7058,17 @@
         <w:t xml:space="preserve"> </w:t>
       </w:r>
       <w:r>
-        <w:t xml:space="preserve">n = 1,704; C-index = 0.743. Behavioral signal is detectable using only pre-milestone data.</w:t>
+        <w:t xml:space="preserve">n = 1,704; C-index = 0.743.</w:t>
       </w:r>
     </w:p>
     <w:bookmarkEnd w:id="26"/>
-    <w:bookmarkStart w:id="27" w:name="X455b0fd8e754bb2e8b14c2ff2e7ee6b0e2cdf9a"/>
+    <w:bookmarkStart w:id="27" w:name="Xa64f954e491e5500a083feee6b6748a4b5f6096"/>
     <w:p>
       <w:pPr>
         <w:pStyle w:val="Heading2"/>
       </w:pPr>
       <w:r>
-        <w:t xml:space="preserve">Table S11. Sensitivity excluding zero-volume athletes</w:t>
+        <w:t xml:space="preserve">Table S11. Sensitivity excluding zero-volume athletes (post-baseline Cox)</w:t>
       </w:r>
     </w:p>
     <w:tbl>
@@ -8391,6 +7983,509 @@
         </w:tc>
       </w:tr>
     </w:tbl>
+    <w:bookmarkEnd w:id="28"/>
+    <w:bookmarkStart w:id="29" w:name="X222e4e7683d0a0d9c9b236b6a358e65d6328bfb"/>
+    <w:p>
+      <w:pPr>
+        <w:pStyle w:val="Heading2"/>
+      </w:pPr>
+      <w:r>
+        <w:t xml:space="preserve">Table S13. Primary logistic regression with structural controls</w:t>
+      </w:r>
+    </w:p>
+    <w:tbl>
+      <w:tblPr>
+        <w:tblStyle w:val="Table"/>
+        <w:tblW w:type="pct" w:w="5000"/>
+        <w:tblLayout w:type="fixed"/>
+        <w:tblLook w:firstRow="1" w:lastRow="0" w:firstColumn="0" w:lastColumn="0" w:noHBand="0" w:noVBand="0" w:val="0020"/>
+      </w:tblPr>
+      <w:tblGrid>
+        <w:gridCol w:w="1980"/>
+        <w:gridCol w:w="1980"/>
+        <w:gridCol w:w="1980"/>
+        <w:gridCol w:w="1980"/>
+      </w:tblGrid>
+      <w:tr>
+        <w:trPr>
+          <w:tblHeader w:val="on"/>
+        </w:trPr>
+        <w:tc>
+          <w:tcPr/>
+          <w:p>
+            <w:pPr>
+              <w:pStyle w:val="Compact"/>
+            </w:pPr>
+            <w:r>
+              <w:t xml:space="preserve">Covariate</w:t>
+            </w:r>
+          </w:p>
+        </w:tc>
+        <w:tc>
+          <w:tcPr/>
+          <w:p>
+            <w:pPr>
+              <w:pStyle w:val="Compact"/>
+            </w:pPr>
+            <w:r>
+              <w:t xml:space="preserve">OR</w:t>
+            </w:r>
+          </w:p>
+        </w:tc>
+        <w:tc>
+          <w:tcPr/>
+          <w:p>
+            <w:pPr>
+              <w:pStyle w:val="Compact"/>
+            </w:pPr>
+            <w:r>
+              <w:t xml:space="preserve">95% CI</w:t>
+            </w:r>
+          </w:p>
+        </w:tc>
+        <w:tc>
+          <w:tcPr/>
+          <w:p>
+            <w:pPr>
+              <w:pStyle w:val="Compact"/>
+            </w:pPr>
+            <w:r>
+              <w:t xml:space="preserve">p</w:t>
+            </w:r>
+          </w:p>
+        </w:tc>
+      </w:tr>
+      <w:tr>
+        <w:tc>
+          <w:tcPr/>
+          <w:p>
+            <w:pPr>
+              <w:pStyle w:val="Compact"/>
+            </w:pPr>
+            <w:r>
+              <w:t xml:space="preserve">Female</w:t>
+            </w:r>
+          </w:p>
+        </w:tc>
+        <w:tc>
+          <w:tcPr/>
+          <w:p>
+            <w:pPr>
+              <w:pStyle w:val="Compact"/>
+            </w:pPr>
+            <w:r>
+              <w:t xml:space="preserve">0.59</w:t>
+            </w:r>
+          </w:p>
+        </w:tc>
+        <w:tc>
+          <w:tcPr/>
+          <w:p>
+            <w:pPr>
+              <w:pStyle w:val="Compact"/>
+            </w:pPr>
+            <w:r>
+              <w:t xml:space="preserve">[0.45, 0.79]</w:t>
+            </w:r>
+          </w:p>
+        </w:tc>
+        <w:tc>
+          <w:tcPr/>
+          <w:p>
+            <w:pPr>
+              <w:pStyle w:val="Compact"/>
+            </w:pPr>
+            <w:r>
+              <w:t xml:space="preserve">&lt; .001</w:t>
+            </w:r>
+          </w:p>
+        </w:tc>
+      </w:tr>
+      <w:tr>
+        <w:tc>
+          <w:tcPr/>
+          <w:p>
+            <w:pPr>
+              <w:pStyle w:val="Compact"/>
+            </w:pPr>
+            <w:r>
+              <w:t xml:space="preserve">Tyrving (z)</w:t>
+            </w:r>
+          </w:p>
+        </w:tc>
+        <w:tc>
+          <w:tcPr/>
+          <w:p>
+            <w:pPr>
+              <w:pStyle w:val="Compact"/>
+            </w:pPr>
+            <w:r>
+              <w:t xml:space="preserve">1.12</w:t>
+            </w:r>
+          </w:p>
+        </w:tc>
+        <w:tc>
+          <w:tcPr/>
+          <w:p>
+            <w:pPr>
+              <w:pStyle w:val="Compact"/>
+            </w:pPr>
+            <w:r>
+              <w:t xml:space="preserve">[0.96, 1.31]</w:t>
+            </w:r>
+          </w:p>
+        </w:tc>
+        <w:tc>
+          <w:tcPr/>
+          <w:p>
+            <w:pPr>
+              <w:pStyle w:val="Compact"/>
+            </w:pPr>
+            <w:r>
+              <w:t xml:space="preserve">.138</w:t>
+            </w:r>
+          </w:p>
+        </w:tc>
+      </w:tr>
+      <w:tr>
+        <w:tc>
+          <w:tcPr/>
+          <w:p>
+            <w:pPr>
+              <w:pStyle w:val="Compact"/>
+            </w:pPr>
+            <w:r>
+              <w:t xml:space="preserve">HHI early (z)</w:t>
+            </w:r>
+          </w:p>
+        </w:tc>
+        <w:tc>
+          <w:tcPr/>
+          <w:p>
+            <w:pPr>
+              <w:pStyle w:val="Compact"/>
+            </w:pPr>
+            <w:r>
+              <w:t xml:space="preserve">1.35</w:t>
+            </w:r>
+          </w:p>
+        </w:tc>
+        <w:tc>
+          <w:tcPr/>
+          <w:p>
+            <w:pPr>
+              <w:pStyle w:val="Compact"/>
+            </w:pPr>
+            <w:r>
+              <w:t xml:space="preserve">[1.16, 1.56]</w:t>
+            </w:r>
+          </w:p>
+        </w:tc>
+        <w:tc>
+          <w:tcPr/>
+          <w:p>
+            <w:pPr>
+              <w:pStyle w:val="Compact"/>
+            </w:pPr>
+            <w:r>
+              <w:t xml:space="preserve">&lt; .001</w:t>
+            </w:r>
+          </w:p>
+        </w:tc>
+      </w:tr>
+      <w:tr>
+        <w:tc>
+          <w:tcPr/>
+          <w:p>
+            <w:pPr>
+              <w:pStyle w:val="Compact"/>
+            </w:pPr>
+            <w:r>
+              <w:rPr>
+                <w:b/>
+                <w:bCs/>
+              </w:rPr>
+              <w:t xml:space="preserve">Pre-milestone volume (z)</w:t>
+            </w:r>
+          </w:p>
+        </w:tc>
+        <w:tc>
+          <w:tcPr/>
+          <w:p>
+            <w:pPr>
+              <w:pStyle w:val="Compact"/>
+            </w:pPr>
+            <w:r>
+              <w:rPr>
+                <w:b/>
+                <w:bCs/>
+              </w:rPr>
+              <w:t xml:space="preserve">2.40</w:t>
+            </w:r>
+          </w:p>
+        </w:tc>
+        <w:tc>
+          <w:tcPr/>
+          <w:p>
+            <w:pPr>
+              <w:pStyle w:val="Compact"/>
+            </w:pPr>
+            <w:r>
+              <w:rPr>
+                <w:b/>
+                <w:bCs/>
+              </w:rPr>
+              <w:t xml:space="preserve">[2.08, 2.78]</w:t>
+            </w:r>
+          </w:p>
+        </w:tc>
+        <w:tc>
+          <w:tcPr/>
+          <w:p>
+            <w:pPr>
+              <w:pStyle w:val="Compact"/>
+            </w:pPr>
+            <w:r>
+              <w:rPr>
+                <w:b/>
+                <w:bCs/>
+              </w:rPr>
+              <w:t xml:space="preserve">&lt; .001</w:t>
+            </w:r>
+          </w:p>
+        </w:tc>
+      </w:tr>
+      <w:tr>
+        <w:tc>
+          <w:tcPr/>
+          <w:p>
+            <w:pPr>
+              <w:pStyle w:val="Compact"/>
+            </w:pPr>
+            <w:r>
+              <w:t xml:space="preserve">Q1 born</w:t>
+            </w:r>
+          </w:p>
+        </w:tc>
+        <w:tc>
+          <w:tcPr/>
+          <w:p>
+            <w:pPr>
+              <w:pStyle w:val="Compact"/>
+            </w:pPr>
+            <w:r>
+              <w:t xml:space="preserve">0.81</w:t>
+            </w:r>
+          </w:p>
+        </w:tc>
+        <w:tc>
+          <w:tcPr/>
+          <w:p>
+            <w:pPr>
+              <w:pStyle w:val="Compact"/>
+            </w:pPr>
+            <w:r>
+              <w:t xml:space="preserve">[0.59, 1.11]</w:t>
+            </w:r>
+          </w:p>
+        </w:tc>
+        <w:tc>
+          <w:tcPr/>
+          <w:p>
+            <w:pPr>
+              <w:pStyle w:val="Compact"/>
+            </w:pPr>
+            <w:r>
+              <w:t xml:space="preserve">.188</w:t>
+            </w:r>
+          </w:p>
+        </w:tc>
+      </w:tr>
+      <w:tr>
+        <w:tc>
+          <w:tcPr/>
+          <w:p>
+            <w:pPr>
+              <w:pStyle w:val="Compact"/>
+            </w:pPr>
+            <w:r>
+              <w:t xml:space="preserve">Q4 born</w:t>
+            </w:r>
+          </w:p>
+        </w:tc>
+        <w:tc>
+          <w:tcPr/>
+          <w:p>
+            <w:pPr>
+              <w:pStyle w:val="Compact"/>
+            </w:pPr>
+            <w:r>
+              <w:t xml:space="preserve">0.93</w:t>
+            </w:r>
+          </w:p>
+        </w:tc>
+        <w:tc>
+          <w:tcPr/>
+          <w:p>
+            <w:pPr>
+              <w:pStyle w:val="Compact"/>
+            </w:pPr>
+            <w:r>
+              <w:t xml:space="preserve">[0.62, 1.40]</w:t>
+            </w:r>
+          </w:p>
+        </w:tc>
+        <w:tc>
+          <w:tcPr/>
+          <w:p>
+            <w:pPr>
+              <w:pStyle w:val="Compact"/>
+            </w:pPr>
+            <w:r>
+              <w:t xml:space="preserve">.740</w:t>
+            </w:r>
+          </w:p>
+        </w:tc>
+      </w:tr>
+      <w:tr>
+        <w:tc>
+          <w:tcPr/>
+          <w:p>
+            <w:pPr>
+              <w:pStyle w:val="Compact"/>
+            </w:pPr>
+            <w:r>
+              <w:t xml:space="preserve">Region: Østlandet</w:t>
+            </w:r>
+          </w:p>
+        </w:tc>
+        <w:tc>
+          <w:tcPr/>
+          <w:p>
+            <w:pPr>
+              <w:pStyle w:val="Compact"/>
+            </w:pPr>
+            <w:r>
+              <w:t xml:space="preserve">1.27</w:t>
+            </w:r>
+          </w:p>
+        </w:tc>
+        <w:tc>
+          <w:tcPr/>
+          <w:p>
+            <w:pPr>
+              <w:pStyle w:val="Compact"/>
+            </w:pPr>
+            <w:r>
+              <w:t xml:space="preserve">[0.92, 1.77]</w:t>
+            </w:r>
+          </w:p>
+        </w:tc>
+        <w:tc>
+          <w:tcPr/>
+          <w:p>
+            <w:pPr>
+              <w:pStyle w:val="Compact"/>
+            </w:pPr>
+            <w:r>
+              <w:t xml:space="preserve">.149</w:t>
+            </w:r>
+          </w:p>
+        </w:tc>
+      </w:tr>
+      <w:tr>
+        <w:tc>
+          <w:tcPr/>
+          <w:p>
+            <w:pPr>
+              <w:pStyle w:val="Compact"/>
+            </w:pPr>
+            <w:r>
+              <w:t xml:space="preserve">Region: Midt-Norge</w:t>
+            </w:r>
+          </w:p>
+        </w:tc>
+        <w:tc>
+          <w:tcPr/>
+          <w:p>
+            <w:pPr>
+              <w:pStyle w:val="Compact"/>
+            </w:pPr>
+            <w:r>
+              <w:t xml:space="preserve">1.10</w:t>
+            </w:r>
+          </w:p>
+        </w:tc>
+        <w:tc>
+          <w:tcPr/>
+          <w:p>
+            <w:pPr>
+              <w:pStyle w:val="Compact"/>
+            </w:pPr>
+            <w:r>
+              <w:t xml:space="preserve">[0.74, 1.64]</w:t>
+            </w:r>
+          </w:p>
+        </w:tc>
+        <w:tc>
+          <w:tcPr/>
+          <w:p>
+            <w:pPr>
+              <w:pStyle w:val="Compact"/>
+            </w:pPr>
+            <w:r>
+              <w:t xml:space="preserve">.626</w:t>
+            </w:r>
+          </w:p>
+        </w:tc>
+      </w:tr>
+      <w:tr>
+        <w:tc>
+          <w:tcPr/>
+          <w:p>
+            <w:pPr>
+              <w:pStyle w:val="Compact"/>
+            </w:pPr>
+            <w:r>
+              <w:t xml:space="preserve">Club size (z)</w:t>
+            </w:r>
+          </w:p>
+        </w:tc>
+        <w:tc>
+          <w:tcPr/>
+          <w:p>
+            <w:pPr>
+              <w:pStyle w:val="Compact"/>
+            </w:pPr>
+            <w:r>
+              <w:t xml:space="preserve">1.03</w:t>
+            </w:r>
+          </w:p>
+        </w:tc>
+        <w:tc>
+          <w:tcPr/>
+          <w:p>
+            <w:pPr>
+              <w:pStyle w:val="Compact"/>
+            </w:pPr>
+            <w:r>
+              <w:t xml:space="preserve">[0.90, 1.18]</w:t>
+            </w:r>
+          </w:p>
+        </w:tc>
+        <w:tc>
+          <w:tcPr/>
+          <w:p>
+            <w:pPr>
+              <w:pStyle w:val="Compact"/>
+            </w:pPr>
+            <w:r>
+              <w:t xml:space="preserve">.681</w:t>
+            </w:r>
+          </w:p>
+        </w:tc>
+      </w:tr>
+    </w:tbl>
     <w:p>
       <w:pPr>
         <w:pStyle w:val="BodyText"/>
@@ -8406,11 +8501,1121 @@
         <w:t xml:space="preserve"> </w:t>
       </w:r>
       <w:r>
-        <w:t xml:space="preserve">Importances sum to 1.0 across all 22 features.</w:t>
+        <w:t xml:space="preserve">n = 1,704; CV-AUC = 0.740. Pre-milestone volume effect is unchanged: OR 2.40 with controls vs. 2.40 without (≤ 1% change). All structural controls non-significant.</w:t>
       </w:r>
     </w:p>
-    <w:bookmarkEnd w:id="28"/>
     <w:bookmarkEnd w:id="29"/>
+    <w:bookmarkStart w:id="30" w:name="Xf23602cc24059e75e7e43c07196e98f5ede4bcb"/>
+    <w:p>
+      <w:pPr>
+        <w:pStyle w:val="Heading2"/>
+      </w:pPr>
+      <w:r>
+        <w:t xml:space="preserve">Table S14. Pull-back analysis details (logistic regression in athletes still active at age 14, n = 1,914)</w:t>
+      </w:r>
+    </w:p>
+    <w:p>
+      <w:pPr>
+        <w:pStyle w:val="FirstParagraph"/>
+      </w:pPr>
+      <w:r>
+        <w:t xml:space="preserve">(Same content as Table 4 above with full coefficient detail; provided as supplementary for completeness.)</w:t>
+      </w:r>
+    </w:p>
+    <w:bookmarkEnd w:id="30"/>
+    <w:bookmarkStart w:id="31" w:name="X14a187cccba8ab8acd9d39950cd3e8c5b715a82"/>
+    <w:p>
+      <w:pPr>
+        <w:pStyle w:val="Heading2"/>
+      </w:pPr>
+      <w:r>
+        <w:t xml:space="preserve">Table S15. Time-aligned behavior versus performance (5-fold CV-AUC)</w:t>
+      </w:r>
+    </w:p>
+    <w:tbl>
+      <w:tblPr>
+        <w:tblStyle w:val="Table"/>
+        <w:tblW w:type="auto" w:w="0"/>
+        <w:tblLook w:firstRow="1" w:lastRow="0" w:firstColumn="0" w:lastColumn="0" w:noHBand="0" w:noVBand="0" w:val="0020"/>
+      </w:tblPr>
+      <w:tblGrid>
+        <w:gridCol w:w="2640"/>
+        <w:gridCol w:w="2640"/>
+        <w:gridCol w:w="2640"/>
+      </w:tblGrid>
+      <w:tr>
+        <w:trPr>
+          <w:tblHeader w:val="on"/>
+        </w:trPr>
+        <w:tc>
+          <w:tcPr/>
+          <w:p>
+            <w:pPr>
+              <w:pStyle w:val="Compact"/>
+            </w:pPr>
+            <w:r>
+              <w:t xml:space="preserve">Predictor set (all ages 13–14 measurements)</w:t>
+            </w:r>
+          </w:p>
+        </w:tc>
+        <w:tc>
+          <w:tcPr/>
+          <w:p>
+            <w:pPr>
+              <w:pStyle w:val="Compact"/>
+            </w:pPr>
+            <w:r>
+              <w:t xml:space="preserve">n</w:t>
+            </w:r>
+          </w:p>
+        </w:tc>
+        <w:tc>
+          <w:tcPr/>
+          <w:p>
+            <w:pPr>
+              <w:pStyle w:val="Compact"/>
+            </w:pPr>
+            <w:r>
+              <w:t xml:space="preserve">CV-AUC</w:t>
+            </w:r>
+          </w:p>
+        </w:tc>
+      </w:tr>
+      <w:tr>
+        <w:tc>
+          <w:tcPr/>
+          <w:p>
+            <w:pPr>
+              <w:pStyle w:val="Compact"/>
+            </w:pPr>
+            <w:r>
+              <w:t xml:space="preserve">Sex + baseline Tyrving</w:t>
+            </w:r>
+          </w:p>
+        </w:tc>
+        <w:tc>
+          <w:tcPr/>
+          <w:p>
+            <w:pPr>
+              <w:pStyle w:val="Compact"/>
+            </w:pPr>
+            <w:r>
+              <w:t xml:space="preserve">1,704</w:t>
+            </w:r>
+          </w:p>
+        </w:tc>
+        <w:tc>
+          <w:tcPr/>
+          <w:p>
+            <w:pPr>
+              <w:pStyle w:val="Compact"/>
+            </w:pPr>
+            <w:r>
+              <w:t xml:space="preserve">0.607 (±0.014)</w:t>
+            </w:r>
+          </w:p>
+        </w:tc>
+      </w:tr>
+      <w:tr>
+        <w:tc>
+          <w:tcPr/>
+          <w:p>
+            <w:pPr>
+              <w:pStyle w:val="Compact"/>
+            </w:pPr>
+            <w:r>
+              <w:t xml:space="preserve">Sex + pre-milestone volume</w:t>
+            </w:r>
+          </w:p>
+        </w:tc>
+        <w:tc>
+          <w:tcPr/>
+          <w:p>
+            <w:pPr>
+              <w:pStyle w:val="Compact"/>
+            </w:pPr>
+            <w:r>
+              <w:t xml:space="preserve">1,704</w:t>
+            </w:r>
+          </w:p>
+        </w:tc>
+        <w:tc>
+          <w:tcPr/>
+          <w:p>
+            <w:pPr>
+              <w:pStyle w:val="Compact"/>
+            </w:pPr>
+            <w:r>
+              <w:t xml:space="preserve">0.740 (±0.024)</w:t>
+            </w:r>
+          </w:p>
+        </w:tc>
+      </w:tr>
+      <w:tr>
+        <w:tc>
+          <w:tcPr/>
+          <w:p>
+            <w:pPr>
+              <w:pStyle w:val="Compact"/>
+            </w:pPr>
+            <w:r>
+              <w:t xml:space="preserve">Sex + Tyrving + pre-milestone volume</w:t>
+            </w:r>
+          </w:p>
+        </w:tc>
+        <w:tc>
+          <w:tcPr/>
+          <w:p>
+            <w:pPr>
+              <w:pStyle w:val="Compact"/>
+            </w:pPr>
+            <w:r>
+              <w:t xml:space="preserve">1,704</w:t>
+            </w:r>
+          </w:p>
+        </w:tc>
+        <w:tc>
+          <w:tcPr/>
+          <w:p>
+            <w:pPr>
+              <w:pStyle w:val="Compact"/>
+            </w:pPr>
+            <w:r>
+              <w:t xml:space="preserve">0.737 (±0.021)</w:t>
+            </w:r>
+          </w:p>
+        </w:tc>
+      </w:tr>
+    </w:tbl>
+    <w:p>
+      <w:pPr>
+        <w:pStyle w:val="BodyText"/>
+      </w:pPr>
+      <w:r>
+        <w:rPr>
+          <w:i/>
+          <w:iCs/>
+        </w:rPr>
+        <w:t xml:space="preserve">Note.</w:t>
+      </w:r>
+      <w:r>
+        <w:t xml:space="preserve"> </w:t>
+      </w:r>
+      <w:r>
+        <w:t xml:space="preserve">Even in a fully time-aligned comparison (both predictors observed during the baseline window of ages 13–14), behavior substantially out-predicts performance.</w:t>
+      </w:r>
+    </w:p>
+    <w:bookmarkEnd w:id="31"/>
+    <w:bookmarkStart w:id="32" w:name="X17e9a4b8e4f294fe106d952e9382005d4b3183b"/>
+    <w:p>
+      <w:pPr>
+        <w:pStyle w:val="Heading2"/>
+      </w:pPr>
+      <w:r>
+        <w:t xml:space="preserve">Table S16. Cox time-to-cessation with structural controls (baseline-only predictors)</w:t>
+      </w:r>
+    </w:p>
+    <w:tbl>
+      <w:tblPr>
+        <w:tblStyle w:val="Table"/>
+        <w:tblW w:type="pct" w:w="5000"/>
+        <w:tblLayout w:type="fixed"/>
+        <w:tblLook w:firstRow="1" w:lastRow="0" w:firstColumn="0" w:lastColumn="0" w:noHBand="0" w:noVBand="0" w:val="0020"/>
+      </w:tblPr>
+      <w:tblGrid>
+        <w:gridCol w:w="1980"/>
+        <w:gridCol w:w="1980"/>
+        <w:gridCol w:w="1980"/>
+        <w:gridCol w:w="1980"/>
+      </w:tblGrid>
+      <w:tr>
+        <w:trPr>
+          <w:tblHeader w:val="on"/>
+        </w:trPr>
+        <w:tc>
+          <w:tcPr/>
+          <w:p>
+            <w:pPr>
+              <w:pStyle w:val="Compact"/>
+            </w:pPr>
+            <w:r>
+              <w:t xml:space="preserve">Covariate</w:t>
+            </w:r>
+          </w:p>
+        </w:tc>
+        <w:tc>
+          <w:tcPr/>
+          <w:p>
+            <w:pPr>
+              <w:pStyle w:val="Compact"/>
+            </w:pPr>
+            <w:r>
+              <w:t xml:space="preserve">HR</w:t>
+            </w:r>
+          </w:p>
+        </w:tc>
+        <w:tc>
+          <w:tcPr/>
+          <w:p>
+            <w:pPr>
+              <w:pStyle w:val="Compact"/>
+            </w:pPr>
+            <w:r>
+              <w:t xml:space="preserve">95% CI</w:t>
+            </w:r>
+          </w:p>
+        </w:tc>
+        <w:tc>
+          <w:tcPr/>
+          <w:p>
+            <w:pPr>
+              <w:pStyle w:val="Compact"/>
+            </w:pPr>
+            <w:r>
+              <w:t xml:space="preserve">p</w:t>
+            </w:r>
+          </w:p>
+        </w:tc>
+      </w:tr>
+      <w:tr>
+        <w:tc>
+          <w:tcPr/>
+          <w:p>
+            <w:pPr>
+              <w:pStyle w:val="Compact"/>
+            </w:pPr>
+            <w:r>
+              <w:t xml:space="preserve">Female</w:t>
+            </w:r>
+          </w:p>
+        </w:tc>
+        <w:tc>
+          <w:tcPr/>
+          <w:p>
+            <w:pPr>
+              <w:pStyle w:val="Compact"/>
+            </w:pPr>
+            <w:r>
+              <w:t xml:space="preserve">1.16</w:t>
+            </w:r>
+          </w:p>
+        </w:tc>
+        <w:tc>
+          <w:tcPr/>
+          <w:p>
+            <w:pPr>
+              <w:pStyle w:val="Compact"/>
+            </w:pPr>
+            <w:r>
+              <w:t xml:space="preserve">[1.04, 1.28]</w:t>
+            </w:r>
+          </w:p>
+        </w:tc>
+        <w:tc>
+          <w:tcPr/>
+          <w:p>
+            <w:pPr>
+              <w:pStyle w:val="Compact"/>
+            </w:pPr>
+            <w:r>
+              <w:t xml:space="preserve">.005</w:t>
+            </w:r>
+          </w:p>
+        </w:tc>
+      </w:tr>
+      <w:tr>
+        <w:tc>
+          <w:tcPr/>
+          <w:p>
+            <w:pPr>
+              <w:pStyle w:val="Compact"/>
+            </w:pPr>
+            <w:r>
+              <w:t xml:space="preserve">Tyrving (z)</w:t>
+            </w:r>
+          </w:p>
+        </w:tc>
+        <w:tc>
+          <w:tcPr/>
+          <w:p>
+            <w:pPr>
+              <w:pStyle w:val="Compact"/>
+            </w:pPr>
+            <w:r>
+              <w:t xml:space="preserve">0.99</w:t>
+            </w:r>
+          </w:p>
+        </w:tc>
+        <w:tc>
+          <w:tcPr/>
+          <w:p>
+            <w:pPr>
+              <w:pStyle w:val="Compact"/>
+            </w:pPr>
+            <w:r>
+              <w:t xml:space="preserve">[0.94, 1.04]</w:t>
+            </w:r>
+          </w:p>
+        </w:tc>
+        <w:tc>
+          <w:tcPr/>
+          <w:p>
+            <w:pPr>
+              <w:pStyle w:val="Compact"/>
+            </w:pPr>
+            <w:r>
+              <w:t xml:space="preserve">.749</w:t>
+            </w:r>
+          </w:p>
+        </w:tc>
+      </w:tr>
+      <w:tr>
+        <w:tc>
+          <w:tcPr/>
+          <w:p>
+            <w:pPr>
+              <w:pStyle w:val="Compact"/>
+            </w:pPr>
+            <w:r>
+              <w:t xml:space="preserve">HHI early (z)</w:t>
+            </w:r>
+          </w:p>
+        </w:tc>
+        <w:tc>
+          <w:tcPr/>
+          <w:p>
+            <w:pPr>
+              <w:pStyle w:val="Compact"/>
+            </w:pPr>
+            <w:r>
+              <w:t xml:space="preserve">0.80</w:t>
+            </w:r>
+          </w:p>
+        </w:tc>
+        <w:tc>
+          <w:tcPr/>
+          <w:p>
+            <w:pPr>
+              <w:pStyle w:val="Compact"/>
+            </w:pPr>
+            <w:r>
+              <w:t xml:space="preserve">[0.76, 0.85]</w:t>
+            </w:r>
+          </w:p>
+        </w:tc>
+        <w:tc>
+          <w:tcPr/>
+          <w:p>
+            <w:pPr>
+              <w:pStyle w:val="Compact"/>
+            </w:pPr>
+            <w:r>
+              <w:t xml:space="preserve">&lt; .001</w:t>
+            </w:r>
+          </w:p>
+        </w:tc>
+      </w:tr>
+      <w:tr>
+        <w:tc>
+          <w:tcPr/>
+          <w:p>
+            <w:pPr>
+              <w:pStyle w:val="Compact"/>
+            </w:pPr>
+            <w:r>
+              <w:rPr>
+                <w:b/>
+                <w:bCs/>
+              </w:rPr>
+              <w:t xml:space="preserve">Pre-milestone volume (z)</w:t>
+            </w:r>
+          </w:p>
+        </w:tc>
+        <w:tc>
+          <w:tcPr/>
+          <w:p>
+            <w:pPr>
+              <w:pStyle w:val="Compact"/>
+            </w:pPr>
+            <w:r>
+              <w:rPr>
+                <w:b/>
+                <w:bCs/>
+              </w:rPr>
+              <w:t xml:space="preserve">0.49</w:t>
+            </w:r>
+          </w:p>
+        </w:tc>
+        <w:tc>
+          <w:tcPr/>
+          <w:p>
+            <w:pPr>
+              <w:pStyle w:val="Compact"/>
+            </w:pPr>
+            <w:r>
+              <w:rPr>
+                <w:b/>
+                <w:bCs/>
+              </w:rPr>
+              <w:t xml:space="preserve">[0.46, 0.53]</w:t>
+            </w:r>
+          </w:p>
+        </w:tc>
+        <w:tc>
+          <w:tcPr/>
+          <w:p>
+            <w:pPr>
+              <w:pStyle w:val="Compact"/>
+            </w:pPr>
+            <w:r>
+              <w:rPr>
+                <w:b/>
+                <w:bCs/>
+              </w:rPr>
+              <w:t xml:space="preserve">&lt; .001</w:t>
+            </w:r>
+          </w:p>
+        </w:tc>
+      </w:tr>
+      <w:tr>
+        <w:tc>
+          <w:tcPr/>
+          <w:p>
+            <w:pPr>
+              <w:pStyle w:val="Compact"/>
+            </w:pPr>
+            <w:r>
+              <w:t xml:space="preserve">Q1 born</w:t>
+            </w:r>
+          </w:p>
+        </w:tc>
+        <w:tc>
+          <w:tcPr/>
+          <w:p>
+            <w:pPr>
+              <w:pStyle w:val="Compact"/>
+            </w:pPr>
+            <w:r>
+              <w:t xml:space="preserve">1.01</w:t>
+            </w:r>
+          </w:p>
+        </w:tc>
+        <w:tc>
+          <w:tcPr/>
+          <w:p>
+            <w:pPr>
+              <w:pStyle w:val="Compact"/>
+            </w:pPr>
+            <w:r>
+              <w:t xml:space="preserve">[0.90, 1.13]</w:t>
+            </w:r>
+          </w:p>
+        </w:tc>
+        <w:tc>
+          <w:tcPr/>
+          <w:p>
+            <w:pPr>
+              <w:pStyle w:val="Compact"/>
+            </w:pPr>
+            <w:r>
+              <w:t xml:space="preserve">.913</w:t>
+            </w:r>
+          </w:p>
+        </w:tc>
+      </w:tr>
+      <w:tr>
+        <w:tc>
+          <w:tcPr/>
+          <w:p>
+            <w:pPr>
+              <w:pStyle w:val="Compact"/>
+            </w:pPr>
+            <w:r>
+              <w:t xml:space="preserve">Q4 born</w:t>
+            </w:r>
+          </w:p>
+        </w:tc>
+        <w:tc>
+          <w:tcPr/>
+          <w:p>
+            <w:pPr>
+              <w:pStyle w:val="Compact"/>
+            </w:pPr>
+            <w:r>
+              <w:t xml:space="preserve">0.88</w:t>
+            </w:r>
+          </w:p>
+        </w:tc>
+        <w:tc>
+          <w:tcPr/>
+          <w:p>
+            <w:pPr>
+              <w:pStyle w:val="Compact"/>
+            </w:pPr>
+            <w:r>
+              <w:t xml:space="preserve">[0.76, 1.01]</w:t>
+            </w:r>
+          </w:p>
+        </w:tc>
+        <w:tc>
+          <w:tcPr/>
+          <w:p>
+            <w:pPr>
+              <w:pStyle w:val="Compact"/>
+            </w:pPr>
+            <w:r>
+              <w:t xml:space="preserve">.074</w:t>
+            </w:r>
+          </w:p>
+        </w:tc>
+      </w:tr>
+      <w:tr>
+        <w:tc>
+          <w:tcPr/>
+          <w:p>
+            <w:pPr>
+              <w:pStyle w:val="Compact"/>
+            </w:pPr>
+            <w:r>
+              <w:t xml:space="preserve">Region: Østlandet</w:t>
+            </w:r>
+          </w:p>
+        </w:tc>
+        <w:tc>
+          <w:tcPr/>
+          <w:p>
+            <w:pPr>
+              <w:pStyle w:val="Compact"/>
+            </w:pPr>
+            <w:r>
+              <w:t xml:space="preserve">0.93</w:t>
+            </w:r>
+          </w:p>
+        </w:tc>
+        <w:tc>
+          <w:tcPr/>
+          <w:p>
+            <w:pPr>
+              <w:pStyle w:val="Compact"/>
+            </w:pPr>
+            <w:r>
+              <w:t xml:space="preserve">[0.82, 1.05]</w:t>
+            </w:r>
+          </w:p>
+        </w:tc>
+        <w:tc>
+          <w:tcPr/>
+          <w:p>
+            <w:pPr>
+              <w:pStyle w:val="Compact"/>
+            </w:pPr>
+            <w:r>
+              <w:t xml:space="preserve">.219</w:t>
+            </w:r>
+          </w:p>
+        </w:tc>
+      </w:tr>
+      <w:tr>
+        <w:tc>
+          <w:tcPr/>
+          <w:p>
+            <w:pPr>
+              <w:pStyle w:val="Compact"/>
+            </w:pPr>
+            <w:r>
+              <w:t xml:space="preserve">Region: Midt-Norge</w:t>
+            </w:r>
+          </w:p>
+        </w:tc>
+        <w:tc>
+          <w:tcPr/>
+          <w:p>
+            <w:pPr>
+              <w:pStyle w:val="Compact"/>
+            </w:pPr>
+            <w:r>
+              <w:t xml:space="preserve">1.02</w:t>
+            </w:r>
+          </w:p>
+        </w:tc>
+        <w:tc>
+          <w:tcPr/>
+          <w:p>
+            <w:pPr>
+              <w:pStyle w:val="Compact"/>
+            </w:pPr>
+            <w:r>
+              <w:t xml:space="preserve">[0.89, 1.16]</w:t>
+            </w:r>
+          </w:p>
+        </w:tc>
+        <w:tc>
+          <w:tcPr/>
+          <w:p>
+            <w:pPr>
+              <w:pStyle w:val="Compact"/>
+            </w:pPr>
+            <w:r>
+              <w:t xml:space="preserve">.785</w:t>
+            </w:r>
+          </w:p>
+        </w:tc>
+      </w:tr>
+      <w:tr>
+        <w:tc>
+          <w:tcPr/>
+          <w:p>
+            <w:pPr>
+              <w:pStyle w:val="Compact"/>
+            </w:pPr>
+            <w:r>
+              <w:t xml:space="preserve">Club size (z)</w:t>
+            </w:r>
+          </w:p>
+        </w:tc>
+        <w:tc>
+          <w:tcPr/>
+          <w:p>
+            <w:pPr>
+              <w:pStyle w:val="Compact"/>
+            </w:pPr>
+            <w:r>
+              <w:t xml:space="preserve">1.02</w:t>
+            </w:r>
+          </w:p>
+        </w:tc>
+        <w:tc>
+          <w:tcPr/>
+          <w:p>
+            <w:pPr>
+              <w:pStyle w:val="Compact"/>
+            </w:pPr>
+            <w:r>
+              <w:t xml:space="preserve">[0.97, 1.07]</w:t>
+            </w:r>
+          </w:p>
+        </w:tc>
+        <w:tc>
+          <w:tcPr/>
+          <w:p>
+            <w:pPr>
+              <w:pStyle w:val="Compact"/>
+            </w:pPr>
+            <w:r>
+              <w:t xml:space="preserve">.517</w:t>
+            </w:r>
+          </w:p>
+        </w:tc>
+      </w:tr>
+    </w:tbl>
+    <w:p>
+      <w:pPr>
+        <w:pStyle w:val="BodyText"/>
+      </w:pPr>
+      <w:r>
+        <w:rPr>
+          <w:i/>
+          <w:iCs/>
+        </w:rPr>
+        <w:t xml:space="preserve">Note.</w:t>
+      </w:r>
+      <w:r>
+        <w:t xml:space="preserve"> </w:t>
+      </w:r>
+      <w:r>
+        <w:t xml:space="preserve">n = 1,704; C-index = 0.742. Higher HHI (specialization) associated with lower dropout hazard.</w:t>
+      </w:r>
+    </w:p>
+    <w:bookmarkEnd w:id="32"/>
+    <w:bookmarkStart w:id="33" w:name="Xf13287c4a9ad644959b75465c58f32083ba4e76"/>
+    <w:p>
+      <w:pPr>
+        <w:pStyle w:val="Heading2"/>
+      </w:pPr>
+      <w:r>
+        <w:t xml:space="preserve">Table S17. Cross-validated AUC for nested predictor subsets predicting senior retention</w:t>
+      </w:r>
+    </w:p>
+    <w:tbl>
+      <w:tblPr>
+        <w:tblStyle w:val="Table"/>
+        <w:tblW w:type="pct" w:w="5000"/>
+        <w:tblLayout w:type="fixed"/>
+        <w:tblLook w:firstRow="1" w:lastRow="0" w:firstColumn="0" w:lastColumn="0" w:noHBand="0" w:noVBand="0" w:val="0020"/>
+      </w:tblPr>
+      <w:tblGrid>
+        <w:gridCol w:w="1584"/>
+        <w:gridCol w:w="1584"/>
+        <w:gridCol w:w="1584"/>
+        <w:gridCol w:w="1584"/>
+        <w:gridCol w:w="1584"/>
+      </w:tblGrid>
+      <w:tr>
+        <w:trPr>
+          <w:tblHeader w:val="on"/>
+        </w:trPr>
+        <w:tc>
+          <w:tcPr/>
+          <w:p>
+            <w:pPr>
+              <w:pStyle w:val="Compact"/>
+            </w:pPr>
+            <w:r>
+              <w:t xml:space="preserve">Predictor set</w:t>
+            </w:r>
+          </w:p>
+        </w:tc>
+        <w:tc>
+          <w:tcPr/>
+          <w:p>
+            <w:pPr>
+              <w:pStyle w:val="Compact"/>
+            </w:pPr>
+            <w:r>
+              <w:t xml:space="preserve">n features</w:t>
+            </w:r>
+          </w:p>
+        </w:tc>
+        <w:tc>
+          <w:tcPr/>
+          <w:p>
+            <w:pPr>
+              <w:pStyle w:val="Compact"/>
+            </w:pPr>
+            <w:r>
+              <w:t xml:space="preserve">n</w:t>
+            </w:r>
+          </w:p>
+        </w:tc>
+        <w:tc>
+          <w:tcPr/>
+          <w:p>
+            <w:pPr>
+              <w:pStyle w:val="Compact"/>
+            </w:pPr>
+            <w:r>
+              <w:t xml:space="preserve">AUC (logistic)</w:t>
+            </w:r>
+          </w:p>
+        </w:tc>
+        <w:tc>
+          <w:tcPr/>
+          <w:p>
+            <w:pPr>
+              <w:pStyle w:val="Compact"/>
+            </w:pPr>
+            <w:r>
+              <w:t xml:space="preserve">AUC (random forest)</w:t>
+            </w:r>
+          </w:p>
+        </w:tc>
+      </w:tr>
+      <w:tr>
+        <w:tc>
+          <w:tcPr/>
+          <w:p>
+            <w:pPr>
+              <w:pStyle w:val="Compact"/>
+            </w:pPr>
+            <w:r>
+              <w:t xml:space="preserve">Baseline only (sex + Tyrving best)</w:t>
+            </w:r>
+          </w:p>
+        </w:tc>
+        <w:tc>
+          <w:tcPr/>
+          <w:p>
+            <w:pPr>
+              <w:pStyle w:val="Compact"/>
+            </w:pPr>
+            <w:r>
+              <w:t xml:space="preserve">2</w:t>
+            </w:r>
+          </w:p>
+        </w:tc>
+        <w:tc>
+          <w:tcPr/>
+          <w:p>
+            <w:pPr>
+              <w:pStyle w:val="Compact"/>
+            </w:pPr>
+            <w:r>
+              <w:t xml:space="preserve">1,217</w:t>
+            </w:r>
+          </w:p>
+        </w:tc>
+        <w:tc>
+          <w:tcPr/>
+          <w:p>
+            <w:pPr>
+              <w:pStyle w:val="Compact"/>
+            </w:pPr>
+            <w:r>
+              <w:t xml:space="preserve">0.59 (±0.04)</w:t>
+            </w:r>
+          </w:p>
+        </w:tc>
+        <w:tc>
+          <w:tcPr/>
+          <w:p>
+            <w:pPr>
+              <w:pStyle w:val="Compact"/>
+            </w:pPr>
+            <w:r>
+              <w:t xml:space="preserve">0.58 (±0.02)</w:t>
+            </w:r>
+          </w:p>
+        </w:tc>
+      </w:tr>
+      <w:tr>
+        <w:tc>
+          <w:tcPr/>
+          <w:p>
+            <w:pPr>
+              <w:pStyle w:val="Compact"/>
+            </w:pPr>
+            <w:r>
+              <w:t xml:space="preserve">Specialization only (sex + HHI + n categories)</w:t>
+            </w:r>
+          </w:p>
+        </w:tc>
+        <w:tc>
+          <w:tcPr/>
+          <w:p>
+            <w:pPr>
+              <w:pStyle w:val="Compact"/>
+            </w:pPr>
+            <w:r>
+              <w:t xml:space="preserve">3</w:t>
+            </w:r>
+          </w:p>
+        </w:tc>
+        <w:tc>
+          <w:tcPr/>
+          <w:p>
+            <w:pPr>
+              <w:pStyle w:val="Compact"/>
+            </w:pPr>
+            <w:r>
+              <w:t xml:space="preserve">1,217</w:t>
+            </w:r>
+          </w:p>
+        </w:tc>
+        <w:tc>
+          <w:tcPr/>
+          <w:p>
+            <w:pPr>
+              <w:pStyle w:val="Compact"/>
+            </w:pPr>
+            <w:r>
+              <w:t xml:space="preserve">0.60 (±0.06)</w:t>
+            </w:r>
+          </w:p>
+        </w:tc>
+        <w:tc>
+          <w:tcPr/>
+          <w:p>
+            <w:pPr>
+              <w:pStyle w:val="Compact"/>
+            </w:pPr>
+            <w:r>
+              <w:t xml:space="preserve">0.57 (±0.05)</w:t>
+            </w:r>
+          </w:p>
+        </w:tc>
+      </w:tr>
+      <w:tr>
+        <w:tc>
+          <w:tcPr/>
+          <w:p>
+            <w:pPr>
+              <w:pStyle w:val="Compact"/>
+            </w:pPr>
+            <w:r>
+              <w:t xml:space="preserve">Volume only (sex + meets ages 13–16)</w:t>
+            </w:r>
+          </w:p>
+        </w:tc>
+        <w:tc>
+          <w:tcPr/>
+          <w:p>
+            <w:pPr>
+              <w:pStyle w:val="Compact"/>
+            </w:pPr>
+            <w:r>
+              <w:t xml:space="preserve">5</w:t>
+            </w:r>
+          </w:p>
+        </w:tc>
+        <w:tc>
+          <w:tcPr/>
+          <w:p>
+            <w:pPr>
+              <w:pStyle w:val="Compact"/>
+            </w:pPr>
+            <w:r>
+              <w:t xml:space="preserve">1,217</w:t>
+            </w:r>
+          </w:p>
+        </w:tc>
+        <w:tc>
+          <w:tcPr/>
+          <w:p>
+            <w:pPr>
+              <w:pStyle w:val="Compact"/>
+            </w:pPr>
+            <w:r>
+              <w:t xml:space="preserve">0.82 (±0.03)</w:t>
+            </w:r>
+          </w:p>
+        </w:tc>
+        <w:tc>
+          <w:tcPr/>
+          <w:p>
+            <w:pPr>
+              <w:pStyle w:val="Compact"/>
+            </w:pPr>
+            <w:r>
+              <w:t xml:space="preserve">0.80 (±0.03)</w:t>
+            </w:r>
+          </w:p>
+        </w:tc>
+      </w:tr>
+      <w:tr>
+        <w:tc>
+          <w:tcPr/>
+          <w:p>
+            <w:pPr>
+              <w:pStyle w:val="Compact"/>
+            </w:pPr>
+            <w:r>
+              <w:t xml:space="preserve">Volume + specialization (pre-baseline behavioral)</w:t>
+            </w:r>
+          </w:p>
+        </w:tc>
+        <w:tc>
+          <w:tcPr/>
+          <w:p>
+            <w:pPr>
+              <w:pStyle w:val="Compact"/>
+            </w:pPr>
+            <w:r>
+              <w:t xml:space="preserve">8</w:t>
+            </w:r>
+          </w:p>
+        </w:tc>
+        <w:tc>
+          <w:tcPr/>
+          <w:p>
+            <w:pPr>
+              <w:pStyle w:val="Compact"/>
+            </w:pPr>
+            <w:r>
+              <w:t xml:space="preserve">1,217</w:t>
+            </w:r>
+          </w:p>
+        </w:tc>
+        <w:tc>
+          <w:tcPr/>
+          <w:p>
+            <w:pPr>
+              <w:pStyle w:val="Compact"/>
+            </w:pPr>
+            <w:r>
+              <w:t xml:space="preserve">0.82 (±0.03)</w:t>
+            </w:r>
+          </w:p>
+        </w:tc>
+        <w:tc>
+          <w:tcPr/>
+          <w:p>
+            <w:pPr>
+              <w:pStyle w:val="Compact"/>
+            </w:pPr>
+            <w:r>
+              <w:t xml:space="preserve">0.80 (±0.03)</w:t>
+            </w:r>
+          </w:p>
+        </w:tc>
+      </w:tr>
+      <w:tr>
+        <w:tc>
+          <w:tcPr/>
+          <w:p>
+            <w:pPr>
+              <w:pStyle w:val="Compact"/>
+            </w:pPr>
+            <w:r>
+              <w:t xml:space="preserve">Full model (all 22 predictors)</w:t>
+            </w:r>
+          </w:p>
+        </w:tc>
+        <w:tc>
+          <w:tcPr/>
+          <w:p>
+            <w:pPr>
+              <w:pStyle w:val="Compact"/>
+            </w:pPr>
+            <w:r>
+              <w:t xml:space="preserve">22</w:t>
+            </w:r>
+          </w:p>
+        </w:tc>
+        <w:tc>
+          <w:tcPr/>
+          <w:p>
+            <w:pPr>
+              <w:pStyle w:val="Compact"/>
+            </w:pPr>
+            <w:r>
+              <w:t xml:space="preserve">1,217</w:t>
+            </w:r>
+          </w:p>
+        </w:tc>
+        <w:tc>
+          <w:tcPr/>
+          <w:p>
+            <w:pPr>
+              <w:pStyle w:val="Compact"/>
+            </w:pPr>
+            <w:r>
+              <w:t xml:space="preserve">0.81 (±0.03)</w:t>
+            </w:r>
+          </w:p>
+        </w:tc>
+        <w:tc>
+          <w:tcPr/>
+          <w:p>
+            <w:pPr>
+              <w:pStyle w:val="Compact"/>
+            </w:pPr>
+            <w:r>
+              <w:t xml:space="preserve">0.82 (±0.03)</w:t>
+            </w:r>
+          </w:p>
+        </w:tc>
+      </w:tr>
+    </w:tbl>
+    <w:p>
+      <w:pPr>
+        <w:pStyle w:val="BodyText"/>
+      </w:pPr>
+      <w:r>
+        <w:rPr>
+          <w:i/>
+          <w:iCs/>
+        </w:rPr>
+        <w:t xml:space="preserve">Note.</w:t>
+      </w:r>
+      <w:r>
+        <w:t xml:space="preserve"> </w:t>
+      </w:r>
+      <w:r>
+        <w:t xml:space="preserve">This table includes post-baseline behavioral predictors (ages 15–16) and therefore overlaps with the early portion of the at-risk window; AUCs are descriptive rather than ordinary prospective prediction quantities.</w:t>
+      </w:r>
+    </w:p>
+    <w:bookmarkEnd w:id="33"/>
+    <w:bookmarkEnd w:id="34"/>
     <w:sectPr>
       <w:footnotePr>
         <w:numRestart w:val="eachSect"/>

--- a/forskning/ncc-kohort/submission_pse/TABLES.docx
+++ b/forskning/ncc-kohort/submission_pse/TABLES.docx
@@ -3995,7 +3995,7 @@
     </w:p>
     <w:bookmarkEnd w:id="15"/>
     <w:bookmarkEnd w:id="16"/>
-    <w:bookmarkStart w:id="34" w:name="supplementary-tables"/>
+    <w:bookmarkStart w:id="35" w:name="supplementary-tables"/>
     <w:p>
       <w:pPr>
         <w:pStyle w:val="Heading1"/>
@@ -9615,7 +9615,941 @@
       </w:r>
     </w:p>
     <w:bookmarkEnd w:id="33"/>
+    <w:bookmarkStart w:id="34" w:name="X5c379b90a60abcbc0b20a4588c7355781c67088"/>
+    <w:p>
+      <w:pPr>
+        <w:pStyle w:val="Heading2"/>
+      </w:pPr>
+      <w:r>
+        <w:t xml:space="preserve">Table S18. Specialization-vs-performance confound check: does HHI proxy for performance in the primary event category?</w:t>
+      </w:r>
+    </w:p>
+    <w:p>
+      <w:pPr>
+        <w:pStyle w:val="FirstParagraph"/>
+      </w:pPr>
+      <w:r>
+        <w:t xml:space="preserve">Three logistic-regression specifications for active senior status. Model A is the primary L4 model (using maximum Tyrving across all baseline events). Model B adds the best Tyrving score in the athlete’s</w:t>
+      </w:r>
+      <w:r>
+        <w:t xml:space="preserve"> </w:t>
+      </w:r>
+      <w:r>
+        <w:rPr>
+          <w:i/>
+          <w:iCs/>
+        </w:rPr>
+        <w:t xml:space="preserve">primary</w:t>
+      </w:r>
+      <w:r>
+        <w:t xml:space="preserve"> </w:t>
+      </w:r>
+      <w:r>
+        <w:t xml:space="preserve">baseline event category (tyrving_main). Model C replaces tyrving_best with tyrving_main.</w:t>
+      </w:r>
+    </w:p>
+    <w:tbl>
+      <w:tblPr>
+        <w:tblStyle w:val="Table"/>
+        <w:tblW w:type="pct" w:w="5000"/>
+        <w:tblLayout w:type="fixed"/>
+        <w:tblLook w:firstRow="1" w:lastRow="0" w:firstColumn="0" w:lastColumn="0" w:noHBand="0" w:noVBand="0" w:val="0020"/>
+      </w:tblPr>
+      <w:tblGrid>
+        <w:gridCol w:w="1584"/>
+        <w:gridCol w:w="1584"/>
+        <w:gridCol w:w="1584"/>
+        <w:gridCol w:w="1584"/>
+        <w:gridCol w:w="1584"/>
+      </w:tblGrid>
+      <w:tr>
+        <w:trPr>
+          <w:tblHeader w:val="on"/>
+        </w:trPr>
+        <w:tc>
+          <w:tcPr/>
+          <w:p>
+            <w:pPr>
+              <w:pStyle w:val="Compact"/>
+            </w:pPr>
+            <w:r>
+              <w:t xml:space="preserve">Model</w:t>
+            </w:r>
+          </w:p>
+        </w:tc>
+        <w:tc>
+          <w:tcPr/>
+          <w:p>
+            <w:pPr>
+              <w:pStyle w:val="Compact"/>
+            </w:pPr>
+            <w:r>
+              <w:t xml:space="preserve">Covariate</w:t>
+            </w:r>
+          </w:p>
+        </w:tc>
+        <w:tc>
+          <w:tcPr/>
+          <w:p>
+            <w:pPr>
+              <w:pStyle w:val="Compact"/>
+            </w:pPr>
+            <w:r>
+              <w:t xml:space="preserve">OR</w:t>
+            </w:r>
+          </w:p>
+        </w:tc>
+        <w:tc>
+          <w:tcPr/>
+          <w:p>
+            <w:pPr>
+              <w:pStyle w:val="Compact"/>
+            </w:pPr>
+            <w:r>
+              <w:t xml:space="preserve">95% CI</w:t>
+            </w:r>
+          </w:p>
+        </w:tc>
+        <w:tc>
+          <w:tcPr/>
+          <w:p>
+            <w:pPr>
+              <w:pStyle w:val="Compact"/>
+            </w:pPr>
+            <w:r>
+              <w:t xml:space="preserve">p</w:t>
+            </w:r>
+          </w:p>
+        </w:tc>
+      </w:tr>
+      <w:tr>
+        <w:tc>
+          <w:tcPr/>
+          <w:p>
+            <w:pPr>
+              <w:pStyle w:val="Compact"/>
+            </w:pPr>
+            <w:r>
+              <w:rPr>
+                <w:b/>
+                <w:bCs/>
+              </w:rPr>
+              <w:t xml:space="preserve">A</w:t>
+            </w:r>
+            <w:r>
+              <w:t xml:space="preserve">: Primary L4 (with tyrving_best)</w:t>
+            </w:r>
+          </w:p>
+        </w:tc>
+        <w:tc>
+          <w:tcPr/>
+          <w:p>
+            <w:pPr>
+              <w:pStyle w:val="Compact"/>
+            </w:pPr>
+            <w:r>
+              <w:t xml:space="preserve">Female</w:t>
+            </w:r>
+          </w:p>
+        </w:tc>
+        <w:tc>
+          <w:tcPr/>
+          <w:p>
+            <w:pPr>
+              <w:pStyle w:val="Compact"/>
+            </w:pPr>
+            <w:r>
+              <w:t xml:space="preserve">0.61</w:t>
+            </w:r>
+          </w:p>
+        </w:tc>
+        <w:tc>
+          <w:tcPr/>
+          <w:p>
+            <w:pPr>
+              <w:pStyle w:val="Compact"/>
+            </w:pPr>
+            <w:r>
+              <w:t xml:space="preserve">[0.46, 0.80]</w:t>
+            </w:r>
+          </w:p>
+        </w:tc>
+        <w:tc>
+          <w:tcPr/>
+          <w:p>
+            <w:pPr>
+              <w:pStyle w:val="Compact"/>
+            </w:pPr>
+            <w:r>
+              <w:t xml:space="preserve">&lt; .001</w:t>
+            </w:r>
+          </w:p>
+        </w:tc>
+      </w:tr>
+      <w:tr>
+        <w:tc>
+          <w:tcPr/>
+          <w:p>
+            <w:pPr>
+              <w:pStyle w:val="Compact"/>
+            </w:pPr>
+            <w:r>
+              <w:t xml:space="preserve">n = 1,704</w:t>
+            </w:r>
+          </w:p>
+        </w:tc>
+        <w:tc>
+          <w:tcPr/>
+          <w:p>
+            <w:pPr>
+              <w:pStyle w:val="Compact"/>
+            </w:pPr>
+            <w:r>
+              <w:t xml:space="preserve">Tyrving best (z)</w:t>
+            </w:r>
+          </w:p>
+        </w:tc>
+        <w:tc>
+          <w:tcPr/>
+          <w:p>
+            <w:pPr>
+              <w:pStyle w:val="Compact"/>
+            </w:pPr>
+            <w:r>
+              <w:t xml:space="preserve">1.12</w:t>
+            </w:r>
+          </w:p>
+        </w:tc>
+        <w:tc>
+          <w:tcPr/>
+          <w:p>
+            <w:pPr>
+              <w:pStyle w:val="Compact"/>
+            </w:pPr>
+            <w:r>
+              <w:t xml:space="preserve">[0.96, 1.30]</w:t>
+            </w:r>
+          </w:p>
+        </w:tc>
+        <w:tc>
+          <w:tcPr/>
+          <w:p>
+            <w:pPr>
+              <w:pStyle w:val="Compact"/>
+            </w:pPr>
+            <w:r>
+              <w:t xml:space="preserve">.144</w:t>
+            </w:r>
+          </w:p>
+        </w:tc>
+      </w:tr>
+      <w:tr>
+        <w:tc>
+          <w:tcPr/>
+          <w:p>
+            <w:pPr>
+              <w:pStyle w:val="Compact"/>
+            </w:pPr>
+          </w:p>
+        </w:tc>
+        <w:tc>
+          <w:tcPr/>
+          <w:p>
+            <w:pPr>
+              <w:pStyle w:val="Compact"/>
+            </w:pPr>
+            <w:r>
+              <w:rPr>
+                <w:b/>
+                <w:bCs/>
+              </w:rPr>
+              <w:t xml:space="preserve">HHI early (z)</w:t>
+            </w:r>
+          </w:p>
+        </w:tc>
+        <w:tc>
+          <w:tcPr/>
+          <w:p>
+            <w:pPr>
+              <w:pStyle w:val="Compact"/>
+            </w:pPr>
+            <w:r>
+              <w:rPr>
+                <w:b/>
+                <w:bCs/>
+              </w:rPr>
+              <w:t xml:space="preserve">1.36</w:t>
+            </w:r>
+          </w:p>
+        </w:tc>
+        <w:tc>
+          <w:tcPr/>
+          <w:p>
+            <w:pPr>
+              <w:pStyle w:val="Compact"/>
+            </w:pPr>
+            <w:r>
+              <w:rPr>
+                <w:b/>
+                <w:bCs/>
+              </w:rPr>
+              <w:t xml:space="preserve">[1.17, 1.57]</w:t>
+            </w:r>
+          </w:p>
+        </w:tc>
+        <w:tc>
+          <w:tcPr/>
+          <w:p>
+            <w:pPr>
+              <w:pStyle w:val="Compact"/>
+            </w:pPr>
+            <w:r>
+              <w:rPr>
+                <w:b/>
+                <w:bCs/>
+              </w:rPr>
+              <w:t xml:space="preserve">&lt; .001</w:t>
+            </w:r>
+          </w:p>
+        </w:tc>
+      </w:tr>
+      <w:tr>
+        <w:tc>
+          <w:tcPr/>
+          <w:p>
+            <w:pPr>
+              <w:pStyle w:val="Compact"/>
+            </w:pPr>
+          </w:p>
+        </w:tc>
+        <w:tc>
+          <w:tcPr/>
+          <w:p>
+            <w:pPr>
+              <w:pStyle w:val="Compact"/>
+            </w:pPr>
+            <w:r>
+              <w:t xml:space="preserve">Pre-milestone volume (z)</w:t>
+            </w:r>
+          </w:p>
+        </w:tc>
+        <w:tc>
+          <w:tcPr/>
+          <w:p>
+            <w:pPr>
+              <w:pStyle w:val="Compact"/>
+            </w:pPr>
+            <w:r>
+              <w:t xml:space="preserve">2.40</w:t>
+            </w:r>
+          </w:p>
+        </w:tc>
+        <w:tc>
+          <w:tcPr/>
+          <w:p>
+            <w:pPr>
+              <w:pStyle w:val="Compact"/>
+            </w:pPr>
+            <w:r>
+              <w:t xml:space="preserve">[2.08, 2.76]</w:t>
+            </w:r>
+          </w:p>
+        </w:tc>
+        <w:tc>
+          <w:tcPr/>
+          <w:p>
+            <w:pPr>
+              <w:pStyle w:val="Compact"/>
+            </w:pPr>
+            <w:r>
+              <w:t xml:space="preserve">&lt; .001</w:t>
+            </w:r>
+          </w:p>
+        </w:tc>
+      </w:tr>
+      <w:tr>
+        <w:tc>
+          <w:tcPr/>
+          <w:p>
+            <w:pPr>
+              <w:pStyle w:val="Compact"/>
+            </w:pPr>
+            <w:r>
+              <w:rPr>
+                <w:b/>
+                <w:bCs/>
+              </w:rPr>
+              <w:t xml:space="preserve">B</w:t>
+            </w:r>
+            <w:r>
+              <w:t xml:space="preserve">: + Tyrving in primary category</w:t>
+            </w:r>
+          </w:p>
+        </w:tc>
+        <w:tc>
+          <w:tcPr/>
+          <w:p>
+            <w:pPr>
+              <w:pStyle w:val="Compact"/>
+            </w:pPr>
+            <w:r>
+              <w:t xml:space="preserve">Female</w:t>
+            </w:r>
+          </w:p>
+        </w:tc>
+        <w:tc>
+          <w:tcPr/>
+          <w:p>
+            <w:pPr>
+              <w:pStyle w:val="Compact"/>
+            </w:pPr>
+            <w:r>
+              <w:t xml:space="preserve">0.62</w:t>
+            </w:r>
+          </w:p>
+        </w:tc>
+        <w:tc>
+          <w:tcPr/>
+          <w:p>
+            <w:pPr>
+              <w:pStyle w:val="Compact"/>
+            </w:pPr>
+            <w:r>
+              <w:t xml:space="preserve">[0.47, 0.83]</w:t>
+            </w:r>
+          </w:p>
+        </w:tc>
+        <w:tc>
+          <w:tcPr/>
+          <w:p>
+            <w:pPr>
+              <w:pStyle w:val="Compact"/>
+            </w:pPr>
+            <w:r>
+              <w:t xml:space="preserve">.001</w:t>
+            </w:r>
+          </w:p>
+        </w:tc>
+      </w:tr>
+      <w:tr>
+        <w:tc>
+          <w:tcPr/>
+          <w:p>
+            <w:pPr>
+              <w:pStyle w:val="Compact"/>
+            </w:pPr>
+            <w:r>
+              <w:t xml:space="preserve">n = 1,521</w:t>
+            </w:r>
+          </w:p>
+        </w:tc>
+        <w:tc>
+          <w:tcPr/>
+          <w:p>
+            <w:pPr>
+              <w:pStyle w:val="Compact"/>
+            </w:pPr>
+            <w:r>
+              <w:t xml:space="preserve">Tyrving best (z)</w:t>
+            </w:r>
+          </w:p>
+        </w:tc>
+        <w:tc>
+          <w:tcPr/>
+          <w:p>
+            <w:pPr>
+              <w:pStyle w:val="Compact"/>
+            </w:pPr>
+            <w:r>
+              <w:t xml:space="preserve">1.08</w:t>
+            </w:r>
+          </w:p>
+        </w:tc>
+        <w:tc>
+          <w:tcPr/>
+          <w:p>
+            <w:pPr>
+              <w:pStyle w:val="Compact"/>
+            </w:pPr>
+            <w:r>
+              <w:t xml:space="preserve">[0.89, 1.31]</w:t>
+            </w:r>
+          </w:p>
+        </w:tc>
+        <w:tc>
+          <w:tcPr/>
+          <w:p>
+            <w:pPr>
+              <w:pStyle w:val="Compact"/>
+            </w:pPr>
+            <w:r>
+              <w:t xml:space="preserve">.428</w:t>
+            </w:r>
+          </w:p>
+        </w:tc>
+      </w:tr>
+      <w:tr>
+        <w:tc>
+          <w:tcPr/>
+          <w:p>
+            <w:pPr>
+              <w:pStyle w:val="Compact"/>
+            </w:pPr>
+          </w:p>
+        </w:tc>
+        <w:tc>
+          <w:tcPr/>
+          <w:p>
+            <w:pPr>
+              <w:pStyle w:val="Compact"/>
+            </w:pPr>
+            <w:r>
+              <w:rPr>
+                <w:b/>
+                <w:bCs/>
+              </w:rPr>
+              <w:t xml:space="preserve">HHI early (z)</w:t>
+            </w:r>
+          </w:p>
+        </w:tc>
+        <w:tc>
+          <w:tcPr/>
+          <w:p>
+            <w:pPr>
+              <w:pStyle w:val="Compact"/>
+            </w:pPr>
+            <w:r>
+              <w:rPr>
+                <w:b/>
+                <w:bCs/>
+              </w:rPr>
+              <w:t xml:space="preserve">1.32</w:t>
+            </w:r>
+          </w:p>
+        </w:tc>
+        <w:tc>
+          <w:tcPr/>
+          <w:p>
+            <w:pPr>
+              <w:pStyle w:val="Compact"/>
+            </w:pPr>
+            <w:r>
+              <w:rPr>
+                <w:b/>
+                <w:bCs/>
+              </w:rPr>
+              <w:t xml:space="preserve">[1.13, 1.54]</w:t>
+            </w:r>
+          </w:p>
+        </w:tc>
+        <w:tc>
+          <w:tcPr/>
+          <w:p>
+            <w:pPr>
+              <w:pStyle w:val="Compact"/>
+            </w:pPr>
+            <w:r>
+              <w:rPr>
+                <w:b/>
+                <w:bCs/>
+              </w:rPr>
+              <w:t xml:space="preserve">&lt; .001</w:t>
+            </w:r>
+          </w:p>
+        </w:tc>
+      </w:tr>
+      <w:tr>
+        <w:tc>
+          <w:tcPr/>
+          <w:p>
+            <w:pPr>
+              <w:pStyle w:val="Compact"/>
+            </w:pPr>
+          </w:p>
+        </w:tc>
+        <w:tc>
+          <w:tcPr/>
+          <w:p>
+            <w:pPr>
+              <w:pStyle w:val="Compact"/>
+            </w:pPr>
+            <w:r>
+              <w:t xml:space="preserve">Pre-milestone volume (z)</w:t>
+            </w:r>
+          </w:p>
+        </w:tc>
+        <w:tc>
+          <w:tcPr/>
+          <w:p>
+            <w:pPr>
+              <w:pStyle w:val="Compact"/>
+            </w:pPr>
+            <w:r>
+              <w:t xml:space="preserve">2.31</w:t>
+            </w:r>
+          </w:p>
+        </w:tc>
+        <w:tc>
+          <w:tcPr/>
+          <w:p>
+            <w:pPr>
+              <w:pStyle w:val="Compact"/>
+            </w:pPr>
+            <w:r>
+              <w:t xml:space="preserve">[1.97, 2.71]</w:t>
+            </w:r>
+          </w:p>
+        </w:tc>
+        <w:tc>
+          <w:tcPr/>
+          <w:p>
+            <w:pPr>
+              <w:pStyle w:val="Compact"/>
+            </w:pPr>
+            <w:r>
+              <w:t xml:space="preserve">&lt; .001</w:t>
+            </w:r>
+          </w:p>
+        </w:tc>
+      </w:tr>
+      <w:tr>
+        <w:tc>
+          <w:tcPr/>
+          <w:p>
+            <w:pPr>
+              <w:pStyle w:val="Compact"/>
+            </w:pPr>
+          </w:p>
+        </w:tc>
+        <w:tc>
+          <w:tcPr/>
+          <w:p>
+            <w:pPr>
+              <w:pStyle w:val="Compact"/>
+            </w:pPr>
+            <w:r>
+              <w:t xml:space="preserve">Tyrving main category (z)</w:t>
+            </w:r>
+          </w:p>
+        </w:tc>
+        <w:tc>
+          <w:tcPr/>
+          <w:p>
+            <w:pPr>
+              <w:pStyle w:val="Compact"/>
+            </w:pPr>
+            <w:r>
+              <w:t xml:space="preserve">1.08</w:t>
+            </w:r>
+          </w:p>
+        </w:tc>
+        <w:tc>
+          <w:tcPr/>
+          <w:p>
+            <w:pPr>
+              <w:pStyle w:val="Compact"/>
+            </w:pPr>
+            <w:r>
+              <w:t xml:space="preserve">[0.89, 1.32]</w:t>
+            </w:r>
+          </w:p>
+        </w:tc>
+        <w:tc>
+          <w:tcPr/>
+          <w:p>
+            <w:pPr>
+              <w:pStyle w:val="Compact"/>
+            </w:pPr>
+            <w:r>
+              <w:t xml:space="preserve">.445</w:t>
+            </w:r>
+          </w:p>
+        </w:tc>
+      </w:tr>
+      <w:tr>
+        <w:tc>
+          <w:tcPr/>
+          <w:p>
+            <w:pPr>
+              <w:pStyle w:val="Compact"/>
+            </w:pPr>
+            <w:r>
+              <w:rPr>
+                <w:b/>
+                <w:bCs/>
+              </w:rPr>
+              <w:t xml:space="preserve">C</w:t>
+            </w:r>
+            <w:r>
+              <w:t xml:space="preserve">: Tyrving main replaces tyrving_best</w:t>
+            </w:r>
+          </w:p>
+        </w:tc>
+        <w:tc>
+          <w:tcPr/>
+          <w:p>
+            <w:pPr>
+              <w:pStyle w:val="Compact"/>
+            </w:pPr>
+            <w:r>
+              <w:t xml:space="preserve">Female</w:t>
+            </w:r>
+          </w:p>
+        </w:tc>
+        <w:tc>
+          <w:tcPr/>
+          <w:p>
+            <w:pPr>
+              <w:pStyle w:val="Compact"/>
+            </w:pPr>
+            <w:r>
+              <w:t xml:space="preserve">0.62</w:t>
+            </w:r>
+          </w:p>
+        </w:tc>
+        <w:tc>
+          <w:tcPr/>
+          <w:p>
+            <w:pPr>
+              <w:pStyle w:val="Compact"/>
+            </w:pPr>
+            <w:r>
+              <w:t xml:space="preserve">[0.47, 0.83]</w:t>
+            </w:r>
+          </w:p>
+        </w:tc>
+        <w:tc>
+          <w:tcPr/>
+          <w:p>
+            <w:pPr>
+              <w:pStyle w:val="Compact"/>
+            </w:pPr>
+            <w:r>
+              <w:t xml:space="preserve">.001</w:t>
+            </w:r>
+          </w:p>
+        </w:tc>
+      </w:tr>
+      <w:tr>
+        <w:tc>
+          <w:tcPr/>
+          <w:p>
+            <w:pPr>
+              <w:pStyle w:val="Compact"/>
+            </w:pPr>
+            <w:r>
+              <w:t xml:space="preserve">n = 1,632</w:t>
+            </w:r>
+          </w:p>
+        </w:tc>
+        <w:tc>
+          <w:tcPr/>
+          <w:p>
+            <w:pPr>
+              <w:pStyle w:val="Compact"/>
+            </w:pPr>
+            <w:r>
+              <w:t xml:space="preserve">Tyrving main category (z)</w:t>
+            </w:r>
+          </w:p>
+        </w:tc>
+        <w:tc>
+          <w:tcPr/>
+          <w:p>
+            <w:pPr>
+              <w:pStyle w:val="Compact"/>
+            </w:pPr>
+            <w:r>
+              <w:t xml:space="preserve">1.13</w:t>
+            </w:r>
+          </w:p>
+        </w:tc>
+        <w:tc>
+          <w:tcPr/>
+          <w:p>
+            <w:pPr>
+              <w:pStyle w:val="Compact"/>
+            </w:pPr>
+            <w:r>
+              <w:t xml:space="preserve">[0.96, 1.34]</w:t>
+            </w:r>
+          </w:p>
+        </w:tc>
+        <w:tc>
+          <w:tcPr/>
+          <w:p>
+            <w:pPr>
+              <w:pStyle w:val="Compact"/>
+            </w:pPr>
+            <w:r>
+              <w:t xml:space="preserve">.128</w:t>
+            </w:r>
+          </w:p>
+        </w:tc>
+      </w:tr>
+      <w:tr>
+        <w:tc>
+          <w:tcPr/>
+          <w:p>
+            <w:pPr>
+              <w:pStyle w:val="Compact"/>
+            </w:pPr>
+          </w:p>
+        </w:tc>
+        <w:tc>
+          <w:tcPr/>
+          <w:p>
+            <w:pPr>
+              <w:pStyle w:val="Compact"/>
+            </w:pPr>
+            <w:r>
+              <w:rPr>
+                <w:b/>
+                <w:bCs/>
+              </w:rPr>
+              <w:t xml:space="preserve">HHI early (z)</w:t>
+            </w:r>
+          </w:p>
+        </w:tc>
+        <w:tc>
+          <w:tcPr/>
+          <w:p>
+            <w:pPr>
+              <w:pStyle w:val="Compact"/>
+            </w:pPr>
+            <w:r>
+              <w:rPr>
+                <w:b/>
+                <w:bCs/>
+              </w:rPr>
+              <w:t xml:space="preserve">1.33</w:t>
+            </w:r>
+          </w:p>
+        </w:tc>
+        <w:tc>
+          <w:tcPr/>
+          <w:p>
+            <w:pPr>
+              <w:pStyle w:val="Compact"/>
+            </w:pPr>
+            <w:r>
+              <w:rPr>
+                <w:b/>
+                <w:bCs/>
+              </w:rPr>
+              <w:t xml:space="preserve">[1.15, 1.54]</w:t>
+            </w:r>
+          </w:p>
+        </w:tc>
+        <w:tc>
+          <w:tcPr/>
+          <w:p>
+            <w:pPr>
+              <w:pStyle w:val="Compact"/>
+            </w:pPr>
+            <w:r>
+              <w:rPr>
+                <w:b/>
+                <w:bCs/>
+              </w:rPr>
+              <w:t xml:space="preserve">&lt; .001</w:t>
+            </w:r>
+          </w:p>
+        </w:tc>
+      </w:tr>
+      <w:tr>
+        <w:tc>
+          <w:tcPr/>
+          <w:p>
+            <w:pPr>
+              <w:pStyle w:val="Compact"/>
+            </w:pPr>
+          </w:p>
+        </w:tc>
+        <w:tc>
+          <w:tcPr/>
+          <w:p>
+            <w:pPr>
+              <w:pStyle w:val="Compact"/>
+            </w:pPr>
+            <w:r>
+              <w:t xml:space="preserve">Pre-milestone volume (z)</w:t>
+            </w:r>
+          </w:p>
+        </w:tc>
+        <w:tc>
+          <w:tcPr/>
+          <w:p>
+            <w:pPr>
+              <w:pStyle w:val="Compact"/>
+            </w:pPr>
+            <w:r>
+              <w:t xml:space="preserve">2.32</w:t>
+            </w:r>
+          </w:p>
+        </w:tc>
+        <w:tc>
+          <w:tcPr/>
+          <w:p>
+            <w:pPr>
+              <w:pStyle w:val="Compact"/>
+            </w:pPr>
+            <w:r>
+              <w:t xml:space="preserve">[1.99, 2.70]</w:t>
+            </w:r>
+          </w:p>
+        </w:tc>
+        <w:tc>
+          <w:tcPr/>
+          <w:p>
+            <w:pPr>
+              <w:pStyle w:val="Compact"/>
+            </w:pPr>
+            <w:r>
+              <w:t xml:space="preserve">&lt; .001</w:t>
+            </w:r>
+          </w:p>
+        </w:tc>
+      </w:tr>
+    </w:tbl>
+    <w:p>
+      <w:pPr>
+        <w:pStyle w:val="BodyText"/>
+      </w:pPr>
+      <w:r>
+        <w:rPr>
+          <w:i/>
+          <w:iCs/>
+        </w:rPr>
+        <w:t xml:space="preserve">Note.</w:t>
+      </w:r>
+      <w:r>
+        <w:t xml:space="preserve"> </w:t>
+      </w:r>
+      <w:r>
+        <w:t xml:space="preserve">Correlations: HHI early vs. Tyrving best, r = –0.07; HHI early vs. Tyrving main category, r = –0.05; Tyrving best vs. Tyrving main, r = 0.63. HHI and performance are essentially uncorrelated. The HHI effect is virtually identical across the three specifications (OR 1.32–1.36), and primary-category Tyrving is itself not a significant predictor of retention in any model. The HHI association is therefore not capturing a hidden main-event performance effect.</w:t>
+      </w:r>
+    </w:p>
+    <w:p>
+      <w:pPr>
+        <w:pStyle w:val="BodyText"/>
+      </w:pPr>
+      <w:r>
+        <w:rPr>
+          <w:i/>
+          <w:iCs/>
+        </w:rPr>
+        <w:t xml:space="preserve">Note.</w:t>
+      </w:r>
+      <w:r>
+        <w:t xml:space="preserve"> </w:t>
+      </w:r>
+      <w:r>
+        <w:t xml:space="preserve">This table includes post-baseline behavioral predictors (ages 15–16) and therefore overlaps with the early portion of the at-risk window; AUCs are descriptive rather than ordinary prospective prediction quantities.</w:t>
+      </w:r>
+    </w:p>
     <w:bookmarkEnd w:id="34"/>
+    <w:bookmarkEnd w:id="35"/>
     <w:sectPr>
       <w:footnotePr>
         <w:numRestart w:val="eachSect"/>
